--- a/doc/[ORIGINAL] DRS Modelo Generalista 01.docx
+++ b/doc/[ORIGINAL] DRS Modelo Generalista 01.docx
@@ -168,7 +168,7 @@
       <w:pPr>
         <w:pStyle w:val="Ttulo2"/>
       </w:pPr>
-      <w:bookmarkStart w:id="0" w:name="_Toc238479870"/>
+      <w:bookmarkStart w:id="0" w:name="_Toc238480093"/>
       <w:r>
         <w:t xml:space="preserve">Versão </w:t>
       </w:r>
@@ -176,7 +176,19 @@
         <w:rPr>
           <w:color w:val="0070C0"/>
         </w:rPr>
-        <w:t>&lt;4.0&gt;</w:t>
+        <w:t>&lt;</w:t>
+      </w:r>
+      <w:r>
+        <w:rPr>
+          <w:color w:val="0070C0"/>
+        </w:rPr>
+        <w:t>5</w:t>
+      </w:r>
+      <w:r>
+        <w:rPr>
+          <w:color w:val="0070C0"/>
+        </w:rPr>
+        <w:t>.0&gt;</w:t>
       </w:r>
       <w:bookmarkEnd w:id="0"/>
     </w:p>
@@ -1352,13 +1364,13 @@
           <w:r>
             <w:fldChar w:fldCharType="separate"/>
           </w:r>
-          <w:hyperlink w:anchor="_Toc238479870" w:history="1">
+          <w:hyperlink w:anchor="_Toc238480093" w:history="1">
             <w:r>
               <w:rPr>
                 <w:rStyle w:val="Hyperlink"/>
                 <w:noProof/>
               </w:rPr>
-              <w:t>Versão &lt;4.0&gt;</w:t>
+              <w:t>Versão &lt;5.0&gt;</w:t>
             </w:r>
             <w:r>
               <w:rPr>
@@ -1379,7 +1391,7 @@
                 <w:noProof/>
                 <w:webHidden/>
               </w:rPr>
-              <w:instrText xml:space="preserve"> PAGEREF _Toc238479870 \h </w:instrText>
+              <w:instrText xml:space="preserve"> PAGEREF _Toc238480093 \h </w:instrText>
             </w:r>
             <w:r>
               <w:rPr>
@@ -1427,7 +1439,7 @@
               <w14:ligatures w14:val="standardContextual"/>
             </w:rPr>
           </w:pPr>
-          <w:hyperlink w:anchor="_Toc238479871" w:history="1">
+          <w:hyperlink w:anchor="_Toc238480094" w:history="1">
             <w:r>
               <w:rPr>
                 <w:rStyle w:val="Hyperlink"/>
@@ -1473,7 +1485,7 @@
                 <w:noProof/>
                 <w:webHidden/>
               </w:rPr>
-              <w:instrText xml:space="preserve"> PAGEREF _Toc238479871 \h </w:instrText>
+              <w:instrText xml:space="preserve"> PAGEREF _Toc238480094 \h </w:instrText>
             </w:r>
             <w:r>
               <w:rPr>
@@ -1521,7 +1533,7 @@
               <w14:ligatures w14:val="standardContextual"/>
             </w:rPr>
           </w:pPr>
-          <w:hyperlink w:anchor="_Toc238479872" w:history="1">
+          <w:hyperlink w:anchor="_Toc238480095" w:history="1">
             <w:r>
               <w:rPr>
                 <w:rStyle w:val="Hyperlink"/>
@@ -1567,7 +1579,7 @@
                 <w:noProof/>
                 <w:webHidden/>
               </w:rPr>
-              <w:instrText xml:space="preserve"> PAGEREF _Toc238479872 \h </w:instrText>
+              <w:instrText xml:space="preserve"> PAGEREF _Toc238480095 \h </w:instrText>
             </w:r>
             <w:r>
               <w:rPr>
@@ -1615,7 +1627,7 @@
               <w14:ligatures w14:val="standardContextual"/>
             </w:rPr>
           </w:pPr>
-          <w:hyperlink w:anchor="_Toc238479873" w:history="1">
+          <w:hyperlink w:anchor="_Toc238480096" w:history="1">
             <w:r>
               <w:rPr>
                 <w:rStyle w:val="Hyperlink"/>
@@ -1661,7 +1673,7 @@
                 <w:noProof/>
                 <w:webHidden/>
               </w:rPr>
-              <w:instrText xml:space="preserve"> PAGEREF _Toc238479873 \h </w:instrText>
+              <w:instrText xml:space="preserve"> PAGEREF _Toc238480096 \h </w:instrText>
             </w:r>
             <w:r>
               <w:rPr>
@@ -1709,7 +1721,7 @@
               <w14:ligatures w14:val="standardContextual"/>
             </w:rPr>
           </w:pPr>
-          <w:hyperlink w:anchor="_Toc238479874" w:history="1">
+          <w:hyperlink w:anchor="_Toc238480097" w:history="1">
             <w:r>
               <w:rPr>
                 <w:rStyle w:val="Hyperlink"/>
@@ -1755,7 +1767,7 @@
                 <w:noProof/>
                 <w:webHidden/>
               </w:rPr>
-              <w:instrText xml:space="preserve"> PAGEREF _Toc238479874 \h </w:instrText>
+              <w:instrText xml:space="preserve"> PAGEREF _Toc238480097 \h </w:instrText>
             </w:r>
             <w:r>
               <w:rPr>
@@ -1803,7 +1815,7 @@
               <w14:ligatures w14:val="standardContextual"/>
             </w:rPr>
           </w:pPr>
-          <w:hyperlink w:anchor="_Toc238479875" w:history="1">
+          <w:hyperlink w:anchor="_Toc238480098" w:history="1">
             <w:r>
               <w:rPr>
                 <w:rStyle w:val="Hyperlink"/>
@@ -1849,7 +1861,7 @@
                 <w:noProof/>
                 <w:webHidden/>
               </w:rPr>
-              <w:instrText xml:space="preserve"> PAGEREF _Toc238479875 \h </w:instrText>
+              <w:instrText xml:space="preserve"> PAGEREF _Toc238480098 \h </w:instrText>
             </w:r>
             <w:r>
               <w:rPr>
@@ -1897,7 +1909,7 @@
               <w14:ligatures w14:val="standardContextual"/>
             </w:rPr>
           </w:pPr>
-          <w:hyperlink w:anchor="_Toc238479876" w:history="1">
+          <w:hyperlink w:anchor="_Toc238480099" w:history="1">
             <w:r>
               <w:rPr>
                 <w:rStyle w:val="Hyperlink"/>
@@ -1943,7 +1955,7 @@
                 <w:noProof/>
                 <w:webHidden/>
               </w:rPr>
-              <w:instrText xml:space="preserve"> PAGEREF _Toc238479876 \h </w:instrText>
+              <w:instrText xml:space="preserve"> PAGEREF _Toc238480099 \h </w:instrText>
             </w:r>
             <w:r>
               <w:rPr>
@@ -1991,7 +2003,7 @@
               <w14:ligatures w14:val="standardContextual"/>
             </w:rPr>
           </w:pPr>
-          <w:hyperlink w:anchor="_Toc238479877" w:history="1">
+          <w:hyperlink w:anchor="_Toc238480100" w:history="1">
             <w:r>
               <w:rPr>
                 <w:rStyle w:val="Hyperlink"/>
@@ -2037,7 +2049,7 @@
                 <w:noProof/>
                 <w:webHidden/>
               </w:rPr>
-              <w:instrText xml:space="preserve"> PAGEREF _Toc238479877 \h </w:instrText>
+              <w:instrText xml:space="preserve"> PAGEREF _Toc238480100 \h </w:instrText>
             </w:r>
             <w:r>
               <w:rPr>
@@ -2085,7 +2097,7 @@
               <w14:ligatures w14:val="standardContextual"/>
             </w:rPr>
           </w:pPr>
-          <w:hyperlink w:anchor="_Toc238479878" w:history="1">
+          <w:hyperlink w:anchor="_Toc238480101" w:history="1">
             <w:r>
               <w:rPr>
                 <w:rStyle w:val="Hyperlink"/>
@@ -2131,7 +2143,7 @@
                 <w:noProof/>
                 <w:webHidden/>
               </w:rPr>
-              <w:instrText xml:space="preserve"> PAGEREF _Toc238479878 \h </w:instrText>
+              <w:instrText xml:space="preserve"> PAGEREF _Toc238480101 \h </w:instrText>
             </w:r>
             <w:r>
               <w:rPr>
@@ -2178,7 +2190,7 @@
               <w14:ligatures w14:val="standardContextual"/>
             </w:rPr>
           </w:pPr>
-          <w:hyperlink w:anchor="_Toc238479879" w:history="1">
+          <w:hyperlink w:anchor="_Toc238480102" w:history="1">
             <w:r>
               <w:rPr>
                 <w:rStyle w:val="Hyperlink"/>
@@ -2205,7 +2217,7 @@
                 <w:noProof/>
                 <w:webHidden/>
               </w:rPr>
-              <w:instrText xml:space="preserve"> PAGEREF _Toc238479879 \h </w:instrText>
+              <w:instrText xml:space="preserve"> PAGEREF _Toc238480102 \h </w:instrText>
             </w:r>
             <w:r>
               <w:rPr>
@@ -2253,7 +2265,7 @@
               <w14:ligatures w14:val="standardContextual"/>
             </w:rPr>
           </w:pPr>
-          <w:hyperlink w:anchor="_Toc238479880" w:history="1">
+          <w:hyperlink w:anchor="_Toc238480103" w:history="1">
             <w:r>
               <w:rPr>
                 <w:rStyle w:val="Hyperlink"/>
@@ -2299,7 +2311,7 @@
                 <w:noProof/>
                 <w:webHidden/>
               </w:rPr>
-              <w:instrText xml:space="preserve"> PAGEREF _Toc238479880 \h </w:instrText>
+              <w:instrText xml:space="preserve"> PAGEREF _Toc238480103 \h </w:instrText>
             </w:r>
             <w:r>
               <w:rPr>
@@ -2347,7 +2359,7 @@
               <w14:ligatures w14:val="standardContextual"/>
             </w:rPr>
           </w:pPr>
-          <w:hyperlink w:anchor="_Toc238479881" w:history="1">
+          <w:hyperlink w:anchor="_Toc238480104" w:history="1">
             <w:r>
               <w:rPr>
                 <w:rStyle w:val="Hyperlink"/>
@@ -2393,7 +2405,7 @@
                 <w:noProof/>
                 <w:webHidden/>
               </w:rPr>
-              <w:instrText xml:space="preserve"> PAGEREF _Toc238479881 \h </w:instrText>
+              <w:instrText xml:space="preserve"> PAGEREF _Toc238480104 \h </w:instrText>
             </w:r>
             <w:r>
               <w:rPr>
@@ -2441,7 +2453,7 @@
               <w14:ligatures w14:val="standardContextual"/>
             </w:rPr>
           </w:pPr>
-          <w:hyperlink w:anchor="_Toc238479882" w:history="1">
+          <w:hyperlink w:anchor="_Toc238480105" w:history="1">
             <w:r>
               <w:rPr>
                 <w:rStyle w:val="Hyperlink"/>
@@ -2487,7 +2499,7 @@
                 <w:noProof/>
                 <w:webHidden/>
               </w:rPr>
-              <w:instrText xml:space="preserve"> PAGEREF _Toc238479882 \h </w:instrText>
+              <w:instrText xml:space="preserve"> PAGEREF _Toc238480105 \h </w:instrText>
             </w:r>
             <w:r>
               <w:rPr>
@@ -2535,7 +2547,7 @@
               <w14:ligatures w14:val="standardContextual"/>
             </w:rPr>
           </w:pPr>
-          <w:hyperlink w:anchor="_Toc238479883" w:history="1">
+          <w:hyperlink w:anchor="_Toc238480106" w:history="1">
             <w:r>
               <w:rPr>
                 <w:rStyle w:val="Hyperlink"/>
@@ -2581,7 +2593,7 @@
                 <w:noProof/>
                 <w:webHidden/>
               </w:rPr>
-              <w:instrText xml:space="preserve"> PAGEREF _Toc238479883 \h </w:instrText>
+              <w:instrText xml:space="preserve"> PAGEREF _Toc238480106 \h </w:instrText>
             </w:r>
             <w:r>
               <w:rPr>
@@ -2629,7 +2641,7 @@
               <w14:ligatures w14:val="standardContextual"/>
             </w:rPr>
           </w:pPr>
-          <w:hyperlink w:anchor="_Toc238479884" w:history="1">
+          <w:hyperlink w:anchor="_Toc238480107" w:history="1">
             <w:r>
               <w:rPr>
                 <w:rStyle w:val="Hyperlink"/>
@@ -2675,7 +2687,7 @@
                 <w:noProof/>
                 <w:webHidden/>
               </w:rPr>
-              <w:instrText xml:space="preserve"> PAGEREF _Toc238479884 \h </w:instrText>
+              <w:instrText xml:space="preserve"> PAGEREF _Toc238480107 \h </w:instrText>
             </w:r>
             <w:r>
               <w:rPr>
@@ -2723,7 +2735,7 @@
               <w14:ligatures w14:val="standardContextual"/>
             </w:rPr>
           </w:pPr>
-          <w:hyperlink w:anchor="_Toc238479885" w:history="1">
+          <w:hyperlink w:anchor="_Toc238480108" w:history="1">
             <w:r>
               <w:rPr>
                 <w:rStyle w:val="Hyperlink"/>
@@ -2769,7 +2781,7 @@
                 <w:noProof/>
                 <w:webHidden/>
               </w:rPr>
-              <w:instrText xml:space="preserve"> PAGEREF _Toc238479885 \h </w:instrText>
+              <w:instrText xml:space="preserve"> PAGEREF _Toc238480108 \h </w:instrText>
             </w:r>
             <w:r>
               <w:rPr>
@@ -2817,7 +2829,7 @@
               <w14:ligatures w14:val="standardContextual"/>
             </w:rPr>
           </w:pPr>
-          <w:hyperlink w:anchor="_Toc238479886" w:history="1">
+          <w:hyperlink w:anchor="_Toc238480109" w:history="1">
             <w:r>
               <w:rPr>
                 <w:rStyle w:val="Hyperlink"/>
@@ -2863,7 +2875,7 @@
                 <w:noProof/>
                 <w:webHidden/>
               </w:rPr>
-              <w:instrText xml:space="preserve"> PAGEREF _Toc238479886 \h </w:instrText>
+              <w:instrText xml:space="preserve"> PAGEREF _Toc238480109 \h </w:instrText>
             </w:r>
             <w:r>
               <w:rPr>
@@ -2911,7 +2923,7 @@
               <w14:ligatures w14:val="standardContextual"/>
             </w:rPr>
           </w:pPr>
-          <w:hyperlink w:anchor="_Toc238479887" w:history="1">
+          <w:hyperlink w:anchor="_Toc238480110" w:history="1">
             <w:r>
               <w:rPr>
                 <w:rStyle w:val="Hyperlink"/>
@@ -2957,7 +2969,7 @@
                 <w:noProof/>
                 <w:webHidden/>
               </w:rPr>
-              <w:instrText xml:space="preserve"> PAGEREF _Toc238479887 \h </w:instrText>
+              <w:instrText xml:space="preserve"> PAGEREF _Toc238480110 \h </w:instrText>
             </w:r>
             <w:r>
               <w:rPr>
@@ -3005,7 +3017,7 @@
               <w14:ligatures w14:val="standardContextual"/>
             </w:rPr>
           </w:pPr>
-          <w:hyperlink w:anchor="_Toc238479888" w:history="1">
+          <w:hyperlink w:anchor="_Toc238480111" w:history="1">
             <w:r>
               <w:rPr>
                 <w:rStyle w:val="Hyperlink"/>
@@ -3051,7 +3063,7 @@
                 <w:noProof/>
                 <w:webHidden/>
               </w:rPr>
-              <w:instrText xml:space="preserve"> PAGEREF _Toc238479888 \h </w:instrText>
+              <w:instrText xml:space="preserve"> PAGEREF _Toc238480111 \h </w:instrText>
             </w:r>
             <w:r>
               <w:rPr>
@@ -3099,7 +3111,7 @@
               <w14:ligatures w14:val="standardContextual"/>
             </w:rPr>
           </w:pPr>
-          <w:hyperlink w:anchor="_Toc238479889" w:history="1">
+          <w:hyperlink w:anchor="_Toc238480112" w:history="1">
             <w:r>
               <w:rPr>
                 <w:rStyle w:val="Hyperlink"/>
@@ -3145,7 +3157,7 @@
                 <w:noProof/>
                 <w:webHidden/>
               </w:rPr>
-              <w:instrText xml:space="preserve"> PAGEREF _Toc238479889 \h </w:instrText>
+              <w:instrText xml:space="preserve"> PAGEREF _Toc238480112 \h </w:instrText>
             </w:r>
             <w:r>
               <w:rPr>
@@ -3193,7 +3205,7 @@
               <w14:ligatures w14:val="standardContextual"/>
             </w:rPr>
           </w:pPr>
-          <w:hyperlink w:anchor="_Toc238479890" w:history="1">
+          <w:hyperlink w:anchor="_Toc238480113" w:history="1">
             <w:r>
               <w:rPr>
                 <w:rStyle w:val="Hyperlink"/>
@@ -3239,7 +3251,7 @@
                 <w:noProof/>
                 <w:webHidden/>
               </w:rPr>
-              <w:instrText xml:space="preserve"> PAGEREF _Toc238479890 \h </w:instrText>
+              <w:instrText xml:space="preserve"> PAGEREF _Toc238480113 \h </w:instrText>
             </w:r>
             <w:r>
               <w:rPr>
@@ -3287,7 +3299,7 @@
               <w14:ligatures w14:val="standardContextual"/>
             </w:rPr>
           </w:pPr>
-          <w:hyperlink w:anchor="_Toc238479891" w:history="1">
+          <w:hyperlink w:anchor="_Toc238480114" w:history="1">
             <w:r>
               <w:rPr>
                 <w:rStyle w:val="Hyperlink"/>
@@ -3333,7 +3345,7 @@
                 <w:noProof/>
                 <w:webHidden/>
               </w:rPr>
-              <w:instrText xml:space="preserve"> PAGEREF _Toc238479891 \h </w:instrText>
+              <w:instrText xml:space="preserve"> PAGEREF _Toc238480114 \h </w:instrText>
             </w:r>
             <w:r>
               <w:rPr>
@@ -3381,7 +3393,7 @@
               <w14:ligatures w14:val="standardContextual"/>
             </w:rPr>
           </w:pPr>
-          <w:hyperlink w:anchor="_Toc238479892" w:history="1">
+          <w:hyperlink w:anchor="_Toc238480115" w:history="1">
             <w:r>
               <w:rPr>
                 <w:rStyle w:val="Hyperlink"/>
@@ -3427,7 +3439,7 @@
                 <w:noProof/>
                 <w:webHidden/>
               </w:rPr>
-              <w:instrText xml:space="preserve"> PAGEREF _Toc238479892 \h </w:instrText>
+              <w:instrText xml:space="preserve"> PAGEREF _Toc238480115 \h </w:instrText>
             </w:r>
             <w:r>
               <w:rPr>
@@ -3475,7 +3487,7 @@
               <w14:ligatures w14:val="standardContextual"/>
             </w:rPr>
           </w:pPr>
-          <w:hyperlink w:anchor="_Toc238479893" w:history="1">
+          <w:hyperlink w:anchor="_Toc238480116" w:history="1">
             <w:r>
               <w:rPr>
                 <w:rStyle w:val="Hyperlink"/>
@@ -3521,7 +3533,7 @@
                 <w:noProof/>
                 <w:webHidden/>
               </w:rPr>
-              <w:instrText xml:space="preserve"> PAGEREF _Toc238479893 \h </w:instrText>
+              <w:instrText xml:space="preserve"> PAGEREF _Toc238480116 \h </w:instrText>
             </w:r>
             <w:r>
               <w:rPr>
@@ -3569,7 +3581,7 @@
               <w14:ligatures w14:val="standardContextual"/>
             </w:rPr>
           </w:pPr>
-          <w:hyperlink w:anchor="_Toc238479894" w:history="1">
+          <w:hyperlink w:anchor="_Toc238480117" w:history="1">
             <w:r>
               <w:rPr>
                 <w:rStyle w:val="Hyperlink"/>
@@ -3615,7 +3627,7 @@
                 <w:noProof/>
                 <w:webHidden/>
               </w:rPr>
-              <w:instrText xml:space="preserve"> PAGEREF _Toc238479894 \h </w:instrText>
+              <w:instrText xml:space="preserve"> PAGEREF _Toc238480117 \h </w:instrText>
             </w:r>
             <w:r>
               <w:rPr>
@@ -3663,7 +3675,7 @@
               <w14:ligatures w14:val="standardContextual"/>
             </w:rPr>
           </w:pPr>
-          <w:hyperlink w:anchor="_Toc238479895" w:history="1">
+          <w:hyperlink w:anchor="_Toc238480118" w:history="1">
             <w:r>
               <w:rPr>
                 <w:rStyle w:val="Hyperlink"/>
@@ -3709,7 +3721,7 @@
                 <w:noProof/>
                 <w:webHidden/>
               </w:rPr>
-              <w:instrText xml:space="preserve"> PAGEREF _Toc238479895 \h </w:instrText>
+              <w:instrText xml:space="preserve"> PAGEREF _Toc238480118 \h </w:instrText>
             </w:r>
             <w:r>
               <w:rPr>
@@ -3757,7 +3769,7 @@
               <w14:ligatures w14:val="standardContextual"/>
             </w:rPr>
           </w:pPr>
-          <w:hyperlink w:anchor="_Toc238479896" w:history="1">
+          <w:hyperlink w:anchor="_Toc238480119" w:history="1">
             <w:r>
               <w:rPr>
                 <w:rStyle w:val="Hyperlink"/>
@@ -3803,7 +3815,7 @@
                 <w:noProof/>
                 <w:webHidden/>
               </w:rPr>
-              <w:instrText xml:space="preserve"> PAGEREF _Toc238479896 \h </w:instrText>
+              <w:instrText xml:space="preserve"> PAGEREF _Toc238480119 \h </w:instrText>
             </w:r>
             <w:r>
               <w:rPr>
@@ -3852,7 +3864,7 @@
       <w:r>
         <w:br w:type="page"/>
       </w:r>
-      <w:bookmarkStart w:id="2" w:name="_Toc238479871"/>
+      <w:bookmarkStart w:id="2" w:name="_Toc238480094"/>
       <w:r>
         <w:lastRenderedPageBreak/>
         <w:t>Introdução</w:t>
@@ -3864,7 +3876,7 @@
       <w:pPr>
         <w:pStyle w:val="Ttulo1"/>
       </w:pPr>
-      <w:bookmarkStart w:id="3" w:name="_Toc238479872"/>
+      <w:bookmarkStart w:id="3" w:name="_Toc238480095"/>
       <w:r>
         <w:t>Objetivos deste documento</w:t>
       </w:r>
@@ -3902,7 +3914,7 @@
       <w:pPr>
         <w:pStyle w:val="Ttulo1"/>
       </w:pPr>
-      <w:bookmarkStart w:id="5" w:name="_Toc238479873"/>
+      <w:bookmarkStart w:id="5" w:name="_Toc238480096"/>
       <w:r>
         <w:t>Escopo do produto</w:t>
       </w:r>
@@ -4226,7 +4238,7 @@
           <w:numId w:val="18"/>
         </w:numPr>
       </w:pPr>
-      <w:bookmarkStart w:id="6" w:name="_Toc238479874"/>
+      <w:bookmarkStart w:id="6" w:name="_Toc238480097"/>
       <w:r>
         <w:t>Missão do produto</w:t>
       </w:r>
@@ -4271,7 +4283,7 @@
           <w:numId w:val="18"/>
         </w:numPr>
       </w:pPr>
-      <w:bookmarkStart w:id="7" w:name="_Toc238479875"/>
+      <w:bookmarkStart w:id="7" w:name="_Toc238480098"/>
       <w:r>
         <w:t>Definições e siglas</w:t>
       </w:r>
@@ -5292,7 +5304,7 @@
           <w:numId w:val="18"/>
         </w:numPr>
       </w:pPr>
-      <w:bookmarkStart w:id="8" w:name="_Toc238479876"/>
+      <w:bookmarkStart w:id="8" w:name="_Toc238480099"/>
       <w:r>
         <w:t>Técnica(s) utilizada(s) para levantamento de requisitos</w:t>
       </w:r>
@@ -5334,7 +5346,7 @@
           <w:szCs w:val="24"/>
         </w:rPr>
       </w:pPr>
-      <w:bookmarkStart w:id="9" w:name="_Toc238479877"/>
+      <w:bookmarkStart w:id="9" w:name="_Toc238480100"/>
       <w:r>
         <w:rPr>
           <w:szCs w:val="24"/>
@@ -5352,7 +5364,7 @@
           <w:numId w:val="18"/>
         </w:numPr>
       </w:pPr>
-      <w:bookmarkStart w:id="10" w:name="_Toc238479878"/>
+      <w:bookmarkStart w:id="10" w:name="_Toc238480101"/>
       <w:r>
         <w:t>Perspectiva do produto</w:t>
       </w:r>
@@ -5515,7 +5527,7 @@
         </w:numPr>
         <w:ind w:left="720" w:hanging="360"/>
       </w:pPr>
-      <w:bookmarkStart w:id="11" w:name="_Toc238479879"/>
+      <w:bookmarkStart w:id="11" w:name="_Toc238480102"/>
       <w:r>
         <w:t xml:space="preserve">4.2 </w:t>
       </w:r>
@@ -5997,7 +6009,7 @@
           <w:szCs w:val="24"/>
         </w:rPr>
       </w:pPr>
-      <w:bookmarkStart w:id="12" w:name="_Toc238479880"/>
+      <w:bookmarkStart w:id="12" w:name="_Toc238480103"/>
       <w:r>
         <w:rPr>
           <w:szCs w:val="24"/>
@@ -6015,7 +6027,7 @@
           <w:numId w:val="18"/>
         </w:numPr>
       </w:pPr>
-      <w:bookmarkStart w:id="13" w:name="_Toc238479881"/>
+      <w:bookmarkStart w:id="13" w:name="_Toc238480104"/>
       <w:r>
         <w:t>Identificação dos requisitos</w:t>
       </w:r>
@@ -6053,7 +6065,7 @@
           <w:numId w:val="18"/>
         </w:numPr>
       </w:pPr>
-      <w:bookmarkStart w:id="14" w:name="_Toc238479882"/>
+      <w:bookmarkStart w:id="14" w:name="_Toc238480105"/>
       <w:r>
         <w:t>Prioridades dos requisitos</w:t>
       </w:r>
@@ -6359,7 +6371,7 @@
           <w:numId w:val="18"/>
         </w:numPr>
       </w:pPr>
-      <w:bookmarkStart w:id="15" w:name="_Toc238479883"/>
+      <w:bookmarkStart w:id="15" w:name="_Toc238480106"/>
       <w:r>
         <w:t>Requisitos Funcionais (RF)</w:t>
       </w:r>
@@ -7069,7 +7081,7 @@
       <w:pPr>
         <w:pStyle w:val="Ttulo1"/>
       </w:pPr>
-      <w:bookmarkStart w:id="16" w:name="_Toc238479884"/>
+      <w:bookmarkStart w:id="16" w:name="_Toc238480107"/>
       <w:r>
         <w:lastRenderedPageBreak/>
         <w:t>Diagrama de casos de uso</w:t>
@@ -7087,7 +7099,7 @@
           <w:color w:val="0070C0"/>
         </w:rPr>
       </w:pPr>
-      <w:bookmarkStart w:id="17" w:name="_Toc238479885"/>
+      <w:bookmarkStart w:id="17" w:name="_Toc238480108"/>
       <w:r>
         <w:t xml:space="preserve">Casos de Uso: </w:t>
       </w:r>
@@ -7186,7 +7198,7 @@
           <w:color w:val="0070C0"/>
         </w:rPr>
       </w:pPr>
-      <w:bookmarkStart w:id="18" w:name="_Toc238479886"/>
+      <w:bookmarkStart w:id="18" w:name="_Toc238480109"/>
       <w:r>
         <w:t>Casos de Uso: Administrador Geral</w:t>
       </w:r>
@@ -7230,7 +7242,7 @@
           <w:numId w:val="18"/>
         </w:numPr>
       </w:pPr>
-      <w:bookmarkStart w:id="19" w:name="_Toc238479887"/>
+      <w:bookmarkStart w:id="19" w:name="_Toc238480110"/>
       <w:r>
         <w:t xml:space="preserve">[RU ADM01] – Gerenciamento </w:t>
       </w:r>
@@ -7657,7 +7669,7 @@
       <w:pPr>
         <w:pStyle w:val="Ttulo1"/>
       </w:pPr>
-      <w:bookmarkStart w:id="21" w:name="_Toc238479888"/>
+      <w:bookmarkStart w:id="21" w:name="_Toc238480111"/>
       <w:r>
         <w:t>Requisitos não funcionais</w:t>
       </w:r>
@@ -7695,7 +7707,7 @@
           <w:numId w:val="18"/>
         </w:numPr>
       </w:pPr>
-      <w:bookmarkStart w:id="23" w:name="_Toc238479889"/>
+      <w:bookmarkStart w:id="23" w:name="_Toc238480112"/>
       <w:r>
         <w:t>[RNF 01] – Arquitetura do Sistema</w:t>
       </w:r>
@@ -7816,7 +7828,7 @@
           <w:numId w:val="18"/>
         </w:numPr>
       </w:pPr>
-      <w:bookmarkStart w:id="24" w:name="_Toc238479890"/>
+      <w:bookmarkStart w:id="24" w:name="_Toc238480113"/>
       <w:r>
         <w:t>[RNF 02] – Desempenho</w:t>
       </w:r>
@@ -7991,7 +8003,7 @@
           <w:numId w:val="18"/>
         </w:numPr>
       </w:pPr>
-      <w:bookmarkStart w:id="25" w:name="_Toc238479891"/>
+      <w:bookmarkStart w:id="25" w:name="_Toc238480114"/>
       <w:r>
         <w:t>[RNF 09] – Compatibilidade com Navegadores</w:t>
       </w:r>
@@ -8119,7 +8131,7 @@
       <w:r>
         <w:t xml:space="preserve"> </w:t>
       </w:r>
-      <w:bookmarkStart w:id="26" w:name="_Toc238479892"/>
+      <w:bookmarkStart w:id="26" w:name="_Toc238480115"/>
       <w:r>
         <w:t>[RNF 10] – Persistência das Informações</w:t>
       </w:r>
@@ -8251,7 +8263,7 @@
       <w:pPr>
         <w:pStyle w:val="Ttulo1"/>
       </w:pPr>
-      <w:bookmarkStart w:id="27" w:name="_Toc238479893"/>
+      <w:bookmarkStart w:id="27" w:name="_Toc238480116"/>
       <w:r>
         <w:t>Diagrama de Classes do Projeto</w:t>
       </w:r>
@@ -8741,7 +8753,7 @@
       <w:pPr>
         <w:pStyle w:val="Ttulo1"/>
       </w:pPr>
-      <w:bookmarkStart w:id="28" w:name="_Toc238479894"/>
+      <w:bookmarkStart w:id="28" w:name="_Toc238480117"/>
       <w:r>
         <w:t>Diagrama de Pacotes</w:t>
       </w:r>
@@ -9117,7 +9129,7 @@
       <w:pPr>
         <w:pStyle w:val="Ttulo1"/>
       </w:pPr>
-      <w:bookmarkStart w:id="29" w:name="_Toc238479895"/>
+      <w:bookmarkStart w:id="29" w:name="_Toc238480118"/>
       <w:r>
         <w:t>Cronograma do Projeto</w:t>
       </w:r>
@@ -10446,7 +10458,7 @@
       <w:pPr>
         <w:pStyle w:val="Ttulo1"/>
       </w:pPr>
-      <w:bookmarkStart w:id="30" w:name="_Toc238479896"/>
+      <w:bookmarkStart w:id="30" w:name="_Toc238480119"/>
       <w:r>
         <w:lastRenderedPageBreak/>
         <w:t>Anexo A</w:t>

--- a/doc/[ORIGINAL] DRS Modelo Generalista 01.docx
+++ b/doc/[ORIGINAL] DRS Modelo Generalista 01.docx
@@ -1297,17 +1297,6 @@
       <w:r>
         <w:br w:type="page"/>
       </w:r>
-      <w:r>
-        <w:rPr>
-          <w:rFonts w:ascii="Arial" w:eastAsia="Arial" w:hAnsi="Arial" w:cs="Arial"/>
-          <w:b/>
-          <w:bCs/>
-          <w:sz w:val="40"/>
-          <w:szCs w:val="40"/>
-        </w:rPr>
-        <w:lastRenderedPageBreak/>
-        <w:t>Sumário</w:t>
-      </w:r>
     </w:p>
     <w:p>
       <w:pPr>
@@ -1316,6 +1305,12 @@
     </w:p>
     <w:sdt>
       <w:sdtPr>
+        <w:rPr>
+          <w:rFonts w:ascii="Times New Roman" w:eastAsia="Times New Roman" w:hAnsi="Times New Roman" w:cs="Times New Roman"/>
+          <w:color w:val="auto"/>
+          <w:sz w:val="24"/>
+          <w:szCs w:val="24"/>
+        </w:rPr>
         <w:id w:val="1151336547"/>
         <w:docPartObj>
           <w:docPartGallery w:val="Table of Contents"/>
@@ -1324,20 +1319,26 @@
       </w:sdtPr>
       <w:sdtEndPr>
         <w:rPr>
-          <w:rFonts w:ascii="Times New Roman" w:eastAsia="Times New Roman" w:hAnsi="Times New Roman" w:cs="Times New Roman"/>
           <w:b/>
           <w:bCs/>
-          <w:color w:val="auto"/>
-          <w:sz w:val="24"/>
-          <w:szCs w:val="24"/>
         </w:rPr>
       </w:sdtEndPr>
       <w:sdtContent>
         <w:p>
           <w:pPr>
             <w:pStyle w:val="CabealhodoSumrio"/>
+            <w:rPr>
+              <w:rFonts w:ascii="Arial" w:hAnsi="Arial" w:cs="Arial"/>
+              <w:sz w:val="24"/>
+              <w:szCs w:val="24"/>
+            </w:rPr>
           </w:pPr>
           <w:r>
+            <w:rPr>
+              <w:rFonts w:ascii="Arial" w:hAnsi="Arial" w:cs="Arial"/>
+              <w:sz w:val="24"/>
+              <w:szCs w:val="24"/>
+            </w:rPr>
             <w:t>Sumário</w:t>
           </w:r>
         </w:p>
@@ -1348,7 +1349,7 @@
               <w:tab w:val="right" w:leader="dot" w:pos="9830"/>
             </w:tabs>
             <w:rPr>
-              <w:rFonts w:asciiTheme="minorHAnsi" w:eastAsiaTheme="minorEastAsia" w:hAnsiTheme="minorHAnsi" w:cstheme="minorBidi"/>
+              <w:rFonts w:ascii="Arial" w:eastAsiaTheme="minorEastAsia" w:hAnsi="Arial" w:cs="Arial"/>
               <w:smallCaps w:val="0"/>
               <w:noProof/>
               <w:kern w:val="2"/>
@@ -1356,24 +1357,35 @@
             </w:rPr>
           </w:pPr>
           <w:r>
+            <w:rPr>
+              <w:rFonts w:ascii="Arial" w:hAnsi="Arial" w:cs="Arial"/>
+            </w:rPr>
             <w:fldChar w:fldCharType="begin"/>
           </w:r>
           <w:r>
+            <w:rPr>
+              <w:rFonts w:ascii="Arial" w:hAnsi="Arial" w:cs="Arial"/>
+            </w:rPr>
             <w:instrText xml:space="preserve"> TOC \o "1-3" \h \z \u </w:instrText>
           </w:r>
           <w:r>
+            <w:rPr>
+              <w:rFonts w:ascii="Arial" w:hAnsi="Arial" w:cs="Arial"/>
+            </w:rPr>
             <w:fldChar w:fldCharType="separate"/>
           </w:r>
           <w:hyperlink w:anchor="_Toc238480093" w:history="1">
             <w:r>
               <w:rPr>
                 <w:rStyle w:val="Hyperlink"/>
+                <w:rFonts w:ascii="Arial" w:hAnsi="Arial" w:cs="Arial"/>
                 <w:noProof/>
               </w:rPr>
               <w:t>Versão &lt;5.0&gt;</w:t>
             </w:r>
             <w:r>
               <w:rPr>
+                <w:rFonts w:ascii="Arial" w:hAnsi="Arial" w:cs="Arial"/>
                 <w:noProof/>
                 <w:webHidden/>
               </w:rPr>
@@ -1381,6 +1393,7 @@
             </w:r>
             <w:r>
               <w:rPr>
+                <w:rFonts w:ascii="Arial" w:hAnsi="Arial" w:cs="Arial"/>
                 <w:noProof/>
                 <w:webHidden/>
               </w:rPr>
@@ -1388,6 +1401,7 @@
             </w:r>
             <w:r>
               <w:rPr>
+                <w:rFonts w:ascii="Arial" w:hAnsi="Arial" w:cs="Arial"/>
                 <w:noProof/>
                 <w:webHidden/>
               </w:rPr>
@@ -1395,12 +1409,14 @@
             </w:r>
             <w:r>
               <w:rPr>
-                <w:noProof/>
-                <w:webHidden/>
-              </w:rPr>
-            </w:r>
-            <w:r>
-              <w:rPr>
+                <w:rFonts w:ascii="Arial" w:hAnsi="Arial" w:cs="Arial"/>
+                <w:noProof/>
+                <w:webHidden/>
+              </w:rPr>
+            </w:r>
+            <w:r>
+              <w:rPr>
+                <w:rFonts w:ascii="Arial" w:hAnsi="Arial" w:cs="Arial"/>
                 <w:noProof/>
                 <w:webHidden/>
               </w:rPr>
@@ -1408,13 +1424,15 @@
             </w:r>
             <w:r>
               <w:rPr>
-                <w:noProof/>
-                <w:webHidden/>
-              </w:rPr>
-              <w:t>1</w:t>
-            </w:r>
-            <w:r>
-              <w:rPr>
+                <w:rFonts w:ascii="Arial" w:hAnsi="Arial" w:cs="Arial"/>
+                <w:noProof/>
+                <w:webHidden/>
+              </w:rPr>
+              <w:t>0</w:t>
+            </w:r>
+            <w:r>
+              <w:rPr>
+                <w:rFonts w:ascii="Arial" w:hAnsi="Arial" w:cs="Arial"/>
                 <w:noProof/>
                 <w:webHidden/>
               </w:rPr>
@@ -1430,7 +1448,7 @@
               <w:tab w:val="right" w:leader="dot" w:pos="9830"/>
             </w:tabs>
             <w:rPr>
-              <w:rFonts w:asciiTheme="minorHAnsi" w:eastAsiaTheme="minorEastAsia" w:hAnsiTheme="minorHAnsi" w:cstheme="minorBidi"/>
+              <w:rFonts w:ascii="Arial" w:eastAsiaTheme="minorEastAsia" w:hAnsi="Arial" w:cs="Arial"/>
               <w:b w:val="0"/>
               <w:bCs w:val="0"/>
               <w:caps w:val="0"/>
@@ -1443,13 +1461,14 @@
             <w:r>
               <w:rPr>
                 <w:rStyle w:val="Hyperlink"/>
+                <w:rFonts w:ascii="Arial" w:hAnsi="Arial" w:cs="Arial"/>
                 <w:noProof/>
               </w:rPr>
               <w:t>1.</w:t>
             </w:r>
             <w:r>
               <w:rPr>
-                <w:rFonts w:asciiTheme="minorHAnsi" w:eastAsiaTheme="minorEastAsia" w:hAnsiTheme="minorHAnsi" w:cstheme="minorBidi"/>
+                <w:rFonts w:ascii="Arial" w:eastAsiaTheme="minorEastAsia" w:hAnsi="Arial" w:cs="Arial"/>
                 <w:b w:val="0"/>
                 <w:bCs w:val="0"/>
                 <w:caps w:val="0"/>
@@ -1462,12 +1481,14 @@
             <w:r>
               <w:rPr>
                 <w:rStyle w:val="Hyperlink"/>
+                <w:rFonts w:ascii="Arial" w:hAnsi="Arial" w:cs="Arial"/>
                 <w:noProof/>
               </w:rPr>
               <w:t>Introdução</w:t>
             </w:r>
             <w:r>
               <w:rPr>
+                <w:rFonts w:ascii="Arial" w:hAnsi="Arial" w:cs="Arial"/>
                 <w:noProof/>
                 <w:webHidden/>
               </w:rPr>
@@ -1475,6 +1496,7 @@
             </w:r>
             <w:r>
               <w:rPr>
+                <w:rFonts w:ascii="Arial" w:hAnsi="Arial" w:cs="Arial"/>
                 <w:noProof/>
                 <w:webHidden/>
               </w:rPr>
@@ -1482,6 +1504,7 @@
             </w:r>
             <w:r>
               <w:rPr>
+                <w:rFonts w:ascii="Arial" w:hAnsi="Arial" w:cs="Arial"/>
                 <w:noProof/>
                 <w:webHidden/>
               </w:rPr>
@@ -1489,12 +1512,14 @@
             </w:r>
             <w:r>
               <w:rPr>
-                <w:noProof/>
-                <w:webHidden/>
-              </w:rPr>
-            </w:r>
-            <w:r>
-              <w:rPr>
+                <w:rFonts w:ascii="Arial" w:hAnsi="Arial" w:cs="Arial"/>
+                <w:noProof/>
+                <w:webHidden/>
+              </w:rPr>
+            </w:r>
+            <w:r>
+              <w:rPr>
+                <w:rFonts w:ascii="Arial" w:hAnsi="Arial" w:cs="Arial"/>
                 <w:noProof/>
                 <w:webHidden/>
               </w:rPr>
@@ -1502,13 +1527,15 @@
             </w:r>
             <w:r>
               <w:rPr>
-                <w:noProof/>
-                <w:webHidden/>
-              </w:rPr>
-              <w:t>4</w:t>
-            </w:r>
-            <w:r>
-              <w:rPr>
+                <w:rFonts w:ascii="Arial" w:hAnsi="Arial" w:cs="Arial"/>
+                <w:noProof/>
+                <w:webHidden/>
+              </w:rPr>
+              <w:t>3</w:t>
+            </w:r>
+            <w:r>
+              <w:rPr>
+                <w:rFonts w:ascii="Arial" w:hAnsi="Arial" w:cs="Arial"/>
                 <w:noProof/>
                 <w:webHidden/>
               </w:rPr>
@@ -1524,7 +1551,7 @@
               <w:tab w:val="right" w:leader="dot" w:pos="9830"/>
             </w:tabs>
             <w:rPr>
-              <w:rFonts w:asciiTheme="minorHAnsi" w:eastAsiaTheme="minorEastAsia" w:hAnsiTheme="minorHAnsi" w:cstheme="minorBidi"/>
+              <w:rFonts w:ascii="Arial" w:eastAsiaTheme="minorEastAsia" w:hAnsi="Arial" w:cs="Arial"/>
               <w:b w:val="0"/>
               <w:bCs w:val="0"/>
               <w:caps w:val="0"/>
@@ -1537,13 +1564,14 @@
             <w:r>
               <w:rPr>
                 <w:rStyle w:val="Hyperlink"/>
+                <w:rFonts w:ascii="Arial" w:hAnsi="Arial" w:cs="Arial"/>
                 <w:noProof/>
               </w:rPr>
               <w:t>2.</w:t>
             </w:r>
             <w:r>
               <w:rPr>
-                <w:rFonts w:asciiTheme="minorHAnsi" w:eastAsiaTheme="minorEastAsia" w:hAnsiTheme="minorHAnsi" w:cstheme="minorBidi"/>
+                <w:rFonts w:ascii="Arial" w:eastAsiaTheme="minorEastAsia" w:hAnsi="Arial" w:cs="Arial"/>
                 <w:b w:val="0"/>
                 <w:bCs w:val="0"/>
                 <w:caps w:val="0"/>
@@ -1556,12 +1584,14 @@
             <w:r>
               <w:rPr>
                 <w:rStyle w:val="Hyperlink"/>
+                <w:rFonts w:ascii="Arial" w:hAnsi="Arial" w:cs="Arial"/>
                 <w:noProof/>
               </w:rPr>
               <w:t>Objetivos deste documento</w:t>
             </w:r>
             <w:r>
               <w:rPr>
+                <w:rFonts w:ascii="Arial" w:hAnsi="Arial" w:cs="Arial"/>
                 <w:noProof/>
                 <w:webHidden/>
               </w:rPr>
@@ -1569,6 +1599,7 @@
             </w:r>
             <w:r>
               <w:rPr>
+                <w:rFonts w:ascii="Arial" w:hAnsi="Arial" w:cs="Arial"/>
                 <w:noProof/>
                 <w:webHidden/>
               </w:rPr>
@@ -1576,6 +1607,7 @@
             </w:r>
             <w:r>
               <w:rPr>
+                <w:rFonts w:ascii="Arial" w:hAnsi="Arial" w:cs="Arial"/>
                 <w:noProof/>
                 <w:webHidden/>
               </w:rPr>
@@ -1583,12 +1615,14 @@
             </w:r>
             <w:r>
               <w:rPr>
-                <w:noProof/>
-                <w:webHidden/>
-              </w:rPr>
-            </w:r>
-            <w:r>
-              <w:rPr>
+                <w:rFonts w:ascii="Arial" w:hAnsi="Arial" w:cs="Arial"/>
+                <w:noProof/>
+                <w:webHidden/>
+              </w:rPr>
+            </w:r>
+            <w:r>
+              <w:rPr>
+                <w:rFonts w:ascii="Arial" w:hAnsi="Arial" w:cs="Arial"/>
                 <w:noProof/>
                 <w:webHidden/>
               </w:rPr>
@@ -1596,13 +1630,15 @@
             </w:r>
             <w:r>
               <w:rPr>
-                <w:noProof/>
-                <w:webHidden/>
-              </w:rPr>
-              <w:t>4</w:t>
-            </w:r>
-            <w:r>
-              <w:rPr>
+                <w:rFonts w:ascii="Arial" w:hAnsi="Arial" w:cs="Arial"/>
+                <w:noProof/>
+                <w:webHidden/>
+              </w:rPr>
+              <w:t>3</w:t>
+            </w:r>
+            <w:r>
+              <w:rPr>
+                <w:rFonts w:ascii="Arial" w:hAnsi="Arial" w:cs="Arial"/>
                 <w:noProof/>
                 <w:webHidden/>
               </w:rPr>
@@ -1618,7 +1654,7 @@
               <w:tab w:val="right" w:leader="dot" w:pos="9830"/>
             </w:tabs>
             <w:rPr>
-              <w:rFonts w:asciiTheme="minorHAnsi" w:eastAsiaTheme="minorEastAsia" w:hAnsiTheme="minorHAnsi" w:cstheme="minorBidi"/>
+              <w:rFonts w:ascii="Arial" w:eastAsiaTheme="minorEastAsia" w:hAnsi="Arial" w:cs="Arial"/>
               <w:b w:val="0"/>
               <w:bCs w:val="0"/>
               <w:caps w:val="0"/>
@@ -1631,13 +1667,14 @@
             <w:r>
               <w:rPr>
                 <w:rStyle w:val="Hyperlink"/>
+                <w:rFonts w:ascii="Arial" w:hAnsi="Arial" w:cs="Arial"/>
                 <w:noProof/>
               </w:rPr>
               <w:t>3.</w:t>
             </w:r>
             <w:r>
               <w:rPr>
-                <w:rFonts w:asciiTheme="minorHAnsi" w:eastAsiaTheme="minorEastAsia" w:hAnsiTheme="minorHAnsi" w:cstheme="minorBidi"/>
+                <w:rFonts w:ascii="Arial" w:eastAsiaTheme="minorEastAsia" w:hAnsi="Arial" w:cs="Arial"/>
                 <w:b w:val="0"/>
                 <w:bCs w:val="0"/>
                 <w:caps w:val="0"/>
@@ -1650,12 +1687,14 @@
             <w:r>
               <w:rPr>
                 <w:rStyle w:val="Hyperlink"/>
+                <w:rFonts w:ascii="Arial" w:hAnsi="Arial" w:cs="Arial"/>
                 <w:noProof/>
               </w:rPr>
               <w:t>Escopo do produto</w:t>
             </w:r>
             <w:r>
               <w:rPr>
+                <w:rFonts w:ascii="Arial" w:hAnsi="Arial" w:cs="Arial"/>
                 <w:noProof/>
                 <w:webHidden/>
               </w:rPr>
@@ -1663,6 +1702,7 @@
             </w:r>
             <w:r>
               <w:rPr>
+                <w:rFonts w:ascii="Arial" w:hAnsi="Arial" w:cs="Arial"/>
                 <w:noProof/>
                 <w:webHidden/>
               </w:rPr>
@@ -1670,6 +1710,7 @@
             </w:r>
             <w:r>
               <w:rPr>
+                <w:rFonts w:ascii="Arial" w:hAnsi="Arial" w:cs="Arial"/>
                 <w:noProof/>
                 <w:webHidden/>
               </w:rPr>
@@ -1677,12 +1718,14 @@
             </w:r>
             <w:r>
               <w:rPr>
-                <w:noProof/>
-                <w:webHidden/>
-              </w:rPr>
-            </w:r>
-            <w:r>
-              <w:rPr>
+                <w:rFonts w:ascii="Arial" w:hAnsi="Arial" w:cs="Arial"/>
+                <w:noProof/>
+                <w:webHidden/>
+              </w:rPr>
+            </w:r>
+            <w:r>
+              <w:rPr>
+                <w:rFonts w:ascii="Arial" w:hAnsi="Arial" w:cs="Arial"/>
                 <w:noProof/>
                 <w:webHidden/>
               </w:rPr>
@@ -1690,13 +1733,15 @@
             </w:r>
             <w:r>
               <w:rPr>
-                <w:noProof/>
-                <w:webHidden/>
-              </w:rPr>
-              <w:t>4</w:t>
-            </w:r>
-            <w:r>
-              <w:rPr>
+                <w:rFonts w:ascii="Arial" w:hAnsi="Arial" w:cs="Arial"/>
+                <w:noProof/>
+                <w:webHidden/>
+              </w:rPr>
+              <w:t>3</w:t>
+            </w:r>
+            <w:r>
+              <w:rPr>
+                <w:rFonts w:ascii="Arial" w:hAnsi="Arial" w:cs="Arial"/>
                 <w:noProof/>
                 <w:webHidden/>
               </w:rPr>
@@ -1712,7 +1757,7 @@
               <w:tab w:val="right" w:leader="dot" w:pos="9830"/>
             </w:tabs>
             <w:rPr>
-              <w:rFonts w:asciiTheme="minorHAnsi" w:eastAsiaTheme="minorEastAsia" w:hAnsiTheme="minorHAnsi" w:cstheme="minorBidi"/>
+              <w:rFonts w:ascii="Arial" w:eastAsiaTheme="minorEastAsia" w:hAnsi="Arial" w:cs="Arial"/>
               <w:b w:val="0"/>
               <w:bCs w:val="0"/>
               <w:caps w:val="0"/>
@@ -1725,13 +1770,14 @@
             <w:r>
               <w:rPr>
                 <w:rStyle w:val="Hyperlink"/>
+                <w:rFonts w:ascii="Arial" w:hAnsi="Arial" w:cs="Arial"/>
                 <w:noProof/>
               </w:rPr>
               <w:t>3.2</w:t>
             </w:r>
             <w:r>
               <w:rPr>
-                <w:rFonts w:asciiTheme="minorHAnsi" w:eastAsiaTheme="minorEastAsia" w:hAnsiTheme="minorHAnsi" w:cstheme="minorBidi"/>
+                <w:rFonts w:ascii="Arial" w:eastAsiaTheme="minorEastAsia" w:hAnsi="Arial" w:cs="Arial"/>
                 <w:b w:val="0"/>
                 <w:bCs w:val="0"/>
                 <w:caps w:val="0"/>
@@ -1744,12 +1790,14 @@
             <w:r>
               <w:rPr>
                 <w:rStyle w:val="Hyperlink"/>
+                <w:rFonts w:ascii="Arial" w:hAnsi="Arial" w:cs="Arial"/>
                 <w:noProof/>
               </w:rPr>
               <w:t>Missão do produto</w:t>
             </w:r>
             <w:r>
               <w:rPr>
+                <w:rFonts w:ascii="Arial" w:hAnsi="Arial" w:cs="Arial"/>
                 <w:noProof/>
                 <w:webHidden/>
               </w:rPr>
@@ -1757,6 +1805,7 @@
             </w:r>
             <w:r>
               <w:rPr>
+                <w:rFonts w:ascii="Arial" w:hAnsi="Arial" w:cs="Arial"/>
                 <w:noProof/>
                 <w:webHidden/>
               </w:rPr>
@@ -1764,6 +1813,7 @@
             </w:r>
             <w:r>
               <w:rPr>
+                <w:rFonts w:ascii="Arial" w:hAnsi="Arial" w:cs="Arial"/>
                 <w:noProof/>
                 <w:webHidden/>
               </w:rPr>
@@ -1771,12 +1821,14 @@
             </w:r>
             <w:r>
               <w:rPr>
-                <w:noProof/>
-                <w:webHidden/>
-              </w:rPr>
-            </w:r>
-            <w:r>
-              <w:rPr>
+                <w:rFonts w:ascii="Arial" w:hAnsi="Arial" w:cs="Arial"/>
+                <w:noProof/>
+                <w:webHidden/>
+              </w:rPr>
+            </w:r>
+            <w:r>
+              <w:rPr>
+                <w:rFonts w:ascii="Arial" w:hAnsi="Arial" w:cs="Arial"/>
                 <w:noProof/>
                 <w:webHidden/>
               </w:rPr>
@@ -1784,13 +1836,15 @@
             </w:r>
             <w:r>
               <w:rPr>
-                <w:noProof/>
-                <w:webHidden/>
-              </w:rPr>
-              <w:t>4</w:t>
-            </w:r>
-            <w:r>
-              <w:rPr>
+                <w:rFonts w:ascii="Arial" w:hAnsi="Arial" w:cs="Arial"/>
+                <w:noProof/>
+                <w:webHidden/>
+              </w:rPr>
+              <w:t>3</w:t>
+            </w:r>
+            <w:r>
+              <w:rPr>
+                <w:rFonts w:ascii="Arial" w:hAnsi="Arial" w:cs="Arial"/>
                 <w:noProof/>
                 <w:webHidden/>
               </w:rPr>
@@ -1806,7 +1860,7 @@
               <w:tab w:val="right" w:leader="dot" w:pos="9830"/>
             </w:tabs>
             <w:rPr>
-              <w:rFonts w:asciiTheme="minorHAnsi" w:eastAsiaTheme="minorEastAsia" w:hAnsiTheme="minorHAnsi" w:cstheme="minorBidi"/>
+              <w:rFonts w:ascii="Arial" w:eastAsiaTheme="minorEastAsia" w:hAnsi="Arial" w:cs="Arial"/>
               <w:b w:val="0"/>
               <w:bCs w:val="0"/>
               <w:caps w:val="0"/>
@@ -1819,13 +1873,14 @@
             <w:r>
               <w:rPr>
                 <w:rStyle w:val="Hyperlink"/>
+                <w:rFonts w:ascii="Arial" w:hAnsi="Arial" w:cs="Arial"/>
                 <w:noProof/>
               </w:rPr>
               <w:t>3.3</w:t>
             </w:r>
             <w:r>
               <w:rPr>
-                <w:rFonts w:asciiTheme="minorHAnsi" w:eastAsiaTheme="minorEastAsia" w:hAnsiTheme="minorHAnsi" w:cstheme="minorBidi"/>
+                <w:rFonts w:ascii="Arial" w:eastAsiaTheme="minorEastAsia" w:hAnsi="Arial" w:cs="Arial"/>
                 <w:b w:val="0"/>
                 <w:bCs w:val="0"/>
                 <w:caps w:val="0"/>
@@ -1838,12 +1893,14 @@
             <w:r>
               <w:rPr>
                 <w:rStyle w:val="Hyperlink"/>
+                <w:rFonts w:ascii="Arial" w:hAnsi="Arial" w:cs="Arial"/>
                 <w:noProof/>
               </w:rPr>
               <w:t>Definições e siglas</w:t>
             </w:r>
             <w:r>
               <w:rPr>
+                <w:rFonts w:ascii="Arial" w:hAnsi="Arial" w:cs="Arial"/>
                 <w:noProof/>
                 <w:webHidden/>
               </w:rPr>
@@ -1851,6 +1908,7 @@
             </w:r>
             <w:r>
               <w:rPr>
+                <w:rFonts w:ascii="Arial" w:hAnsi="Arial" w:cs="Arial"/>
                 <w:noProof/>
                 <w:webHidden/>
               </w:rPr>
@@ -1858,6 +1916,7 @@
             </w:r>
             <w:r>
               <w:rPr>
+                <w:rFonts w:ascii="Arial" w:hAnsi="Arial" w:cs="Arial"/>
                 <w:noProof/>
                 <w:webHidden/>
               </w:rPr>
@@ -1865,12 +1924,14 @@
             </w:r>
             <w:r>
               <w:rPr>
-                <w:noProof/>
-                <w:webHidden/>
-              </w:rPr>
-            </w:r>
-            <w:r>
-              <w:rPr>
+                <w:rFonts w:ascii="Arial" w:hAnsi="Arial" w:cs="Arial"/>
+                <w:noProof/>
+                <w:webHidden/>
+              </w:rPr>
+            </w:r>
+            <w:r>
+              <w:rPr>
+                <w:rFonts w:ascii="Arial" w:hAnsi="Arial" w:cs="Arial"/>
                 <w:noProof/>
                 <w:webHidden/>
               </w:rPr>
@@ -1878,13 +1939,15 @@
             </w:r>
             <w:r>
               <w:rPr>
-                <w:noProof/>
-                <w:webHidden/>
-              </w:rPr>
-              <w:t>4</w:t>
-            </w:r>
-            <w:r>
-              <w:rPr>
+                <w:rFonts w:ascii="Arial" w:hAnsi="Arial" w:cs="Arial"/>
+                <w:noProof/>
+                <w:webHidden/>
+              </w:rPr>
+              <w:t>3</w:t>
+            </w:r>
+            <w:r>
+              <w:rPr>
+                <w:rFonts w:ascii="Arial" w:hAnsi="Arial" w:cs="Arial"/>
                 <w:noProof/>
                 <w:webHidden/>
               </w:rPr>
@@ -1900,7 +1963,7 @@
               <w:tab w:val="right" w:leader="dot" w:pos="9830"/>
             </w:tabs>
             <w:rPr>
-              <w:rFonts w:asciiTheme="minorHAnsi" w:eastAsiaTheme="minorEastAsia" w:hAnsiTheme="minorHAnsi" w:cstheme="minorBidi"/>
+              <w:rFonts w:ascii="Arial" w:eastAsiaTheme="minorEastAsia" w:hAnsi="Arial" w:cs="Arial"/>
               <w:b w:val="0"/>
               <w:bCs w:val="0"/>
               <w:caps w:val="0"/>
@@ -1913,13 +1976,14 @@
             <w:r>
               <w:rPr>
                 <w:rStyle w:val="Hyperlink"/>
+                <w:rFonts w:ascii="Arial" w:hAnsi="Arial" w:cs="Arial"/>
                 <w:noProof/>
               </w:rPr>
               <w:t>3.4</w:t>
             </w:r>
             <w:r>
               <w:rPr>
-                <w:rFonts w:asciiTheme="minorHAnsi" w:eastAsiaTheme="minorEastAsia" w:hAnsiTheme="minorHAnsi" w:cstheme="minorBidi"/>
+                <w:rFonts w:ascii="Arial" w:eastAsiaTheme="minorEastAsia" w:hAnsi="Arial" w:cs="Arial"/>
                 <w:b w:val="0"/>
                 <w:bCs w:val="0"/>
                 <w:caps w:val="0"/>
@@ -1932,12 +1996,14 @@
             <w:r>
               <w:rPr>
                 <w:rStyle w:val="Hyperlink"/>
+                <w:rFonts w:ascii="Arial" w:hAnsi="Arial" w:cs="Arial"/>
                 <w:noProof/>
               </w:rPr>
               <w:t>Técnica(s) utilizada(s) para levantamento de requisitos</w:t>
             </w:r>
             <w:r>
               <w:rPr>
+                <w:rFonts w:ascii="Arial" w:hAnsi="Arial" w:cs="Arial"/>
                 <w:noProof/>
                 <w:webHidden/>
               </w:rPr>
@@ -1945,6 +2011,7 @@
             </w:r>
             <w:r>
               <w:rPr>
+                <w:rFonts w:ascii="Arial" w:hAnsi="Arial" w:cs="Arial"/>
                 <w:noProof/>
                 <w:webHidden/>
               </w:rPr>
@@ -1952,6 +2019,7 @@
             </w:r>
             <w:r>
               <w:rPr>
+                <w:rFonts w:ascii="Arial" w:hAnsi="Arial" w:cs="Arial"/>
                 <w:noProof/>
                 <w:webHidden/>
               </w:rPr>
@@ -1959,12 +2027,14 @@
             </w:r>
             <w:r>
               <w:rPr>
-                <w:noProof/>
-                <w:webHidden/>
-              </w:rPr>
-            </w:r>
-            <w:r>
-              <w:rPr>
+                <w:rFonts w:ascii="Arial" w:hAnsi="Arial" w:cs="Arial"/>
+                <w:noProof/>
+                <w:webHidden/>
+              </w:rPr>
+            </w:r>
+            <w:r>
+              <w:rPr>
+                <w:rFonts w:ascii="Arial" w:hAnsi="Arial" w:cs="Arial"/>
                 <w:noProof/>
                 <w:webHidden/>
               </w:rPr>
@@ -1972,13 +2042,15 @@
             </w:r>
             <w:r>
               <w:rPr>
-                <w:noProof/>
-                <w:webHidden/>
-              </w:rPr>
-              <w:t>5</w:t>
-            </w:r>
-            <w:r>
-              <w:rPr>
+                <w:rFonts w:ascii="Arial" w:hAnsi="Arial" w:cs="Arial"/>
+                <w:noProof/>
+                <w:webHidden/>
+              </w:rPr>
+              <w:t>4</w:t>
+            </w:r>
+            <w:r>
+              <w:rPr>
+                <w:rFonts w:ascii="Arial" w:hAnsi="Arial" w:cs="Arial"/>
                 <w:noProof/>
                 <w:webHidden/>
               </w:rPr>
@@ -1994,7 +2066,7 @@
               <w:tab w:val="right" w:leader="dot" w:pos="9830"/>
             </w:tabs>
             <w:rPr>
-              <w:rFonts w:asciiTheme="minorHAnsi" w:eastAsiaTheme="minorEastAsia" w:hAnsiTheme="minorHAnsi" w:cstheme="minorBidi"/>
+              <w:rFonts w:ascii="Arial" w:eastAsiaTheme="minorEastAsia" w:hAnsi="Arial" w:cs="Arial"/>
               <w:b w:val="0"/>
               <w:bCs w:val="0"/>
               <w:caps w:val="0"/>
@@ -2007,13 +2079,14 @@
             <w:r>
               <w:rPr>
                 <w:rStyle w:val="Hyperlink"/>
+                <w:rFonts w:ascii="Arial" w:hAnsi="Arial" w:cs="Arial"/>
                 <w:noProof/>
               </w:rPr>
               <w:t>4.</w:t>
             </w:r>
             <w:r>
               <w:rPr>
-                <w:rFonts w:asciiTheme="minorHAnsi" w:eastAsiaTheme="minorEastAsia" w:hAnsiTheme="minorHAnsi" w:cstheme="minorBidi"/>
+                <w:rFonts w:ascii="Arial" w:eastAsiaTheme="minorEastAsia" w:hAnsi="Arial" w:cs="Arial"/>
                 <w:b w:val="0"/>
                 <w:bCs w:val="0"/>
                 <w:caps w:val="0"/>
@@ -2026,12 +2099,14 @@
             <w:r>
               <w:rPr>
                 <w:rStyle w:val="Hyperlink"/>
+                <w:rFonts w:ascii="Arial" w:hAnsi="Arial" w:cs="Arial"/>
                 <w:noProof/>
               </w:rPr>
               <w:t>Descrição geral do produto</w:t>
             </w:r>
             <w:r>
               <w:rPr>
+                <w:rFonts w:ascii="Arial" w:hAnsi="Arial" w:cs="Arial"/>
                 <w:noProof/>
                 <w:webHidden/>
               </w:rPr>
@@ -2039,6 +2114,7 @@
             </w:r>
             <w:r>
               <w:rPr>
+                <w:rFonts w:ascii="Arial" w:hAnsi="Arial" w:cs="Arial"/>
                 <w:noProof/>
                 <w:webHidden/>
               </w:rPr>
@@ -2046,6 +2122,7 @@
             </w:r>
             <w:r>
               <w:rPr>
+                <w:rFonts w:ascii="Arial" w:hAnsi="Arial" w:cs="Arial"/>
                 <w:noProof/>
                 <w:webHidden/>
               </w:rPr>
@@ -2053,12 +2130,14 @@
             </w:r>
             <w:r>
               <w:rPr>
-                <w:noProof/>
-                <w:webHidden/>
-              </w:rPr>
-            </w:r>
-            <w:r>
-              <w:rPr>
+                <w:rFonts w:ascii="Arial" w:hAnsi="Arial" w:cs="Arial"/>
+                <w:noProof/>
+                <w:webHidden/>
+              </w:rPr>
+            </w:r>
+            <w:r>
+              <w:rPr>
+                <w:rFonts w:ascii="Arial" w:hAnsi="Arial" w:cs="Arial"/>
                 <w:noProof/>
                 <w:webHidden/>
               </w:rPr>
@@ -2066,13 +2145,15 @@
             </w:r>
             <w:r>
               <w:rPr>
-                <w:noProof/>
-                <w:webHidden/>
-              </w:rPr>
-              <w:t>5</w:t>
-            </w:r>
-            <w:r>
-              <w:rPr>
+                <w:rFonts w:ascii="Arial" w:hAnsi="Arial" w:cs="Arial"/>
+                <w:noProof/>
+                <w:webHidden/>
+              </w:rPr>
+              <w:t>4</w:t>
+            </w:r>
+            <w:r>
+              <w:rPr>
+                <w:rFonts w:ascii="Arial" w:hAnsi="Arial" w:cs="Arial"/>
                 <w:noProof/>
                 <w:webHidden/>
               </w:rPr>
@@ -2088,7 +2169,7 @@
               <w:tab w:val="right" w:leader="dot" w:pos="9830"/>
             </w:tabs>
             <w:rPr>
-              <w:rFonts w:asciiTheme="minorHAnsi" w:eastAsiaTheme="minorEastAsia" w:hAnsiTheme="minorHAnsi" w:cstheme="minorBidi"/>
+              <w:rFonts w:ascii="Arial" w:eastAsiaTheme="minorEastAsia" w:hAnsi="Arial" w:cs="Arial"/>
               <w:b w:val="0"/>
               <w:bCs w:val="0"/>
               <w:caps w:val="0"/>
@@ -2101,13 +2182,14 @@
             <w:r>
               <w:rPr>
                 <w:rStyle w:val="Hyperlink"/>
+                <w:rFonts w:ascii="Arial" w:hAnsi="Arial" w:cs="Arial"/>
                 <w:noProof/>
               </w:rPr>
               <w:t>4.1</w:t>
             </w:r>
             <w:r>
               <w:rPr>
-                <w:rFonts w:asciiTheme="minorHAnsi" w:eastAsiaTheme="minorEastAsia" w:hAnsiTheme="minorHAnsi" w:cstheme="minorBidi"/>
+                <w:rFonts w:ascii="Arial" w:eastAsiaTheme="minorEastAsia" w:hAnsi="Arial" w:cs="Arial"/>
                 <w:b w:val="0"/>
                 <w:bCs w:val="0"/>
                 <w:caps w:val="0"/>
@@ -2120,12 +2202,14 @@
             <w:r>
               <w:rPr>
                 <w:rStyle w:val="Hyperlink"/>
+                <w:rFonts w:ascii="Arial" w:hAnsi="Arial" w:cs="Arial"/>
                 <w:noProof/>
               </w:rPr>
               <w:t>Perspectiva do produto</w:t>
             </w:r>
             <w:r>
               <w:rPr>
+                <w:rFonts w:ascii="Arial" w:hAnsi="Arial" w:cs="Arial"/>
                 <w:noProof/>
                 <w:webHidden/>
               </w:rPr>
@@ -2133,6 +2217,7 @@
             </w:r>
             <w:r>
               <w:rPr>
+                <w:rFonts w:ascii="Arial" w:hAnsi="Arial" w:cs="Arial"/>
                 <w:noProof/>
                 <w:webHidden/>
               </w:rPr>
@@ -2140,6 +2225,7 @@
             </w:r>
             <w:r>
               <w:rPr>
+                <w:rFonts w:ascii="Arial" w:hAnsi="Arial" w:cs="Arial"/>
                 <w:noProof/>
                 <w:webHidden/>
               </w:rPr>
@@ -2147,12 +2233,14 @@
             </w:r>
             <w:r>
               <w:rPr>
-                <w:noProof/>
-                <w:webHidden/>
-              </w:rPr>
-            </w:r>
-            <w:r>
-              <w:rPr>
+                <w:rFonts w:ascii="Arial" w:hAnsi="Arial" w:cs="Arial"/>
+                <w:noProof/>
+                <w:webHidden/>
+              </w:rPr>
+            </w:r>
+            <w:r>
+              <w:rPr>
+                <w:rFonts w:ascii="Arial" w:hAnsi="Arial" w:cs="Arial"/>
                 <w:noProof/>
                 <w:webHidden/>
               </w:rPr>
@@ -2160,13 +2248,15 @@
             </w:r>
             <w:r>
               <w:rPr>
-                <w:noProof/>
-                <w:webHidden/>
-              </w:rPr>
-              <w:t>5</w:t>
-            </w:r>
-            <w:r>
-              <w:rPr>
+                <w:rFonts w:ascii="Arial" w:hAnsi="Arial" w:cs="Arial"/>
+                <w:noProof/>
+                <w:webHidden/>
+              </w:rPr>
+              <w:t>4</w:t>
+            </w:r>
+            <w:r>
+              <w:rPr>
+                <w:rFonts w:ascii="Arial" w:hAnsi="Arial" w:cs="Arial"/>
                 <w:noProof/>
                 <w:webHidden/>
               </w:rPr>
@@ -2181,7 +2271,7 @@
               <w:tab w:val="right" w:leader="dot" w:pos="9830"/>
             </w:tabs>
             <w:rPr>
-              <w:rFonts w:asciiTheme="minorHAnsi" w:eastAsiaTheme="minorEastAsia" w:hAnsiTheme="minorHAnsi" w:cstheme="minorBidi"/>
+              <w:rFonts w:ascii="Arial" w:eastAsiaTheme="minorEastAsia" w:hAnsi="Arial" w:cs="Arial"/>
               <w:b w:val="0"/>
               <w:bCs w:val="0"/>
               <w:caps w:val="0"/>
@@ -2194,12 +2284,14 @@
             <w:r>
               <w:rPr>
                 <w:rStyle w:val="Hyperlink"/>
+                <w:rFonts w:ascii="Arial" w:hAnsi="Arial" w:cs="Arial"/>
                 <w:noProof/>
               </w:rPr>
               <w:t>4.2 Usuários e sistemas relacionados</w:t>
             </w:r>
             <w:r>
               <w:rPr>
+                <w:rFonts w:ascii="Arial" w:hAnsi="Arial" w:cs="Arial"/>
                 <w:noProof/>
                 <w:webHidden/>
               </w:rPr>
@@ -2207,6 +2299,7 @@
             </w:r>
             <w:r>
               <w:rPr>
+                <w:rFonts w:ascii="Arial" w:hAnsi="Arial" w:cs="Arial"/>
                 <w:noProof/>
                 <w:webHidden/>
               </w:rPr>
@@ -2214,6 +2307,7 @@
             </w:r>
             <w:r>
               <w:rPr>
+                <w:rFonts w:ascii="Arial" w:hAnsi="Arial" w:cs="Arial"/>
                 <w:noProof/>
                 <w:webHidden/>
               </w:rPr>
@@ -2221,12 +2315,14 @@
             </w:r>
             <w:r>
               <w:rPr>
-                <w:noProof/>
-                <w:webHidden/>
-              </w:rPr>
-            </w:r>
-            <w:r>
-              <w:rPr>
+                <w:rFonts w:ascii="Arial" w:hAnsi="Arial" w:cs="Arial"/>
+                <w:noProof/>
+                <w:webHidden/>
+              </w:rPr>
+            </w:r>
+            <w:r>
+              <w:rPr>
+                <w:rFonts w:ascii="Arial" w:hAnsi="Arial" w:cs="Arial"/>
                 <w:noProof/>
                 <w:webHidden/>
               </w:rPr>
@@ -2234,13 +2330,15 @@
             </w:r>
             <w:r>
               <w:rPr>
-                <w:noProof/>
-                <w:webHidden/>
-              </w:rPr>
-              <w:t>6</w:t>
-            </w:r>
-            <w:r>
-              <w:rPr>
+                <w:rFonts w:ascii="Arial" w:hAnsi="Arial" w:cs="Arial"/>
+                <w:noProof/>
+                <w:webHidden/>
+              </w:rPr>
+              <w:t>5</w:t>
+            </w:r>
+            <w:r>
+              <w:rPr>
+                <w:rFonts w:ascii="Arial" w:hAnsi="Arial" w:cs="Arial"/>
                 <w:noProof/>
                 <w:webHidden/>
               </w:rPr>
@@ -2256,7 +2354,7 @@
               <w:tab w:val="right" w:leader="dot" w:pos="9830"/>
             </w:tabs>
             <w:rPr>
-              <w:rFonts w:asciiTheme="minorHAnsi" w:eastAsiaTheme="minorEastAsia" w:hAnsiTheme="minorHAnsi" w:cstheme="minorBidi"/>
+              <w:rFonts w:ascii="Arial" w:eastAsiaTheme="minorEastAsia" w:hAnsi="Arial" w:cs="Arial"/>
               <w:b w:val="0"/>
               <w:bCs w:val="0"/>
               <w:caps w:val="0"/>
@@ -2269,13 +2367,14 @@
             <w:r>
               <w:rPr>
                 <w:rStyle w:val="Hyperlink"/>
+                <w:rFonts w:ascii="Arial" w:hAnsi="Arial" w:cs="Arial"/>
                 <w:noProof/>
               </w:rPr>
               <w:t>5.</w:t>
             </w:r>
             <w:r>
               <w:rPr>
-                <w:rFonts w:asciiTheme="minorHAnsi" w:eastAsiaTheme="minorEastAsia" w:hAnsiTheme="minorHAnsi" w:cstheme="minorBidi"/>
+                <w:rFonts w:ascii="Arial" w:eastAsiaTheme="minorEastAsia" w:hAnsi="Arial" w:cs="Arial"/>
                 <w:b w:val="0"/>
                 <w:bCs w:val="0"/>
                 <w:caps w:val="0"/>
@@ -2288,12 +2387,14 @@
             <w:r>
               <w:rPr>
                 <w:rStyle w:val="Hyperlink"/>
+                <w:rFonts w:ascii="Arial" w:hAnsi="Arial" w:cs="Arial"/>
                 <w:noProof/>
               </w:rPr>
               <w:t>Requisitos específicos</w:t>
             </w:r>
             <w:r>
               <w:rPr>
+                <w:rFonts w:ascii="Arial" w:hAnsi="Arial" w:cs="Arial"/>
                 <w:noProof/>
                 <w:webHidden/>
               </w:rPr>
@@ -2301,6 +2402,7 @@
             </w:r>
             <w:r>
               <w:rPr>
+                <w:rFonts w:ascii="Arial" w:hAnsi="Arial" w:cs="Arial"/>
                 <w:noProof/>
                 <w:webHidden/>
               </w:rPr>
@@ -2308,6 +2410,7 @@
             </w:r>
             <w:r>
               <w:rPr>
+                <w:rFonts w:ascii="Arial" w:hAnsi="Arial" w:cs="Arial"/>
                 <w:noProof/>
                 <w:webHidden/>
               </w:rPr>
@@ -2315,12 +2418,14 @@
             </w:r>
             <w:r>
               <w:rPr>
-                <w:noProof/>
-                <w:webHidden/>
-              </w:rPr>
-            </w:r>
-            <w:r>
-              <w:rPr>
+                <w:rFonts w:ascii="Arial" w:hAnsi="Arial" w:cs="Arial"/>
+                <w:noProof/>
+                <w:webHidden/>
+              </w:rPr>
+            </w:r>
+            <w:r>
+              <w:rPr>
+                <w:rFonts w:ascii="Arial" w:hAnsi="Arial" w:cs="Arial"/>
                 <w:noProof/>
                 <w:webHidden/>
               </w:rPr>
@@ -2328,13 +2433,15 @@
             </w:r>
             <w:r>
               <w:rPr>
-                <w:noProof/>
-                <w:webHidden/>
-              </w:rPr>
-              <w:t>6</w:t>
-            </w:r>
-            <w:r>
-              <w:rPr>
+                <w:rFonts w:ascii="Arial" w:hAnsi="Arial" w:cs="Arial"/>
+                <w:noProof/>
+                <w:webHidden/>
+              </w:rPr>
+              <w:t>5</w:t>
+            </w:r>
+            <w:r>
+              <w:rPr>
+                <w:rFonts w:ascii="Arial" w:hAnsi="Arial" w:cs="Arial"/>
                 <w:noProof/>
                 <w:webHidden/>
               </w:rPr>
@@ -2350,7 +2457,7 @@
               <w:tab w:val="right" w:leader="dot" w:pos="9830"/>
             </w:tabs>
             <w:rPr>
-              <w:rFonts w:asciiTheme="minorHAnsi" w:eastAsiaTheme="minorEastAsia" w:hAnsiTheme="minorHAnsi" w:cstheme="minorBidi"/>
+              <w:rFonts w:ascii="Arial" w:eastAsiaTheme="minorEastAsia" w:hAnsi="Arial" w:cs="Arial"/>
               <w:b w:val="0"/>
               <w:bCs w:val="0"/>
               <w:caps w:val="0"/>
@@ -2363,13 +2470,14 @@
             <w:r>
               <w:rPr>
                 <w:rStyle w:val="Hyperlink"/>
+                <w:rFonts w:ascii="Arial" w:hAnsi="Arial" w:cs="Arial"/>
                 <w:noProof/>
               </w:rPr>
               <w:t>5.1</w:t>
             </w:r>
             <w:r>
               <w:rPr>
-                <w:rFonts w:asciiTheme="minorHAnsi" w:eastAsiaTheme="minorEastAsia" w:hAnsiTheme="minorHAnsi" w:cstheme="minorBidi"/>
+                <w:rFonts w:ascii="Arial" w:eastAsiaTheme="minorEastAsia" w:hAnsi="Arial" w:cs="Arial"/>
                 <w:b w:val="0"/>
                 <w:bCs w:val="0"/>
                 <w:caps w:val="0"/>
@@ -2382,12 +2490,14 @@
             <w:r>
               <w:rPr>
                 <w:rStyle w:val="Hyperlink"/>
+                <w:rFonts w:ascii="Arial" w:hAnsi="Arial" w:cs="Arial"/>
                 <w:noProof/>
               </w:rPr>
               <w:t>Identificação dos requisitos</w:t>
             </w:r>
             <w:r>
               <w:rPr>
+                <w:rFonts w:ascii="Arial" w:hAnsi="Arial" w:cs="Arial"/>
                 <w:noProof/>
                 <w:webHidden/>
               </w:rPr>
@@ -2395,6 +2505,7 @@
             </w:r>
             <w:r>
               <w:rPr>
+                <w:rFonts w:ascii="Arial" w:hAnsi="Arial" w:cs="Arial"/>
                 <w:noProof/>
                 <w:webHidden/>
               </w:rPr>
@@ -2402,6 +2513,7 @@
             </w:r>
             <w:r>
               <w:rPr>
+                <w:rFonts w:ascii="Arial" w:hAnsi="Arial" w:cs="Arial"/>
                 <w:noProof/>
                 <w:webHidden/>
               </w:rPr>
@@ -2409,12 +2521,14 @@
             </w:r>
             <w:r>
               <w:rPr>
-                <w:noProof/>
-                <w:webHidden/>
-              </w:rPr>
-            </w:r>
-            <w:r>
-              <w:rPr>
+                <w:rFonts w:ascii="Arial" w:hAnsi="Arial" w:cs="Arial"/>
+                <w:noProof/>
+                <w:webHidden/>
+              </w:rPr>
+            </w:r>
+            <w:r>
+              <w:rPr>
+                <w:rFonts w:ascii="Arial" w:hAnsi="Arial" w:cs="Arial"/>
                 <w:noProof/>
                 <w:webHidden/>
               </w:rPr>
@@ -2422,13 +2536,15 @@
             </w:r>
             <w:r>
               <w:rPr>
-                <w:noProof/>
-                <w:webHidden/>
-              </w:rPr>
-              <w:t>6</w:t>
-            </w:r>
-            <w:r>
-              <w:rPr>
+                <w:rFonts w:ascii="Arial" w:hAnsi="Arial" w:cs="Arial"/>
+                <w:noProof/>
+                <w:webHidden/>
+              </w:rPr>
+              <w:t>5</w:t>
+            </w:r>
+            <w:r>
+              <w:rPr>
+                <w:rFonts w:ascii="Arial" w:hAnsi="Arial" w:cs="Arial"/>
                 <w:noProof/>
                 <w:webHidden/>
               </w:rPr>
@@ -2444,7 +2560,7 @@
               <w:tab w:val="right" w:leader="dot" w:pos="9830"/>
             </w:tabs>
             <w:rPr>
-              <w:rFonts w:asciiTheme="minorHAnsi" w:eastAsiaTheme="minorEastAsia" w:hAnsiTheme="minorHAnsi" w:cstheme="minorBidi"/>
+              <w:rFonts w:ascii="Arial" w:eastAsiaTheme="minorEastAsia" w:hAnsi="Arial" w:cs="Arial"/>
               <w:b w:val="0"/>
               <w:bCs w:val="0"/>
               <w:caps w:val="0"/>
@@ -2457,13 +2573,14 @@
             <w:r>
               <w:rPr>
                 <w:rStyle w:val="Hyperlink"/>
+                <w:rFonts w:ascii="Arial" w:hAnsi="Arial" w:cs="Arial"/>
                 <w:noProof/>
               </w:rPr>
               <w:t>5.2</w:t>
             </w:r>
             <w:r>
               <w:rPr>
-                <w:rFonts w:asciiTheme="minorHAnsi" w:eastAsiaTheme="minorEastAsia" w:hAnsiTheme="minorHAnsi" w:cstheme="minorBidi"/>
+                <w:rFonts w:ascii="Arial" w:eastAsiaTheme="minorEastAsia" w:hAnsi="Arial" w:cs="Arial"/>
                 <w:b w:val="0"/>
                 <w:bCs w:val="0"/>
                 <w:caps w:val="0"/>
@@ -2476,12 +2593,14 @@
             <w:r>
               <w:rPr>
                 <w:rStyle w:val="Hyperlink"/>
+                <w:rFonts w:ascii="Arial" w:hAnsi="Arial" w:cs="Arial"/>
                 <w:noProof/>
               </w:rPr>
               <w:t>Prioridades dos requisitos</w:t>
             </w:r>
             <w:r>
               <w:rPr>
+                <w:rFonts w:ascii="Arial" w:hAnsi="Arial" w:cs="Arial"/>
                 <w:noProof/>
                 <w:webHidden/>
               </w:rPr>
@@ -2489,6 +2608,7 @@
             </w:r>
             <w:r>
               <w:rPr>
+                <w:rFonts w:ascii="Arial" w:hAnsi="Arial" w:cs="Arial"/>
                 <w:noProof/>
                 <w:webHidden/>
               </w:rPr>
@@ -2496,6 +2616,7 @@
             </w:r>
             <w:r>
               <w:rPr>
+                <w:rFonts w:ascii="Arial" w:hAnsi="Arial" w:cs="Arial"/>
                 <w:noProof/>
                 <w:webHidden/>
               </w:rPr>
@@ -2503,12 +2624,14 @@
             </w:r>
             <w:r>
               <w:rPr>
-                <w:noProof/>
-                <w:webHidden/>
-              </w:rPr>
-            </w:r>
-            <w:r>
-              <w:rPr>
+                <w:rFonts w:ascii="Arial" w:hAnsi="Arial" w:cs="Arial"/>
+                <w:noProof/>
+                <w:webHidden/>
+              </w:rPr>
+            </w:r>
+            <w:r>
+              <w:rPr>
+                <w:rFonts w:ascii="Arial" w:hAnsi="Arial" w:cs="Arial"/>
                 <w:noProof/>
                 <w:webHidden/>
               </w:rPr>
@@ -2516,13 +2639,15 @@
             </w:r>
             <w:r>
               <w:rPr>
-                <w:noProof/>
-                <w:webHidden/>
-              </w:rPr>
-              <w:t>6</w:t>
-            </w:r>
-            <w:r>
-              <w:rPr>
+                <w:rFonts w:ascii="Arial" w:hAnsi="Arial" w:cs="Arial"/>
+                <w:noProof/>
+                <w:webHidden/>
+              </w:rPr>
+              <w:t>5</w:t>
+            </w:r>
+            <w:r>
+              <w:rPr>
+                <w:rFonts w:ascii="Arial" w:hAnsi="Arial" w:cs="Arial"/>
                 <w:noProof/>
                 <w:webHidden/>
               </w:rPr>
@@ -2538,7 +2663,7 @@
               <w:tab w:val="right" w:leader="dot" w:pos="9830"/>
             </w:tabs>
             <w:rPr>
-              <w:rFonts w:asciiTheme="minorHAnsi" w:eastAsiaTheme="minorEastAsia" w:hAnsiTheme="minorHAnsi" w:cstheme="minorBidi"/>
+              <w:rFonts w:ascii="Arial" w:eastAsiaTheme="minorEastAsia" w:hAnsi="Arial" w:cs="Arial"/>
               <w:b w:val="0"/>
               <w:bCs w:val="0"/>
               <w:caps w:val="0"/>
@@ -2551,13 +2676,14 @@
             <w:r>
               <w:rPr>
                 <w:rStyle w:val="Hyperlink"/>
+                <w:rFonts w:ascii="Arial" w:hAnsi="Arial" w:cs="Arial"/>
                 <w:noProof/>
               </w:rPr>
               <w:t>5.3</w:t>
             </w:r>
             <w:r>
               <w:rPr>
-                <w:rFonts w:asciiTheme="minorHAnsi" w:eastAsiaTheme="minorEastAsia" w:hAnsiTheme="minorHAnsi" w:cstheme="minorBidi"/>
+                <w:rFonts w:ascii="Arial" w:eastAsiaTheme="minorEastAsia" w:hAnsi="Arial" w:cs="Arial"/>
                 <w:b w:val="0"/>
                 <w:bCs w:val="0"/>
                 <w:caps w:val="0"/>
@@ -2570,12 +2696,14 @@
             <w:r>
               <w:rPr>
                 <w:rStyle w:val="Hyperlink"/>
+                <w:rFonts w:ascii="Arial" w:hAnsi="Arial" w:cs="Arial"/>
                 <w:noProof/>
               </w:rPr>
               <w:t>Requisitos Funcionais (RF)</w:t>
             </w:r>
             <w:r>
               <w:rPr>
+                <w:rFonts w:ascii="Arial" w:hAnsi="Arial" w:cs="Arial"/>
                 <w:noProof/>
                 <w:webHidden/>
               </w:rPr>
@@ -2583,6 +2711,7 @@
             </w:r>
             <w:r>
               <w:rPr>
+                <w:rFonts w:ascii="Arial" w:hAnsi="Arial" w:cs="Arial"/>
                 <w:noProof/>
                 <w:webHidden/>
               </w:rPr>
@@ -2590,6 +2719,7 @@
             </w:r>
             <w:r>
               <w:rPr>
+                <w:rFonts w:ascii="Arial" w:hAnsi="Arial" w:cs="Arial"/>
                 <w:noProof/>
                 <w:webHidden/>
               </w:rPr>
@@ -2597,12 +2727,14 @@
             </w:r>
             <w:r>
               <w:rPr>
-                <w:noProof/>
-                <w:webHidden/>
-              </w:rPr>
-            </w:r>
-            <w:r>
-              <w:rPr>
+                <w:rFonts w:ascii="Arial" w:hAnsi="Arial" w:cs="Arial"/>
+                <w:noProof/>
+                <w:webHidden/>
+              </w:rPr>
+            </w:r>
+            <w:r>
+              <w:rPr>
+                <w:rFonts w:ascii="Arial" w:hAnsi="Arial" w:cs="Arial"/>
                 <w:noProof/>
                 <w:webHidden/>
               </w:rPr>
@@ -2610,13 +2742,15 @@
             </w:r>
             <w:r>
               <w:rPr>
-                <w:noProof/>
-                <w:webHidden/>
-              </w:rPr>
-              <w:t>7</w:t>
-            </w:r>
-            <w:r>
-              <w:rPr>
+                <w:rFonts w:ascii="Arial" w:hAnsi="Arial" w:cs="Arial"/>
+                <w:noProof/>
+                <w:webHidden/>
+              </w:rPr>
+              <w:t>6</w:t>
+            </w:r>
+            <w:r>
+              <w:rPr>
+                <w:rFonts w:ascii="Arial" w:hAnsi="Arial" w:cs="Arial"/>
                 <w:noProof/>
                 <w:webHidden/>
               </w:rPr>
@@ -2632,7 +2766,7 @@
               <w:tab w:val="right" w:leader="dot" w:pos="9830"/>
             </w:tabs>
             <w:rPr>
-              <w:rFonts w:asciiTheme="minorHAnsi" w:eastAsiaTheme="minorEastAsia" w:hAnsiTheme="minorHAnsi" w:cstheme="minorBidi"/>
+              <w:rFonts w:ascii="Arial" w:eastAsiaTheme="minorEastAsia" w:hAnsi="Arial" w:cs="Arial"/>
               <w:b w:val="0"/>
               <w:bCs w:val="0"/>
               <w:caps w:val="0"/>
@@ -2645,13 +2779,14 @@
             <w:r>
               <w:rPr>
                 <w:rStyle w:val="Hyperlink"/>
+                <w:rFonts w:ascii="Arial" w:hAnsi="Arial" w:cs="Arial"/>
                 <w:noProof/>
               </w:rPr>
               <w:t>6.</w:t>
             </w:r>
             <w:r>
               <w:rPr>
-                <w:rFonts w:asciiTheme="minorHAnsi" w:eastAsiaTheme="minorEastAsia" w:hAnsiTheme="minorHAnsi" w:cstheme="minorBidi"/>
+                <w:rFonts w:ascii="Arial" w:eastAsiaTheme="minorEastAsia" w:hAnsi="Arial" w:cs="Arial"/>
                 <w:b w:val="0"/>
                 <w:bCs w:val="0"/>
                 <w:caps w:val="0"/>
@@ -2664,12 +2799,14 @@
             <w:r>
               <w:rPr>
                 <w:rStyle w:val="Hyperlink"/>
+                <w:rFonts w:ascii="Arial" w:hAnsi="Arial" w:cs="Arial"/>
                 <w:noProof/>
               </w:rPr>
               <w:t>Diagrama de casos de uso</w:t>
             </w:r>
             <w:r>
               <w:rPr>
+                <w:rFonts w:ascii="Arial" w:hAnsi="Arial" w:cs="Arial"/>
                 <w:noProof/>
                 <w:webHidden/>
               </w:rPr>
@@ -2677,6 +2814,7 @@
             </w:r>
             <w:r>
               <w:rPr>
+                <w:rFonts w:ascii="Arial" w:hAnsi="Arial" w:cs="Arial"/>
                 <w:noProof/>
                 <w:webHidden/>
               </w:rPr>
@@ -2684,6 +2822,7 @@
             </w:r>
             <w:r>
               <w:rPr>
+                <w:rFonts w:ascii="Arial" w:hAnsi="Arial" w:cs="Arial"/>
                 <w:noProof/>
                 <w:webHidden/>
               </w:rPr>
@@ -2691,12 +2830,14 @@
             </w:r>
             <w:r>
               <w:rPr>
-                <w:noProof/>
-                <w:webHidden/>
-              </w:rPr>
-            </w:r>
-            <w:r>
-              <w:rPr>
+                <w:rFonts w:ascii="Arial" w:hAnsi="Arial" w:cs="Arial"/>
+                <w:noProof/>
+                <w:webHidden/>
+              </w:rPr>
+            </w:r>
+            <w:r>
+              <w:rPr>
+                <w:rFonts w:ascii="Arial" w:hAnsi="Arial" w:cs="Arial"/>
                 <w:noProof/>
                 <w:webHidden/>
               </w:rPr>
@@ -2704,13 +2845,15 @@
             </w:r>
             <w:r>
               <w:rPr>
-                <w:noProof/>
-                <w:webHidden/>
-              </w:rPr>
-              <w:t>8</w:t>
-            </w:r>
-            <w:r>
-              <w:rPr>
+                <w:rFonts w:ascii="Arial" w:hAnsi="Arial" w:cs="Arial"/>
+                <w:noProof/>
+                <w:webHidden/>
+              </w:rPr>
+              <w:t>7</w:t>
+            </w:r>
+            <w:r>
+              <w:rPr>
+                <w:rFonts w:ascii="Arial" w:hAnsi="Arial" w:cs="Arial"/>
                 <w:noProof/>
                 <w:webHidden/>
               </w:rPr>
@@ -2726,7 +2869,7 @@
               <w:tab w:val="right" w:leader="dot" w:pos="9830"/>
             </w:tabs>
             <w:rPr>
-              <w:rFonts w:asciiTheme="minorHAnsi" w:eastAsiaTheme="minorEastAsia" w:hAnsiTheme="minorHAnsi" w:cstheme="minorBidi"/>
+              <w:rFonts w:ascii="Arial" w:eastAsiaTheme="minorEastAsia" w:hAnsi="Arial" w:cs="Arial"/>
               <w:b w:val="0"/>
               <w:bCs w:val="0"/>
               <w:caps w:val="0"/>
@@ -2739,13 +2882,14 @@
             <w:r>
               <w:rPr>
                 <w:rStyle w:val="Hyperlink"/>
+                <w:rFonts w:ascii="Arial" w:hAnsi="Arial" w:cs="Arial"/>
                 <w:noProof/>
               </w:rPr>
               <w:t>6.1</w:t>
             </w:r>
             <w:r>
               <w:rPr>
-                <w:rFonts w:asciiTheme="minorHAnsi" w:eastAsiaTheme="minorEastAsia" w:hAnsiTheme="minorHAnsi" w:cstheme="minorBidi"/>
+                <w:rFonts w:ascii="Arial" w:eastAsiaTheme="minorEastAsia" w:hAnsi="Arial" w:cs="Arial"/>
                 <w:b w:val="0"/>
                 <w:bCs w:val="0"/>
                 <w:caps w:val="0"/>
@@ -2758,12 +2902,14 @@
             <w:r>
               <w:rPr>
                 <w:rStyle w:val="Hyperlink"/>
+                <w:rFonts w:ascii="Arial" w:hAnsi="Arial" w:cs="Arial"/>
                 <w:noProof/>
               </w:rPr>
               <w:t>Casos de Uso: Administrador</w:t>
             </w:r>
             <w:r>
               <w:rPr>
+                <w:rFonts w:ascii="Arial" w:hAnsi="Arial" w:cs="Arial"/>
                 <w:noProof/>
                 <w:webHidden/>
               </w:rPr>
@@ -2771,6 +2917,7 @@
             </w:r>
             <w:r>
               <w:rPr>
+                <w:rFonts w:ascii="Arial" w:hAnsi="Arial" w:cs="Arial"/>
                 <w:noProof/>
                 <w:webHidden/>
               </w:rPr>
@@ -2778,6 +2925,7 @@
             </w:r>
             <w:r>
               <w:rPr>
+                <w:rFonts w:ascii="Arial" w:hAnsi="Arial" w:cs="Arial"/>
                 <w:noProof/>
                 <w:webHidden/>
               </w:rPr>
@@ -2785,12 +2933,14 @@
             </w:r>
             <w:r>
               <w:rPr>
-                <w:noProof/>
-                <w:webHidden/>
-              </w:rPr>
-            </w:r>
-            <w:r>
-              <w:rPr>
+                <w:rFonts w:ascii="Arial" w:hAnsi="Arial" w:cs="Arial"/>
+                <w:noProof/>
+                <w:webHidden/>
+              </w:rPr>
+            </w:r>
+            <w:r>
+              <w:rPr>
+                <w:rFonts w:ascii="Arial" w:hAnsi="Arial" w:cs="Arial"/>
                 <w:noProof/>
                 <w:webHidden/>
               </w:rPr>
@@ -2798,13 +2948,15 @@
             </w:r>
             <w:r>
               <w:rPr>
-                <w:noProof/>
-                <w:webHidden/>
-              </w:rPr>
-              <w:t>8</w:t>
-            </w:r>
-            <w:r>
-              <w:rPr>
+                <w:rFonts w:ascii="Arial" w:hAnsi="Arial" w:cs="Arial"/>
+                <w:noProof/>
+                <w:webHidden/>
+              </w:rPr>
+              <w:t>7</w:t>
+            </w:r>
+            <w:r>
+              <w:rPr>
+                <w:rFonts w:ascii="Arial" w:hAnsi="Arial" w:cs="Arial"/>
                 <w:noProof/>
                 <w:webHidden/>
               </w:rPr>
@@ -2820,7 +2972,7 @@
               <w:tab w:val="right" w:leader="dot" w:pos="9830"/>
             </w:tabs>
             <w:rPr>
-              <w:rFonts w:asciiTheme="minorHAnsi" w:eastAsiaTheme="minorEastAsia" w:hAnsiTheme="minorHAnsi" w:cstheme="minorBidi"/>
+              <w:rFonts w:ascii="Arial" w:eastAsiaTheme="minorEastAsia" w:hAnsi="Arial" w:cs="Arial"/>
               <w:b w:val="0"/>
               <w:bCs w:val="0"/>
               <w:caps w:val="0"/>
@@ -2833,13 +2985,14 @@
             <w:r>
               <w:rPr>
                 <w:rStyle w:val="Hyperlink"/>
+                <w:rFonts w:ascii="Arial" w:hAnsi="Arial" w:cs="Arial"/>
                 <w:noProof/>
               </w:rPr>
               <w:t>6.2</w:t>
             </w:r>
             <w:r>
               <w:rPr>
-                <w:rFonts w:asciiTheme="minorHAnsi" w:eastAsiaTheme="minorEastAsia" w:hAnsiTheme="minorHAnsi" w:cstheme="minorBidi"/>
+                <w:rFonts w:ascii="Arial" w:eastAsiaTheme="minorEastAsia" w:hAnsi="Arial" w:cs="Arial"/>
                 <w:b w:val="0"/>
                 <w:bCs w:val="0"/>
                 <w:caps w:val="0"/>
@@ -2852,12 +3005,14 @@
             <w:r>
               <w:rPr>
                 <w:rStyle w:val="Hyperlink"/>
+                <w:rFonts w:ascii="Arial" w:hAnsi="Arial" w:cs="Arial"/>
                 <w:noProof/>
               </w:rPr>
               <w:t>Casos de Uso: Administrador Geral</w:t>
             </w:r>
             <w:r>
               <w:rPr>
+                <w:rFonts w:ascii="Arial" w:hAnsi="Arial" w:cs="Arial"/>
                 <w:noProof/>
                 <w:webHidden/>
               </w:rPr>
@@ -2865,6 +3020,7 @@
             </w:r>
             <w:r>
               <w:rPr>
+                <w:rFonts w:ascii="Arial" w:hAnsi="Arial" w:cs="Arial"/>
                 <w:noProof/>
                 <w:webHidden/>
               </w:rPr>
@@ -2872,6 +3028,7 @@
             </w:r>
             <w:r>
               <w:rPr>
+                <w:rFonts w:ascii="Arial" w:hAnsi="Arial" w:cs="Arial"/>
                 <w:noProof/>
                 <w:webHidden/>
               </w:rPr>
@@ -2879,12 +3036,14 @@
             </w:r>
             <w:r>
               <w:rPr>
-                <w:noProof/>
-                <w:webHidden/>
-              </w:rPr>
-            </w:r>
-            <w:r>
-              <w:rPr>
+                <w:rFonts w:ascii="Arial" w:hAnsi="Arial" w:cs="Arial"/>
+                <w:noProof/>
+                <w:webHidden/>
+              </w:rPr>
+            </w:r>
+            <w:r>
+              <w:rPr>
+                <w:rFonts w:ascii="Arial" w:hAnsi="Arial" w:cs="Arial"/>
                 <w:noProof/>
                 <w:webHidden/>
               </w:rPr>
@@ -2892,13 +3051,15 @@
             </w:r>
             <w:r>
               <w:rPr>
-                <w:noProof/>
-                <w:webHidden/>
-              </w:rPr>
-              <w:t>8</w:t>
-            </w:r>
-            <w:r>
-              <w:rPr>
+                <w:rFonts w:ascii="Arial" w:hAnsi="Arial" w:cs="Arial"/>
+                <w:noProof/>
+                <w:webHidden/>
+              </w:rPr>
+              <w:t>7</w:t>
+            </w:r>
+            <w:r>
+              <w:rPr>
+                <w:rFonts w:ascii="Arial" w:hAnsi="Arial" w:cs="Arial"/>
                 <w:noProof/>
                 <w:webHidden/>
               </w:rPr>
@@ -2914,7 +3075,7 @@
               <w:tab w:val="right" w:leader="dot" w:pos="9830"/>
             </w:tabs>
             <w:rPr>
-              <w:rFonts w:asciiTheme="minorHAnsi" w:eastAsiaTheme="minorEastAsia" w:hAnsiTheme="minorHAnsi" w:cstheme="minorBidi"/>
+              <w:rFonts w:ascii="Arial" w:eastAsiaTheme="minorEastAsia" w:hAnsi="Arial" w:cs="Arial"/>
               <w:b w:val="0"/>
               <w:bCs w:val="0"/>
               <w:caps w:val="0"/>
@@ -2927,13 +3088,14 @@
             <w:r>
               <w:rPr>
                 <w:rStyle w:val="Hyperlink"/>
+                <w:rFonts w:ascii="Arial" w:hAnsi="Arial" w:cs="Arial"/>
                 <w:noProof/>
               </w:rPr>
               <w:t>6.3</w:t>
             </w:r>
             <w:r>
               <w:rPr>
-                <w:rFonts w:asciiTheme="minorHAnsi" w:eastAsiaTheme="minorEastAsia" w:hAnsiTheme="minorHAnsi" w:cstheme="minorBidi"/>
+                <w:rFonts w:ascii="Arial" w:eastAsiaTheme="minorEastAsia" w:hAnsi="Arial" w:cs="Arial"/>
                 <w:b w:val="0"/>
                 <w:bCs w:val="0"/>
                 <w:caps w:val="0"/>
@@ -2946,12 +3108,14 @@
             <w:r>
               <w:rPr>
                 <w:rStyle w:val="Hyperlink"/>
+                <w:rFonts w:ascii="Arial" w:hAnsi="Arial" w:cs="Arial"/>
                 <w:noProof/>
               </w:rPr>
               <w:t>[RU ADM01] – Gerenciamento Geral</w:t>
             </w:r>
             <w:r>
               <w:rPr>
+                <w:rFonts w:ascii="Arial" w:hAnsi="Arial" w:cs="Arial"/>
                 <w:noProof/>
                 <w:webHidden/>
               </w:rPr>
@@ -2959,6 +3123,7 @@
             </w:r>
             <w:r>
               <w:rPr>
+                <w:rFonts w:ascii="Arial" w:hAnsi="Arial" w:cs="Arial"/>
                 <w:noProof/>
                 <w:webHidden/>
               </w:rPr>
@@ -2966,6 +3131,7 @@
             </w:r>
             <w:r>
               <w:rPr>
+                <w:rFonts w:ascii="Arial" w:hAnsi="Arial" w:cs="Arial"/>
                 <w:noProof/>
                 <w:webHidden/>
               </w:rPr>
@@ -2973,12 +3139,14 @@
             </w:r>
             <w:r>
               <w:rPr>
-                <w:noProof/>
-                <w:webHidden/>
-              </w:rPr>
-            </w:r>
-            <w:r>
-              <w:rPr>
+                <w:rFonts w:ascii="Arial" w:hAnsi="Arial" w:cs="Arial"/>
+                <w:noProof/>
+                <w:webHidden/>
+              </w:rPr>
+            </w:r>
+            <w:r>
+              <w:rPr>
+                <w:rFonts w:ascii="Arial" w:hAnsi="Arial" w:cs="Arial"/>
                 <w:noProof/>
                 <w:webHidden/>
               </w:rPr>
@@ -2986,6 +3154,7 @@
             </w:r>
             <w:r>
               <w:rPr>
+                <w:rFonts w:ascii="Arial" w:hAnsi="Arial" w:cs="Arial"/>
                 <w:noProof/>
                 <w:webHidden/>
               </w:rPr>
@@ -2993,6 +3162,7 @@
             </w:r>
             <w:r>
               <w:rPr>
+                <w:rFonts w:ascii="Arial" w:hAnsi="Arial" w:cs="Arial"/>
                 <w:noProof/>
                 <w:webHidden/>
               </w:rPr>
@@ -3008,7 +3178,7 @@
               <w:tab w:val="right" w:leader="dot" w:pos="9830"/>
             </w:tabs>
             <w:rPr>
-              <w:rFonts w:asciiTheme="minorHAnsi" w:eastAsiaTheme="minorEastAsia" w:hAnsiTheme="minorHAnsi" w:cstheme="minorBidi"/>
+              <w:rFonts w:ascii="Arial" w:eastAsiaTheme="minorEastAsia" w:hAnsi="Arial" w:cs="Arial"/>
               <w:b w:val="0"/>
               <w:bCs w:val="0"/>
               <w:caps w:val="0"/>
@@ -3021,13 +3191,14 @@
             <w:r>
               <w:rPr>
                 <w:rStyle w:val="Hyperlink"/>
+                <w:rFonts w:ascii="Arial" w:hAnsi="Arial" w:cs="Arial"/>
                 <w:noProof/>
               </w:rPr>
               <w:t>7.</w:t>
             </w:r>
             <w:r>
               <w:rPr>
-                <w:rFonts w:asciiTheme="minorHAnsi" w:eastAsiaTheme="minorEastAsia" w:hAnsiTheme="minorHAnsi" w:cstheme="minorBidi"/>
+                <w:rFonts w:ascii="Arial" w:eastAsiaTheme="minorEastAsia" w:hAnsi="Arial" w:cs="Arial"/>
                 <w:b w:val="0"/>
                 <w:bCs w:val="0"/>
                 <w:caps w:val="0"/>
@@ -3040,12 +3211,14 @@
             <w:r>
               <w:rPr>
                 <w:rStyle w:val="Hyperlink"/>
+                <w:rFonts w:ascii="Arial" w:hAnsi="Arial" w:cs="Arial"/>
                 <w:noProof/>
               </w:rPr>
               <w:t>Requisitos não funcionais</w:t>
             </w:r>
             <w:r>
               <w:rPr>
+                <w:rFonts w:ascii="Arial" w:hAnsi="Arial" w:cs="Arial"/>
                 <w:noProof/>
                 <w:webHidden/>
               </w:rPr>
@@ -3053,6 +3226,7 @@
             </w:r>
             <w:r>
               <w:rPr>
+                <w:rFonts w:ascii="Arial" w:hAnsi="Arial" w:cs="Arial"/>
                 <w:noProof/>
                 <w:webHidden/>
               </w:rPr>
@@ -3060,6 +3234,7 @@
             </w:r>
             <w:r>
               <w:rPr>
+                <w:rFonts w:ascii="Arial" w:hAnsi="Arial" w:cs="Arial"/>
                 <w:noProof/>
                 <w:webHidden/>
               </w:rPr>
@@ -3067,12 +3242,14 @@
             </w:r>
             <w:r>
               <w:rPr>
-                <w:noProof/>
-                <w:webHidden/>
-              </w:rPr>
-            </w:r>
-            <w:r>
-              <w:rPr>
+                <w:rFonts w:ascii="Arial" w:hAnsi="Arial" w:cs="Arial"/>
+                <w:noProof/>
+                <w:webHidden/>
+              </w:rPr>
+            </w:r>
+            <w:r>
+              <w:rPr>
+                <w:rFonts w:ascii="Arial" w:hAnsi="Arial" w:cs="Arial"/>
                 <w:noProof/>
                 <w:webHidden/>
               </w:rPr>
@@ -3080,13 +3257,15 @@
             </w:r>
             <w:r>
               <w:rPr>
-                <w:noProof/>
-                <w:webHidden/>
-              </w:rPr>
-              <w:t>9</w:t>
-            </w:r>
-            <w:r>
-              <w:rPr>
+                <w:rFonts w:ascii="Arial" w:hAnsi="Arial" w:cs="Arial"/>
+                <w:noProof/>
+                <w:webHidden/>
+              </w:rPr>
+              <w:t>8</w:t>
+            </w:r>
+            <w:r>
+              <w:rPr>
+                <w:rFonts w:ascii="Arial" w:hAnsi="Arial" w:cs="Arial"/>
                 <w:noProof/>
                 <w:webHidden/>
               </w:rPr>
@@ -3102,7 +3281,7 @@
               <w:tab w:val="right" w:leader="dot" w:pos="9830"/>
             </w:tabs>
             <w:rPr>
-              <w:rFonts w:asciiTheme="minorHAnsi" w:eastAsiaTheme="minorEastAsia" w:hAnsiTheme="minorHAnsi" w:cstheme="minorBidi"/>
+              <w:rFonts w:ascii="Arial" w:eastAsiaTheme="minorEastAsia" w:hAnsi="Arial" w:cs="Arial"/>
               <w:b w:val="0"/>
               <w:bCs w:val="0"/>
               <w:caps w:val="0"/>
@@ -3115,13 +3294,14 @@
             <w:r>
               <w:rPr>
                 <w:rStyle w:val="Hyperlink"/>
+                <w:rFonts w:ascii="Arial" w:hAnsi="Arial" w:cs="Arial"/>
                 <w:noProof/>
               </w:rPr>
               <w:t>7.1</w:t>
             </w:r>
             <w:r>
               <w:rPr>
-                <w:rFonts w:asciiTheme="minorHAnsi" w:eastAsiaTheme="minorEastAsia" w:hAnsiTheme="minorHAnsi" w:cstheme="minorBidi"/>
+                <w:rFonts w:ascii="Arial" w:eastAsiaTheme="minorEastAsia" w:hAnsi="Arial" w:cs="Arial"/>
                 <w:b w:val="0"/>
                 <w:bCs w:val="0"/>
                 <w:caps w:val="0"/>
@@ -3134,12 +3314,14 @@
             <w:r>
               <w:rPr>
                 <w:rStyle w:val="Hyperlink"/>
+                <w:rFonts w:ascii="Arial" w:hAnsi="Arial" w:cs="Arial"/>
                 <w:noProof/>
               </w:rPr>
               <w:t>[RNF 01] – Arquitetura do Sistema</w:t>
             </w:r>
             <w:r>
               <w:rPr>
+                <w:rFonts w:ascii="Arial" w:hAnsi="Arial" w:cs="Arial"/>
                 <w:noProof/>
                 <w:webHidden/>
               </w:rPr>
@@ -3147,6 +3329,7 @@
             </w:r>
             <w:r>
               <w:rPr>
+                <w:rFonts w:ascii="Arial" w:hAnsi="Arial" w:cs="Arial"/>
                 <w:noProof/>
                 <w:webHidden/>
               </w:rPr>
@@ -3154,6 +3337,7 @@
             </w:r>
             <w:r>
               <w:rPr>
+                <w:rFonts w:ascii="Arial" w:hAnsi="Arial" w:cs="Arial"/>
                 <w:noProof/>
                 <w:webHidden/>
               </w:rPr>
@@ -3161,12 +3345,14 @@
             </w:r>
             <w:r>
               <w:rPr>
-                <w:noProof/>
-                <w:webHidden/>
-              </w:rPr>
-            </w:r>
-            <w:r>
-              <w:rPr>
+                <w:rFonts w:ascii="Arial" w:hAnsi="Arial" w:cs="Arial"/>
+                <w:noProof/>
+                <w:webHidden/>
+              </w:rPr>
+            </w:r>
+            <w:r>
+              <w:rPr>
+                <w:rFonts w:ascii="Arial" w:hAnsi="Arial" w:cs="Arial"/>
                 <w:noProof/>
                 <w:webHidden/>
               </w:rPr>
@@ -3174,6 +3360,7 @@
             </w:r>
             <w:r>
               <w:rPr>
+                <w:rFonts w:ascii="Arial" w:hAnsi="Arial" w:cs="Arial"/>
                 <w:noProof/>
                 <w:webHidden/>
               </w:rPr>
@@ -3181,6 +3368,7 @@
             </w:r>
             <w:r>
               <w:rPr>
+                <w:rFonts w:ascii="Arial" w:hAnsi="Arial" w:cs="Arial"/>
                 <w:noProof/>
                 <w:webHidden/>
               </w:rPr>
@@ -3196,7 +3384,7 @@
               <w:tab w:val="right" w:leader="dot" w:pos="9830"/>
             </w:tabs>
             <w:rPr>
-              <w:rFonts w:asciiTheme="minorHAnsi" w:eastAsiaTheme="minorEastAsia" w:hAnsiTheme="minorHAnsi" w:cstheme="minorBidi"/>
+              <w:rFonts w:ascii="Arial" w:eastAsiaTheme="minorEastAsia" w:hAnsi="Arial" w:cs="Arial"/>
               <w:b w:val="0"/>
               <w:bCs w:val="0"/>
               <w:caps w:val="0"/>
@@ -3209,13 +3397,14 @@
             <w:r>
               <w:rPr>
                 <w:rStyle w:val="Hyperlink"/>
+                <w:rFonts w:ascii="Arial" w:hAnsi="Arial" w:cs="Arial"/>
                 <w:noProof/>
               </w:rPr>
               <w:t>7.2</w:t>
             </w:r>
             <w:r>
               <w:rPr>
-                <w:rFonts w:asciiTheme="minorHAnsi" w:eastAsiaTheme="minorEastAsia" w:hAnsiTheme="minorHAnsi" w:cstheme="minorBidi"/>
+                <w:rFonts w:ascii="Arial" w:eastAsiaTheme="minorEastAsia" w:hAnsi="Arial" w:cs="Arial"/>
                 <w:b w:val="0"/>
                 <w:bCs w:val="0"/>
                 <w:caps w:val="0"/>
@@ -3228,12 +3417,14 @@
             <w:r>
               <w:rPr>
                 <w:rStyle w:val="Hyperlink"/>
+                <w:rFonts w:ascii="Arial" w:hAnsi="Arial" w:cs="Arial"/>
                 <w:noProof/>
               </w:rPr>
               <w:t>[RNF 02] – Desempenho</w:t>
             </w:r>
             <w:r>
               <w:rPr>
+                <w:rFonts w:ascii="Arial" w:hAnsi="Arial" w:cs="Arial"/>
                 <w:noProof/>
                 <w:webHidden/>
               </w:rPr>
@@ -3241,6 +3432,7 @@
             </w:r>
             <w:r>
               <w:rPr>
+                <w:rFonts w:ascii="Arial" w:hAnsi="Arial" w:cs="Arial"/>
                 <w:noProof/>
                 <w:webHidden/>
               </w:rPr>
@@ -3248,6 +3440,7 @@
             </w:r>
             <w:r>
               <w:rPr>
+                <w:rFonts w:ascii="Arial" w:hAnsi="Arial" w:cs="Arial"/>
                 <w:noProof/>
                 <w:webHidden/>
               </w:rPr>
@@ -3255,12 +3448,14 @@
             </w:r>
             <w:r>
               <w:rPr>
-                <w:noProof/>
-                <w:webHidden/>
-              </w:rPr>
-            </w:r>
-            <w:r>
-              <w:rPr>
+                <w:rFonts w:ascii="Arial" w:hAnsi="Arial" w:cs="Arial"/>
+                <w:noProof/>
+                <w:webHidden/>
+              </w:rPr>
+            </w:r>
+            <w:r>
+              <w:rPr>
+                <w:rFonts w:ascii="Arial" w:hAnsi="Arial" w:cs="Arial"/>
                 <w:noProof/>
                 <w:webHidden/>
               </w:rPr>
@@ -3268,6 +3463,7 @@
             </w:r>
             <w:r>
               <w:rPr>
+                <w:rFonts w:ascii="Arial" w:hAnsi="Arial" w:cs="Arial"/>
                 <w:noProof/>
                 <w:webHidden/>
               </w:rPr>
@@ -3275,6 +3471,7 @@
             </w:r>
             <w:r>
               <w:rPr>
+                <w:rFonts w:ascii="Arial" w:hAnsi="Arial" w:cs="Arial"/>
                 <w:noProof/>
                 <w:webHidden/>
               </w:rPr>
@@ -3290,7 +3487,7 @@
               <w:tab w:val="right" w:leader="dot" w:pos="9830"/>
             </w:tabs>
             <w:rPr>
-              <w:rFonts w:asciiTheme="minorHAnsi" w:eastAsiaTheme="minorEastAsia" w:hAnsiTheme="minorHAnsi" w:cstheme="minorBidi"/>
+              <w:rFonts w:ascii="Arial" w:eastAsiaTheme="minorEastAsia" w:hAnsi="Arial" w:cs="Arial"/>
               <w:b w:val="0"/>
               <w:bCs w:val="0"/>
               <w:caps w:val="0"/>
@@ -3303,13 +3500,14 @@
             <w:r>
               <w:rPr>
                 <w:rStyle w:val="Hyperlink"/>
+                <w:rFonts w:ascii="Arial" w:hAnsi="Arial" w:cs="Arial"/>
                 <w:noProof/>
               </w:rPr>
               <w:t>7.3</w:t>
             </w:r>
             <w:r>
               <w:rPr>
-                <w:rFonts w:asciiTheme="minorHAnsi" w:eastAsiaTheme="minorEastAsia" w:hAnsiTheme="minorHAnsi" w:cstheme="minorBidi"/>
+                <w:rFonts w:ascii="Arial" w:eastAsiaTheme="minorEastAsia" w:hAnsi="Arial" w:cs="Arial"/>
                 <w:b w:val="0"/>
                 <w:bCs w:val="0"/>
                 <w:caps w:val="0"/>
@@ -3322,12 +3520,14 @@
             <w:r>
               <w:rPr>
                 <w:rStyle w:val="Hyperlink"/>
+                <w:rFonts w:ascii="Arial" w:hAnsi="Arial" w:cs="Arial"/>
                 <w:noProof/>
               </w:rPr>
               <w:t>[RNF 09] – Compatibilidade com Navegadores</w:t>
             </w:r>
             <w:r>
               <w:rPr>
+                <w:rFonts w:ascii="Arial" w:hAnsi="Arial" w:cs="Arial"/>
                 <w:noProof/>
                 <w:webHidden/>
               </w:rPr>
@@ -3335,6 +3535,7 @@
             </w:r>
             <w:r>
               <w:rPr>
+                <w:rFonts w:ascii="Arial" w:hAnsi="Arial" w:cs="Arial"/>
                 <w:noProof/>
                 <w:webHidden/>
               </w:rPr>
@@ -3342,6 +3543,7 @@
             </w:r>
             <w:r>
               <w:rPr>
+                <w:rFonts w:ascii="Arial" w:hAnsi="Arial" w:cs="Arial"/>
                 <w:noProof/>
                 <w:webHidden/>
               </w:rPr>
@@ -3349,12 +3551,14 @@
             </w:r>
             <w:r>
               <w:rPr>
-                <w:noProof/>
-                <w:webHidden/>
-              </w:rPr>
-            </w:r>
-            <w:r>
-              <w:rPr>
+                <w:rFonts w:ascii="Arial" w:hAnsi="Arial" w:cs="Arial"/>
+                <w:noProof/>
+                <w:webHidden/>
+              </w:rPr>
+            </w:r>
+            <w:r>
+              <w:rPr>
+                <w:rFonts w:ascii="Arial" w:hAnsi="Arial" w:cs="Arial"/>
                 <w:noProof/>
                 <w:webHidden/>
               </w:rPr>
@@ -3362,13 +3566,15 @@
             </w:r>
             <w:r>
               <w:rPr>
-                <w:noProof/>
-                <w:webHidden/>
-              </w:rPr>
-              <w:t>10</w:t>
-            </w:r>
-            <w:r>
-              <w:rPr>
+                <w:rFonts w:ascii="Arial" w:hAnsi="Arial" w:cs="Arial"/>
+                <w:noProof/>
+                <w:webHidden/>
+              </w:rPr>
+              <w:t>9</w:t>
+            </w:r>
+            <w:r>
+              <w:rPr>
+                <w:rFonts w:ascii="Arial" w:hAnsi="Arial" w:cs="Arial"/>
                 <w:noProof/>
                 <w:webHidden/>
               </w:rPr>
@@ -3384,7 +3590,7 @@
               <w:tab w:val="right" w:leader="dot" w:pos="9830"/>
             </w:tabs>
             <w:rPr>
-              <w:rFonts w:asciiTheme="minorHAnsi" w:eastAsiaTheme="minorEastAsia" w:hAnsiTheme="minorHAnsi" w:cstheme="minorBidi"/>
+              <w:rFonts w:ascii="Arial" w:eastAsiaTheme="minorEastAsia" w:hAnsi="Arial" w:cs="Arial"/>
               <w:b w:val="0"/>
               <w:bCs w:val="0"/>
               <w:caps w:val="0"/>
@@ -3397,13 +3603,14 @@
             <w:r>
               <w:rPr>
                 <w:rStyle w:val="Hyperlink"/>
+                <w:rFonts w:ascii="Arial" w:hAnsi="Arial" w:cs="Arial"/>
                 <w:noProof/>
               </w:rPr>
               <w:t>7.4</w:t>
             </w:r>
             <w:r>
               <w:rPr>
-                <w:rFonts w:asciiTheme="minorHAnsi" w:eastAsiaTheme="minorEastAsia" w:hAnsiTheme="minorHAnsi" w:cstheme="minorBidi"/>
+                <w:rFonts w:ascii="Arial" w:eastAsiaTheme="minorEastAsia" w:hAnsi="Arial" w:cs="Arial"/>
                 <w:b w:val="0"/>
                 <w:bCs w:val="0"/>
                 <w:caps w:val="0"/>
@@ -3416,12 +3623,14 @@
             <w:r>
               <w:rPr>
                 <w:rStyle w:val="Hyperlink"/>
+                <w:rFonts w:ascii="Arial" w:hAnsi="Arial" w:cs="Arial"/>
                 <w:noProof/>
               </w:rPr>
               <w:t>[RNF 10] – Persistência das Informações</w:t>
             </w:r>
             <w:r>
               <w:rPr>
+                <w:rFonts w:ascii="Arial" w:hAnsi="Arial" w:cs="Arial"/>
                 <w:noProof/>
                 <w:webHidden/>
               </w:rPr>
@@ -3429,6 +3638,7 @@
             </w:r>
             <w:r>
               <w:rPr>
+                <w:rFonts w:ascii="Arial" w:hAnsi="Arial" w:cs="Arial"/>
                 <w:noProof/>
                 <w:webHidden/>
               </w:rPr>
@@ -3436,6 +3646,7 @@
             </w:r>
             <w:r>
               <w:rPr>
+                <w:rFonts w:ascii="Arial" w:hAnsi="Arial" w:cs="Arial"/>
                 <w:noProof/>
                 <w:webHidden/>
               </w:rPr>
@@ -3443,12 +3654,14 @@
             </w:r>
             <w:r>
               <w:rPr>
-                <w:noProof/>
-                <w:webHidden/>
-              </w:rPr>
-            </w:r>
-            <w:r>
-              <w:rPr>
+                <w:rFonts w:ascii="Arial" w:hAnsi="Arial" w:cs="Arial"/>
+                <w:noProof/>
+                <w:webHidden/>
+              </w:rPr>
+            </w:r>
+            <w:r>
+              <w:rPr>
+                <w:rFonts w:ascii="Arial" w:hAnsi="Arial" w:cs="Arial"/>
                 <w:noProof/>
                 <w:webHidden/>
               </w:rPr>
@@ -3456,13 +3669,15 @@
             </w:r>
             <w:r>
               <w:rPr>
-                <w:noProof/>
-                <w:webHidden/>
-              </w:rPr>
-              <w:t>10</w:t>
-            </w:r>
-            <w:r>
-              <w:rPr>
+                <w:rFonts w:ascii="Arial" w:hAnsi="Arial" w:cs="Arial"/>
+                <w:noProof/>
+                <w:webHidden/>
+              </w:rPr>
+              <w:t>9</w:t>
+            </w:r>
+            <w:r>
+              <w:rPr>
+                <w:rFonts w:ascii="Arial" w:hAnsi="Arial" w:cs="Arial"/>
                 <w:noProof/>
                 <w:webHidden/>
               </w:rPr>
@@ -3478,7 +3693,7 @@
               <w:tab w:val="right" w:leader="dot" w:pos="9830"/>
             </w:tabs>
             <w:rPr>
-              <w:rFonts w:asciiTheme="minorHAnsi" w:eastAsiaTheme="minorEastAsia" w:hAnsiTheme="minorHAnsi" w:cstheme="minorBidi"/>
+              <w:rFonts w:ascii="Arial" w:eastAsiaTheme="minorEastAsia" w:hAnsi="Arial" w:cs="Arial"/>
               <w:b w:val="0"/>
               <w:bCs w:val="0"/>
               <w:caps w:val="0"/>
@@ -3491,13 +3706,14 @@
             <w:r>
               <w:rPr>
                 <w:rStyle w:val="Hyperlink"/>
+                <w:rFonts w:ascii="Arial" w:hAnsi="Arial" w:cs="Arial"/>
                 <w:noProof/>
               </w:rPr>
               <w:t>8.</w:t>
             </w:r>
             <w:r>
               <w:rPr>
-                <w:rFonts w:asciiTheme="minorHAnsi" w:eastAsiaTheme="minorEastAsia" w:hAnsiTheme="minorHAnsi" w:cstheme="minorBidi"/>
+                <w:rFonts w:ascii="Arial" w:eastAsiaTheme="minorEastAsia" w:hAnsi="Arial" w:cs="Arial"/>
                 <w:b w:val="0"/>
                 <w:bCs w:val="0"/>
                 <w:caps w:val="0"/>
@@ -3510,12 +3726,14 @@
             <w:r>
               <w:rPr>
                 <w:rStyle w:val="Hyperlink"/>
+                <w:rFonts w:ascii="Arial" w:hAnsi="Arial" w:cs="Arial"/>
                 <w:noProof/>
               </w:rPr>
               <w:t>Diagrama de Classes do Projeto</w:t>
             </w:r>
             <w:r>
               <w:rPr>
+                <w:rFonts w:ascii="Arial" w:hAnsi="Arial" w:cs="Arial"/>
                 <w:noProof/>
                 <w:webHidden/>
               </w:rPr>
@@ -3523,6 +3741,7 @@
             </w:r>
             <w:r>
               <w:rPr>
+                <w:rFonts w:ascii="Arial" w:hAnsi="Arial" w:cs="Arial"/>
                 <w:noProof/>
                 <w:webHidden/>
               </w:rPr>
@@ -3530,6 +3749,7 @@
             </w:r>
             <w:r>
               <w:rPr>
+                <w:rFonts w:ascii="Arial" w:hAnsi="Arial" w:cs="Arial"/>
                 <w:noProof/>
                 <w:webHidden/>
               </w:rPr>
@@ -3537,12 +3757,14 @@
             </w:r>
             <w:r>
               <w:rPr>
-                <w:noProof/>
-                <w:webHidden/>
-              </w:rPr>
-            </w:r>
-            <w:r>
-              <w:rPr>
+                <w:rFonts w:ascii="Arial" w:hAnsi="Arial" w:cs="Arial"/>
+                <w:noProof/>
+                <w:webHidden/>
+              </w:rPr>
+            </w:r>
+            <w:r>
+              <w:rPr>
+                <w:rFonts w:ascii="Arial" w:hAnsi="Arial" w:cs="Arial"/>
                 <w:noProof/>
                 <w:webHidden/>
               </w:rPr>
@@ -3550,13 +3772,15 @@
             </w:r>
             <w:r>
               <w:rPr>
-                <w:noProof/>
-                <w:webHidden/>
-              </w:rPr>
-              <w:t>10</w:t>
-            </w:r>
-            <w:r>
-              <w:rPr>
+                <w:rFonts w:ascii="Arial" w:hAnsi="Arial" w:cs="Arial"/>
+                <w:noProof/>
+                <w:webHidden/>
+              </w:rPr>
+              <w:t>9</w:t>
+            </w:r>
+            <w:r>
+              <w:rPr>
+                <w:rFonts w:ascii="Arial" w:hAnsi="Arial" w:cs="Arial"/>
                 <w:noProof/>
                 <w:webHidden/>
               </w:rPr>
@@ -3572,7 +3796,7 @@
               <w:tab w:val="right" w:leader="dot" w:pos="9830"/>
             </w:tabs>
             <w:rPr>
-              <w:rFonts w:asciiTheme="minorHAnsi" w:eastAsiaTheme="minorEastAsia" w:hAnsiTheme="minorHAnsi" w:cstheme="minorBidi"/>
+              <w:rFonts w:ascii="Arial" w:eastAsiaTheme="minorEastAsia" w:hAnsi="Arial" w:cs="Arial"/>
               <w:b w:val="0"/>
               <w:bCs w:val="0"/>
               <w:caps w:val="0"/>
@@ -3585,13 +3809,14 @@
             <w:r>
               <w:rPr>
                 <w:rStyle w:val="Hyperlink"/>
+                <w:rFonts w:ascii="Arial" w:hAnsi="Arial" w:cs="Arial"/>
                 <w:noProof/>
               </w:rPr>
               <w:t>9.</w:t>
             </w:r>
             <w:r>
               <w:rPr>
-                <w:rFonts w:asciiTheme="minorHAnsi" w:eastAsiaTheme="minorEastAsia" w:hAnsiTheme="minorHAnsi" w:cstheme="minorBidi"/>
+                <w:rFonts w:ascii="Arial" w:eastAsiaTheme="minorEastAsia" w:hAnsi="Arial" w:cs="Arial"/>
                 <w:b w:val="0"/>
                 <w:bCs w:val="0"/>
                 <w:caps w:val="0"/>
@@ -3604,12 +3829,14 @@
             <w:r>
               <w:rPr>
                 <w:rStyle w:val="Hyperlink"/>
+                <w:rFonts w:ascii="Arial" w:hAnsi="Arial" w:cs="Arial"/>
                 <w:noProof/>
               </w:rPr>
               <w:t>Diagrama de Pacotes</w:t>
             </w:r>
             <w:r>
               <w:rPr>
+                <w:rFonts w:ascii="Arial" w:hAnsi="Arial" w:cs="Arial"/>
                 <w:noProof/>
                 <w:webHidden/>
               </w:rPr>
@@ -3617,6 +3844,7 @@
             </w:r>
             <w:r>
               <w:rPr>
+                <w:rFonts w:ascii="Arial" w:hAnsi="Arial" w:cs="Arial"/>
                 <w:noProof/>
                 <w:webHidden/>
               </w:rPr>
@@ -3624,6 +3852,7 @@
             </w:r>
             <w:r>
               <w:rPr>
+                <w:rFonts w:ascii="Arial" w:hAnsi="Arial" w:cs="Arial"/>
                 <w:noProof/>
                 <w:webHidden/>
               </w:rPr>
@@ -3631,12 +3860,14 @@
             </w:r>
             <w:r>
               <w:rPr>
-                <w:noProof/>
-                <w:webHidden/>
-              </w:rPr>
-            </w:r>
-            <w:r>
-              <w:rPr>
+                <w:rFonts w:ascii="Arial" w:hAnsi="Arial" w:cs="Arial"/>
+                <w:noProof/>
+                <w:webHidden/>
+              </w:rPr>
+            </w:r>
+            <w:r>
+              <w:rPr>
+                <w:rFonts w:ascii="Arial" w:hAnsi="Arial" w:cs="Arial"/>
                 <w:noProof/>
                 <w:webHidden/>
               </w:rPr>
@@ -3644,6 +3875,7 @@
             </w:r>
             <w:r>
               <w:rPr>
+                <w:rFonts w:ascii="Arial" w:hAnsi="Arial" w:cs="Arial"/>
                 <w:noProof/>
                 <w:webHidden/>
               </w:rPr>
@@ -3651,6 +3883,7 @@
             </w:r>
             <w:r>
               <w:rPr>
+                <w:rFonts w:ascii="Arial" w:hAnsi="Arial" w:cs="Arial"/>
                 <w:noProof/>
                 <w:webHidden/>
               </w:rPr>
@@ -3666,7 +3899,7 @@
               <w:tab w:val="right" w:leader="dot" w:pos="9830"/>
             </w:tabs>
             <w:rPr>
-              <w:rFonts w:asciiTheme="minorHAnsi" w:eastAsiaTheme="minorEastAsia" w:hAnsiTheme="minorHAnsi" w:cstheme="minorBidi"/>
+              <w:rFonts w:ascii="Arial" w:eastAsiaTheme="minorEastAsia" w:hAnsi="Arial" w:cs="Arial"/>
               <w:b w:val="0"/>
               <w:bCs w:val="0"/>
               <w:caps w:val="0"/>
@@ -3679,13 +3912,14 @@
             <w:r>
               <w:rPr>
                 <w:rStyle w:val="Hyperlink"/>
+                <w:rFonts w:ascii="Arial" w:hAnsi="Arial" w:cs="Arial"/>
                 <w:noProof/>
               </w:rPr>
               <w:t>10.</w:t>
             </w:r>
             <w:r>
               <w:rPr>
-                <w:rFonts w:asciiTheme="minorHAnsi" w:eastAsiaTheme="minorEastAsia" w:hAnsiTheme="minorHAnsi" w:cstheme="minorBidi"/>
+                <w:rFonts w:ascii="Arial" w:eastAsiaTheme="minorEastAsia" w:hAnsi="Arial" w:cs="Arial"/>
                 <w:b w:val="0"/>
                 <w:bCs w:val="0"/>
                 <w:caps w:val="0"/>
@@ -3698,12 +3932,14 @@
             <w:r>
               <w:rPr>
                 <w:rStyle w:val="Hyperlink"/>
+                <w:rFonts w:ascii="Arial" w:hAnsi="Arial" w:cs="Arial"/>
                 <w:noProof/>
               </w:rPr>
               <w:t>Cronograma do Projeto</w:t>
             </w:r>
             <w:r>
               <w:rPr>
+                <w:rFonts w:ascii="Arial" w:hAnsi="Arial" w:cs="Arial"/>
                 <w:noProof/>
                 <w:webHidden/>
               </w:rPr>
@@ -3711,6 +3947,7 @@
             </w:r>
             <w:r>
               <w:rPr>
+                <w:rFonts w:ascii="Arial" w:hAnsi="Arial" w:cs="Arial"/>
                 <w:noProof/>
                 <w:webHidden/>
               </w:rPr>
@@ -3718,6 +3955,7 @@
             </w:r>
             <w:r>
               <w:rPr>
+                <w:rFonts w:ascii="Arial" w:hAnsi="Arial" w:cs="Arial"/>
                 <w:noProof/>
                 <w:webHidden/>
               </w:rPr>
@@ -3725,12 +3963,14 @@
             </w:r>
             <w:r>
               <w:rPr>
-                <w:noProof/>
-                <w:webHidden/>
-              </w:rPr>
-            </w:r>
-            <w:r>
-              <w:rPr>
+                <w:rFonts w:ascii="Arial" w:hAnsi="Arial" w:cs="Arial"/>
+                <w:noProof/>
+                <w:webHidden/>
+              </w:rPr>
+            </w:r>
+            <w:r>
+              <w:rPr>
+                <w:rFonts w:ascii="Arial" w:hAnsi="Arial" w:cs="Arial"/>
                 <w:noProof/>
                 <w:webHidden/>
               </w:rPr>
@@ -3738,6 +3978,7 @@
             </w:r>
             <w:r>
               <w:rPr>
+                <w:rFonts w:ascii="Arial" w:hAnsi="Arial" w:cs="Arial"/>
                 <w:noProof/>
                 <w:webHidden/>
               </w:rPr>
@@ -3745,6 +3986,7 @@
             </w:r>
             <w:r>
               <w:rPr>
+                <w:rFonts w:ascii="Arial" w:hAnsi="Arial" w:cs="Arial"/>
                 <w:noProof/>
                 <w:webHidden/>
               </w:rPr>
@@ -3760,7 +4002,7 @@
               <w:tab w:val="right" w:leader="dot" w:pos="9830"/>
             </w:tabs>
             <w:rPr>
-              <w:rFonts w:asciiTheme="minorHAnsi" w:eastAsiaTheme="minorEastAsia" w:hAnsiTheme="minorHAnsi" w:cstheme="minorBidi"/>
+              <w:rFonts w:ascii="Arial" w:eastAsiaTheme="minorEastAsia" w:hAnsi="Arial" w:cs="Arial"/>
               <w:b w:val="0"/>
               <w:bCs w:val="0"/>
               <w:caps w:val="0"/>
@@ -3773,13 +4015,14 @@
             <w:r>
               <w:rPr>
                 <w:rStyle w:val="Hyperlink"/>
+                <w:rFonts w:ascii="Arial" w:hAnsi="Arial" w:cs="Arial"/>
                 <w:noProof/>
               </w:rPr>
               <w:t>11.</w:t>
             </w:r>
             <w:r>
               <w:rPr>
-                <w:rFonts w:asciiTheme="minorHAnsi" w:eastAsiaTheme="minorEastAsia" w:hAnsiTheme="minorHAnsi" w:cstheme="minorBidi"/>
+                <w:rFonts w:ascii="Arial" w:eastAsiaTheme="minorEastAsia" w:hAnsi="Arial" w:cs="Arial"/>
                 <w:b w:val="0"/>
                 <w:bCs w:val="0"/>
                 <w:caps w:val="0"/>
@@ -3792,12 +4035,14 @@
             <w:r>
               <w:rPr>
                 <w:rStyle w:val="Hyperlink"/>
+                <w:rFonts w:ascii="Arial" w:hAnsi="Arial" w:cs="Arial"/>
                 <w:noProof/>
               </w:rPr>
               <w:t>Anexo A –</w:t>
             </w:r>
             <w:r>
               <w:rPr>
+                <w:rFonts w:ascii="Arial" w:hAnsi="Arial" w:cs="Arial"/>
                 <w:noProof/>
                 <w:webHidden/>
               </w:rPr>
@@ -3805,6 +4050,7 @@
             </w:r>
             <w:r>
               <w:rPr>
+                <w:rFonts w:ascii="Arial" w:hAnsi="Arial" w:cs="Arial"/>
                 <w:noProof/>
                 <w:webHidden/>
               </w:rPr>
@@ -3812,6 +4058,7 @@
             </w:r>
             <w:r>
               <w:rPr>
+                <w:rFonts w:ascii="Arial" w:hAnsi="Arial" w:cs="Arial"/>
                 <w:noProof/>
                 <w:webHidden/>
               </w:rPr>
@@ -3819,12 +4066,14 @@
             </w:r>
             <w:r>
               <w:rPr>
-                <w:noProof/>
-                <w:webHidden/>
-              </w:rPr>
-            </w:r>
-            <w:r>
-              <w:rPr>
+                <w:rFonts w:ascii="Arial" w:hAnsi="Arial" w:cs="Arial"/>
+                <w:noProof/>
+                <w:webHidden/>
+              </w:rPr>
+            </w:r>
+            <w:r>
+              <w:rPr>
+                <w:rFonts w:ascii="Arial" w:hAnsi="Arial" w:cs="Arial"/>
                 <w:noProof/>
                 <w:webHidden/>
               </w:rPr>
@@ -3832,13 +4081,15 @@
             </w:r>
             <w:r>
               <w:rPr>
-                <w:noProof/>
-                <w:webHidden/>
-              </w:rPr>
-              <w:t>12</w:t>
-            </w:r>
-            <w:r>
-              <w:rPr>
+                <w:rFonts w:ascii="Arial" w:hAnsi="Arial" w:cs="Arial"/>
+                <w:noProof/>
+                <w:webHidden/>
+              </w:rPr>
+              <w:t>11</w:t>
+            </w:r>
+            <w:r>
+              <w:rPr>
+                <w:rFonts w:ascii="Arial" w:hAnsi="Arial" w:cs="Arial"/>
                 <w:noProof/>
                 <w:webHidden/>
               </w:rPr>
@@ -3849,6 +4100,7 @@
         <w:p>
           <w:r>
             <w:rPr>
+              <w:rFonts w:ascii="Arial" w:hAnsi="Arial" w:cs="Arial"/>
               <w:b/>
               <w:bCs/>
             </w:rPr>
@@ -5462,7 +5714,7 @@
                     </pic:cNvPicPr>
                   </pic:nvPicPr>
                   <pic:blipFill rotWithShape="1">
-                    <a:blip r:embed="rId6">
+                    <a:blip r:embed="rId8">
                       <a:extLst>
                         <a:ext uri="{28A0092B-C50C-407E-A947-70E740481C1C}">
                           <a14:useLocalDpi xmlns:a14="http://schemas.microsoft.com/office/drawing/2010/main" val="0"/>
@@ -6146,6 +6398,7 @@
                 <w:bCs/>
                 <w:color w:val="000000"/>
               </w:rPr>
+              <w:lastRenderedPageBreak/>
               <w:t>Essencial</w:t>
             </w:r>
           </w:p>
@@ -6303,7 +6556,6 @@
                 <w:bCs/>
                 <w:color w:val="000000"/>
               </w:rPr>
-              <w:lastRenderedPageBreak/>
               <w:t>Desejável</w:t>
             </w:r>
           </w:p>
@@ -6696,37 +6948,21 @@
           <w:rFonts w:ascii="Arial" w:eastAsia="Arial" w:hAnsi="Arial" w:cs="Arial"/>
           <w:color w:val="000000"/>
         </w:rPr>
-        <w:t xml:space="preserve">O sistema deve permitir a emissão de pedidos vinculando um cliente a múltiplos </w:t>
-      </w:r>
-      <w:proofErr w:type="gramStart"/>
+        <w:t xml:space="preserve">O sistema deve permitir a emissão de pedidos vinculando um cliente a múltiplos produtos, </w:t>
+      </w:r>
       <w:r>
         <w:rPr>
           <w:rFonts w:ascii="Arial" w:eastAsia="Arial" w:hAnsi="Arial" w:cs="Arial"/>
           <w:color w:val="000000"/>
         </w:rPr>
-        <w:t xml:space="preserve">produtos, </w:t>
+        <w:t xml:space="preserve"> </w:t>
       </w:r>
       <w:r>
         <w:rPr>
           <w:rFonts w:ascii="Arial" w:eastAsia="Arial" w:hAnsi="Arial" w:cs="Arial"/>
           <w:color w:val="000000"/>
         </w:rPr>
-        <w:t xml:space="preserve"> </w:t>
-      </w:r>
-      <w:r>
-        <w:rPr>
-          <w:rFonts w:ascii="Arial" w:eastAsia="Arial" w:hAnsi="Arial" w:cs="Arial"/>
-          <w:color w:val="000000"/>
-        </w:rPr>
-        <w:t>calculando</w:t>
-      </w:r>
-      <w:proofErr w:type="gramEnd"/>
-      <w:r>
-        <w:rPr>
-          <w:rFonts w:ascii="Arial" w:eastAsia="Arial" w:hAnsi="Arial" w:cs="Arial"/>
-          <w:color w:val="000000"/>
-        </w:rPr>
-        <w:t xml:space="preserve"> os subtotais e o valor total dinamicamente. </w:t>
+        <w:t xml:space="preserve">calculando os subtotais e o valor total dinamicamente. </w:t>
       </w:r>
       <w:r>
         <w:rPr>
@@ -7006,6 +7242,7 @@
           <w:b/>
           <w:bCs/>
         </w:rPr>
+        <w:lastRenderedPageBreak/>
         <w:t>[RF 08] Emissão de Recibo em PDF:</w:t>
       </w:r>
       <w:r>
@@ -7053,7 +7290,39 @@
           <w:b/>
           <w:bCs/>
         </w:rPr>
-        <w:t>[RF 10] Relatórios Gerenciais:</w:t>
+        <w:t xml:space="preserve">[RF </w:t>
+      </w:r>
+      <w:r>
+        <w:rPr>
+          <w:rFonts w:ascii="Arial" w:hAnsi="Arial" w:cs="Arial"/>
+          <w:b/>
+          <w:bCs/>
+        </w:rPr>
+        <w:t>09</w:t>
+      </w:r>
+      <w:r>
+        <w:rPr>
+          <w:rFonts w:ascii="Arial" w:hAnsi="Arial" w:cs="Arial"/>
+          <w:b/>
+          <w:bCs/>
+        </w:rPr>
+        <w:t>] Relatórios Gerenciais</w:t>
+      </w:r>
+      <w:r>
+        <w:rPr>
+          <w:rFonts w:ascii="Arial" w:hAnsi="Arial" w:cs="Arial"/>
+          <w:b/>
+          <w:bCs/>
+        </w:rPr>
+        <w:t xml:space="preserve"> em PDF</w:t>
+      </w:r>
+      <w:r>
+        <w:rPr>
+          <w:rFonts w:ascii="Arial" w:hAnsi="Arial" w:cs="Arial"/>
+          <w:b/>
+          <w:bCs/>
+        </w:rPr>
+        <w:t>:</w:t>
       </w:r>
       <w:r>
         <w:rPr>
@@ -7074,8 +7343,47 @@
         <w:rPr>
           <w:rFonts w:ascii="Arial" w:hAnsi="Arial" w:cs="Arial"/>
         </w:rPr>
-        <w:t>O sistema deve disponibilizar relatórios de Compras por Cliente, Vendas por Período de Datas e Listagem de Produtos em Falta/Críticos, com suporte à impressão. (Prioridade: Importante)</w:t>
-      </w:r>
+        <w:t xml:space="preserve">O sistema deve </w:t>
+      </w:r>
+      <w:r>
+        <w:rPr>
+          <w:rFonts w:ascii="Arial" w:hAnsi="Arial" w:cs="Arial"/>
+        </w:rPr>
+        <w:t xml:space="preserve">Fornecer </w:t>
+      </w:r>
+      <w:r>
+        <w:rPr>
+          <w:rFonts w:ascii="Arial" w:hAnsi="Arial" w:cs="Arial"/>
+        </w:rPr>
+        <w:t>relatórios de Compras por Cliente, Vendas por Período de Datas e Produtos em Falta/</w:t>
+      </w:r>
+      <w:r>
+        <w:rPr>
+          <w:rFonts w:ascii="Arial" w:hAnsi="Arial" w:cs="Arial"/>
+        </w:rPr>
+        <w:t>Críticos,</w:t>
+      </w:r>
+      <w:r>
+        <w:rPr>
+          <w:rFonts w:ascii="Arial" w:hAnsi="Arial" w:cs="Arial"/>
+        </w:rPr>
+        <w:t xml:space="preserve"> entregue diretamente no navegador em formato PDF</w:t>
+      </w:r>
+      <w:r>
+        <w:rPr>
+          <w:rFonts w:ascii="Arial" w:hAnsi="Arial" w:cs="Arial"/>
+        </w:rPr>
+        <w:t>. (Prioridade: Importante)</w:t>
+      </w:r>
+    </w:p>
+    <w:p>
+      <w:pPr>
+        <w:ind w:left="142"/>
+        <w:jc w:val="both"/>
+        <w:rPr>
+          <w:rFonts w:ascii="Arial" w:hAnsi="Arial" w:cs="Arial"/>
+        </w:rPr>
+      </w:pPr>
     </w:p>
     <w:p>
       <w:pPr>
@@ -7083,11 +7391,11 @@
       </w:pPr>
       <w:bookmarkStart w:id="16" w:name="_Toc238480107"/>
       <w:r>
-        <w:lastRenderedPageBreak/>
         <w:t>Diagrama de casos de uso</w:t>
       </w:r>
       <w:bookmarkEnd w:id="16"/>
     </w:p>
+    <w:p/>
     <w:p>
       <w:pPr>
         <w:pStyle w:val="Ttulo1"/>
@@ -7137,7 +7445,7 @@
                     </pic:cNvPicPr>
                   </pic:nvPicPr>
                   <pic:blipFill rotWithShape="1">
-                    <a:blip r:embed="rId7">
+                    <a:blip r:embed="rId9">
                       <a:extLst>
                         <a:ext uri="{28A0092B-C50C-407E-A947-70E740481C1C}">
                           <a14:useLocalDpi xmlns:a14="http://schemas.microsoft.com/office/drawing/2010/main" val="0"/>
@@ -7244,6 +7552,7 @@
       </w:pPr>
       <w:bookmarkStart w:id="19" w:name="_Toc238480110"/>
       <w:r>
+        <w:lastRenderedPageBreak/>
         <w:t xml:space="preserve">[RU ADM01] – Gerenciamento </w:t>
       </w:r>
       <w:r>
@@ -7356,7 +7665,6 @@
           <w:sz w:val="24"/>
           <w:szCs w:val="24"/>
         </w:rPr>
-        <w:lastRenderedPageBreak/>
         <w:t>Pré-condições</w:t>
       </w:r>
     </w:p>
@@ -7696,7 +8004,17 @@
           <w:sz w:val="24"/>
           <w:szCs w:val="24"/>
         </w:rPr>
-        <w:t xml:space="preserve">Os requisitos não funcionais definem características e restrições relacionadas ao funcionamento, desempenho, arquitetura e qualidade do Sistema de Controle de Clientes e Pedidos (SCCP). Esses requisitos complementam os requisitos funcionais e estabelecem condições que devem ser atendidas pelo sistema. </w:t>
+        <w:t xml:space="preserve">Os requisitos não funcionais definem características e restrições relacionadas ao funcionamento, desempenho, arquitetura e qualidade do Sistema de Controle de </w:t>
+      </w:r>
+      <w:r>
+        <w:rPr>
+          <w:b w:val="0"/>
+          <w:bCs w:val="0"/>
+          <w:sz w:val="24"/>
+          <w:szCs w:val="24"/>
+        </w:rPr>
+        <w:lastRenderedPageBreak/>
+        <w:t xml:space="preserve">Clientes e Pedidos (SCCP). Esses requisitos complementam os requisitos funcionais e estabelecem condições que devem ser atendidas pelo sistema. </w:t>
       </w:r>
     </w:p>
     <w:p>
@@ -7709,13 +8027,14 @@
       </w:pPr>
       <w:bookmarkStart w:id="23" w:name="_Toc238480112"/>
       <w:r>
-        <w:t>[RNF 01] – Arquitetura do Sistema</w:t>
+        <w:t xml:space="preserve">[RNF 01] – </w:t>
       </w:r>
       <w:bookmarkEnd w:id="23"/>
       <w:r>
-        <w:t xml:space="preserve"> </w:t>
-      </w:r>
-    </w:p>
+        <w:t>Arquitetura em Camadas (MVC):</w:t>
+      </w:r>
+    </w:p>
+    <w:p/>
     <w:p>
       <w:pPr>
         <w:pBdr>
@@ -7780,14 +8099,27 @@
         <w:rPr>
           <w:rFonts w:ascii="Arial" w:eastAsia="Arial" w:hAnsi="Arial" w:cs="Arial"/>
         </w:rPr>
-        <w:t>), organizando a aplicação em camadas responsáveis pela apresentação, controle das requisições, regras de negócio e acesso aos dados</w:t>
-      </w:r>
-      <w:r>
-        <w:rPr>
-          <w:rFonts w:ascii="Arial" w:eastAsia="Arial" w:hAnsi="Arial" w:cs="Arial"/>
-          <w:color w:val="000000"/>
-        </w:rPr>
-        <w:t>.</w:t>
+        <w:t xml:space="preserve">), </w:t>
+      </w:r>
+      <w:r>
+        <w:rPr>
+          <w:rFonts w:ascii="Arial" w:eastAsia="Arial" w:hAnsi="Arial" w:cs="Arial"/>
+        </w:rPr>
+        <w:t xml:space="preserve">com clara separação entre Controllers, Services, </w:t>
+      </w:r>
+      <w:proofErr w:type="spellStart"/>
+      <w:r>
+        <w:rPr>
+          <w:rFonts w:ascii="Arial" w:eastAsia="Arial" w:hAnsi="Arial" w:cs="Arial"/>
+        </w:rPr>
+        <w:t>Repositories</w:t>
+      </w:r>
+      <w:proofErr w:type="spellEnd"/>
+      <w:r>
+        <w:rPr>
+          <w:rFonts w:ascii="Arial" w:eastAsia="Arial" w:hAnsi="Arial" w:cs="Arial"/>
+        </w:rPr>
+        <w:t xml:space="preserve"> e Models no Spring Boot </w:t>
       </w:r>
     </w:p>
     <w:p>
@@ -7809,8 +8141,22 @@
       <w:r>
         <w:rPr>
           <w:rFonts w:ascii="Arial" w:eastAsia="Arial" w:hAnsi="Arial" w:cs="Arial"/>
-        </w:rPr>
-        <w:t xml:space="preserve"> Importante. </w:t>
+          <w:b/>
+          <w:bCs/>
+        </w:rPr>
+        <w:t xml:space="preserve"> </w:t>
+      </w:r>
+      <w:r>
+        <w:rPr>
+          <w:rFonts w:ascii="Arial" w:eastAsia="Arial" w:hAnsi="Arial" w:cs="Arial"/>
+        </w:rPr>
+        <w:t>Essencial</w:t>
+      </w:r>
+      <w:r>
+        <w:rPr>
+          <w:rFonts w:ascii="Arial" w:eastAsia="Arial" w:hAnsi="Arial" w:cs="Arial"/>
+        </w:rPr>
+        <w:t xml:space="preserve">. </w:t>
       </w:r>
     </w:p>
     <w:p>
@@ -7873,23 +8219,29 @@
         <w:rPr>
           <w:rFonts w:ascii="Arial" w:eastAsia="Arial" w:hAnsi="Arial" w:cs="Arial"/>
         </w:rPr>
-        <w:t>O sistema deverá apresentar tempo de resposta de até 2 segundos para as operações comuns, considerando condições normais de utilização e funcionamento da rede local</w:t>
-      </w:r>
-      <w:proofErr w:type="gramStart"/>
-      <w:r>
-        <w:rPr>
-          <w:rFonts w:ascii="Arial" w:eastAsia="Arial" w:hAnsi="Arial" w:cs="Arial"/>
-        </w:rPr>
-        <w:t xml:space="preserve">. </w:t>
-      </w:r>
-      <w:r>
-        <w:rPr>
-          <w:rFonts w:ascii="Arial" w:eastAsia="Arial" w:hAnsi="Arial" w:cs="Arial"/>
-          <w:color w:val="000000"/>
-        </w:rPr>
-        <w:t>.</w:t>
-      </w:r>
-      <w:proofErr w:type="gramEnd"/>
+        <w:t xml:space="preserve">O tempo de resposta para </w:t>
+      </w:r>
+      <w:proofErr w:type="spellStart"/>
+      <w:r>
+        <w:rPr>
+          <w:rFonts w:ascii="Arial" w:eastAsia="Arial" w:hAnsi="Arial" w:cs="Arial"/>
+        </w:rPr>
+        <w:t>opereções</w:t>
+      </w:r>
+      <w:proofErr w:type="spellEnd"/>
+      <w:r>
+        <w:rPr>
+          <w:rFonts w:ascii="Arial" w:eastAsia="Arial" w:hAnsi="Arial" w:cs="Arial"/>
+        </w:rPr>
+        <w:t xml:space="preserve"> normais de consulta e gravação deve ser inferior a 2 segundos em ambiente de rede local.</w:t>
+      </w:r>
+    </w:p>
+    <w:p>
+      <w:pPr>
+        <w:rPr>
+          <w:rFonts w:ascii="Arial" w:hAnsi="Arial" w:cs="Arial"/>
+        </w:rPr>
+      </w:pPr>
     </w:p>
     <w:p>
       <w:pPr>
@@ -7901,10 +8253,77 @@
           <w:between w:val="nil"/>
         </w:pBdr>
         <w:ind w:left="601"/>
-        <w:jc w:val="both"/>
         <w:rPr>
           <w:rFonts w:ascii="Arial" w:eastAsia="Arial" w:hAnsi="Arial" w:cs="Arial"/>
           <w:color w:val="000000"/>
+        </w:rPr>
+      </w:pPr>
+      <w:r>
+        <w:rPr>
+          <w:rFonts w:ascii="Arial" w:eastAsia="Arial" w:hAnsi="Arial" w:cs="Arial"/>
+          <w:b/>
+          <w:bCs/>
+          <w:color w:val="000000"/>
+        </w:rPr>
+        <w:t xml:space="preserve">Prioridade: </w:t>
+      </w:r>
+      <w:r>
+        <w:rPr>
+          <w:rFonts w:ascii="Arial" w:eastAsia="Arial" w:hAnsi="Arial" w:cs="Arial"/>
+          <w:color w:val="000000"/>
+        </w:rPr>
+        <w:t>Importante</w:t>
+      </w:r>
+      <w:r>
+        <w:rPr>
+          <w:rFonts w:ascii="Arial" w:eastAsia="Arial" w:hAnsi="Arial" w:cs="Arial"/>
+          <w:color w:val="000000"/>
+        </w:rPr>
+        <w:t>.</w:t>
+      </w:r>
+    </w:p>
+    <w:p>
+      <w:pPr>
+        <w:pBdr>
+          <w:top w:val="nil"/>
+          <w:left w:val="nil"/>
+          <w:bottom w:val="nil"/>
+          <w:right w:val="nil"/>
+          <w:between w:val="nil"/>
+        </w:pBdr>
+        <w:rPr>
+          <w:rFonts w:ascii="Arial" w:hAnsi="Arial" w:cs="Arial"/>
+          <w:color w:val="000000"/>
+        </w:rPr>
+      </w:pPr>
+    </w:p>
+    <w:p>
+      <w:pPr>
+        <w:pStyle w:val="Ttulo1"/>
+        <w:numPr>
+          <w:ilvl w:val="1"/>
+          <w:numId w:val="18"/>
+        </w:numPr>
+      </w:pPr>
+      <w:bookmarkStart w:id="25" w:name="_Toc238480114"/>
+      <w:r>
+        <w:t>[RNF 0</w:t>
+      </w:r>
+      <w:r>
+        <w:t>3</w:t>
+      </w:r>
+      <w:r>
+        <w:t xml:space="preserve">] – </w:t>
+      </w:r>
+      <w:bookmarkEnd w:id="25"/>
+      <w:r>
+        <w:t>Persistência Relacional</w:t>
+      </w:r>
+    </w:p>
+    <w:p>
+      <w:pPr>
+        <w:rPr>
+          <w:rFonts w:ascii="Arial" w:hAnsi="Arial" w:cs="Arial"/>
         </w:rPr>
       </w:pPr>
     </w:p>
@@ -7918,7 +8337,6 @@
           <w:between w:val="nil"/>
         </w:pBdr>
         <w:ind w:left="601"/>
-        <w:jc w:val="both"/>
         <w:rPr>
           <w:rFonts w:ascii="Arial" w:eastAsia="Arial" w:hAnsi="Arial" w:cs="Arial"/>
           <w:color w:val="000000"/>
@@ -7931,22 +8349,35 @@
           <w:bCs/>
           <w:color w:val="000000"/>
         </w:rPr>
-        <w:t>Prioridade:</w:t>
+        <w:t>Descrição:</w:t>
       </w:r>
       <w:r>
         <w:rPr>
           <w:rFonts w:ascii="Arial" w:eastAsia="Arial" w:hAnsi="Arial" w:cs="Arial"/>
           <w:color w:val="000000"/>
         </w:rPr>
-        <w:t xml:space="preserve"> Importante</w:t>
-      </w:r>
-    </w:p>
-    <w:p>
-      <w:pPr>
-        <w:rPr>
-          <w:rFonts w:ascii="Arial" w:hAnsi="Arial" w:cs="Arial"/>
-        </w:rPr>
-      </w:pPr>
+        <w:t xml:space="preserve"> </w:t>
+      </w:r>
+      <w:r>
+        <w:rPr>
+          <w:rFonts w:ascii="Arial" w:eastAsia="Arial" w:hAnsi="Arial" w:cs="Arial"/>
+        </w:rPr>
+        <w:t xml:space="preserve">O sistema deve utilizar o SGBD MySQL 8.0 gerenciado via Spring Data JPA e </w:t>
+      </w:r>
+      <w:proofErr w:type="spellStart"/>
+      <w:r>
+        <w:rPr>
+          <w:rFonts w:ascii="Arial" w:eastAsia="Arial" w:hAnsi="Arial" w:cs="Arial"/>
+        </w:rPr>
+        <w:t>Hibernate</w:t>
+      </w:r>
+      <w:proofErr w:type="spellEnd"/>
+      <w:r>
+        <w:rPr>
+          <w:rFonts w:ascii="Arial" w:eastAsia="Arial" w:hAnsi="Arial" w:cs="Arial"/>
+        </w:rPr>
+        <w:t>.</w:t>
+      </w:r>
     </w:p>
     <w:p>
       <w:pPr>
@@ -7963,61 +8394,6 @@
           <w:color w:val="000000"/>
         </w:rPr>
       </w:pPr>
-      <w:r>
-        <w:rPr>
-          <w:rFonts w:ascii="Arial" w:eastAsia="Arial" w:hAnsi="Arial" w:cs="Arial"/>
-          <w:b/>
-          <w:bCs/>
-          <w:color w:val="000000"/>
-        </w:rPr>
-        <w:t xml:space="preserve">Prioridade: </w:t>
-      </w:r>
-      <w:r>
-        <w:rPr>
-          <w:rFonts w:ascii="Arial" w:eastAsia="Arial" w:hAnsi="Arial" w:cs="Arial"/>
-          <w:color w:val="000000"/>
-        </w:rPr>
-        <w:t>Importante</w:t>
-      </w:r>
-    </w:p>
-    <w:p>
-      <w:pPr>
-        <w:pBdr>
-          <w:top w:val="nil"/>
-          <w:left w:val="nil"/>
-          <w:bottom w:val="nil"/>
-          <w:right w:val="nil"/>
-          <w:between w:val="nil"/>
-        </w:pBdr>
-        <w:rPr>
-          <w:rFonts w:ascii="Arial" w:hAnsi="Arial" w:cs="Arial"/>
-          <w:color w:val="000000"/>
-        </w:rPr>
-      </w:pPr>
-    </w:p>
-    <w:p>
-      <w:pPr>
-        <w:pStyle w:val="Ttulo1"/>
-        <w:numPr>
-          <w:ilvl w:val="1"/>
-          <w:numId w:val="18"/>
-        </w:numPr>
-      </w:pPr>
-      <w:bookmarkStart w:id="25" w:name="_Toc238480114"/>
-      <w:r>
-        <w:t>[RNF 09] – Compatibilidade com Navegadores</w:t>
-      </w:r>
-      <w:bookmarkEnd w:id="25"/>
-      <w:r>
-        <w:t xml:space="preserve"> </w:t>
-      </w:r>
-    </w:p>
-    <w:p>
-      <w:pPr>
-        <w:rPr>
-          <w:rFonts w:ascii="Arial" w:hAnsi="Arial" w:cs="Arial"/>
-        </w:rPr>
-      </w:pPr>
     </w:p>
     <w:p>
       <w:pPr>
@@ -8041,21 +8417,70 @@
           <w:bCs/>
           <w:color w:val="000000"/>
         </w:rPr>
-        <w:t>Descrição:</w:t>
+        <w:t>Prioridade:</w:t>
       </w:r>
       <w:r>
         <w:rPr>
           <w:rFonts w:ascii="Arial" w:eastAsia="Arial" w:hAnsi="Arial" w:cs="Arial"/>
           <w:color w:val="000000"/>
         </w:rPr>
+        <w:t xml:space="preserve"> Essencial</w:t>
+      </w:r>
+      <w:r>
+        <w:rPr>
+          <w:rFonts w:ascii="Arial" w:eastAsia="Arial" w:hAnsi="Arial" w:cs="Arial"/>
+          <w:color w:val="000000"/>
+        </w:rPr>
+        <w:t>.</w:t>
+      </w:r>
+    </w:p>
+    <w:p>
+      <w:pPr>
+        <w:pBdr>
+          <w:top w:val="nil"/>
+          <w:left w:val="nil"/>
+          <w:bottom w:val="nil"/>
+          <w:right w:val="nil"/>
+          <w:between w:val="nil"/>
+        </w:pBdr>
+        <w:rPr>
+          <w:rFonts w:ascii="Arial" w:hAnsi="Arial" w:cs="Arial"/>
+          <w:color w:val="000000"/>
+        </w:rPr>
+      </w:pPr>
+    </w:p>
+    <w:p>
+      <w:pPr>
+        <w:pStyle w:val="Ttulo1"/>
+        <w:numPr>
+          <w:ilvl w:val="1"/>
+          <w:numId w:val="18"/>
+        </w:numPr>
+      </w:pPr>
+      <w:r>
         <w:t xml:space="preserve"> </w:t>
       </w:r>
-      <w:r>
-        <w:rPr>
-          <w:rFonts w:ascii="Arial" w:eastAsia="Arial" w:hAnsi="Arial" w:cs="Arial"/>
-        </w:rPr>
-        <w:t xml:space="preserve">O sistema deverá ser acessível por meio de navegadores web compatíveis com as tecnologias utilizadas em seu desenvolvimento, permitindo que os usuários acessem as funcionalidades da aplicação por meio de um navegador. </w:t>
-      </w:r>
+      <w:bookmarkStart w:id="26" w:name="_Toc238480115"/>
+      <w:r>
+        <w:t xml:space="preserve">[RNF </w:t>
+      </w:r>
+      <w:r>
+        <w:t>4</w:t>
+      </w:r>
+      <w:r>
+        <w:t xml:space="preserve">] – </w:t>
+      </w:r>
+      <w:bookmarkEnd w:id="26"/>
+      <w:r>
+        <w:t>Integridade transacional (ACID)</w:t>
+      </w:r>
+    </w:p>
+    <w:p>
+      <w:pPr>
+        <w:rPr>
+          <w:rFonts w:ascii="Arial" w:hAnsi="Arial" w:cs="Arial"/>
+        </w:rPr>
+      </w:pPr>
     </w:p>
     <w:p>
       <w:pPr>
@@ -8072,6 +8497,32 @@
           <w:color w:val="000000"/>
         </w:rPr>
       </w:pPr>
+      <w:r>
+        <w:rPr>
+          <w:rFonts w:ascii="Arial" w:eastAsia="Arial" w:hAnsi="Arial" w:cs="Arial"/>
+          <w:b/>
+          <w:bCs/>
+          <w:color w:val="000000"/>
+        </w:rPr>
+        <w:t>Descrição:</w:t>
+      </w:r>
+      <w:r>
+        <w:rPr>
+          <w:rFonts w:ascii="Arial" w:eastAsia="Arial" w:hAnsi="Arial" w:cs="Arial"/>
+          <w:b/>
+          <w:bCs/>
+          <w:color w:val="000000"/>
+        </w:rPr>
+        <w:t xml:space="preserve"> </w:t>
+      </w:r>
+      <w:r>
+        <w:rPr>
+          <w:rFonts w:ascii="Arial" w:eastAsia="Arial" w:hAnsi="Arial" w:cs="Arial"/>
+          <w:b/>
+          <w:bCs/>
+        </w:rPr>
+        <w:t>As operações de venda e abatimento de estoque devem ser executadas com garantia de atomicidade através da anotação.</w:t>
+      </w:r>
     </w:p>
     <w:p>
       <w:pPr>
@@ -8088,64 +8539,6 @@
           <w:color w:val="000000"/>
         </w:rPr>
       </w:pPr>
-      <w:r>
-        <w:rPr>
-          <w:rFonts w:ascii="Arial" w:eastAsia="Arial" w:hAnsi="Arial" w:cs="Arial"/>
-          <w:b/>
-          <w:bCs/>
-          <w:color w:val="000000"/>
-        </w:rPr>
-        <w:t>Prioridade:</w:t>
-      </w:r>
-      <w:r>
-        <w:rPr>
-          <w:rFonts w:ascii="Arial" w:eastAsia="Arial" w:hAnsi="Arial" w:cs="Arial"/>
-          <w:color w:val="000000"/>
-        </w:rPr>
-        <w:t xml:space="preserve"> Essencial</w:t>
-      </w:r>
-    </w:p>
-    <w:p>
-      <w:pPr>
-        <w:pBdr>
-          <w:top w:val="nil"/>
-          <w:left w:val="nil"/>
-          <w:bottom w:val="nil"/>
-          <w:right w:val="nil"/>
-          <w:between w:val="nil"/>
-        </w:pBdr>
-        <w:rPr>
-          <w:rFonts w:ascii="Arial" w:hAnsi="Arial" w:cs="Arial"/>
-          <w:color w:val="000000"/>
-        </w:rPr>
-      </w:pPr>
-    </w:p>
-    <w:p>
-      <w:pPr>
-        <w:pStyle w:val="Ttulo1"/>
-        <w:numPr>
-          <w:ilvl w:val="1"/>
-          <w:numId w:val="18"/>
-        </w:numPr>
-      </w:pPr>
-      <w:r>
-        <w:t xml:space="preserve"> </w:t>
-      </w:r>
-      <w:bookmarkStart w:id="26" w:name="_Toc238480115"/>
-      <w:r>
-        <w:t>[RNF 10] – Persistência das Informações</w:t>
-      </w:r>
-      <w:bookmarkEnd w:id="26"/>
-      <w:r>
-        <w:t xml:space="preserve"> </w:t>
-      </w:r>
-    </w:p>
-    <w:p>
-      <w:pPr>
-        <w:rPr>
-          <w:rFonts w:ascii="Arial" w:hAnsi="Arial" w:cs="Arial"/>
-        </w:rPr>
-      </w:pPr>
     </w:p>
     <w:p>
       <w:pPr>
@@ -8159,10 +8552,8 @@
         <w:ind w:left="601"/>
         <w:rPr>
           <w:rFonts w:ascii="Arial" w:eastAsia="Arial" w:hAnsi="Arial" w:cs="Arial"/>
-          <w:color w:val="000000"/>
-        </w:rPr>
-      </w:pPr>
-      <w:proofErr w:type="spellStart"/>
+        </w:rPr>
+      </w:pPr>
       <w:r>
         <w:rPr>
           <w:rFonts w:ascii="Arial" w:eastAsia="Arial" w:hAnsi="Arial" w:cs="Arial"/>
@@ -8170,24 +8561,26 @@
           <w:bCs/>
           <w:color w:val="000000"/>
         </w:rPr>
-        <w:t>Descrição:</w:t>
-      </w:r>
-      <w:r>
-        <w:rPr>
-          <w:rFonts w:ascii="Arial" w:eastAsia="Arial" w:hAnsi="Arial" w:cs="Arial"/>
-          <w:b/>
-          <w:bCs/>
-        </w:rPr>
-        <w:t>O</w:t>
-      </w:r>
-      <w:proofErr w:type="spellEnd"/>
-      <w:r>
-        <w:rPr>
-          <w:rFonts w:ascii="Arial" w:eastAsia="Arial" w:hAnsi="Arial" w:cs="Arial"/>
-          <w:b/>
-          <w:bCs/>
-        </w:rPr>
-        <w:t xml:space="preserve"> sistema deverá manter os dados cadastrados de forma persistente no banco de dados, permitindo que as informações permaneçam disponíveis após o encerramento e posterior inicialização da aplicação. </w:t>
+        <w:t>Prioridade:</w:t>
+      </w:r>
+      <w:r>
+        <w:rPr>
+          <w:rFonts w:ascii="Arial" w:eastAsia="Arial" w:hAnsi="Arial" w:cs="Arial"/>
+          <w:color w:val="000000"/>
+        </w:rPr>
+        <w:t xml:space="preserve"> </w:t>
+      </w:r>
+      <w:r>
+        <w:rPr>
+          <w:rFonts w:ascii="Arial" w:eastAsia="Arial" w:hAnsi="Arial" w:cs="Arial"/>
+        </w:rPr>
+        <w:t>Essencial</w:t>
+      </w:r>
+      <w:r>
+        <w:rPr>
+          <w:rFonts w:ascii="Arial" w:eastAsia="Arial" w:hAnsi="Arial" w:cs="Arial"/>
+        </w:rPr>
+        <w:t>.</w:t>
       </w:r>
     </w:p>
     <w:p>
@@ -8202,9 +8595,950 @@
         <w:ind w:left="601"/>
         <w:rPr>
           <w:rFonts w:ascii="Arial" w:eastAsia="Arial" w:hAnsi="Arial" w:cs="Arial"/>
+        </w:rPr>
+      </w:pPr>
+    </w:p>
+    <w:p>
+      <w:pPr>
+        <w:pStyle w:val="PargrafodaLista"/>
+        <w:numPr>
+          <w:ilvl w:val="1"/>
+          <w:numId w:val="18"/>
+        </w:numPr>
+        <w:pBdr>
+          <w:top w:val="nil"/>
+          <w:left w:val="nil"/>
+          <w:bottom w:val="nil"/>
+          <w:right w:val="nil"/>
+          <w:between w:val="nil"/>
+        </w:pBdr>
+        <w:rPr>
+          <w:rFonts w:ascii="Arial" w:eastAsia="Arial" w:hAnsi="Arial" w:cs="Arial"/>
+          <w:b/>
+          <w:bCs/>
+        </w:rPr>
+      </w:pPr>
+      <w:r>
+        <w:rPr>
+          <w:rFonts w:ascii="Arial" w:eastAsia="Arial" w:hAnsi="Arial" w:cs="Arial"/>
+          <w:b/>
+          <w:bCs/>
+        </w:rPr>
+        <w:t>[RNF 05]</w:t>
+      </w:r>
+      <w:r>
+        <w:rPr>
+          <w:rFonts w:ascii="Arial" w:eastAsia="Arial" w:hAnsi="Arial" w:cs="Arial"/>
+          <w:b/>
+          <w:bCs/>
+        </w:rPr>
+        <w:t xml:space="preserve"> -</w:t>
+      </w:r>
+      <w:r>
+        <w:rPr>
+          <w:rFonts w:ascii="Arial" w:eastAsia="Arial" w:hAnsi="Arial" w:cs="Arial"/>
+          <w:b/>
+          <w:bCs/>
+        </w:rPr>
+        <w:t xml:space="preserve"> Concorrência Otimista</w:t>
+      </w:r>
+    </w:p>
+    <w:p>
+      <w:pPr>
+        <w:pStyle w:val="PargrafodaLista"/>
+        <w:pBdr>
+          <w:top w:val="nil"/>
+          <w:left w:val="nil"/>
+          <w:bottom w:val="nil"/>
+          <w:right w:val="nil"/>
+          <w:between w:val="nil"/>
+        </w:pBdr>
+        <w:rPr>
+          <w:rFonts w:ascii="Arial" w:eastAsia="Arial" w:hAnsi="Arial" w:cs="Arial"/>
+        </w:rPr>
+      </w:pPr>
+      <w:r>
+        <w:rPr>
+          <w:rFonts w:ascii="Arial" w:eastAsia="Arial" w:hAnsi="Arial" w:cs="Arial"/>
+          <w:b/>
+          <w:bCs/>
           <w:color w:val="000000"/>
         </w:rPr>
-      </w:pPr>
+        <w:t>Descrição:</w:t>
+      </w:r>
+      <w:r>
+        <w:rPr>
+          <w:rFonts w:ascii="Arial" w:eastAsia="Arial" w:hAnsi="Arial" w:cs="Arial"/>
+          <w:b/>
+          <w:bCs/>
+          <w:color w:val="000000"/>
+        </w:rPr>
+        <w:t xml:space="preserve"> </w:t>
+      </w:r>
+      <w:r>
+        <w:rPr>
+          <w:rFonts w:ascii="Arial" w:eastAsia="Arial" w:hAnsi="Arial" w:cs="Arial"/>
+          <w:b/>
+          <w:bCs/>
+          <w:color w:val="000000"/>
+        </w:rPr>
+        <w:t xml:space="preserve"> </w:t>
+      </w:r>
+      <w:r>
+        <w:rPr>
+          <w:rFonts w:ascii="Arial" w:eastAsia="Arial" w:hAnsi="Arial" w:cs="Arial"/>
+        </w:rPr>
+        <w:t>A entidade Estoque deve conter controle de concorrência com @Version para evitar sobrescritas concorrentes de saldo (</w:t>
+      </w:r>
+      <w:proofErr w:type="spellStart"/>
+      <w:r>
+        <w:rPr>
+          <w:rFonts w:ascii="Arial" w:eastAsia="Arial" w:hAnsi="Arial" w:cs="Arial"/>
+        </w:rPr>
+        <w:t>lost</w:t>
+      </w:r>
+      <w:proofErr w:type="spellEnd"/>
+      <w:r>
+        <w:rPr>
+          <w:rFonts w:ascii="Arial" w:eastAsia="Arial" w:hAnsi="Arial" w:cs="Arial"/>
+        </w:rPr>
+        <w:t xml:space="preserve"> updates).</w:t>
+      </w:r>
+    </w:p>
+    <w:p>
+      <w:pPr>
+        <w:pStyle w:val="PargrafodaLista"/>
+        <w:pBdr>
+          <w:top w:val="nil"/>
+          <w:left w:val="nil"/>
+          <w:bottom w:val="nil"/>
+          <w:right w:val="nil"/>
+          <w:between w:val="nil"/>
+        </w:pBdr>
+        <w:rPr>
+          <w:rFonts w:ascii="Arial" w:eastAsia="Arial" w:hAnsi="Arial" w:cs="Arial"/>
+        </w:rPr>
+      </w:pPr>
+    </w:p>
+    <w:p>
+      <w:pPr>
+        <w:pStyle w:val="PargrafodaLista"/>
+        <w:pBdr>
+          <w:top w:val="nil"/>
+          <w:left w:val="nil"/>
+          <w:bottom w:val="nil"/>
+          <w:right w:val="nil"/>
+          <w:between w:val="nil"/>
+        </w:pBdr>
+        <w:rPr>
+          <w:rFonts w:ascii="Arial" w:eastAsia="Arial" w:hAnsi="Arial" w:cs="Arial"/>
+        </w:rPr>
+      </w:pPr>
+      <w:r>
+        <w:rPr>
+          <w:rFonts w:ascii="Arial" w:eastAsia="Arial" w:hAnsi="Arial" w:cs="Arial"/>
+          <w:b/>
+          <w:bCs/>
+        </w:rPr>
+        <w:t>Prioridade:</w:t>
+      </w:r>
+      <w:r>
+        <w:rPr>
+          <w:rFonts w:ascii="Arial" w:eastAsia="Arial" w:hAnsi="Arial" w:cs="Arial"/>
+        </w:rPr>
+        <w:t xml:space="preserve"> Importante.</w:t>
+      </w:r>
+    </w:p>
+    <w:p>
+      <w:pPr>
+        <w:pBdr>
+          <w:top w:val="nil"/>
+          <w:left w:val="nil"/>
+          <w:bottom w:val="nil"/>
+          <w:right w:val="nil"/>
+          <w:between w:val="nil"/>
+        </w:pBdr>
+        <w:rPr>
+          <w:rFonts w:ascii="Arial" w:eastAsia="Arial" w:hAnsi="Arial" w:cs="Arial"/>
+        </w:rPr>
+      </w:pPr>
+    </w:p>
+    <w:p>
+      <w:pPr>
+        <w:pStyle w:val="PargrafodaLista"/>
+        <w:numPr>
+          <w:ilvl w:val="1"/>
+          <w:numId w:val="18"/>
+        </w:numPr>
+        <w:pBdr>
+          <w:top w:val="nil"/>
+          <w:left w:val="nil"/>
+          <w:bottom w:val="nil"/>
+          <w:right w:val="nil"/>
+          <w:between w:val="nil"/>
+        </w:pBdr>
+        <w:rPr>
+          <w:rFonts w:ascii="Arial" w:eastAsia="Arial" w:hAnsi="Arial" w:cs="Arial"/>
+          <w:b/>
+          <w:bCs/>
+        </w:rPr>
+      </w:pPr>
+      <w:r>
+        <w:rPr>
+          <w:rFonts w:ascii="Arial" w:eastAsia="Arial" w:hAnsi="Arial" w:cs="Arial"/>
+          <w:b/>
+          <w:bCs/>
+        </w:rPr>
+        <w:t xml:space="preserve">[RNF </w:t>
+      </w:r>
+      <w:r>
+        <w:rPr>
+          <w:rFonts w:ascii="Arial" w:eastAsia="Arial" w:hAnsi="Arial" w:cs="Arial"/>
+          <w:b/>
+          <w:bCs/>
+        </w:rPr>
+        <w:t>06</w:t>
+      </w:r>
+      <w:r>
+        <w:rPr>
+          <w:rFonts w:ascii="Arial" w:eastAsia="Arial" w:hAnsi="Arial" w:cs="Arial"/>
+          <w:b/>
+          <w:bCs/>
+        </w:rPr>
+        <w:t>]</w:t>
+      </w:r>
+      <w:r>
+        <w:rPr>
+          <w:rFonts w:ascii="Arial" w:eastAsia="Arial" w:hAnsi="Arial" w:cs="Arial"/>
+          <w:b/>
+          <w:bCs/>
+        </w:rPr>
+        <w:t xml:space="preserve"> Usabilidade e Responsividade</w:t>
+      </w:r>
+    </w:p>
+    <w:p>
+      <w:pPr>
+        <w:pBdr>
+          <w:top w:val="nil"/>
+          <w:left w:val="nil"/>
+          <w:bottom w:val="nil"/>
+          <w:right w:val="nil"/>
+          <w:between w:val="nil"/>
+        </w:pBdr>
+        <w:ind w:left="720"/>
+        <w:rPr>
+          <w:rFonts w:ascii="Arial" w:eastAsia="Arial" w:hAnsi="Arial" w:cs="Arial"/>
+        </w:rPr>
+      </w:pPr>
+      <w:r>
+        <w:rPr>
+          <w:rFonts w:ascii="Arial" w:eastAsia="Arial" w:hAnsi="Arial" w:cs="Arial"/>
+          <w:b/>
+          <w:bCs/>
+          <w:color w:val="000000"/>
+        </w:rPr>
+        <w:t>Descrição:</w:t>
+      </w:r>
+      <w:r>
+        <w:rPr>
+          <w:rFonts w:ascii="Arial" w:eastAsia="Arial" w:hAnsi="Arial" w:cs="Arial"/>
+          <w:b/>
+          <w:bCs/>
+          <w:color w:val="000000"/>
+        </w:rPr>
+        <w:t xml:space="preserve"> </w:t>
+      </w:r>
+      <w:r>
+        <w:rPr>
+          <w:rFonts w:ascii="Arial" w:eastAsia="Arial" w:hAnsi="Arial" w:cs="Arial"/>
+        </w:rPr>
+        <w:t xml:space="preserve">Interface responsiva construída em Bootstrap5, com componentes de busca dinâmica Tom </w:t>
+      </w:r>
+      <w:proofErr w:type="spellStart"/>
+      <w:r>
+        <w:rPr>
+          <w:rFonts w:ascii="Arial" w:eastAsia="Arial" w:hAnsi="Arial" w:cs="Arial"/>
+        </w:rPr>
+        <w:t>Select</w:t>
+      </w:r>
+      <w:proofErr w:type="spellEnd"/>
+      <w:r>
+        <w:rPr>
+          <w:rFonts w:ascii="Arial" w:eastAsia="Arial" w:hAnsi="Arial" w:cs="Arial"/>
+        </w:rPr>
+        <w:t xml:space="preserve"> e formulários com feedback contextual.</w:t>
+      </w:r>
+    </w:p>
+    <w:p>
+      <w:pPr>
+        <w:pBdr>
+          <w:top w:val="nil"/>
+          <w:left w:val="nil"/>
+          <w:bottom w:val="nil"/>
+          <w:right w:val="nil"/>
+          <w:between w:val="nil"/>
+        </w:pBdr>
+        <w:ind w:left="720"/>
+        <w:rPr>
+          <w:rFonts w:ascii="Arial" w:eastAsia="Arial" w:hAnsi="Arial" w:cs="Arial"/>
+        </w:rPr>
+      </w:pPr>
+    </w:p>
+    <w:p>
+      <w:pPr>
+        <w:pBdr>
+          <w:top w:val="nil"/>
+          <w:left w:val="nil"/>
+          <w:bottom w:val="nil"/>
+          <w:right w:val="nil"/>
+          <w:between w:val="nil"/>
+        </w:pBdr>
+        <w:ind w:left="720"/>
+        <w:rPr>
+          <w:rFonts w:ascii="Arial" w:eastAsia="Arial" w:hAnsi="Arial" w:cs="Arial"/>
+        </w:rPr>
+      </w:pPr>
+      <w:r>
+        <w:rPr>
+          <w:rFonts w:ascii="Arial" w:eastAsia="Arial" w:hAnsi="Arial" w:cs="Arial"/>
+        </w:rPr>
+        <w:t>Prioridade: Importante.</w:t>
+      </w:r>
+    </w:p>
+    <w:p>
+      <w:pPr>
+        <w:pBdr>
+          <w:top w:val="nil"/>
+          <w:left w:val="nil"/>
+          <w:bottom w:val="nil"/>
+          <w:right w:val="nil"/>
+          <w:between w:val="nil"/>
+        </w:pBdr>
+        <w:ind w:left="720"/>
+        <w:rPr>
+          <w:rFonts w:ascii="Arial" w:eastAsia="Arial" w:hAnsi="Arial" w:cs="Arial"/>
+        </w:rPr>
+      </w:pPr>
+    </w:p>
+    <w:p>
+      <w:pPr>
+        <w:pStyle w:val="PargrafodaLista"/>
+        <w:numPr>
+          <w:ilvl w:val="1"/>
+          <w:numId w:val="18"/>
+        </w:numPr>
+        <w:pBdr>
+          <w:top w:val="nil"/>
+          <w:left w:val="nil"/>
+          <w:bottom w:val="nil"/>
+          <w:right w:val="nil"/>
+          <w:between w:val="nil"/>
+        </w:pBdr>
+        <w:rPr>
+          <w:rFonts w:ascii="Arial" w:eastAsia="Arial" w:hAnsi="Arial" w:cs="Arial"/>
+          <w:b/>
+          <w:bCs/>
+        </w:rPr>
+      </w:pPr>
+      <w:r>
+        <w:rPr>
+          <w:rFonts w:ascii="Arial" w:eastAsia="Arial" w:hAnsi="Arial" w:cs="Arial"/>
+          <w:b/>
+          <w:bCs/>
+        </w:rPr>
+        <w:t>[RNF 07] Validação Declarativa</w:t>
+      </w:r>
+      <w:r>
+        <w:rPr>
+          <w:rFonts w:ascii="Arial" w:eastAsia="Arial" w:hAnsi="Arial" w:cs="Arial"/>
+          <w:b/>
+          <w:bCs/>
+        </w:rPr>
+        <w:t>.</w:t>
+      </w:r>
+    </w:p>
+    <w:p>
+      <w:pPr>
+        <w:pBdr>
+          <w:top w:val="nil"/>
+          <w:left w:val="nil"/>
+          <w:bottom w:val="nil"/>
+          <w:right w:val="nil"/>
+          <w:between w:val="nil"/>
+        </w:pBdr>
+        <w:ind w:left="360"/>
+        <w:rPr>
+          <w:rFonts w:ascii="Arial" w:eastAsia="Arial" w:hAnsi="Arial" w:cs="Arial"/>
+        </w:rPr>
+      </w:pPr>
+      <w:r>
+        <w:rPr>
+          <w:rFonts w:ascii="Arial" w:eastAsia="Arial" w:hAnsi="Arial" w:cs="Arial"/>
+          <w:b/>
+          <w:bCs/>
+          <w:color w:val="000000"/>
+        </w:rPr>
+        <w:lastRenderedPageBreak/>
+        <w:t>Descrição:</w:t>
+      </w:r>
+      <w:r>
+        <w:rPr>
+          <w:rFonts w:ascii="Arial" w:eastAsia="Arial" w:hAnsi="Arial" w:cs="Arial"/>
+          <w:b/>
+          <w:bCs/>
+          <w:color w:val="000000"/>
+        </w:rPr>
+        <w:t xml:space="preserve"> </w:t>
+      </w:r>
+      <w:r>
+        <w:rPr>
+          <w:rFonts w:ascii="Arial" w:eastAsia="Arial" w:hAnsi="Arial" w:cs="Arial"/>
+          <w:b/>
+          <w:bCs/>
+          <w:color w:val="000000"/>
+        </w:rPr>
+        <w:t xml:space="preserve"> </w:t>
+      </w:r>
+      <w:r>
+        <w:rPr>
+          <w:rFonts w:ascii="Arial" w:eastAsia="Arial" w:hAnsi="Arial" w:cs="Arial"/>
+        </w:rPr>
+        <w:t xml:space="preserve">Regras de obrigatoriedade, formato de e-mail e máscaras de CPF e telefone devem ser validadas via Bean </w:t>
+      </w:r>
+      <w:proofErr w:type="spellStart"/>
+      <w:r>
+        <w:rPr>
+          <w:rFonts w:ascii="Arial" w:eastAsia="Arial" w:hAnsi="Arial" w:cs="Arial"/>
+        </w:rPr>
+        <w:t>Validation</w:t>
+      </w:r>
+      <w:proofErr w:type="spellEnd"/>
+      <w:r>
+        <w:rPr>
+          <w:rFonts w:ascii="Arial" w:eastAsia="Arial" w:hAnsi="Arial" w:cs="Arial"/>
+        </w:rPr>
+        <w:t xml:space="preserve"> (</w:t>
+      </w:r>
+      <w:proofErr w:type="spellStart"/>
+      <w:r>
+        <w:rPr>
+          <w:rFonts w:ascii="Arial" w:eastAsia="Arial" w:hAnsi="Arial" w:cs="Arial"/>
+        </w:rPr>
+        <w:t>jakarta.validation</w:t>
+      </w:r>
+      <w:proofErr w:type="spellEnd"/>
+      <w:r>
+        <w:rPr>
+          <w:rFonts w:ascii="Arial" w:eastAsia="Arial" w:hAnsi="Arial" w:cs="Arial"/>
+        </w:rPr>
+        <w:t>).</w:t>
+      </w:r>
+    </w:p>
+    <w:p>
+      <w:pPr>
+        <w:pBdr>
+          <w:top w:val="nil"/>
+          <w:left w:val="nil"/>
+          <w:bottom w:val="nil"/>
+          <w:right w:val="nil"/>
+          <w:between w:val="nil"/>
+        </w:pBdr>
+        <w:ind w:left="360"/>
+        <w:rPr>
+          <w:rFonts w:ascii="Arial" w:eastAsia="Arial" w:hAnsi="Arial" w:cs="Arial"/>
+        </w:rPr>
+      </w:pPr>
+    </w:p>
+    <w:p>
+      <w:pPr>
+        <w:pBdr>
+          <w:top w:val="nil"/>
+          <w:left w:val="nil"/>
+          <w:bottom w:val="nil"/>
+          <w:right w:val="nil"/>
+          <w:between w:val="nil"/>
+        </w:pBdr>
+        <w:ind w:left="360"/>
+        <w:rPr>
+          <w:rFonts w:ascii="Arial" w:eastAsia="Arial" w:hAnsi="Arial" w:cs="Arial"/>
+        </w:rPr>
+      </w:pPr>
+      <w:r>
+        <w:rPr>
+          <w:rFonts w:ascii="Arial" w:eastAsia="Arial" w:hAnsi="Arial" w:cs="Arial"/>
+          <w:b/>
+          <w:bCs/>
+        </w:rPr>
+        <w:t>Prioridade</w:t>
+      </w:r>
+      <w:r>
+        <w:rPr>
+          <w:rFonts w:ascii="Arial" w:eastAsia="Arial" w:hAnsi="Arial" w:cs="Arial"/>
+        </w:rPr>
+        <w:t>: Essencial.</w:t>
+      </w:r>
+    </w:p>
+    <w:p>
+      <w:pPr>
+        <w:pBdr>
+          <w:top w:val="nil"/>
+          <w:left w:val="nil"/>
+          <w:bottom w:val="nil"/>
+          <w:right w:val="nil"/>
+          <w:between w:val="nil"/>
+        </w:pBdr>
+        <w:ind w:left="360"/>
+        <w:rPr>
+          <w:rFonts w:ascii="Arial" w:eastAsia="Arial" w:hAnsi="Arial" w:cs="Arial"/>
+        </w:rPr>
+      </w:pPr>
+    </w:p>
+    <w:p>
+      <w:pPr>
+        <w:pStyle w:val="PargrafodaLista"/>
+        <w:numPr>
+          <w:ilvl w:val="1"/>
+          <w:numId w:val="18"/>
+        </w:numPr>
+        <w:pBdr>
+          <w:top w:val="nil"/>
+          <w:left w:val="nil"/>
+          <w:bottom w:val="nil"/>
+          <w:right w:val="nil"/>
+          <w:between w:val="nil"/>
+        </w:pBdr>
+        <w:rPr>
+          <w:rFonts w:ascii="Arial" w:eastAsia="Arial" w:hAnsi="Arial" w:cs="Arial"/>
+          <w:b/>
+          <w:bCs/>
+        </w:rPr>
+      </w:pPr>
+      <w:r>
+        <w:rPr>
+          <w:rFonts w:ascii="Arial" w:eastAsia="Arial" w:hAnsi="Arial" w:cs="Arial"/>
+          <w:b/>
+          <w:bCs/>
+        </w:rPr>
+        <w:t>[RNF 08] Manutenibilidade do Código:</w:t>
+      </w:r>
+    </w:p>
+    <w:p>
+      <w:pPr>
+        <w:pBdr>
+          <w:top w:val="nil"/>
+          <w:left w:val="nil"/>
+          <w:bottom w:val="nil"/>
+          <w:right w:val="nil"/>
+          <w:between w:val="nil"/>
+        </w:pBdr>
+        <w:ind w:left="360"/>
+        <w:rPr>
+          <w:rFonts w:ascii="Arial" w:eastAsia="Arial" w:hAnsi="Arial" w:cs="Arial"/>
+        </w:rPr>
+      </w:pPr>
+    </w:p>
+    <w:p>
+      <w:pPr>
+        <w:pBdr>
+          <w:top w:val="nil"/>
+          <w:left w:val="nil"/>
+          <w:bottom w:val="nil"/>
+          <w:right w:val="nil"/>
+          <w:between w:val="nil"/>
+        </w:pBdr>
+        <w:ind w:left="360"/>
+        <w:rPr>
+          <w:rFonts w:ascii="Arial" w:eastAsia="Arial" w:hAnsi="Arial" w:cs="Arial"/>
+        </w:rPr>
+      </w:pPr>
+      <w:r>
+        <w:rPr>
+          <w:rFonts w:ascii="Arial" w:eastAsia="Arial" w:hAnsi="Arial" w:cs="Arial"/>
+          <w:b/>
+          <w:bCs/>
+          <w:color w:val="000000"/>
+        </w:rPr>
+        <w:t>Descrição:</w:t>
+      </w:r>
+      <w:r>
+        <w:rPr>
+          <w:rFonts w:ascii="Arial" w:eastAsia="Arial" w:hAnsi="Arial" w:cs="Arial"/>
+          <w:b/>
+          <w:bCs/>
+          <w:color w:val="000000"/>
+        </w:rPr>
+        <w:t xml:space="preserve"> </w:t>
+      </w:r>
+      <w:r>
+        <w:rPr>
+          <w:rFonts w:ascii="Arial" w:eastAsia="Arial" w:hAnsi="Arial" w:cs="Arial"/>
+        </w:rPr>
+        <w:t>modularização rigorosa em pacotes e inversão de controle via injeção de dependências do Spring Framework.</w:t>
+      </w:r>
+    </w:p>
+    <w:p>
+      <w:pPr>
+        <w:pBdr>
+          <w:top w:val="nil"/>
+          <w:left w:val="nil"/>
+          <w:bottom w:val="nil"/>
+          <w:right w:val="nil"/>
+          <w:between w:val="nil"/>
+        </w:pBdr>
+        <w:ind w:left="360"/>
+        <w:rPr>
+          <w:rFonts w:ascii="Arial" w:eastAsia="Arial" w:hAnsi="Arial" w:cs="Arial"/>
+        </w:rPr>
+      </w:pPr>
+    </w:p>
+    <w:p>
+      <w:pPr>
+        <w:pBdr>
+          <w:top w:val="nil"/>
+          <w:left w:val="nil"/>
+          <w:bottom w:val="nil"/>
+          <w:right w:val="nil"/>
+          <w:between w:val="nil"/>
+        </w:pBdr>
+        <w:ind w:left="360"/>
+        <w:rPr>
+          <w:rFonts w:ascii="Arial" w:eastAsia="Arial" w:hAnsi="Arial" w:cs="Arial"/>
+        </w:rPr>
+      </w:pPr>
+      <w:r>
+        <w:rPr>
+          <w:rFonts w:ascii="Arial" w:eastAsia="Arial" w:hAnsi="Arial" w:cs="Arial"/>
+          <w:b/>
+          <w:bCs/>
+        </w:rPr>
+        <w:t>Prioridade:</w:t>
+      </w:r>
+      <w:r>
+        <w:rPr>
+          <w:rFonts w:ascii="Arial" w:eastAsia="Arial" w:hAnsi="Arial" w:cs="Arial"/>
+        </w:rPr>
+        <w:t xml:space="preserve"> Importante.</w:t>
+      </w:r>
+    </w:p>
+    <w:p>
+      <w:pPr>
+        <w:pBdr>
+          <w:top w:val="nil"/>
+          <w:left w:val="nil"/>
+          <w:bottom w:val="nil"/>
+          <w:right w:val="nil"/>
+          <w:between w:val="nil"/>
+        </w:pBdr>
+        <w:ind w:left="360"/>
+        <w:rPr>
+          <w:rFonts w:ascii="Arial" w:eastAsia="Arial" w:hAnsi="Arial" w:cs="Arial"/>
+        </w:rPr>
+      </w:pPr>
+    </w:p>
+    <w:p>
+      <w:pPr>
+        <w:pStyle w:val="PargrafodaLista"/>
+        <w:numPr>
+          <w:ilvl w:val="1"/>
+          <w:numId w:val="18"/>
+        </w:numPr>
+        <w:pBdr>
+          <w:top w:val="nil"/>
+          <w:left w:val="nil"/>
+          <w:bottom w:val="nil"/>
+          <w:right w:val="nil"/>
+          <w:between w:val="nil"/>
+        </w:pBdr>
+        <w:rPr>
+          <w:rFonts w:ascii="Arial" w:eastAsia="Arial" w:hAnsi="Arial" w:cs="Arial"/>
+          <w:b/>
+          <w:bCs/>
+        </w:rPr>
+      </w:pPr>
+      <w:r>
+        <w:rPr>
+          <w:rFonts w:ascii="Arial" w:eastAsia="Arial" w:hAnsi="Arial" w:cs="Arial"/>
+          <w:b/>
+          <w:bCs/>
+        </w:rPr>
+        <w:t>[RNF 09] Compatibilidade Multiplataforma:</w:t>
+      </w:r>
+    </w:p>
+    <w:p>
+      <w:pPr>
+        <w:pBdr>
+          <w:top w:val="nil"/>
+          <w:left w:val="nil"/>
+          <w:bottom w:val="nil"/>
+          <w:right w:val="nil"/>
+          <w:between w:val="nil"/>
+        </w:pBdr>
+        <w:ind w:left="360"/>
+        <w:rPr>
+          <w:rFonts w:ascii="Arial" w:eastAsia="Arial" w:hAnsi="Arial" w:cs="Arial"/>
+        </w:rPr>
+      </w:pPr>
+    </w:p>
+    <w:p>
+      <w:pPr>
+        <w:pBdr>
+          <w:top w:val="nil"/>
+          <w:left w:val="nil"/>
+          <w:bottom w:val="nil"/>
+          <w:right w:val="nil"/>
+          <w:between w:val="nil"/>
+        </w:pBdr>
+        <w:ind w:left="360"/>
+        <w:rPr>
+          <w:rFonts w:ascii="Arial" w:eastAsia="Arial" w:hAnsi="Arial" w:cs="Arial"/>
+        </w:rPr>
+      </w:pPr>
+      <w:r>
+        <w:rPr>
+          <w:rFonts w:ascii="Arial" w:eastAsia="Arial" w:hAnsi="Arial" w:cs="Arial"/>
+          <w:b/>
+          <w:bCs/>
+          <w:color w:val="000000"/>
+        </w:rPr>
+        <w:t>Descrição:</w:t>
+      </w:r>
+      <w:r>
+        <w:rPr>
+          <w:rFonts w:ascii="Arial" w:eastAsia="Arial" w:hAnsi="Arial" w:cs="Arial"/>
+          <w:b/>
+          <w:bCs/>
+          <w:color w:val="000000"/>
+        </w:rPr>
+        <w:t xml:space="preserve"> </w:t>
+      </w:r>
+      <w:r>
+        <w:rPr>
+          <w:rFonts w:ascii="Arial" w:eastAsia="Arial" w:hAnsi="Arial" w:cs="Arial"/>
+        </w:rPr>
+        <w:t xml:space="preserve">O sistema deve operar de forma consistente nos navegadores Google Chrome, Mozilla Firefox, Microsoft Edge e Safari. </w:t>
+      </w:r>
+    </w:p>
+    <w:p>
+      <w:pPr>
+        <w:pBdr>
+          <w:top w:val="nil"/>
+          <w:left w:val="nil"/>
+          <w:bottom w:val="nil"/>
+          <w:right w:val="nil"/>
+          <w:between w:val="nil"/>
+        </w:pBdr>
+        <w:ind w:left="360"/>
+        <w:rPr>
+          <w:rFonts w:ascii="Arial" w:eastAsia="Arial" w:hAnsi="Arial" w:cs="Arial"/>
+        </w:rPr>
+      </w:pPr>
+    </w:p>
+    <w:p>
+      <w:pPr>
+        <w:pBdr>
+          <w:top w:val="nil"/>
+          <w:left w:val="nil"/>
+          <w:bottom w:val="nil"/>
+          <w:right w:val="nil"/>
+          <w:between w:val="nil"/>
+        </w:pBdr>
+        <w:ind w:left="360"/>
+        <w:rPr>
+          <w:rFonts w:ascii="Arial" w:eastAsia="Arial" w:hAnsi="Arial" w:cs="Arial"/>
+        </w:rPr>
+      </w:pPr>
+      <w:r>
+        <w:rPr>
+          <w:rFonts w:ascii="Arial" w:eastAsia="Arial" w:hAnsi="Arial" w:cs="Arial"/>
+          <w:b/>
+          <w:bCs/>
+        </w:rPr>
+        <w:t>Prioridade:</w:t>
+      </w:r>
+      <w:r>
+        <w:rPr>
+          <w:rFonts w:ascii="Arial" w:eastAsia="Arial" w:hAnsi="Arial" w:cs="Arial"/>
+        </w:rPr>
+        <w:t xml:space="preserve"> Essencial. </w:t>
+      </w:r>
+    </w:p>
+    <w:p>
+      <w:pPr>
+        <w:pBdr>
+          <w:top w:val="nil"/>
+          <w:left w:val="nil"/>
+          <w:bottom w:val="nil"/>
+          <w:right w:val="nil"/>
+          <w:between w:val="nil"/>
+        </w:pBdr>
+        <w:ind w:firstLine="360"/>
+        <w:rPr>
+          <w:rFonts w:ascii="Arial" w:eastAsia="Arial" w:hAnsi="Arial" w:cs="Arial"/>
+          <w:b/>
+          <w:bCs/>
+        </w:rPr>
+      </w:pPr>
+    </w:p>
+    <w:p>
+      <w:pPr>
+        <w:pBdr>
+          <w:top w:val="nil"/>
+          <w:left w:val="nil"/>
+          <w:bottom w:val="nil"/>
+          <w:right w:val="nil"/>
+          <w:between w:val="nil"/>
+        </w:pBdr>
+        <w:ind w:firstLine="360"/>
+        <w:rPr>
+          <w:rFonts w:ascii="Arial" w:eastAsia="Arial" w:hAnsi="Arial" w:cs="Arial"/>
+        </w:rPr>
+      </w:pPr>
+      <w:r>
+        <w:rPr>
+          <w:rFonts w:ascii="Arial" w:eastAsia="Arial" w:hAnsi="Arial" w:cs="Arial"/>
+          <w:b/>
+          <w:bCs/>
+        </w:rPr>
+        <w:t xml:space="preserve">7.10 </w:t>
+      </w:r>
+      <w:r>
+        <w:rPr>
+          <w:rFonts w:ascii="Arial" w:eastAsia="Arial" w:hAnsi="Arial" w:cs="Arial"/>
+          <w:b/>
+          <w:bCs/>
+        </w:rPr>
+        <w:t>[RNF 10] Geração Padronizada de Documentos:</w:t>
+      </w:r>
+    </w:p>
+    <w:p>
+      <w:pPr>
+        <w:pStyle w:val="PargrafodaLista"/>
+        <w:pBdr>
+          <w:top w:val="nil"/>
+          <w:left w:val="nil"/>
+          <w:bottom w:val="nil"/>
+          <w:right w:val="nil"/>
+          <w:between w:val="nil"/>
+        </w:pBdr>
+        <w:rPr>
+          <w:rFonts w:ascii="Arial" w:eastAsia="Arial" w:hAnsi="Arial" w:cs="Arial"/>
+          <w:b/>
+          <w:bCs/>
+        </w:rPr>
+      </w:pPr>
+    </w:p>
+    <w:p>
+      <w:pPr>
+        <w:pBdr>
+          <w:top w:val="nil"/>
+          <w:left w:val="nil"/>
+          <w:bottom w:val="nil"/>
+          <w:right w:val="nil"/>
+          <w:between w:val="nil"/>
+        </w:pBdr>
+        <w:ind w:left="360"/>
+        <w:rPr>
+          <w:rFonts w:ascii="Arial" w:eastAsia="Arial" w:hAnsi="Arial" w:cs="Arial"/>
+        </w:rPr>
+      </w:pPr>
+      <w:r>
+        <w:rPr>
+          <w:rFonts w:ascii="Arial" w:eastAsia="Arial" w:hAnsi="Arial" w:cs="Arial"/>
+          <w:b/>
+          <w:bCs/>
+          <w:color w:val="000000"/>
+        </w:rPr>
+        <w:t>Descrição:</w:t>
+      </w:r>
+      <w:r>
+        <w:rPr>
+          <w:rFonts w:ascii="Arial" w:eastAsia="Arial" w:hAnsi="Arial" w:cs="Arial"/>
+          <w:b/>
+          <w:bCs/>
+          <w:color w:val="000000"/>
+        </w:rPr>
+        <w:t xml:space="preserve"> </w:t>
+      </w:r>
+      <w:r>
+        <w:rPr>
+          <w:rFonts w:ascii="Arial" w:eastAsia="Arial" w:hAnsi="Arial" w:cs="Arial"/>
+        </w:rPr>
+        <w:t xml:space="preserve">A emissão de relatórios e recibos deve utilizar o motor </w:t>
+      </w:r>
+      <w:proofErr w:type="spellStart"/>
+      <w:r>
+        <w:rPr>
+          <w:rFonts w:ascii="Arial" w:eastAsia="Arial" w:hAnsi="Arial" w:cs="Arial"/>
+        </w:rPr>
+        <w:t>OpenHTMLtoPDF</w:t>
+      </w:r>
+      <w:proofErr w:type="spellEnd"/>
+      <w:r>
+        <w:rPr>
+          <w:rFonts w:ascii="Arial" w:eastAsia="Arial" w:hAnsi="Arial" w:cs="Arial"/>
+        </w:rPr>
+        <w:t xml:space="preserve"> om CSS </w:t>
+      </w:r>
+      <w:proofErr w:type="spellStart"/>
+      <w:r>
+        <w:rPr>
+          <w:rFonts w:ascii="Arial" w:eastAsia="Arial" w:hAnsi="Arial" w:cs="Arial"/>
+        </w:rPr>
+        <w:t>Paged</w:t>
+      </w:r>
+      <w:proofErr w:type="spellEnd"/>
+      <w:r>
+        <w:rPr>
+          <w:rFonts w:ascii="Arial" w:eastAsia="Arial" w:hAnsi="Arial" w:cs="Arial"/>
+        </w:rPr>
+        <w:t xml:space="preserve"> Media (@page), gerando documentos A4 padronizados com numeração de páginas automática</w:t>
+      </w:r>
+    </w:p>
+    <w:p>
+      <w:pPr>
+        <w:pBdr>
+          <w:top w:val="nil"/>
+          <w:left w:val="nil"/>
+          <w:bottom w:val="nil"/>
+          <w:right w:val="nil"/>
+          <w:between w:val="nil"/>
+        </w:pBdr>
+        <w:ind w:left="360"/>
+        <w:rPr>
+          <w:rFonts w:ascii="Arial" w:eastAsia="Arial" w:hAnsi="Arial" w:cs="Arial"/>
+          <w:b/>
+          <w:bCs/>
+        </w:rPr>
+      </w:pPr>
+    </w:p>
+    <w:p>
+      <w:pPr>
+        <w:pBdr>
+          <w:top w:val="nil"/>
+          <w:left w:val="nil"/>
+          <w:bottom w:val="nil"/>
+          <w:right w:val="nil"/>
+          <w:between w:val="nil"/>
+        </w:pBdr>
+        <w:ind w:left="360"/>
+        <w:rPr>
+          <w:rFonts w:ascii="Arial" w:eastAsia="Arial" w:hAnsi="Arial" w:cs="Arial"/>
+        </w:rPr>
+      </w:pPr>
+      <w:r>
+        <w:rPr>
+          <w:rFonts w:ascii="Arial" w:eastAsia="Arial" w:hAnsi="Arial" w:cs="Arial"/>
+          <w:b/>
+          <w:bCs/>
+        </w:rPr>
+        <w:t>Prioridade:</w:t>
+      </w:r>
+      <w:r>
+        <w:rPr>
+          <w:rFonts w:ascii="Arial" w:eastAsia="Arial" w:hAnsi="Arial" w:cs="Arial"/>
+        </w:rPr>
+        <w:t xml:space="preserve"> Importante.</w:t>
+      </w:r>
     </w:p>
     <w:p>
       <w:pPr>
@@ -8218,45 +9552,8 @@
         <w:ind w:left="601"/>
         <w:rPr>
           <w:rFonts w:ascii="Arial" w:eastAsia="Arial" w:hAnsi="Arial" w:cs="Arial"/>
-        </w:rPr>
-      </w:pPr>
-      <w:r>
-        <w:rPr>
-          <w:rFonts w:ascii="Arial" w:eastAsia="Arial" w:hAnsi="Arial" w:cs="Arial"/>
-          <w:b/>
-          <w:bCs/>
           <w:color w:val="000000"/>
         </w:rPr>
-        <w:t>Prioridade:</w:t>
-      </w:r>
-      <w:r>
-        <w:rPr>
-          <w:rFonts w:ascii="Arial" w:eastAsia="Arial" w:hAnsi="Arial" w:cs="Arial"/>
-          <w:color w:val="000000"/>
-        </w:rPr>
-        <w:t xml:space="preserve"> </w:t>
-      </w:r>
-      <w:r>
-        <w:rPr>
-          <w:rFonts w:ascii="Arial" w:eastAsia="Arial" w:hAnsi="Arial" w:cs="Arial"/>
-        </w:rPr>
-        <w:t>Essencial</w:t>
-      </w:r>
-    </w:p>
-    <w:p>
-      <w:pPr>
-        <w:pBdr>
-          <w:top w:val="nil"/>
-          <w:left w:val="nil"/>
-          <w:bottom w:val="nil"/>
-          <w:right w:val="nil"/>
-          <w:between w:val="nil"/>
-        </w:pBdr>
-        <w:ind w:left="601"/>
-        <w:rPr>
-          <w:rFonts w:ascii="Arial" w:eastAsia="Arial" w:hAnsi="Arial" w:cs="Arial"/>
-          <w:color w:val="000000"/>
-        </w:rPr>
       </w:pPr>
     </w:p>
     <w:p>
@@ -8265,6 +9562,7 @@
       </w:pPr>
       <w:bookmarkStart w:id="27" w:name="_Toc238480116"/>
       <w:r>
+        <w:lastRenderedPageBreak/>
         <w:t>Diagrama de Classes do Projeto</w:t>
       </w:r>
       <w:bookmarkEnd w:id="27"/>
@@ -8280,33 +9578,6 @@
           <w:between w:val="nil"/>
         </w:pBdr>
         <w:rPr>
-          <w:rFonts w:ascii="Arial" w:hAnsi="Arial" w:cs="Arial"/>
-          <w:i/>
-          <w:iCs/>
-          <w:color w:val="FF0000"/>
-        </w:rPr>
-      </w:pPr>
-      <w:r>
-        <w:rPr>
-          <w:rFonts w:ascii="Arial" w:hAnsi="Arial" w:cs="Arial"/>
-          <w:i/>
-          <w:iCs/>
-          <w:color w:val="FF0000"/>
-        </w:rPr>
-        <w:t>&lt;Breve descrição sobre o diagrama de classes apresentado a seguir&gt;</w:t>
-      </w:r>
-    </w:p>
-    <w:p>
-      <w:pPr>
-        <w:keepLines/>
-        <w:pBdr>
-          <w:top w:val="nil"/>
-          <w:left w:val="nil"/>
-          <w:bottom w:val="nil"/>
-          <w:right w:val="nil"/>
-          <w:between w:val="nil"/>
-        </w:pBdr>
-        <w:rPr>
           <w:i/>
           <w:iCs/>
           <w:color w:val="FF0000"/>
@@ -8320,13 +9591,12 @@
           <w:b/>
           <w:bCs/>
           <w:noProof/>
-          <w:color w:val="000000"/>
         </w:rPr>
         <w:drawing>
-          <wp:inline distT="0" distB="0" distL="0" distR="0" wp14:anchorId="3C16D4E2" wp14:editId="52F1A490">
-            <wp:extent cx="4781550" cy="3067050"/>
+          <wp:inline distT="0" distB="0" distL="0" distR="0" wp14:anchorId="480D3B61" wp14:editId="3EB0AFD3">
+            <wp:extent cx="1377506" cy="3970866"/>
             <wp:effectExtent l="0" t="0" r="0" b="0"/>
-            <wp:docPr id="1817988650" name="Imagem 1"/>
+            <wp:docPr id="1035776684" name="Imagem 1"/>
             <wp:cNvGraphicFramePr>
               <a:graphicFrameLocks xmlns:a="http://schemas.openxmlformats.org/drawingml/2006/main" noChangeAspect="1"/>
             </wp:cNvGraphicFramePr>
@@ -8334,29 +9604,36 @@
               <a:graphicData uri="http://schemas.openxmlformats.org/drawingml/2006/picture">
                 <pic:pic xmlns:pic="http://schemas.openxmlformats.org/drawingml/2006/picture">
                   <pic:nvPicPr>
-                    <pic:cNvPr id="1817988650" name="Imagem 1817988650"/>
-                    <pic:cNvPicPr/>
+                    <pic:cNvPr id="0" name="Picture 1"/>
+                    <pic:cNvPicPr>
+                      <a:picLocks noChangeAspect="1" noChangeArrowheads="1"/>
+                    </pic:cNvPicPr>
                   </pic:nvPicPr>
                   <pic:blipFill>
-                    <a:blip r:embed="rId8">
+                    <a:blip r:embed="rId10">
                       <a:extLst>
                         <a:ext uri="{28A0092B-C50C-407E-A947-70E740481C1C}">
                           <a14:useLocalDpi xmlns:a14="http://schemas.microsoft.com/office/drawing/2010/main" val="0"/>
                         </a:ext>
                       </a:extLst>
                     </a:blip>
+                    <a:srcRect/>
                     <a:stretch>
                       <a:fillRect/>
                     </a:stretch>
                   </pic:blipFill>
-                  <pic:spPr>
+                  <pic:spPr bwMode="auto">
                     <a:xfrm>
                       <a:off x="0" y="0"/>
-                      <a:ext cx="4781550" cy="3067050"/>
+                      <a:ext cx="1382176" cy="3984327"/>
                     </a:xfrm>
                     <a:prstGeom prst="rect">
                       <a:avLst/>
                     </a:prstGeom>
+                    <a:noFill/>
+                    <a:ln>
+                      <a:noFill/>
+                    </a:ln>
                   </pic:spPr>
                 </pic:pic>
               </a:graphicData>
@@ -8415,21 +9692,7 @@
         <w:rPr>
           <w:rFonts w:ascii="Arial" w:hAnsi="Arial" w:cs="Arial"/>
         </w:rPr>
-        <w:t xml:space="preserve"> Entidades de dados mapeadas (Cliente, Produto, </w:t>
-      </w:r>
-      <w:proofErr w:type="gramStart"/>
-      <w:r>
-        <w:rPr>
-          <w:rFonts w:ascii="Arial" w:hAnsi="Arial" w:cs="Arial"/>
-        </w:rPr>
-        <w:t>Pedido, etc.</w:t>
-      </w:r>
-      <w:proofErr w:type="gramEnd"/>
-      <w:r>
-        <w:rPr>
-          <w:rFonts w:ascii="Arial" w:hAnsi="Arial" w:cs="Arial"/>
-        </w:rPr>
-        <w:t>).</w:t>
+        <w:t xml:space="preserve"> Entidades de dados mapeadas (Cliente, Produto, Pedido, etc.).</w:t>
       </w:r>
     </w:p>
     <w:p>
@@ -8458,31 +9721,49 @@
           <w:b/>
           <w:bCs/>
         </w:rPr>
-        <w:t>repository</w:t>
-      </w:r>
-      <w:proofErr w:type="spellEnd"/>
+        <w:t>r</w:t>
+      </w:r>
       <w:r>
         <w:rPr>
           <w:rFonts w:ascii="Arial" w:hAnsi="Arial" w:cs="Arial"/>
           <w:b/>
           <w:bCs/>
         </w:rPr>
-        <w:t>:</w:t>
-      </w:r>
+        <w:t>epositories</w:t>
+      </w:r>
+      <w:proofErr w:type="spellEnd"/>
       <w:r>
         <w:rPr>
           <w:rFonts w:ascii="Arial" w:hAnsi="Arial" w:cs="Arial"/>
-        </w:rPr>
-        <w:t xml:space="preserve"> Interfaces de acesso ao banco que herdam de </w:t>
+          <w:b/>
+          <w:bCs/>
+        </w:rPr>
+        <w:t xml:space="preserve"> (</w:t>
       </w:r>
       <w:proofErr w:type="spellStart"/>
       <w:r>
         <w:rPr>
           <w:rFonts w:ascii="Arial" w:hAnsi="Arial" w:cs="Arial"/>
+          <w:b/>
+          <w:bCs/>
         </w:rPr>
         <w:t>JpaRepository</w:t>
       </w:r>
       <w:proofErr w:type="spellEnd"/>
+      <w:r>
+        <w:rPr>
+          <w:rFonts w:ascii="Arial" w:hAnsi="Arial" w:cs="Arial"/>
+          <w:b/>
+          <w:bCs/>
+        </w:rPr>
+        <w:t xml:space="preserve">): </w:t>
+      </w:r>
+      <w:r>
+        <w:rPr>
+          <w:rFonts w:ascii="Arial" w:hAnsi="Arial" w:cs="Arial"/>
+        </w:rPr>
+        <w:t>Realizam operações de persistência e consultas customizadas (ex.: buscar produtos abaixo do estoque mínimo).</w:t>
+      </w:r>
     </w:p>
     <w:p>
       <w:pPr>
@@ -8510,22 +9791,84 @@
           <w:b/>
           <w:bCs/>
         </w:rPr>
-        <w:t>service</w:t>
-      </w:r>
-      <w:proofErr w:type="spellEnd"/>
+        <w:t>s</w:t>
+      </w:r>
       <w:r>
         <w:rPr>
           <w:rFonts w:ascii="Arial" w:hAnsi="Arial" w:cs="Arial"/>
           <w:b/>
           <w:bCs/>
         </w:rPr>
+        <w:t>ervice</w:t>
+      </w:r>
+      <w:proofErr w:type="spellEnd"/>
+      <w:r>
+        <w:rPr>
+          <w:rFonts w:ascii="Arial" w:hAnsi="Arial" w:cs="Arial"/>
+          <w:b/>
+          <w:bCs/>
+        </w:rPr>
         <w:t>:</w:t>
       </w:r>
       <w:r>
         <w:rPr>
           <w:rFonts w:ascii="Arial" w:hAnsi="Arial" w:cs="Arial"/>
         </w:rPr>
-        <w:t xml:space="preserve"> Implementação das regras transacionais, cálculos e conversão para PDF.</w:t>
+        <w:t xml:space="preserve"> </w:t>
+      </w:r>
+      <w:r>
+        <w:rPr>
+          <w:rFonts w:ascii="Arial" w:hAnsi="Arial" w:cs="Arial"/>
+        </w:rPr>
+        <w:t xml:space="preserve">(@Service / @Transactional): Executam regras de negócio como a validação e abatimento atômico do estoque na criação de um pedido, cálculo de subtotais e geração de </w:t>
+      </w:r>
+      <w:proofErr w:type="spellStart"/>
+      <w:r>
+        <w:rPr>
+          <w:rFonts w:ascii="Arial" w:hAnsi="Arial" w:cs="Arial"/>
+        </w:rPr>
+        <w:t>PDFs</w:t>
+      </w:r>
+      <w:proofErr w:type="spellEnd"/>
+      <w:r>
+        <w:rPr>
+          <w:rFonts w:ascii="Arial" w:hAnsi="Arial" w:cs="Arial"/>
+        </w:rPr>
+        <w:t xml:space="preserve"> com a biblioteca </w:t>
+      </w:r>
+      <w:proofErr w:type="spellStart"/>
+      <w:r>
+        <w:rPr>
+          <w:rFonts w:ascii="Arial" w:hAnsi="Arial" w:cs="Arial"/>
+        </w:rPr>
+        <w:t>iText.</w:t>
+      </w:r>
+      <w:r>
+        <w:rPr>
+          <w:rFonts w:ascii="Arial" w:hAnsi="Arial" w:cs="Arial"/>
+        </w:rPr>
+        <w:t>controller</w:t>
+      </w:r>
+      <w:proofErr w:type="spellEnd"/>
+      <w:r>
+        <w:rPr>
+          <w:rFonts w:ascii="Arial" w:hAnsi="Arial" w:cs="Arial"/>
+        </w:rPr>
+        <w:t xml:space="preserve">: Roteamento HTTP, tratamento de validações e alimentação das </w:t>
+      </w:r>
+      <w:proofErr w:type="spellStart"/>
+      <w:r>
+        <w:rPr>
+          <w:rFonts w:ascii="Arial" w:hAnsi="Arial" w:cs="Arial"/>
+        </w:rPr>
+        <w:t>views</w:t>
+      </w:r>
+      <w:proofErr w:type="spellEnd"/>
+      <w:r>
+        <w:rPr>
+          <w:rFonts w:ascii="Arial" w:hAnsi="Arial" w:cs="Arial"/>
+        </w:rPr>
+        <w:t>.</w:t>
       </w:r>
     </w:p>
     <w:p>
@@ -8554,7 +9897,7 @@
           <w:b/>
           <w:bCs/>
         </w:rPr>
-        <w:t>controller</w:t>
+        <w:t>config</w:t>
       </w:r>
       <w:proofErr w:type="spellEnd"/>
       <w:r>
@@ -8569,21 +9912,7 @@
         <w:rPr>
           <w:rFonts w:ascii="Arial" w:hAnsi="Arial" w:cs="Arial"/>
         </w:rPr>
-        <w:t xml:space="preserve"> Roteamento HTTP, tratamento de validações e alimentação das </w:t>
-      </w:r>
-      <w:proofErr w:type="spellStart"/>
-      <w:r>
-        <w:rPr>
-          <w:rFonts w:ascii="Arial" w:hAnsi="Arial" w:cs="Arial"/>
-        </w:rPr>
-        <w:t>views</w:t>
-      </w:r>
-      <w:proofErr w:type="spellEnd"/>
-      <w:r>
-        <w:rPr>
-          <w:rFonts w:ascii="Arial" w:hAnsi="Arial" w:cs="Arial"/>
-        </w:rPr>
-        <w:t>.</w:t>
+        <w:t xml:space="preserve"> Configurações globais de recursos e manipuladores estáticos da aplicação.</w:t>
       </w:r>
     </w:p>
     <w:p>
@@ -8612,98 +9941,44 @@
           <w:b/>
           <w:bCs/>
         </w:rPr>
-        <w:t>config</w:t>
-      </w:r>
-      <w:proofErr w:type="spellEnd"/>
+        <w:t>c</w:t>
+      </w:r>
       <w:r>
         <w:rPr>
           <w:rFonts w:ascii="Arial" w:hAnsi="Arial" w:cs="Arial"/>
           <w:b/>
           <w:bCs/>
         </w:rPr>
-        <w:t>:</w:t>
-      </w:r>
-      <w:r>
-        <w:rPr>
-          <w:rFonts w:ascii="Arial" w:hAnsi="Arial" w:cs="Arial"/>
-        </w:rPr>
-        <w:t xml:space="preserve"> Configurações globais de recursos e manipuladores estáticos da aplicação.</w:t>
-      </w:r>
-    </w:p>
-    <w:p>
-      <w:pPr>
-        <w:pStyle w:val="PargrafodaLista"/>
-        <w:keepLines/>
-        <w:numPr>
-          <w:ilvl w:val="0"/>
-          <w:numId w:val="14"/>
-        </w:numPr>
-        <w:pBdr>
-          <w:top w:val="nil"/>
-          <w:left w:val="nil"/>
-          <w:bottom w:val="nil"/>
-          <w:right w:val="nil"/>
-          <w:between w:val="nil"/>
-        </w:pBdr>
-        <w:rPr>
-          <w:rFonts w:ascii="Arial" w:hAnsi="Arial" w:cs="Arial"/>
-        </w:rPr>
-      </w:pPr>
-      <w:proofErr w:type="spellStart"/>
+        <w:t>ontrollers</w:t>
+      </w:r>
+      <w:proofErr w:type="spellEnd"/>
       <w:r>
         <w:rPr>
           <w:rFonts w:ascii="Arial" w:hAnsi="Arial" w:cs="Arial"/>
           <w:b/>
           <w:bCs/>
         </w:rPr>
-        <w:t>resources</w:t>
+        <w:t xml:space="preserve"> (@Controller): </w:t>
+      </w:r>
+      <w:r>
+        <w:rPr>
+          <w:rFonts w:ascii="Arial" w:hAnsi="Arial" w:cs="Arial"/>
+        </w:rPr>
+        <w:t xml:space="preserve">Recebem requisições HTTP, efetuam validações (@NotBlank, @Email) e enviam dados para serem renderizados pelas </w:t>
+      </w:r>
+      <w:proofErr w:type="spellStart"/>
+      <w:r>
+        <w:rPr>
+          <w:rFonts w:ascii="Arial" w:hAnsi="Arial" w:cs="Arial"/>
+        </w:rPr>
+        <w:t>views</w:t>
       </w:r>
       <w:proofErr w:type="spellEnd"/>
       <w:r>
         <w:rPr>
           <w:rFonts w:ascii="Arial" w:hAnsi="Arial" w:cs="Arial"/>
-          <w:b/>
-          <w:bCs/>
-        </w:rPr>
-        <w:t>/</w:t>
-      </w:r>
-      <w:proofErr w:type="spellStart"/>
-      <w:r>
-        <w:rPr>
-          <w:rFonts w:ascii="Arial" w:hAnsi="Arial" w:cs="Arial"/>
-          <w:b/>
-          <w:bCs/>
-        </w:rPr>
-        <w:t>templates</w:t>
-      </w:r>
-      <w:proofErr w:type="spellEnd"/>
-      <w:r>
-        <w:rPr>
-          <w:rFonts w:ascii="Arial" w:hAnsi="Arial" w:cs="Arial"/>
-          <w:b/>
-          <w:bCs/>
-        </w:rPr>
-        <w:t>:</w:t>
-      </w:r>
-      <w:r>
-        <w:rPr>
-          <w:rFonts w:ascii="Arial" w:hAnsi="Arial" w:cs="Arial"/>
-        </w:rPr>
-        <w:t xml:space="preserve"> Arquivos .</w:t>
-      </w:r>
-      <w:proofErr w:type="spellStart"/>
-      <w:r>
-        <w:rPr>
-          <w:rFonts w:ascii="Arial" w:hAnsi="Arial" w:cs="Arial"/>
-        </w:rPr>
-        <w:t>html</w:t>
-      </w:r>
-      <w:proofErr w:type="spellEnd"/>
-      <w:r>
-        <w:rPr>
-          <w:rFonts w:ascii="Arial" w:hAnsi="Arial" w:cs="Arial"/>
-        </w:rPr>
-        <w:t xml:space="preserve"> renderizados pelo </w:t>
+        </w:rPr>
+        <w:t xml:space="preserve"> </w:t>
       </w:r>
       <w:proofErr w:type="spellStart"/>
       <w:r>
@@ -8744,6 +10019,7 @@
           <w:right w:val="nil"/>
           <w:between w:val="nil"/>
         </w:pBdr>
+        <w:ind w:left="360"/>
         <w:rPr>
           <w:rFonts w:ascii="Arial" w:hAnsi="Arial" w:cs="Arial"/>
         </w:rPr>
@@ -8800,298 +10076,54 @@
         <w:rPr>
           <w:i/>
           <w:iCs/>
-          <w:color w:val="FF0000"/>
-          <w:sz w:val="22"/>
-          <w:szCs w:val="22"/>
-        </w:rPr>
-        <w:lastRenderedPageBreak/>
-        <w:t xml:space="preserve">&lt; diagrama a seguir mostra a arquitetura de pacotes do sistema onde foi dividido em: GUI, que </w:t>
-      </w:r>
-      <w:proofErr w:type="spellStart"/>
-      <w:proofErr w:type="gramStart"/>
-      <w:r>
-        <w:rPr>
-          <w:i/>
-          <w:iCs/>
-          <w:color w:val="FF0000"/>
-          <w:sz w:val="22"/>
-          <w:szCs w:val="22"/>
-        </w:rPr>
-        <w:t>contem</w:t>
-      </w:r>
-      <w:proofErr w:type="spellEnd"/>
-      <w:proofErr w:type="gramEnd"/>
-      <w:r>
-        <w:rPr>
-          <w:i/>
-          <w:iCs/>
-          <w:color w:val="FF0000"/>
-          <w:sz w:val="22"/>
-          <w:szCs w:val="22"/>
-        </w:rPr>
-        <w:t xml:space="preserve"> todas as classes da interface gráfica; Controle, que </w:t>
-      </w:r>
-      <w:proofErr w:type="spellStart"/>
-      <w:proofErr w:type="gramStart"/>
-      <w:r>
-        <w:rPr>
-          <w:i/>
-          <w:iCs/>
-          <w:color w:val="FF0000"/>
-          <w:sz w:val="22"/>
-          <w:szCs w:val="22"/>
-        </w:rPr>
-        <w:t>contem</w:t>
-      </w:r>
-      <w:proofErr w:type="spellEnd"/>
-      <w:proofErr w:type="gramEnd"/>
-      <w:r>
-        <w:rPr>
-          <w:i/>
-          <w:iCs/>
-          <w:color w:val="FF0000"/>
-          <w:sz w:val="22"/>
-          <w:szCs w:val="22"/>
-        </w:rPr>
-        <w:t xml:space="preserve"> as classes de controle; Comunicação, que </w:t>
-      </w:r>
-      <w:proofErr w:type="spellStart"/>
-      <w:proofErr w:type="gramStart"/>
-      <w:r>
-        <w:rPr>
-          <w:i/>
-          <w:iCs/>
-          <w:color w:val="FF0000"/>
-          <w:sz w:val="22"/>
-          <w:szCs w:val="22"/>
-        </w:rPr>
-        <w:t>contem</w:t>
-      </w:r>
-      <w:proofErr w:type="spellEnd"/>
-      <w:proofErr w:type="gramEnd"/>
-      <w:r>
-        <w:rPr>
-          <w:i/>
-          <w:iCs/>
-          <w:color w:val="FF0000"/>
-          <w:sz w:val="22"/>
-          <w:szCs w:val="22"/>
-        </w:rPr>
-        <w:t xml:space="preserve"> as classes responsável pelo protocolo de comunicação do sistema; </w:t>
-      </w:r>
-      <w:proofErr w:type="spellStart"/>
-      <w:r>
-        <w:rPr>
-          <w:i/>
-          <w:iCs/>
-          <w:color w:val="FF0000"/>
-          <w:sz w:val="22"/>
-          <w:szCs w:val="22"/>
-        </w:rPr>
-        <w:t>Comentario</w:t>
-      </w:r>
-      <w:proofErr w:type="spellEnd"/>
-      <w:r>
-        <w:rPr>
-          <w:i/>
-          <w:iCs/>
-          <w:color w:val="FF0000"/>
-          <w:sz w:val="22"/>
-          <w:szCs w:val="22"/>
-        </w:rPr>
-        <w:t xml:space="preserve"> e </w:t>
-      </w:r>
-      <w:proofErr w:type="spellStart"/>
-      <w:r>
-        <w:rPr>
-          <w:i/>
-          <w:iCs/>
-          <w:color w:val="FF0000"/>
-          <w:sz w:val="22"/>
-          <w:szCs w:val="22"/>
-        </w:rPr>
-        <w:t>Ocorrencia</w:t>
-      </w:r>
-      <w:proofErr w:type="spellEnd"/>
-      <w:r>
-        <w:rPr>
-          <w:i/>
-          <w:iCs/>
-          <w:color w:val="FF0000"/>
-          <w:sz w:val="22"/>
-          <w:szCs w:val="22"/>
-        </w:rPr>
-        <w:t xml:space="preserve">, que </w:t>
-      </w:r>
-      <w:proofErr w:type="spellStart"/>
-      <w:proofErr w:type="gramStart"/>
-      <w:r>
-        <w:rPr>
-          <w:i/>
-          <w:iCs/>
-          <w:color w:val="FF0000"/>
-          <w:sz w:val="22"/>
-          <w:szCs w:val="22"/>
-        </w:rPr>
-        <w:t>contem</w:t>
-      </w:r>
-      <w:proofErr w:type="spellEnd"/>
-      <w:proofErr w:type="gramEnd"/>
-      <w:r>
-        <w:rPr>
-          <w:i/>
-          <w:iCs/>
-          <w:color w:val="FF0000"/>
-          <w:sz w:val="22"/>
-          <w:szCs w:val="22"/>
-        </w:rPr>
-        <w:t xml:space="preserve"> as classes básicas e seus respectivos </w:t>
-      </w:r>
-      <w:proofErr w:type="spellStart"/>
-      <w:r>
-        <w:rPr>
-          <w:i/>
-          <w:iCs/>
-          <w:color w:val="FF0000"/>
-          <w:sz w:val="22"/>
-          <w:szCs w:val="22"/>
-        </w:rPr>
-        <w:t>repositorios</w:t>
-      </w:r>
-      <w:proofErr w:type="spellEnd"/>
-      <w:r>
-        <w:rPr>
-          <w:i/>
-          <w:iCs/>
-          <w:color w:val="FF0000"/>
-          <w:sz w:val="22"/>
-          <w:szCs w:val="22"/>
-        </w:rPr>
-        <w:t xml:space="preserve">; </w:t>
-      </w:r>
-      <w:proofErr w:type="spellStart"/>
-      <w:r>
-        <w:rPr>
-          <w:i/>
-          <w:iCs/>
-          <w:color w:val="FF0000"/>
-          <w:sz w:val="22"/>
-          <w:szCs w:val="22"/>
-        </w:rPr>
-        <w:t>SubsistemaServidorDeEmail</w:t>
-      </w:r>
-      <w:proofErr w:type="spellEnd"/>
-      <w:r>
-        <w:rPr>
-          <w:i/>
-          <w:iCs/>
-          <w:color w:val="FF0000"/>
-          <w:sz w:val="22"/>
-          <w:szCs w:val="22"/>
-        </w:rPr>
-        <w:t xml:space="preserve">, que contém todas as classes do </w:t>
-      </w:r>
-      <w:proofErr w:type="spellStart"/>
-      <w:r>
-        <w:rPr>
-          <w:i/>
-          <w:iCs/>
-          <w:color w:val="FF0000"/>
-          <w:sz w:val="22"/>
-          <w:szCs w:val="22"/>
-        </w:rPr>
-        <w:t>subsitema</w:t>
-      </w:r>
-      <w:proofErr w:type="spellEnd"/>
-      <w:r>
-        <w:rPr>
-          <w:i/>
-          <w:iCs/>
-          <w:color w:val="FF0000"/>
-          <w:sz w:val="22"/>
-          <w:szCs w:val="22"/>
-        </w:rPr>
-        <w:t xml:space="preserve"> de </w:t>
-      </w:r>
-      <w:proofErr w:type="spellStart"/>
-      <w:r>
-        <w:rPr>
-          <w:i/>
-          <w:iCs/>
-          <w:color w:val="FF0000"/>
-          <w:sz w:val="22"/>
-          <w:szCs w:val="22"/>
-        </w:rPr>
-        <w:t>email</w:t>
-      </w:r>
-      <w:proofErr w:type="spellEnd"/>
-      <w:r>
-        <w:rPr>
-          <w:i/>
-          <w:iCs/>
-          <w:color w:val="FF0000"/>
-          <w:sz w:val="22"/>
-          <w:szCs w:val="22"/>
-        </w:rPr>
-        <w:t>. &gt;</w:t>
-      </w:r>
-    </w:p>
-    <w:p>
-      <w:pPr>
-        <w:keepLines/>
-        <w:pBdr>
-          <w:top w:val="nil"/>
-          <w:left w:val="nil"/>
-          <w:bottom w:val="nil"/>
-          <w:right w:val="nil"/>
-          <w:between w:val="nil"/>
-        </w:pBdr>
-        <w:rPr>
-          <w:i/>
-          <w:iCs/>
-          <w:color w:val="FF0000"/>
-          <w:sz w:val="22"/>
-          <w:szCs w:val="22"/>
-        </w:rPr>
-      </w:pPr>
-      <w:r>
-        <w:rPr>
-          <w:i/>
-          <w:iCs/>
           <w:noProof/>
           <w:color w:val="FF0000"/>
           <w:sz w:val="22"/>
           <w:szCs w:val="22"/>
         </w:rPr>
+        <w:lastRenderedPageBreak/>
         <w:drawing>
-          <wp:inline distT="0" distB="0" distL="0" distR="0" wp14:anchorId="73F20E77" wp14:editId="7626513D">
-            <wp:extent cx="5391150" cy="3171825"/>
+          <wp:inline distT="0" distB="0" distL="0" distR="0" wp14:anchorId="137B775C" wp14:editId="2AC8F3F2">
+            <wp:extent cx="5605145" cy="4673600"/>
             <wp:effectExtent l="0" t="0" r="0" b="0"/>
-            <wp:docPr id="12" name="image3.png"/>
-            <wp:cNvGraphicFramePr/>
+            <wp:docPr id="1945524213" name="Imagem 3"/>
+            <wp:cNvGraphicFramePr>
+              <a:graphicFrameLocks xmlns:a="http://schemas.openxmlformats.org/drawingml/2006/main" noChangeAspect="1"/>
+            </wp:cNvGraphicFramePr>
             <a:graphic xmlns:a="http://schemas.openxmlformats.org/drawingml/2006/main">
               <a:graphicData uri="http://schemas.openxmlformats.org/drawingml/2006/picture">
                 <pic:pic xmlns:pic="http://schemas.openxmlformats.org/drawingml/2006/picture">
                   <pic:nvPicPr>
-                    <pic:cNvPr id="0" name="image3.png"/>
-                    <pic:cNvPicPr preferRelativeResize="0"/>
+                    <pic:cNvPr id="0" name="Picture 4"/>
+                    <pic:cNvPicPr>
+                      <a:picLocks noChangeAspect="1" noChangeArrowheads="1"/>
+                    </pic:cNvPicPr>
                   </pic:nvPicPr>
                   <pic:blipFill>
-                    <a:blip r:embed="rId9"/>
+                    <a:blip r:embed="rId11">
+                      <a:extLst>
+                        <a:ext uri="{28A0092B-C50C-407E-A947-70E740481C1C}">
+                          <a14:useLocalDpi xmlns:a14="http://schemas.microsoft.com/office/drawing/2010/main" val="0"/>
+                        </a:ext>
+                      </a:extLst>
+                    </a:blip>
                     <a:srcRect/>
                     <a:stretch>
                       <a:fillRect/>
                     </a:stretch>
                   </pic:blipFill>
-                  <pic:spPr>
+                  <pic:spPr bwMode="auto">
                     <a:xfrm>
                       <a:off x="0" y="0"/>
-                      <a:ext cx="5391150" cy="3171825"/>
+                      <a:ext cx="5605145" cy="4673600"/>
                     </a:xfrm>
                     <a:prstGeom prst="rect">
                       <a:avLst/>
                     </a:prstGeom>
-                    <a:ln/>
+                    <a:noFill/>
+                    <a:ln>
+                      <a:noFill/>
+                    </a:ln>
                   </pic:spPr>
                 </pic:pic>
               </a:graphicData>
@@ -9664,7 +10696,6 @@
               <w:t xml:space="preserve">, configuração do </w:t>
             </w:r>
             <w:proofErr w:type="spellStart"/>
-            <w:proofErr w:type="gramStart"/>
             <w:r>
               <w:rPr>
                 <w:rFonts w:ascii="Arial" w:hAnsi="Arial" w:cs="Arial"/>
@@ -9673,7 +10704,6 @@
               <w:t>application.properties</w:t>
             </w:r>
             <w:proofErr w:type="spellEnd"/>
-            <w:proofErr w:type="gramEnd"/>
             <w:r>
               <w:rPr>
                 <w:rFonts w:ascii="Arial" w:hAnsi="Arial" w:cs="Arial"/>
@@ -10003,6 +11033,7 @@
                 <w:rFonts w:ascii="Arial" w:hAnsi="Arial" w:cs="Arial"/>
                 <w:color w:val="000000"/>
               </w:rPr>
+              <w:lastRenderedPageBreak/>
               <w:t>4</w:t>
             </w:r>
           </w:p>
@@ -10037,23 +11068,7 @@
                 <w:rFonts w:ascii="Arial" w:hAnsi="Arial" w:cs="Arial"/>
                 <w:color w:val="000000"/>
               </w:rPr>
-              <w:t xml:space="preserve">Desenvolvimento dos </w:t>
-            </w:r>
-            <w:proofErr w:type="spellStart"/>
-            <w:r>
-              <w:rPr>
-                <w:rFonts w:ascii="Arial" w:hAnsi="Arial" w:cs="Arial"/>
-                <w:color w:val="000000"/>
-              </w:rPr>
-              <w:t>Controllers</w:t>
-            </w:r>
-            <w:proofErr w:type="spellEnd"/>
-            <w:r>
-              <w:rPr>
-                <w:rFonts w:ascii="Arial" w:hAnsi="Arial" w:cs="Arial"/>
-                <w:color w:val="000000"/>
-              </w:rPr>
-              <w:t xml:space="preserve"> MVC e telas </w:t>
+              <w:t xml:space="preserve">Desenvolvimento dos Controllers MVC e telas </w:t>
             </w:r>
             <w:proofErr w:type="spellStart"/>
             <w:r>
@@ -10460,7 +11475,6 @@
       </w:pPr>
       <w:bookmarkStart w:id="30" w:name="_Toc238480119"/>
       <w:r>
-        <w:lastRenderedPageBreak/>
         <w:t>Anexo A</w:t>
       </w:r>
       <w:r>
@@ -10470,36 +11484,23 @@
       <w:r>
         <w:t xml:space="preserve"> </w:t>
       </w:r>
-    </w:p>
-    <w:p>
-      <w:pPr>
-        <w:pBdr>
-          <w:top w:val="nil"/>
-          <w:left w:val="nil"/>
-          <w:bottom w:val="nil"/>
-          <w:right w:val="nil"/>
-          <w:between w:val="nil"/>
-        </w:pBdr>
-        <w:ind w:left="601"/>
-        <w:rPr>
-          <w:rFonts w:ascii="Arial" w:eastAsia="Arial" w:hAnsi="Arial" w:cs="Arial"/>
+      <w:r>
+        <w:rPr>
+          <w:color w:val="000000"/>
+          <w:szCs w:val="24"/>
+        </w:rPr>
+        <w:t xml:space="preserve">Técnica de Levantamento de Requisito </w:t>
+      </w:r>
+      <w:r>
+        <w:rPr>
           <w:color w:val="000000"/>
           <w:sz w:val="20"/>
           <w:szCs w:val="20"/>
         </w:rPr>
-      </w:pPr>
-      <w:r>
-        <w:rPr>
-          <w:rFonts w:ascii="Arial" w:eastAsia="Arial" w:hAnsi="Arial" w:cs="Arial"/>
-          <w:color w:val="000000"/>
-          <w:sz w:val="20"/>
-          <w:szCs w:val="20"/>
-        </w:rPr>
-        <w:t xml:space="preserve">Técnica de Levantamento de Requisito - </w:t>
-      </w:r>
-      <w:r>
-        <w:rPr>
-          <w:rFonts w:ascii="Arial" w:eastAsia="Arial" w:hAnsi="Arial" w:cs="Arial"/>
+        <w:t xml:space="preserve">- </w:t>
+      </w:r>
+      <w:r>
+        <w:rPr>
           <w:color w:val="1F497D"/>
           <w:sz w:val="20"/>
           <w:szCs w:val="20"/>
@@ -10509,13 +11510,6 @@
     </w:p>
     <w:p>
       <w:pPr>
-        <w:pBdr>
-          <w:top w:val="nil"/>
-          <w:left w:val="nil"/>
-          <w:bottom w:val="nil"/>
-          <w:right w:val="nil"/>
-          <w:between w:val="nil"/>
-        </w:pBdr>
         <w:rPr>
           <w:color w:val="000000"/>
         </w:rPr>
@@ -10523,20 +11517,216 @@
     </w:p>
     <w:p>
       <w:pPr>
-        <w:rPr>
-          <w:rFonts w:ascii="Arial" w:eastAsia="Arial" w:hAnsi="Arial" w:cs="Arial"/>
-          <w:sz w:val="20"/>
-          <w:szCs w:val="20"/>
-        </w:rPr>
-      </w:pPr>
+        <w:pStyle w:val="PargrafodaLista"/>
+        <w:numPr>
+          <w:ilvl w:val="0"/>
+          <w:numId w:val="23"/>
+        </w:numPr>
+        <w:rPr>
+          <w:rFonts w:ascii="Arial" w:hAnsi="Arial" w:cs="Arial"/>
+          <w:color w:val="000000"/>
+        </w:rPr>
+      </w:pPr>
+      <w:r>
+        <w:rPr>
+          <w:rFonts w:ascii="Arial" w:hAnsi="Arial" w:cs="Arial"/>
+          <w:color w:val="000000"/>
+        </w:rPr>
+        <w:t xml:space="preserve">Nome da(s) Técnica(s): Análise de Documentos Comerciais e Mapeamento de Processos de Negócio. </w:t>
+      </w:r>
+    </w:p>
+    <w:p>
+      <w:pPr>
+        <w:pStyle w:val="PargrafodaLista"/>
+        <w:numPr>
+          <w:ilvl w:val="0"/>
+          <w:numId w:val="23"/>
+        </w:numPr>
+        <w:rPr>
+          <w:rFonts w:ascii="Arial" w:hAnsi="Arial" w:cs="Arial"/>
+          <w:color w:val="000000"/>
+        </w:rPr>
+      </w:pPr>
+      <w:r>
+        <w:rPr>
+          <w:rFonts w:ascii="Arial" w:hAnsi="Arial" w:cs="Arial"/>
+          <w:color w:val="000000"/>
+        </w:rPr>
+        <w:t xml:space="preserve">Descrição dos Procedimentos: O levantamento foi conduzido por meio da verificação sistemática de documentos comerciais reais e da observação do cotidiano da loja </w:t>
+      </w:r>
+      <w:proofErr w:type="spellStart"/>
+      <w:r>
+        <w:rPr>
+          <w:rFonts w:ascii="Arial" w:hAnsi="Arial" w:cs="Arial"/>
+          <w:color w:val="000000"/>
+        </w:rPr>
+        <w:t>Prototech</w:t>
+      </w:r>
+      <w:proofErr w:type="spellEnd"/>
+      <w:r>
+        <w:rPr>
+          <w:rFonts w:ascii="Arial" w:hAnsi="Arial" w:cs="Arial"/>
+          <w:color w:val="000000"/>
+        </w:rPr>
+        <w:t xml:space="preserve">, visando </w:t>
+      </w:r>
+      <w:proofErr w:type="spellStart"/>
+      <w:r>
+        <w:rPr>
+          <w:rFonts w:ascii="Arial" w:hAnsi="Arial" w:cs="Arial"/>
+          <w:color w:val="000000"/>
+        </w:rPr>
+        <w:t>mepear</w:t>
+      </w:r>
+      <w:proofErr w:type="spellEnd"/>
+      <w:r>
+        <w:rPr>
+          <w:rFonts w:ascii="Arial" w:hAnsi="Arial" w:cs="Arial"/>
+          <w:color w:val="000000"/>
+        </w:rPr>
+        <w:t xml:space="preserve"> o fluxo passo a passo dos processos de negócio focados em suprimentos de vendas. </w:t>
+      </w:r>
+    </w:p>
+    <w:p>
+      <w:pPr>
+        <w:pStyle w:val="PargrafodaLista"/>
+        <w:numPr>
+          <w:ilvl w:val="0"/>
+          <w:numId w:val="23"/>
+        </w:numPr>
+        <w:rPr>
+          <w:rFonts w:ascii="Arial" w:eastAsia="Arial" w:hAnsi="Arial" w:cs="Arial"/>
+        </w:rPr>
+      </w:pPr>
+      <w:r>
+        <w:rPr>
+          <w:rFonts w:ascii="Arial" w:hAnsi="Arial" w:cs="Arial"/>
+          <w:color w:val="000000"/>
+        </w:rPr>
+        <w:t xml:space="preserve">Resultados Obtidos: A aplicação destas técnicas permitiu identificar </w:t>
+      </w:r>
+      <w:r>
+        <w:rPr>
+          <w:rFonts w:ascii="Arial" w:hAnsi="Arial" w:cs="Arial"/>
+          <w:color w:val="000000"/>
+        </w:rPr>
+        <w:t>com clareza as regras de entrada e saída de dados, garantir os requisitos de integridade referencial e concorrência, e definir as regras vitais para restrições e alertas de estoque mínimo.</w:t>
+      </w:r>
     </w:p>
     <w:sectPr>
+      <w:headerReference w:type="default" r:id="rId12"/>
       <w:pgSz w:w="12240" w:h="15840"/>
       <w:pgMar w:top="1417" w:right="1701" w:bottom="1417" w:left="1701" w:header="720" w:footer="720" w:gutter="0"/>
+      <w:pgNumType w:start="0"/>
       <w:cols w:space="720"/>
+      <w:titlePg/>
+      <w:docGrid w:linePitch="326"/>
     </w:sectPr>
   </w:body>
 </w:document>
+</file>
+
+<file path=word/endnotes.xml><?xml version="1.0" encoding="utf-8"?>
+<w:endnotes xmlns:wpc="http://schemas.microsoft.com/office/word/2010/wordprocessingCanvas" xmlns:cx="http://schemas.microsoft.com/office/drawing/2014/chartex" xmlns:cx1="http://schemas.microsoft.com/office/drawing/2015/9/8/chartex" xmlns:cx2="http://schemas.microsoft.com/office/drawing/2015/10/21/chartex" xmlns:cx3="http://schemas.microsoft.com/office/drawing/2016/5/9/chartex" xmlns:cx4="http://schemas.microsoft.com/office/drawing/2016/5/10/chartex" xmlns:cx5="http://schemas.microsoft.com/office/drawing/2016/5/11/chartex" xmlns:cx6="http://schemas.microsoft.com/office/drawing/2016/5/12/chartex" xmlns:cx7="http://schemas.microsoft.com/office/drawing/2016/5/13/chartex" xmlns:cx8="http://schemas.microsoft.com/office/drawing/2016/5/14/chartex" xmlns:mc="http://schemas.openxmlformats.org/markup-compatibility/2006" xmlns:aink="http://schemas.microsoft.com/office/drawing/2016/ink" xmlns:am3d="http://schemas.microsoft.com/office/drawing/2017/model3d" xmlns:o="urn:schemas-microsoft-com:office:office" xmlns:oel="http://schemas.microsoft.com/office/2019/extlst" xmlns:r="http://schemas.openxmlformats.org/officeDocument/2006/relationships" xmlns:m="http://schemas.openxmlformats.org/officeDocument/2006/math" xmlns:v="urn:schemas-microsoft-com:vml" xmlns:wp14="http://schemas.microsoft.com/office/word/2010/wordprocessingDrawing" xmlns:wp="http://schemas.openxmlformats.org/drawingml/2006/wordprocessingDrawing" xmlns:w10="urn:schemas-microsoft-com:office:word" xmlns:w="http://schemas.openxmlformats.org/wordprocessingml/2006/main" xmlns:w14="http://schemas.microsoft.com/office/word/2010/wordml" xmlns:w15="http://schemas.microsoft.com/office/word/2012/wordml" xmlns:w16cex="http://schemas.microsoft.com/office/word/2018/wordml/cex" xmlns:w16cid="http://schemas.microsoft.com/office/word/2016/wordml/cid" xmlns:w16="http://schemas.microsoft.com/office/word/2018/wordml" xmlns:w16du="http://schemas.microsoft.com/office/word/2023/wordml/word16du" xmlns:w16sdtdh="http://schemas.microsoft.com/office/word/2020/wordml/sdtdatahash" xmlns:w16sdtfl="http://schemas.microsoft.com/office/word/2024/wordml/sdtformatlock" xmlns:w16se="http://schemas.microsoft.com/office/word/2015/wordml/symex" xmlns:wpg="http://schemas.microsoft.com/office/word/2010/wordprocessingGroup" xmlns:wpi="http://schemas.microsoft.com/office/word/2010/wordprocessingInk" xmlns:wne="http://schemas.microsoft.com/office/word/2006/wordml" xmlns:wps="http://schemas.microsoft.com/office/word/2010/wordprocessingShape" mc:Ignorable="w14 w15 w16se w16cid w16 w16cex w16sdtdh w16sdtfl w16du wp14">
+  <w:endnote w:type="separator" w:id="-1">
+    <w:p>
+      <w:r>
+        <w:separator/>
+      </w:r>
+    </w:p>
+  </w:endnote>
+  <w:endnote w:type="continuationSeparator" w:id="0">
+    <w:p>
+      <w:r>
+        <w:continuationSeparator/>
+      </w:r>
+    </w:p>
+  </w:endnote>
+</w:endnotes>
+</file>
+
+<file path=word/footnotes.xml><?xml version="1.0" encoding="utf-8"?>
+<w:footnotes xmlns:wpc="http://schemas.microsoft.com/office/word/2010/wordprocessingCanvas" xmlns:cx="http://schemas.microsoft.com/office/drawing/2014/chartex" xmlns:cx1="http://schemas.microsoft.com/office/drawing/2015/9/8/chartex" xmlns:cx2="http://schemas.microsoft.com/office/drawing/2015/10/21/chartex" xmlns:cx3="http://schemas.microsoft.com/office/drawing/2016/5/9/chartex" xmlns:cx4="http://schemas.microsoft.com/office/drawing/2016/5/10/chartex" xmlns:cx5="http://schemas.microsoft.com/office/drawing/2016/5/11/chartex" xmlns:cx6="http://schemas.microsoft.com/office/drawing/2016/5/12/chartex" xmlns:cx7="http://schemas.microsoft.com/office/drawing/2016/5/13/chartex" xmlns:cx8="http://schemas.microsoft.com/office/drawing/2016/5/14/chartex" xmlns:mc="http://schemas.openxmlformats.org/markup-compatibility/2006" xmlns:aink="http://schemas.microsoft.com/office/drawing/2016/ink" xmlns:am3d="http://schemas.microsoft.com/office/drawing/2017/model3d" xmlns:o="urn:schemas-microsoft-com:office:office" xmlns:oel="http://schemas.microsoft.com/office/2019/extlst" xmlns:r="http://schemas.openxmlformats.org/officeDocument/2006/relationships" xmlns:m="http://schemas.openxmlformats.org/officeDocument/2006/math" xmlns:v="urn:schemas-microsoft-com:vml" xmlns:wp14="http://schemas.microsoft.com/office/word/2010/wordprocessingDrawing" xmlns:wp="http://schemas.openxmlformats.org/drawingml/2006/wordprocessingDrawing" xmlns:w10="urn:schemas-microsoft-com:office:word" xmlns:w="http://schemas.openxmlformats.org/wordprocessingml/2006/main" xmlns:w14="http://schemas.microsoft.com/office/word/2010/wordml" xmlns:w15="http://schemas.microsoft.com/office/word/2012/wordml" xmlns:w16cex="http://schemas.microsoft.com/office/word/2018/wordml/cex" xmlns:w16cid="http://schemas.microsoft.com/office/word/2016/wordml/cid" xmlns:w16="http://schemas.microsoft.com/office/word/2018/wordml" xmlns:w16du="http://schemas.microsoft.com/office/word/2023/wordml/word16du" xmlns:w16sdtdh="http://schemas.microsoft.com/office/word/2020/wordml/sdtdatahash" xmlns:w16sdtfl="http://schemas.microsoft.com/office/word/2024/wordml/sdtformatlock" xmlns:w16se="http://schemas.microsoft.com/office/word/2015/wordml/symex" xmlns:wpg="http://schemas.microsoft.com/office/word/2010/wordprocessingGroup" xmlns:wpi="http://schemas.microsoft.com/office/word/2010/wordprocessingInk" xmlns:wne="http://schemas.microsoft.com/office/word/2006/wordml" xmlns:wps="http://schemas.microsoft.com/office/word/2010/wordprocessingShape" mc:Ignorable="w14 w15 w16se w16cid w16 w16cex w16sdtdh w16sdtfl w16du wp14">
+  <w:footnote w:type="separator" w:id="-1">
+    <w:p>
+      <w:r>
+        <w:separator/>
+      </w:r>
+    </w:p>
+  </w:footnote>
+  <w:footnote w:type="continuationSeparator" w:id="0">
+    <w:p>
+      <w:r>
+        <w:continuationSeparator/>
+      </w:r>
+    </w:p>
+  </w:footnote>
+</w:footnotes>
+</file>
+
+<file path=word/header1.xml><?xml version="1.0" encoding="utf-8"?>
+<w:hdr xmlns:wpc="http://schemas.microsoft.com/office/word/2010/wordprocessingCanvas" xmlns:cx="http://schemas.microsoft.com/office/drawing/2014/chartex" xmlns:cx1="http://schemas.microsoft.com/office/drawing/2015/9/8/chartex" xmlns:cx2="http://schemas.microsoft.com/office/drawing/2015/10/21/chartex" xmlns:cx3="http://schemas.microsoft.com/office/drawing/2016/5/9/chartex" xmlns:cx4="http://schemas.microsoft.com/office/drawing/2016/5/10/chartex" xmlns:cx5="http://schemas.microsoft.com/office/drawing/2016/5/11/chartex" xmlns:cx6="http://schemas.microsoft.com/office/drawing/2016/5/12/chartex" xmlns:cx7="http://schemas.microsoft.com/office/drawing/2016/5/13/chartex" xmlns:cx8="http://schemas.microsoft.com/office/drawing/2016/5/14/chartex" xmlns:mc="http://schemas.openxmlformats.org/markup-compatibility/2006" xmlns:aink="http://schemas.microsoft.com/office/drawing/2016/ink" xmlns:am3d="http://schemas.microsoft.com/office/drawing/2017/model3d" xmlns:o="urn:schemas-microsoft-com:office:office" xmlns:oel="http://schemas.microsoft.com/office/2019/extlst" xmlns:r="http://schemas.openxmlformats.org/officeDocument/2006/relationships" xmlns:m="http://schemas.openxmlformats.org/officeDocument/2006/math" xmlns:v="urn:schemas-microsoft-com:vml" xmlns:wp14="http://schemas.microsoft.com/office/word/2010/wordprocessingDrawing" xmlns:wp="http://schemas.openxmlformats.org/drawingml/2006/wordprocessingDrawing" xmlns:w10="urn:schemas-microsoft-com:office:word" xmlns:w="http://schemas.openxmlformats.org/wordprocessingml/2006/main" xmlns:w14="http://schemas.microsoft.com/office/word/2010/wordml" xmlns:w15="http://schemas.microsoft.com/office/word/2012/wordml" xmlns:w16cex="http://schemas.microsoft.com/office/word/2018/wordml/cex" xmlns:w16cid="http://schemas.microsoft.com/office/word/2016/wordml/cid" xmlns:w16="http://schemas.microsoft.com/office/word/2018/wordml" xmlns:w16du="http://schemas.microsoft.com/office/word/2023/wordml/word16du" xmlns:w16sdtdh="http://schemas.microsoft.com/office/word/2020/wordml/sdtdatahash" xmlns:w16sdtfl="http://schemas.microsoft.com/office/word/2024/wordml/sdtformatlock" xmlns:w16se="http://schemas.microsoft.com/office/word/2015/wordml/symex" xmlns:wpg="http://schemas.microsoft.com/office/word/2010/wordprocessingGroup" xmlns:wpi="http://schemas.microsoft.com/office/word/2010/wordprocessingInk" xmlns:wne="http://schemas.microsoft.com/office/word/2006/wordml" xmlns:wps="http://schemas.microsoft.com/office/word/2010/wordprocessingShape" mc:Ignorable="w14 w15 w16se w16cid w16 w16cex w16sdtdh w16sdtfl w16du wp14">
+  <w:sdt>
+    <w:sdtPr>
+      <w:id w:val="61449533"/>
+      <w:docPartObj>
+        <w:docPartGallery w:val="Page Numbers (Top of Page)"/>
+        <w:docPartUnique/>
+      </w:docPartObj>
+    </w:sdtPr>
+    <w:sdtEndPr>
+      <w:rPr>
+        <w:rFonts w:ascii="Arial" w:hAnsi="Arial" w:cs="Arial"/>
+      </w:rPr>
+    </w:sdtEndPr>
+    <w:sdtContent>
+      <w:p>
+        <w:pPr>
+          <w:pStyle w:val="Cabealho"/>
+          <w:jc w:val="right"/>
+          <w:rPr>
+            <w:rFonts w:ascii="Arial" w:hAnsi="Arial" w:cs="Arial"/>
+          </w:rPr>
+        </w:pPr>
+        <w:r>
+          <w:rPr>
+            <w:rFonts w:ascii="Arial" w:hAnsi="Arial" w:cs="Arial"/>
+          </w:rPr>
+          <w:fldChar w:fldCharType="begin"/>
+        </w:r>
+        <w:r>
+          <w:rPr>
+            <w:rFonts w:ascii="Arial" w:hAnsi="Arial" w:cs="Arial"/>
+          </w:rPr>
+          <w:instrText>PAGE   \* MERGEFORMAT</w:instrText>
+        </w:r>
+        <w:r>
+          <w:rPr>
+            <w:rFonts w:ascii="Arial" w:hAnsi="Arial" w:cs="Arial"/>
+          </w:rPr>
+          <w:fldChar w:fldCharType="separate"/>
+        </w:r>
+        <w:r>
+          <w:rPr>
+            <w:rFonts w:ascii="Arial" w:hAnsi="Arial" w:cs="Arial"/>
+          </w:rPr>
+          <w:t>2</w:t>
+        </w:r>
+        <w:r>
+          <w:rPr>
+            <w:rFonts w:ascii="Arial" w:hAnsi="Arial" w:cs="Arial"/>
+          </w:rPr>
+          <w:fldChar w:fldCharType="end"/>
+        </w:r>
+      </w:p>
+    </w:sdtContent>
+  </w:sdt>
+  <w:p>
+    <w:pPr>
+      <w:pStyle w:val="Cabealho"/>
+    </w:pPr>
+  </w:p>
+</w:hdr>
 </file>
 
 <file path=word/numbering.xml><?xml version="1.0" encoding="utf-8"?>
@@ -10631,7 +11821,7 @@
   <w:abstractNum w:abstractNumId="1" w15:restartNumberingAfterBreak="0">
     <w:nsid w:val="0A685DB6"/>
     <w:multiLevelType w:val="multilevel"/>
-    <w:tmpl w:val="7BEED570"/>
+    <w:tmpl w:val="4168BCEA"/>
     <w:lvl w:ilvl="0">
       <w:start w:val="1"/>
       <w:numFmt w:val="decimal"/>
@@ -10652,7 +11842,7 @@
       <w:lvlText w:val="%1.%2"/>
       <w:lvlJc w:val="left"/>
       <w:pPr>
-        <w:ind w:left="720" w:hanging="360"/>
+        <w:ind w:left="567" w:hanging="207"/>
       </w:pPr>
       <w:rPr>
         <w:rFonts w:hint="default"/>
@@ -11294,6 +12484,92 @@
     </w:lvl>
   </w:abstractNum>
   <w:abstractNum w:abstractNumId="7" w15:restartNumberingAfterBreak="0">
+    <w:nsid w:val="2BE53C32"/>
+    <w:multiLevelType w:val="hybridMultilevel"/>
+    <w:tmpl w:val="1C6A98A0"/>
+    <w:lvl w:ilvl="0" w:tplc="0416000F">
+      <w:start w:val="1"/>
+      <w:numFmt w:val="decimal"/>
+      <w:lvlText w:val="%1."/>
+      <w:lvlJc w:val="left"/>
+      <w:pPr>
+        <w:ind w:left="1321" w:hanging="360"/>
+      </w:pPr>
+    </w:lvl>
+    <w:lvl w:ilvl="1" w:tplc="04160019" w:tentative="1">
+      <w:start w:val="1"/>
+      <w:numFmt w:val="lowerLetter"/>
+      <w:lvlText w:val="%2."/>
+      <w:lvlJc w:val="left"/>
+      <w:pPr>
+        <w:ind w:left="2041" w:hanging="360"/>
+      </w:pPr>
+    </w:lvl>
+    <w:lvl w:ilvl="2" w:tplc="0416001B" w:tentative="1">
+      <w:start w:val="1"/>
+      <w:numFmt w:val="lowerRoman"/>
+      <w:lvlText w:val="%3."/>
+      <w:lvlJc w:val="right"/>
+      <w:pPr>
+        <w:ind w:left="2761" w:hanging="180"/>
+      </w:pPr>
+    </w:lvl>
+    <w:lvl w:ilvl="3" w:tplc="0416000F" w:tentative="1">
+      <w:start w:val="1"/>
+      <w:numFmt w:val="decimal"/>
+      <w:lvlText w:val="%4."/>
+      <w:lvlJc w:val="left"/>
+      <w:pPr>
+        <w:ind w:left="3481" w:hanging="360"/>
+      </w:pPr>
+    </w:lvl>
+    <w:lvl w:ilvl="4" w:tplc="04160019" w:tentative="1">
+      <w:start w:val="1"/>
+      <w:numFmt w:val="lowerLetter"/>
+      <w:lvlText w:val="%5."/>
+      <w:lvlJc w:val="left"/>
+      <w:pPr>
+        <w:ind w:left="4201" w:hanging="360"/>
+      </w:pPr>
+    </w:lvl>
+    <w:lvl w:ilvl="5" w:tplc="0416001B" w:tentative="1">
+      <w:start w:val="1"/>
+      <w:numFmt w:val="lowerRoman"/>
+      <w:lvlText w:val="%6."/>
+      <w:lvlJc w:val="right"/>
+      <w:pPr>
+        <w:ind w:left="4921" w:hanging="180"/>
+      </w:pPr>
+    </w:lvl>
+    <w:lvl w:ilvl="6" w:tplc="0416000F" w:tentative="1">
+      <w:start w:val="1"/>
+      <w:numFmt w:val="decimal"/>
+      <w:lvlText w:val="%7."/>
+      <w:lvlJc w:val="left"/>
+      <w:pPr>
+        <w:ind w:left="5641" w:hanging="360"/>
+      </w:pPr>
+    </w:lvl>
+    <w:lvl w:ilvl="7" w:tplc="04160019" w:tentative="1">
+      <w:start w:val="1"/>
+      <w:numFmt w:val="lowerLetter"/>
+      <w:lvlText w:val="%8."/>
+      <w:lvlJc w:val="left"/>
+      <w:pPr>
+        <w:ind w:left="6361" w:hanging="360"/>
+      </w:pPr>
+    </w:lvl>
+    <w:lvl w:ilvl="8" w:tplc="0416001B" w:tentative="1">
+      <w:start w:val="1"/>
+      <w:numFmt w:val="lowerRoman"/>
+      <w:lvlText w:val="%9."/>
+      <w:lvlJc w:val="right"/>
+      <w:pPr>
+        <w:ind w:left="7081" w:hanging="180"/>
+      </w:pPr>
+    </w:lvl>
+  </w:abstractNum>
+  <w:abstractNum w:abstractNumId="8" w15:restartNumberingAfterBreak="0">
     <w:nsid w:val="30B1230F"/>
     <w:multiLevelType w:val="multilevel"/>
     <w:tmpl w:val="3D9C126E"/>
@@ -11442,10 +12718,133 @@
       </w:rPr>
     </w:lvl>
   </w:abstractNum>
-  <w:abstractNum w:abstractNumId="8" w15:restartNumberingAfterBreak="0">
+  <w:abstractNum w:abstractNumId="9" w15:restartNumberingAfterBreak="0">
+    <w:nsid w:val="36D7048A"/>
+    <w:multiLevelType w:val="multilevel"/>
+    <w:tmpl w:val="7BEED570"/>
+    <w:styleLink w:val="Listaatual1"/>
+    <w:lvl w:ilvl="0">
+      <w:start w:val="1"/>
+      <w:numFmt w:val="decimal"/>
+      <w:lvlText w:val="%1."/>
+      <w:lvlJc w:val="left"/>
+      <w:pPr>
+        <w:ind w:left="720" w:hanging="360"/>
+      </w:pPr>
+      <w:rPr>
+        <w:rFonts w:hint="default"/>
+      </w:rPr>
+    </w:lvl>
+    <w:lvl w:ilvl="1">
+      <w:start w:val="1"/>
+      <w:numFmt w:val="decimal"/>
+      <w:isLgl/>
+      <w:lvlText w:val="%1.%2"/>
+      <w:lvlJc w:val="left"/>
+      <w:pPr>
+        <w:ind w:left="720" w:hanging="360"/>
+      </w:pPr>
+      <w:rPr>
+        <w:rFonts w:hint="default"/>
+        <w:color w:val="auto"/>
+      </w:rPr>
+    </w:lvl>
+    <w:lvl w:ilvl="2">
+      <w:start w:val="1"/>
+      <w:numFmt w:val="decimal"/>
+      <w:isLgl/>
+      <w:lvlText w:val="%1.%2.%3"/>
+      <w:lvlJc w:val="left"/>
+      <w:pPr>
+        <w:ind w:left="1080" w:hanging="720"/>
+      </w:pPr>
+      <w:rPr>
+        <w:rFonts w:hint="default"/>
+      </w:rPr>
+    </w:lvl>
+    <w:lvl w:ilvl="3">
+      <w:start w:val="1"/>
+      <w:numFmt w:val="decimal"/>
+      <w:isLgl/>
+      <w:lvlText w:val="%1.%2.%3.%4"/>
+      <w:lvlJc w:val="left"/>
+      <w:pPr>
+        <w:ind w:left="1440" w:hanging="1080"/>
+      </w:pPr>
+      <w:rPr>
+        <w:rFonts w:hint="default"/>
+      </w:rPr>
+    </w:lvl>
+    <w:lvl w:ilvl="4">
+      <w:start w:val="1"/>
+      <w:numFmt w:val="decimal"/>
+      <w:isLgl/>
+      <w:lvlText w:val="%1.%2.%3.%4.%5"/>
+      <w:lvlJc w:val="left"/>
+      <w:pPr>
+        <w:ind w:left="1440" w:hanging="1080"/>
+      </w:pPr>
+      <w:rPr>
+        <w:rFonts w:hint="default"/>
+      </w:rPr>
+    </w:lvl>
+    <w:lvl w:ilvl="5">
+      <w:start w:val="1"/>
+      <w:numFmt w:val="decimal"/>
+      <w:isLgl/>
+      <w:lvlText w:val="%1.%2.%3.%4.%5.%6"/>
+      <w:lvlJc w:val="left"/>
+      <w:pPr>
+        <w:ind w:left="1800" w:hanging="1440"/>
+      </w:pPr>
+      <w:rPr>
+        <w:rFonts w:hint="default"/>
+      </w:rPr>
+    </w:lvl>
+    <w:lvl w:ilvl="6">
+      <w:start w:val="1"/>
+      <w:numFmt w:val="decimal"/>
+      <w:isLgl/>
+      <w:lvlText w:val="%1.%2.%3.%4.%5.%6.%7"/>
+      <w:lvlJc w:val="left"/>
+      <w:pPr>
+        <w:ind w:left="1800" w:hanging="1440"/>
+      </w:pPr>
+      <w:rPr>
+        <w:rFonts w:hint="default"/>
+      </w:rPr>
+    </w:lvl>
+    <w:lvl w:ilvl="7">
+      <w:start w:val="1"/>
+      <w:numFmt w:val="decimal"/>
+      <w:isLgl/>
+      <w:lvlText w:val="%1.%2.%3.%4.%5.%6.%7.%8"/>
+      <w:lvlJc w:val="left"/>
+      <w:pPr>
+        <w:ind w:left="2160" w:hanging="1800"/>
+      </w:pPr>
+      <w:rPr>
+        <w:rFonts w:hint="default"/>
+      </w:rPr>
+    </w:lvl>
+    <w:lvl w:ilvl="8">
+      <w:start w:val="1"/>
+      <w:numFmt w:val="decimal"/>
+      <w:isLgl/>
+      <w:lvlText w:val="%1.%2.%3.%4.%5.%6.%7.%8.%9"/>
+      <w:lvlJc w:val="left"/>
+      <w:pPr>
+        <w:ind w:left="2160" w:hanging="1800"/>
+      </w:pPr>
+      <w:rPr>
+        <w:rFonts w:hint="default"/>
+      </w:rPr>
+    </w:lvl>
+  </w:abstractNum>
+  <w:abstractNum w:abstractNumId="10" w15:restartNumberingAfterBreak="0">
     <w:nsid w:val="3F2C3BE6"/>
     <w:multiLevelType w:val="hybridMultilevel"/>
-    <w:tmpl w:val="28E6745C"/>
+    <w:tmpl w:val="A06CC29A"/>
     <w:lvl w:ilvl="0" w:tplc="04160001">
       <w:start w:val="1"/>
       <w:numFmt w:val="bullet"/>
@@ -11555,7 +12954,7 @@
       </w:rPr>
     </w:lvl>
   </w:abstractNum>
-  <w:abstractNum w:abstractNumId="9" w15:restartNumberingAfterBreak="0">
+  <w:abstractNum w:abstractNumId="11" w15:restartNumberingAfterBreak="0">
     <w:nsid w:val="426730C2"/>
     <w:multiLevelType w:val="multilevel"/>
     <w:tmpl w:val="90963882"/>
@@ -11641,7 +13040,93 @@
       </w:pPr>
     </w:lvl>
   </w:abstractNum>
-  <w:abstractNum w:abstractNumId="10" w15:restartNumberingAfterBreak="0">
+  <w:abstractNum w:abstractNumId="12" w15:restartNumberingAfterBreak="0">
+    <w:nsid w:val="475D059F"/>
+    <w:multiLevelType w:val="hybridMultilevel"/>
+    <w:tmpl w:val="879AB1B0"/>
+    <w:lvl w:ilvl="0" w:tplc="0416000F">
+      <w:start w:val="1"/>
+      <w:numFmt w:val="decimal"/>
+      <w:lvlText w:val="%1."/>
+      <w:lvlJc w:val="left"/>
+      <w:pPr>
+        <w:ind w:left="1800" w:hanging="360"/>
+      </w:pPr>
+    </w:lvl>
+    <w:lvl w:ilvl="1" w:tplc="04160019" w:tentative="1">
+      <w:start w:val="1"/>
+      <w:numFmt w:val="lowerLetter"/>
+      <w:lvlText w:val="%2."/>
+      <w:lvlJc w:val="left"/>
+      <w:pPr>
+        <w:ind w:left="2520" w:hanging="360"/>
+      </w:pPr>
+    </w:lvl>
+    <w:lvl w:ilvl="2" w:tplc="0416001B" w:tentative="1">
+      <w:start w:val="1"/>
+      <w:numFmt w:val="lowerRoman"/>
+      <w:lvlText w:val="%3."/>
+      <w:lvlJc w:val="right"/>
+      <w:pPr>
+        <w:ind w:left="3240" w:hanging="180"/>
+      </w:pPr>
+    </w:lvl>
+    <w:lvl w:ilvl="3" w:tplc="0416000F" w:tentative="1">
+      <w:start w:val="1"/>
+      <w:numFmt w:val="decimal"/>
+      <w:lvlText w:val="%4."/>
+      <w:lvlJc w:val="left"/>
+      <w:pPr>
+        <w:ind w:left="3960" w:hanging="360"/>
+      </w:pPr>
+    </w:lvl>
+    <w:lvl w:ilvl="4" w:tplc="04160019" w:tentative="1">
+      <w:start w:val="1"/>
+      <w:numFmt w:val="lowerLetter"/>
+      <w:lvlText w:val="%5."/>
+      <w:lvlJc w:val="left"/>
+      <w:pPr>
+        <w:ind w:left="4680" w:hanging="360"/>
+      </w:pPr>
+    </w:lvl>
+    <w:lvl w:ilvl="5" w:tplc="0416001B" w:tentative="1">
+      <w:start w:val="1"/>
+      <w:numFmt w:val="lowerRoman"/>
+      <w:lvlText w:val="%6."/>
+      <w:lvlJc w:val="right"/>
+      <w:pPr>
+        <w:ind w:left="5400" w:hanging="180"/>
+      </w:pPr>
+    </w:lvl>
+    <w:lvl w:ilvl="6" w:tplc="0416000F" w:tentative="1">
+      <w:start w:val="1"/>
+      <w:numFmt w:val="decimal"/>
+      <w:lvlText w:val="%7."/>
+      <w:lvlJc w:val="left"/>
+      <w:pPr>
+        <w:ind w:left="6120" w:hanging="360"/>
+      </w:pPr>
+    </w:lvl>
+    <w:lvl w:ilvl="7" w:tplc="04160019" w:tentative="1">
+      <w:start w:val="1"/>
+      <w:numFmt w:val="lowerLetter"/>
+      <w:lvlText w:val="%8."/>
+      <w:lvlJc w:val="left"/>
+      <w:pPr>
+        <w:ind w:left="6840" w:hanging="360"/>
+      </w:pPr>
+    </w:lvl>
+    <w:lvl w:ilvl="8" w:tplc="0416001B" w:tentative="1">
+      <w:start w:val="1"/>
+      <w:numFmt w:val="lowerRoman"/>
+      <w:lvlText w:val="%9."/>
+      <w:lvlJc w:val="right"/>
+      <w:pPr>
+        <w:ind w:left="7560" w:hanging="180"/>
+      </w:pPr>
+    </w:lvl>
+  </w:abstractNum>
+  <w:abstractNum w:abstractNumId="13" w15:restartNumberingAfterBreak="0">
     <w:nsid w:val="4AA26F2C"/>
     <w:multiLevelType w:val="hybridMultilevel"/>
     <w:tmpl w:val="74F41CDC"/>
@@ -11754,7 +13239,206 @@
       </w:rPr>
     </w:lvl>
   </w:abstractNum>
-  <w:abstractNum w:abstractNumId="11" w15:restartNumberingAfterBreak="0">
+  <w:abstractNum w:abstractNumId="14" w15:restartNumberingAfterBreak="0">
+    <w:nsid w:val="4DEF0F21"/>
+    <w:multiLevelType w:val="hybridMultilevel"/>
+    <w:tmpl w:val="14CAF5F0"/>
+    <w:lvl w:ilvl="0" w:tplc="04160001">
+      <w:start w:val="1"/>
+      <w:numFmt w:val="bullet"/>
+      <w:lvlText w:val=""/>
+      <w:lvlJc w:val="left"/>
+      <w:pPr>
+        <w:ind w:left="720" w:hanging="360"/>
+      </w:pPr>
+      <w:rPr>
+        <w:rFonts w:ascii="Symbol" w:hAnsi="Symbol" w:hint="default"/>
+      </w:rPr>
+    </w:lvl>
+    <w:lvl w:ilvl="1" w:tplc="04160003" w:tentative="1">
+      <w:start w:val="1"/>
+      <w:numFmt w:val="bullet"/>
+      <w:lvlText w:val="o"/>
+      <w:lvlJc w:val="left"/>
+      <w:pPr>
+        <w:ind w:left="1440" w:hanging="360"/>
+      </w:pPr>
+      <w:rPr>
+        <w:rFonts w:ascii="Courier New" w:hAnsi="Courier New" w:cs="Courier New" w:hint="default"/>
+      </w:rPr>
+    </w:lvl>
+    <w:lvl w:ilvl="2" w:tplc="04160005" w:tentative="1">
+      <w:start w:val="1"/>
+      <w:numFmt w:val="bullet"/>
+      <w:lvlText w:val=""/>
+      <w:lvlJc w:val="left"/>
+      <w:pPr>
+        <w:ind w:left="2160" w:hanging="360"/>
+      </w:pPr>
+      <w:rPr>
+        <w:rFonts w:ascii="Wingdings" w:hAnsi="Wingdings" w:hint="default"/>
+      </w:rPr>
+    </w:lvl>
+    <w:lvl w:ilvl="3" w:tplc="04160001" w:tentative="1">
+      <w:start w:val="1"/>
+      <w:numFmt w:val="bullet"/>
+      <w:lvlText w:val=""/>
+      <w:lvlJc w:val="left"/>
+      <w:pPr>
+        <w:ind w:left="2880" w:hanging="360"/>
+      </w:pPr>
+      <w:rPr>
+        <w:rFonts w:ascii="Symbol" w:hAnsi="Symbol" w:hint="default"/>
+      </w:rPr>
+    </w:lvl>
+    <w:lvl w:ilvl="4" w:tplc="04160003" w:tentative="1">
+      <w:start w:val="1"/>
+      <w:numFmt w:val="bullet"/>
+      <w:lvlText w:val="o"/>
+      <w:lvlJc w:val="left"/>
+      <w:pPr>
+        <w:ind w:left="3600" w:hanging="360"/>
+      </w:pPr>
+      <w:rPr>
+        <w:rFonts w:ascii="Courier New" w:hAnsi="Courier New" w:cs="Courier New" w:hint="default"/>
+      </w:rPr>
+    </w:lvl>
+    <w:lvl w:ilvl="5" w:tplc="04160005" w:tentative="1">
+      <w:start w:val="1"/>
+      <w:numFmt w:val="bullet"/>
+      <w:lvlText w:val=""/>
+      <w:lvlJc w:val="left"/>
+      <w:pPr>
+        <w:ind w:left="4320" w:hanging="360"/>
+      </w:pPr>
+      <w:rPr>
+        <w:rFonts w:ascii="Wingdings" w:hAnsi="Wingdings" w:hint="default"/>
+      </w:rPr>
+    </w:lvl>
+    <w:lvl w:ilvl="6" w:tplc="04160001" w:tentative="1">
+      <w:start w:val="1"/>
+      <w:numFmt w:val="bullet"/>
+      <w:lvlText w:val=""/>
+      <w:lvlJc w:val="left"/>
+      <w:pPr>
+        <w:ind w:left="5040" w:hanging="360"/>
+      </w:pPr>
+      <w:rPr>
+        <w:rFonts w:ascii="Symbol" w:hAnsi="Symbol" w:hint="default"/>
+      </w:rPr>
+    </w:lvl>
+    <w:lvl w:ilvl="7" w:tplc="04160003" w:tentative="1">
+      <w:start w:val="1"/>
+      <w:numFmt w:val="bullet"/>
+      <w:lvlText w:val="o"/>
+      <w:lvlJc w:val="left"/>
+      <w:pPr>
+        <w:ind w:left="5760" w:hanging="360"/>
+      </w:pPr>
+      <w:rPr>
+        <w:rFonts w:ascii="Courier New" w:hAnsi="Courier New" w:cs="Courier New" w:hint="default"/>
+      </w:rPr>
+    </w:lvl>
+    <w:lvl w:ilvl="8" w:tplc="04160005" w:tentative="1">
+      <w:start w:val="1"/>
+      <w:numFmt w:val="bullet"/>
+      <w:lvlText w:val=""/>
+      <w:lvlJc w:val="left"/>
+      <w:pPr>
+        <w:ind w:left="6480" w:hanging="360"/>
+      </w:pPr>
+      <w:rPr>
+        <w:rFonts w:ascii="Wingdings" w:hAnsi="Wingdings" w:hint="default"/>
+      </w:rPr>
+    </w:lvl>
+  </w:abstractNum>
+  <w:abstractNum w:abstractNumId="15" w15:restartNumberingAfterBreak="0">
+    <w:nsid w:val="52A250A4"/>
+    <w:multiLevelType w:val="hybridMultilevel"/>
+    <w:tmpl w:val="F75417E8"/>
+    <w:lvl w:ilvl="0" w:tplc="0416000F">
+      <w:start w:val="1"/>
+      <w:numFmt w:val="decimal"/>
+      <w:lvlText w:val="%1."/>
+      <w:lvlJc w:val="left"/>
+      <w:pPr>
+        <w:ind w:left="720" w:hanging="360"/>
+      </w:pPr>
+    </w:lvl>
+    <w:lvl w:ilvl="1" w:tplc="04160019" w:tentative="1">
+      <w:start w:val="1"/>
+      <w:numFmt w:val="lowerLetter"/>
+      <w:lvlText w:val="%2."/>
+      <w:lvlJc w:val="left"/>
+      <w:pPr>
+        <w:ind w:left="1440" w:hanging="360"/>
+      </w:pPr>
+    </w:lvl>
+    <w:lvl w:ilvl="2" w:tplc="0416001B" w:tentative="1">
+      <w:start w:val="1"/>
+      <w:numFmt w:val="lowerRoman"/>
+      <w:lvlText w:val="%3."/>
+      <w:lvlJc w:val="right"/>
+      <w:pPr>
+        <w:ind w:left="2160" w:hanging="180"/>
+      </w:pPr>
+    </w:lvl>
+    <w:lvl w:ilvl="3" w:tplc="0416000F" w:tentative="1">
+      <w:start w:val="1"/>
+      <w:numFmt w:val="decimal"/>
+      <w:lvlText w:val="%4."/>
+      <w:lvlJc w:val="left"/>
+      <w:pPr>
+        <w:ind w:left="2880" w:hanging="360"/>
+      </w:pPr>
+    </w:lvl>
+    <w:lvl w:ilvl="4" w:tplc="04160019" w:tentative="1">
+      <w:start w:val="1"/>
+      <w:numFmt w:val="lowerLetter"/>
+      <w:lvlText w:val="%5."/>
+      <w:lvlJc w:val="left"/>
+      <w:pPr>
+        <w:ind w:left="3600" w:hanging="360"/>
+      </w:pPr>
+    </w:lvl>
+    <w:lvl w:ilvl="5" w:tplc="0416001B" w:tentative="1">
+      <w:start w:val="1"/>
+      <w:numFmt w:val="lowerRoman"/>
+      <w:lvlText w:val="%6."/>
+      <w:lvlJc w:val="right"/>
+      <w:pPr>
+        <w:ind w:left="4320" w:hanging="180"/>
+      </w:pPr>
+    </w:lvl>
+    <w:lvl w:ilvl="6" w:tplc="0416000F" w:tentative="1">
+      <w:start w:val="1"/>
+      <w:numFmt w:val="decimal"/>
+      <w:lvlText w:val="%7."/>
+      <w:lvlJc w:val="left"/>
+      <w:pPr>
+        <w:ind w:left="5040" w:hanging="360"/>
+      </w:pPr>
+    </w:lvl>
+    <w:lvl w:ilvl="7" w:tplc="04160019" w:tentative="1">
+      <w:start w:val="1"/>
+      <w:numFmt w:val="lowerLetter"/>
+      <w:lvlText w:val="%8."/>
+      <w:lvlJc w:val="left"/>
+      <w:pPr>
+        <w:ind w:left="5760" w:hanging="360"/>
+      </w:pPr>
+    </w:lvl>
+    <w:lvl w:ilvl="8" w:tplc="0416001B" w:tentative="1">
+      <w:start w:val="1"/>
+      <w:numFmt w:val="lowerRoman"/>
+      <w:lvlText w:val="%9."/>
+      <w:lvlJc w:val="right"/>
+      <w:pPr>
+        <w:ind w:left="6480" w:hanging="180"/>
+      </w:pPr>
+    </w:lvl>
+  </w:abstractNum>
+  <w:abstractNum w:abstractNumId="16" w15:restartNumberingAfterBreak="0">
     <w:nsid w:val="55113BBE"/>
     <w:multiLevelType w:val="multilevel"/>
     <w:tmpl w:val="318C14E4"/>
@@ -11875,7 +13559,7 @@
       </w:rPr>
     </w:lvl>
   </w:abstractNum>
-  <w:abstractNum w:abstractNumId="12" w15:restartNumberingAfterBreak="0">
+  <w:abstractNum w:abstractNumId="17" w15:restartNumberingAfterBreak="0">
     <w:nsid w:val="5E1C23E3"/>
     <w:multiLevelType w:val="hybridMultilevel"/>
     <w:tmpl w:val="2B8E4EB6"/>
@@ -11964,7 +13648,7 @@
       </w:pPr>
     </w:lvl>
   </w:abstractNum>
-  <w:abstractNum w:abstractNumId="13" w15:restartNumberingAfterBreak="0">
+  <w:abstractNum w:abstractNumId="18" w15:restartNumberingAfterBreak="0">
     <w:nsid w:val="6486226A"/>
     <w:multiLevelType w:val="hybridMultilevel"/>
     <w:tmpl w:val="DDB4E1B6"/>
@@ -12050,7 +13734,7 @@
       </w:pPr>
     </w:lvl>
   </w:abstractNum>
-  <w:abstractNum w:abstractNumId="14" w15:restartNumberingAfterBreak="0">
+  <w:abstractNum w:abstractNumId="19" w15:restartNumberingAfterBreak="0">
     <w:nsid w:val="7171599A"/>
     <w:multiLevelType w:val="hybridMultilevel"/>
     <w:tmpl w:val="69D0EF40"/>
@@ -12163,7 +13847,7 @@
       </w:rPr>
     </w:lvl>
   </w:abstractNum>
-  <w:abstractNum w:abstractNumId="15" w15:restartNumberingAfterBreak="0">
+  <w:abstractNum w:abstractNumId="20" w15:restartNumberingAfterBreak="0">
     <w:nsid w:val="758E073F"/>
     <w:multiLevelType w:val="multilevel"/>
     <w:tmpl w:val="5FB89DEA"/>
@@ -12249,7 +13933,7 @@
       </w:pPr>
     </w:lvl>
   </w:abstractNum>
-  <w:abstractNum w:abstractNumId="16" w15:restartNumberingAfterBreak="0">
+  <w:abstractNum w:abstractNumId="21" w15:restartNumberingAfterBreak="0">
     <w:nsid w:val="77622AD8"/>
     <w:multiLevelType w:val="multilevel"/>
     <w:tmpl w:val="41A27634"/>
@@ -12362,7 +14046,7 @@
       </w:rPr>
     </w:lvl>
   </w:abstractNum>
-  <w:abstractNum w:abstractNumId="17" w15:restartNumberingAfterBreak="0">
+  <w:abstractNum w:abstractNumId="22" w15:restartNumberingAfterBreak="0">
     <w:nsid w:val="7F17638A"/>
     <w:multiLevelType w:val="multilevel"/>
     <w:tmpl w:val="D15C6A28"/>
@@ -12476,10 +14160,10 @@
     </w:lvl>
   </w:abstractNum>
   <w:num w:numId="1" w16cid:durableId="1225217680">
-    <w:abstractNumId w:val="16"/>
+    <w:abstractNumId w:val="21"/>
   </w:num>
   <w:num w:numId="2" w16cid:durableId="1306203094">
-    <w:abstractNumId w:val="17"/>
+    <w:abstractNumId w:val="22"/>
   </w:num>
   <w:num w:numId="3" w16cid:durableId="183522736">
     <w:abstractNumId w:val="4"/>
@@ -12491,10 +14175,10 @@
     <w:abstractNumId w:val="2"/>
   </w:num>
   <w:num w:numId="6" w16cid:durableId="1253050132">
-    <w:abstractNumId w:val="15"/>
+    <w:abstractNumId w:val="20"/>
   </w:num>
   <w:num w:numId="7" w16cid:durableId="437677561">
-    <w:abstractNumId w:val="9"/>
+    <w:abstractNumId w:val="11"/>
   </w:num>
   <w:num w:numId="8" w16cid:durableId="2127575630">
     <w:abstractNumId w:val="3"/>
@@ -12506,28 +14190,43 @@
     <w:abstractNumId w:val="6"/>
   </w:num>
   <w:num w:numId="11" w16cid:durableId="759568600">
+    <w:abstractNumId w:val="13"/>
+  </w:num>
+  <w:num w:numId="12" w16cid:durableId="1119224030">
+    <w:abstractNumId w:val="19"/>
+  </w:num>
+  <w:num w:numId="13" w16cid:durableId="914632758">
+    <w:abstractNumId w:val="8"/>
+  </w:num>
+  <w:num w:numId="14" w16cid:durableId="1885750521">
     <w:abstractNumId w:val="10"/>
   </w:num>
-  <w:num w:numId="12" w16cid:durableId="1119224030">
-    <w:abstractNumId w:val="14"/>
-  </w:num>
-  <w:num w:numId="13" w16cid:durableId="914632758">
-    <w:abstractNumId w:val="7"/>
-  </w:num>
-  <w:num w:numId="14" w16cid:durableId="1885750521">
-    <w:abstractNumId w:val="8"/>
-  </w:num>
   <w:num w:numId="15" w16cid:durableId="1859195262">
-    <w:abstractNumId w:val="11"/>
+    <w:abstractNumId w:val="16"/>
   </w:num>
   <w:num w:numId="16" w16cid:durableId="1276904007">
-    <w:abstractNumId w:val="12"/>
+    <w:abstractNumId w:val="17"/>
   </w:num>
   <w:num w:numId="17" w16cid:durableId="1344211093">
-    <w:abstractNumId w:val="13"/>
+    <w:abstractNumId w:val="18"/>
   </w:num>
   <w:num w:numId="18" w16cid:durableId="594092807">
     <w:abstractNumId w:val="1"/>
+  </w:num>
+  <w:num w:numId="19" w16cid:durableId="1579828469">
+    <w:abstractNumId w:val="7"/>
+  </w:num>
+  <w:num w:numId="20" w16cid:durableId="2119521403">
+    <w:abstractNumId w:val="12"/>
+  </w:num>
+  <w:num w:numId="21" w16cid:durableId="192770624">
+    <w:abstractNumId w:val="15"/>
+  </w:num>
+  <w:num w:numId="22" w16cid:durableId="1359431592">
+    <w:abstractNumId w:val="9"/>
+  </w:num>
+  <w:num w:numId="23" w16cid:durableId="672151917">
+    <w:abstractNumId w:val="14"/>
   </w:num>
 </w:numbering>
 </file>
@@ -13173,7 +14872,8 @@
   <w:style w:type="paragraph" w:styleId="Cabealho">
     <w:name w:val="header"/>
     <w:basedOn w:val="Normal"/>
-    <w:semiHidden/>
+    <w:link w:val="CabealhoChar"/>
+    <w:uiPriority w:val="99"/>
     <w:pPr>
       <w:tabs>
         <w:tab w:val="center" w:pos="4419"/>
@@ -13806,6 +15506,23 @@
       <w:szCs w:val="32"/>
     </w:rPr>
   </w:style>
+  <w:style w:type="character" w:customStyle="1" w:styleId="CabealhoChar">
+    <w:name w:val="Cabeçalho Char"/>
+    <w:basedOn w:val="Fontepargpadro"/>
+    <w:link w:val="Cabealho"/>
+    <w:uiPriority w:val="99"/>
+    <w:rsid w:val="000C2C3D"/>
+  </w:style>
+  <w:style w:type="numbering" w:customStyle="1" w:styleId="Listaatual1">
+    <w:name w:val="Lista atual1"/>
+    <w:uiPriority w:val="99"/>
+    <w:rsid w:val="00B41359"/>
+    <w:pPr>
+      <w:numPr>
+        <w:numId w:val="22"/>
+      </w:numPr>
+    </w:pPr>
+  </w:style>
 </w:styles>
 </file>
 

--- a/doc/[ORIGINAL] DRS Modelo Generalista 01.docx
+++ b/doc/[ORIGINAL] DRS Modelo Generalista 01.docx
@@ -182,7 +182,7 @@
         <w:rPr>
           <w:color w:val="0070C0"/>
         </w:rPr>
-        <w:t>5</w:t>
+        <w:t>7</w:t>
       </w:r>
       <w:r>
         <w:rPr>
@@ -329,19 +329,11 @@
           <w:rFonts w:ascii="Arial" w:eastAsia="Arial" w:hAnsi="Arial" w:cs="Arial"/>
         </w:rPr>
       </w:pPr>
-      <w:proofErr w:type="spellStart"/>
-      <w:r>
-        <w:rPr>
-          <w:rFonts w:ascii="Arial" w:eastAsia="Arial" w:hAnsi="Arial" w:cs="Arial"/>
-        </w:rPr>
-        <w:t>Izhac</w:t>
-      </w:r>
-      <w:proofErr w:type="spellEnd"/>
-      <w:r>
-        <w:rPr>
-          <w:rFonts w:ascii="Arial" w:eastAsia="Arial" w:hAnsi="Arial" w:cs="Arial"/>
-        </w:rPr>
-        <w:t xml:space="preserve"> Nylton Silva Santos</w:t>
+      <w:r>
+        <w:rPr>
+          <w:rFonts w:ascii="Arial" w:eastAsia="Arial" w:hAnsi="Arial" w:cs="Arial"/>
+        </w:rPr>
+        <w:t>Izhac Nylton Silva Santos</w:t>
       </w:r>
     </w:p>
     <w:p>
@@ -4183,21 +4175,7 @@
         <w:rPr>
           <w:rFonts w:ascii="Arial" w:eastAsia="Arial" w:hAnsi="Arial" w:cs="Arial"/>
         </w:rPr>
-        <w:t xml:space="preserve">Sistema de Controle de Clientes e pedidos (SCCP – </w:t>
-      </w:r>
-      <w:proofErr w:type="spellStart"/>
-      <w:r>
-        <w:rPr>
-          <w:rFonts w:ascii="Arial" w:eastAsia="Arial" w:hAnsi="Arial" w:cs="Arial"/>
-        </w:rPr>
-        <w:t>ProtoTech</w:t>
-      </w:r>
-      <w:proofErr w:type="spellEnd"/>
-      <w:r>
-        <w:rPr>
-          <w:rFonts w:ascii="Arial" w:eastAsia="Arial" w:hAnsi="Arial" w:cs="Arial"/>
-        </w:rPr>
-        <w:t xml:space="preserve"> ERP)</w:t>
+        <w:t>Sistema de Controle de Clientes e pedidos (SCCP – ProtoTech ERP)</w:t>
       </w:r>
     </w:p>
     <w:p>
@@ -4977,33 +4955,11 @@
                 <w:rFonts w:ascii="Arial" w:eastAsia="Arial" w:hAnsi="Arial" w:cs="Arial"/>
               </w:rPr>
             </w:pPr>
-            <w:proofErr w:type="spellStart"/>
             <w:r>
               <w:rPr>
                 <w:rFonts w:ascii="Arial" w:eastAsia="Arial" w:hAnsi="Arial" w:cs="Arial"/>
               </w:rPr>
-              <w:t>Create</w:t>
-            </w:r>
-            <w:proofErr w:type="spellEnd"/>
-            <w:r>
-              <w:rPr>
-                <w:rFonts w:ascii="Arial" w:eastAsia="Arial" w:hAnsi="Arial" w:cs="Arial"/>
-              </w:rPr>
-              <w:t xml:space="preserve">, </w:t>
-            </w:r>
-            <w:proofErr w:type="spellStart"/>
-            <w:r>
-              <w:rPr>
-                <w:rFonts w:ascii="Arial" w:eastAsia="Arial" w:hAnsi="Arial" w:cs="Arial"/>
-              </w:rPr>
-              <w:t>Read</w:t>
-            </w:r>
-            <w:proofErr w:type="spellEnd"/>
-            <w:r>
-              <w:rPr>
-                <w:rFonts w:ascii="Arial" w:eastAsia="Arial" w:hAnsi="Arial" w:cs="Arial"/>
-              </w:rPr>
-              <w:t xml:space="preserve">, Update e Delete. </w:t>
+              <w:t xml:space="preserve">Create, Read, Update e Delete. </w:t>
             </w:r>
             <w:r>
               <w:rPr>
@@ -5229,30 +5185,8 @@
               <w:rPr>
                 <w:rFonts w:ascii="Arial" w:eastAsia="Arial" w:hAnsi="Arial" w:cs="Arial"/>
               </w:rPr>
-              <w:t>Model-</w:t>
-            </w:r>
-            <w:proofErr w:type="spellStart"/>
-            <w:r>
-              <w:rPr>
-                <w:rFonts w:ascii="Arial" w:eastAsia="Arial" w:hAnsi="Arial" w:cs="Arial"/>
-              </w:rPr>
-              <w:t>View</w:t>
-            </w:r>
-            <w:proofErr w:type="spellEnd"/>
-            <w:r>
-              <w:rPr>
-                <w:rFonts w:ascii="Arial" w:eastAsia="Arial" w:hAnsi="Arial" w:cs="Arial"/>
-              </w:rPr>
-              <w:t>-</w:t>
-            </w:r>
-            <w:proofErr w:type="spellStart"/>
-            <w:r>
-              <w:rPr>
-                <w:rFonts w:ascii="Arial" w:eastAsia="Arial" w:hAnsi="Arial" w:cs="Arial"/>
-              </w:rPr>
-              <w:t>Controller</w:t>
-            </w:r>
-            <w:proofErr w:type="spellEnd"/>
+              <w:t>Model-View-Controller</w:t>
+            </w:r>
             <w:r>
               <w:rPr>
                 <w:rFonts w:ascii="Arial" w:eastAsia="Arial" w:hAnsi="Arial" w:cs="Arial"/>
@@ -5371,39 +5305,17 @@
                 <w:rFonts w:ascii="Arial" w:eastAsia="Arial" w:hAnsi="Arial" w:cs="Arial"/>
               </w:rPr>
             </w:pPr>
-            <w:proofErr w:type="spellStart"/>
             <w:r>
               <w:rPr>
                 <w:rFonts w:ascii="Arial" w:eastAsia="Arial" w:hAnsi="Arial" w:cs="Arial"/>
               </w:rPr>
-              <w:t>Object-Relational</w:t>
-            </w:r>
-            <w:proofErr w:type="spellEnd"/>
+              <w:t>Object-Relational Mapping</w:t>
+            </w:r>
             <w:r>
               <w:rPr>
                 <w:rFonts w:ascii="Arial" w:eastAsia="Arial" w:hAnsi="Arial" w:cs="Arial"/>
               </w:rPr>
-              <w:t xml:space="preserve"> Mapping</w:t>
-            </w:r>
-            <w:r>
-              <w:rPr>
-                <w:rFonts w:ascii="Arial" w:eastAsia="Arial" w:hAnsi="Arial" w:cs="Arial"/>
-              </w:rPr>
-              <w:t xml:space="preserve"> (Mapeamento Objeto-Relacional via </w:t>
-            </w:r>
-            <w:proofErr w:type="spellStart"/>
-            <w:r>
-              <w:rPr>
-                <w:rFonts w:ascii="Arial" w:eastAsia="Arial" w:hAnsi="Arial" w:cs="Arial"/>
-              </w:rPr>
-              <w:t>Hibernate</w:t>
-            </w:r>
-            <w:proofErr w:type="spellEnd"/>
-            <w:r>
-              <w:rPr>
-                <w:rFonts w:ascii="Arial" w:eastAsia="Arial" w:hAnsi="Arial" w:cs="Arial"/>
-              </w:rPr>
-              <w:t>/JPA)</w:t>
+              <w:t xml:space="preserve"> (Mapeamento Objeto-Relacional via Hibernate/JPA)</w:t>
             </w:r>
           </w:p>
         </w:tc>
@@ -5505,33 +5417,11 @@
                 <w:rFonts w:ascii="Arial" w:eastAsia="Arial" w:hAnsi="Arial" w:cs="Arial"/>
               </w:rPr>
             </w:pPr>
-            <w:proofErr w:type="spellStart"/>
             <w:r>
               <w:rPr>
                 <w:rFonts w:ascii="Arial" w:eastAsia="Arial" w:hAnsi="Arial" w:cs="Arial"/>
               </w:rPr>
-              <w:t>Portable</w:t>
-            </w:r>
-            <w:proofErr w:type="spellEnd"/>
-            <w:r>
-              <w:rPr>
-                <w:rFonts w:ascii="Arial" w:eastAsia="Arial" w:hAnsi="Arial" w:cs="Arial"/>
-              </w:rPr>
-              <w:t xml:space="preserve"> </w:t>
-            </w:r>
-            <w:proofErr w:type="spellStart"/>
-            <w:r>
-              <w:rPr>
-                <w:rFonts w:ascii="Arial" w:eastAsia="Arial" w:hAnsi="Arial" w:cs="Arial"/>
-              </w:rPr>
-              <w:t>Document</w:t>
-            </w:r>
-            <w:proofErr w:type="spellEnd"/>
-            <w:r>
-              <w:rPr>
-                <w:rFonts w:ascii="Arial" w:eastAsia="Arial" w:hAnsi="Arial" w:cs="Arial"/>
-              </w:rPr>
-              <w:t xml:space="preserve"> Format (Formato de documento para recibos)</w:t>
+              <w:t>Portable Document Format (Formato de documento para recibos)</w:t>
             </w:r>
           </w:p>
         </w:tc>
@@ -6228,21 +6118,7 @@
               <w:rPr>
                 <w:rFonts w:ascii="Arial" w:eastAsia="Arial" w:hAnsi="Arial" w:cs="Arial"/>
               </w:rPr>
-              <w:t xml:space="preserve">Banco de dados responsável pelo armazenamento persistente, execução de </w:t>
-            </w:r>
-            <w:proofErr w:type="spellStart"/>
-            <w:r>
-              <w:rPr>
-                <w:rFonts w:ascii="Arial" w:eastAsia="Arial" w:hAnsi="Arial" w:cs="Arial"/>
-              </w:rPr>
-              <w:t>constraints</w:t>
-            </w:r>
-            <w:proofErr w:type="spellEnd"/>
-            <w:r>
-              <w:rPr>
-                <w:rFonts w:ascii="Arial" w:eastAsia="Arial" w:hAnsi="Arial" w:cs="Arial"/>
-              </w:rPr>
-              <w:t xml:space="preserve"> e integridade das tabelas.</w:t>
+              <w:t>Banco de dados responsável pelo armazenamento persistente, execução de constraints e integridade das tabelas.</w:t>
             </w:r>
           </w:p>
         </w:tc>
@@ -7125,55 +7001,7 @@
           <w:rFonts w:ascii="Arial" w:eastAsia="Arial" w:hAnsi="Arial" w:cs="Arial"/>
           <w:color w:val="000000"/>
         </w:rPr>
-        <w:t xml:space="preserve">O sistema deve verificar o estoque após cada movimentação e registrar alerta na tabela </w:t>
-      </w:r>
-      <w:proofErr w:type="spellStart"/>
-      <w:r>
-        <w:rPr>
-          <w:rFonts w:ascii="Arial" w:eastAsia="Arial" w:hAnsi="Arial" w:cs="Arial"/>
-          <w:color w:val="000000"/>
-        </w:rPr>
-        <w:t>AlertaEstoque</w:t>
-      </w:r>
-      <w:proofErr w:type="spellEnd"/>
-      <w:r>
-        <w:rPr>
-          <w:rFonts w:ascii="Arial" w:eastAsia="Arial" w:hAnsi="Arial" w:cs="Arial"/>
-          <w:color w:val="000000"/>
-        </w:rPr>
-        <w:t xml:space="preserve"> caso </w:t>
-      </w:r>
-      <w:proofErr w:type="spellStart"/>
-      <w:r>
-        <w:rPr>
-          <w:rFonts w:ascii="Arial" w:eastAsia="Arial" w:hAnsi="Arial" w:cs="Arial"/>
-          <w:color w:val="000000"/>
-        </w:rPr>
-        <w:t>quantidadeAtual</w:t>
-      </w:r>
-      <w:proofErr w:type="spellEnd"/>
-      <w:r>
-        <w:rPr>
-          <w:rFonts w:ascii="Arial" w:eastAsia="Arial" w:hAnsi="Arial" w:cs="Arial"/>
-          <w:color w:val="000000"/>
-        </w:rPr>
-        <w:t xml:space="preserve"> &lt;= </w:t>
-      </w:r>
-      <w:proofErr w:type="spellStart"/>
-      <w:r>
-        <w:rPr>
-          <w:rFonts w:ascii="Arial" w:eastAsia="Arial" w:hAnsi="Arial" w:cs="Arial"/>
-          <w:color w:val="000000"/>
-        </w:rPr>
-        <w:t>estoqueMinimo</w:t>
-      </w:r>
-      <w:proofErr w:type="spellEnd"/>
-      <w:r>
-        <w:rPr>
-          <w:rFonts w:ascii="Arial" w:eastAsia="Arial" w:hAnsi="Arial" w:cs="Arial"/>
-          <w:color w:val="000000"/>
-        </w:rPr>
-        <w:t>. (Prioridade: Importante)</w:t>
+        <w:t>O sistema deve verificar o estoque após cada movimentação e registrar alerta na tabela AlertaEstoque caso quantidadeAtual &lt;= estoqueMinimo. (Prioridade: Importante)</w:t>
       </w:r>
     </w:p>
     <w:p>
@@ -8071,55 +7899,13 @@
         <w:rPr>
           <w:rFonts w:ascii="Arial" w:eastAsia="Arial" w:hAnsi="Arial" w:cs="Arial"/>
         </w:rPr>
-        <w:t>O sistema deverá utilizar uma arquitetura baseada no padrão MVC (Model-</w:t>
-      </w:r>
-      <w:proofErr w:type="spellStart"/>
-      <w:r>
-        <w:rPr>
-          <w:rFonts w:ascii="Arial" w:eastAsia="Arial" w:hAnsi="Arial" w:cs="Arial"/>
-        </w:rPr>
-        <w:t>View</w:t>
-      </w:r>
-      <w:proofErr w:type="spellEnd"/>
-      <w:r>
-        <w:rPr>
-          <w:rFonts w:ascii="Arial" w:eastAsia="Arial" w:hAnsi="Arial" w:cs="Arial"/>
-        </w:rPr>
-        <w:t>-</w:t>
-      </w:r>
-      <w:proofErr w:type="spellStart"/>
-      <w:r>
-        <w:rPr>
-          <w:rFonts w:ascii="Arial" w:eastAsia="Arial" w:hAnsi="Arial" w:cs="Arial"/>
-        </w:rPr>
-        <w:t>Controller</w:t>
-      </w:r>
-      <w:proofErr w:type="spellEnd"/>
-      <w:r>
-        <w:rPr>
-          <w:rFonts w:ascii="Arial" w:eastAsia="Arial" w:hAnsi="Arial" w:cs="Arial"/>
-        </w:rPr>
-        <w:t xml:space="preserve">), </w:t>
-      </w:r>
-      <w:r>
-        <w:rPr>
-          <w:rFonts w:ascii="Arial" w:eastAsia="Arial" w:hAnsi="Arial" w:cs="Arial"/>
-        </w:rPr>
-        <w:t xml:space="preserve">com clara separação entre Controllers, Services, </w:t>
-      </w:r>
-      <w:proofErr w:type="spellStart"/>
-      <w:r>
-        <w:rPr>
-          <w:rFonts w:ascii="Arial" w:eastAsia="Arial" w:hAnsi="Arial" w:cs="Arial"/>
-        </w:rPr>
-        <w:t>Repositories</w:t>
-      </w:r>
-      <w:proofErr w:type="spellEnd"/>
-      <w:r>
-        <w:rPr>
-          <w:rFonts w:ascii="Arial" w:eastAsia="Arial" w:hAnsi="Arial" w:cs="Arial"/>
-        </w:rPr>
-        <w:t xml:space="preserve"> e Models no Spring Boot </w:t>
+        <w:t xml:space="preserve">O sistema deverá utilizar uma arquitetura baseada no padrão MVC (Model-View-Controller), </w:t>
+      </w:r>
+      <w:r>
+        <w:rPr>
+          <w:rFonts w:ascii="Arial" w:eastAsia="Arial" w:hAnsi="Arial" w:cs="Arial"/>
+        </w:rPr>
+        <w:t xml:space="preserve">com clara separação entre Controllers, Services, Repositories e Models no Spring Boot </w:t>
       </w:r>
     </w:p>
     <w:p>
@@ -8219,21 +8005,7 @@
         <w:rPr>
           <w:rFonts w:ascii="Arial" w:eastAsia="Arial" w:hAnsi="Arial" w:cs="Arial"/>
         </w:rPr>
-        <w:t xml:space="preserve">O tempo de resposta para </w:t>
-      </w:r>
-      <w:proofErr w:type="spellStart"/>
-      <w:r>
-        <w:rPr>
-          <w:rFonts w:ascii="Arial" w:eastAsia="Arial" w:hAnsi="Arial" w:cs="Arial"/>
-        </w:rPr>
-        <w:t>opereções</w:t>
-      </w:r>
-      <w:proofErr w:type="spellEnd"/>
-      <w:r>
-        <w:rPr>
-          <w:rFonts w:ascii="Arial" w:eastAsia="Arial" w:hAnsi="Arial" w:cs="Arial"/>
-        </w:rPr>
-        <w:t xml:space="preserve"> normais de consulta e gravação deve ser inferior a 2 segundos em ambiente de rede local.</w:t>
+        <w:t>O tempo de resposta para opereções normais de consulta e gravação deve ser inferior a 2 segundos em ambiente de rede local.</w:t>
       </w:r>
     </w:p>
     <w:p>
@@ -8362,21 +8134,7 @@
         <w:rPr>
           <w:rFonts w:ascii="Arial" w:eastAsia="Arial" w:hAnsi="Arial" w:cs="Arial"/>
         </w:rPr>
-        <w:t xml:space="preserve">O sistema deve utilizar o SGBD MySQL 8.0 gerenciado via Spring Data JPA e </w:t>
-      </w:r>
-      <w:proofErr w:type="spellStart"/>
-      <w:r>
-        <w:rPr>
-          <w:rFonts w:ascii="Arial" w:eastAsia="Arial" w:hAnsi="Arial" w:cs="Arial"/>
-        </w:rPr>
-        <w:t>Hibernate</w:t>
-      </w:r>
-      <w:proofErr w:type="spellEnd"/>
-      <w:r>
-        <w:rPr>
-          <w:rFonts w:ascii="Arial" w:eastAsia="Arial" w:hAnsi="Arial" w:cs="Arial"/>
-        </w:rPr>
-        <w:t>.</w:t>
+        <w:t>O sistema deve utilizar o SGBD MySQL 8.0 gerenciado via Spring Data JPA e Hibernate.</w:t>
       </w:r>
     </w:p>
     <w:p>
@@ -8673,36 +8431,13 @@
           <w:bCs/>
           <w:color w:val="000000"/>
         </w:rPr>
-        <w:t xml:space="preserve"> </w:t>
-      </w:r>
-      <w:r>
-        <w:rPr>
-          <w:rFonts w:ascii="Arial" w:eastAsia="Arial" w:hAnsi="Arial" w:cs="Arial"/>
-          <w:b/>
-          <w:bCs/>
-          <w:color w:val="000000"/>
-        </w:rPr>
-        <w:t xml:space="preserve"> </w:t>
-      </w:r>
-      <w:r>
-        <w:rPr>
-          <w:rFonts w:ascii="Arial" w:eastAsia="Arial" w:hAnsi="Arial" w:cs="Arial"/>
-        </w:rPr>
-        <w:t>A entidade Estoque deve conter controle de concorrência com @Version para evitar sobrescritas concorrentes de saldo (</w:t>
-      </w:r>
-      <w:proofErr w:type="spellStart"/>
-      <w:r>
-        <w:rPr>
-          <w:rFonts w:ascii="Arial" w:eastAsia="Arial" w:hAnsi="Arial" w:cs="Arial"/>
-        </w:rPr>
-        <w:t>lost</w:t>
-      </w:r>
-      <w:proofErr w:type="spellEnd"/>
-      <w:r>
-        <w:rPr>
-          <w:rFonts w:ascii="Arial" w:eastAsia="Arial" w:hAnsi="Arial" w:cs="Arial"/>
-        </w:rPr>
-        <w:t xml:space="preserve"> updates).</w:t>
+        <w:t xml:space="preserve">  </w:t>
+      </w:r>
+      <w:r>
+        <w:rPr>
+          <w:rFonts w:ascii="Arial" w:eastAsia="Arial" w:hAnsi="Arial" w:cs="Arial"/>
+        </w:rPr>
+        <w:t>A entidade Estoque deve conter controle de concorrência com @Version para evitar sobrescritas concorrentes de saldo (lost updates).</w:t>
       </w:r>
     </w:p>
     <w:p>
@@ -8852,21 +8587,7 @@
         <w:rPr>
           <w:rFonts w:ascii="Arial" w:eastAsia="Arial" w:hAnsi="Arial" w:cs="Arial"/>
         </w:rPr>
-        <w:t xml:space="preserve">Interface responsiva construída em Bootstrap5, com componentes de busca dinâmica Tom </w:t>
-      </w:r>
-      <w:proofErr w:type="spellStart"/>
-      <w:r>
-        <w:rPr>
-          <w:rFonts w:ascii="Arial" w:eastAsia="Arial" w:hAnsi="Arial" w:cs="Arial"/>
-        </w:rPr>
-        <w:t>Select</w:t>
-      </w:r>
-      <w:proofErr w:type="spellEnd"/>
-      <w:r>
-        <w:rPr>
-          <w:rFonts w:ascii="Arial" w:eastAsia="Arial" w:hAnsi="Arial" w:cs="Arial"/>
-        </w:rPr>
-        <w:t xml:space="preserve"> e formulários com feedback contextual.</w:t>
+        <w:t>Interface responsiva construída em Bootstrap5, com componentes de busca dinâmica Tom Select e formulários com feedback contextual.</w:t>
       </w:r>
     </w:p>
     <w:p>
@@ -8988,50 +8709,13 @@
           <w:bCs/>
           <w:color w:val="000000"/>
         </w:rPr>
-        <w:t xml:space="preserve"> </w:t>
-      </w:r>
-      <w:r>
-        <w:rPr>
-          <w:rFonts w:ascii="Arial" w:eastAsia="Arial" w:hAnsi="Arial" w:cs="Arial"/>
-          <w:b/>
-          <w:bCs/>
-          <w:color w:val="000000"/>
-        </w:rPr>
-        <w:t xml:space="preserve"> </w:t>
-      </w:r>
-      <w:r>
-        <w:rPr>
-          <w:rFonts w:ascii="Arial" w:eastAsia="Arial" w:hAnsi="Arial" w:cs="Arial"/>
-        </w:rPr>
-        <w:t xml:space="preserve">Regras de obrigatoriedade, formato de e-mail e máscaras de CPF e telefone devem ser validadas via Bean </w:t>
-      </w:r>
-      <w:proofErr w:type="spellStart"/>
-      <w:r>
-        <w:rPr>
-          <w:rFonts w:ascii="Arial" w:eastAsia="Arial" w:hAnsi="Arial" w:cs="Arial"/>
-        </w:rPr>
-        <w:t>Validation</w:t>
-      </w:r>
-      <w:proofErr w:type="spellEnd"/>
-      <w:r>
-        <w:rPr>
-          <w:rFonts w:ascii="Arial" w:eastAsia="Arial" w:hAnsi="Arial" w:cs="Arial"/>
-        </w:rPr>
-        <w:t xml:space="preserve"> (</w:t>
-      </w:r>
-      <w:proofErr w:type="spellStart"/>
-      <w:r>
-        <w:rPr>
-          <w:rFonts w:ascii="Arial" w:eastAsia="Arial" w:hAnsi="Arial" w:cs="Arial"/>
-        </w:rPr>
-        <w:t>jakarta.validation</w:t>
-      </w:r>
-      <w:proofErr w:type="spellEnd"/>
-      <w:r>
-        <w:rPr>
-          <w:rFonts w:ascii="Arial" w:eastAsia="Arial" w:hAnsi="Arial" w:cs="Arial"/>
-        </w:rPr>
-        <w:t>).</w:t>
+        <w:t xml:space="preserve">  </w:t>
+      </w:r>
+      <w:r>
+        <w:rPr>
+          <w:rFonts w:ascii="Arial" w:eastAsia="Arial" w:hAnsi="Arial" w:cs="Arial"/>
+        </w:rPr>
+        <w:t>Regras de obrigatoriedade, formato de e-mail e máscaras de CPF e telefone devem ser validadas via Bean Validation (jakarta.validation).</w:t>
       </w:r>
     </w:p>
     <w:p>
@@ -9463,35 +9147,7 @@
         <w:rPr>
           <w:rFonts w:ascii="Arial" w:eastAsia="Arial" w:hAnsi="Arial" w:cs="Arial"/>
         </w:rPr>
-        <w:t xml:space="preserve">A emissão de relatórios e recibos deve utilizar o motor </w:t>
-      </w:r>
-      <w:proofErr w:type="spellStart"/>
-      <w:r>
-        <w:rPr>
-          <w:rFonts w:ascii="Arial" w:eastAsia="Arial" w:hAnsi="Arial" w:cs="Arial"/>
-        </w:rPr>
-        <w:t>OpenHTMLtoPDF</w:t>
-      </w:r>
-      <w:proofErr w:type="spellEnd"/>
-      <w:r>
-        <w:rPr>
-          <w:rFonts w:ascii="Arial" w:eastAsia="Arial" w:hAnsi="Arial" w:cs="Arial"/>
-        </w:rPr>
-        <w:t xml:space="preserve"> om CSS </w:t>
-      </w:r>
-      <w:proofErr w:type="spellStart"/>
-      <w:r>
-        <w:rPr>
-          <w:rFonts w:ascii="Arial" w:eastAsia="Arial" w:hAnsi="Arial" w:cs="Arial"/>
-        </w:rPr>
-        <w:t>Paged</w:t>
-      </w:r>
-      <w:proofErr w:type="spellEnd"/>
-      <w:r>
-        <w:rPr>
-          <w:rFonts w:ascii="Arial" w:eastAsia="Arial" w:hAnsi="Arial" w:cs="Arial"/>
-        </w:rPr>
-        <w:t xml:space="preserve"> Media (@page), gerando documentos A4 padronizados com numeração de páginas automática</w:t>
+        <w:t>A emissão de relatórios e recibos deve utilizar o motor OpenHTMLtoPDF om CSS Paged Media (@page), gerando documentos A4 padronizados com numeração de páginas automática</w:t>
       </w:r>
     </w:p>
     <w:p>
@@ -9714,7 +9370,6 @@
           <w:rFonts w:ascii="Arial" w:hAnsi="Arial" w:cs="Arial"/>
         </w:rPr>
       </w:pPr>
-      <w:proofErr w:type="spellStart"/>
       <w:r>
         <w:rPr>
           <w:rFonts w:ascii="Arial" w:hAnsi="Arial" w:cs="Arial"/>
@@ -9729,34 +9384,7 @@
           <w:b/>
           <w:bCs/>
         </w:rPr>
-        <w:t>epositories</w:t>
-      </w:r>
-      <w:proofErr w:type="spellEnd"/>
-      <w:r>
-        <w:rPr>
-          <w:rFonts w:ascii="Arial" w:hAnsi="Arial" w:cs="Arial"/>
-          <w:b/>
-          <w:bCs/>
-        </w:rPr>
-        <w:t xml:space="preserve"> (</w:t>
-      </w:r>
-      <w:proofErr w:type="spellStart"/>
-      <w:r>
-        <w:rPr>
-          <w:rFonts w:ascii="Arial" w:hAnsi="Arial" w:cs="Arial"/>
-          <w:b/>
-          <w:bCs/>
-        </w:rPr>
-        <w:t>JpaRepository</w:t>
-      </w:r>
-      <w:proofErr w:type="spellEnd"/>
-      <w:r>
-        <w:rPr>
-          <w:rFonts w:ascii="Arial" w:hAnsi="Arial" w:cs="Arial"/>
-          <w:b/>
-          <w:bCs/>
-        </w:rPr>
-        <w:t xml:space="preserve">): </w:t>
+        <w:t xml:space="preserve">epositories (JpaRepository): </w:t>
       </w:r>
       <w:r>
         <w:rPr>
@@ -9784,7 +9412,6 @@
           <w:rFonts w:ascii="Arial" w:hAnsi="Arial" w:cs="Arial"/>
         </w:rPr>
       </w:pPr>
-      <w:proofErr w:type="spellStart"/>
       <w:r>
         <w:rPr>
           <w:rFonts w:ascii="Arial" w:hAnsi="Arial" w:cs="Arial"/>
@@ -9799,76 +9426,25 @@
           <w:b/>
           <w:bCs/>
         </w:rPr>
-        <w:t>ervice</w:t>
-      </w:r>
-      <w:proofErr w:type="spellEnd"/>
+        <w:t>ervice:</w:t>
+      </w:r>
       <w:r>
         <w:rPr>
           <w:rFonts w:ascii="Arial" w:hAnsi="Arial" w:cs="Arial"/>
-          <w:b/>
-          <w:bCs/>
-        </w:rPr>
-        <w:t>:</w:t>
+        </w:rPr>
+        <w:t xml:space="preserve"> </w:t>
       </w:r>
       <w:r>
         <w:rPr>
           <w:rFonts w:ascii="Arial" w:hAnsi="Arial" w:cs="Arial"/>
         </w:rPr>
-        <w:t xml:space="preserve"> </w:t>
+        <w:t>(@Service / @Transactional): Executam regras de negócio como a validação e abatimento atômico do estoque na criação de um pedido, cálculo de subtotais e geração de PDFs com a biblioteca iText.</w:t>
       </w:r>
       <w:r>
         <w:rPr>
           <w:rFonts w:ascii="Arial" w:hAnsi="Arial" w:cs="Arial"/>
         </w:rPr>
-        <w:t xml:space="preserve">(@Service / @Transactional): Executam regras de negócio como a validação e abatimento atômico do estoque na criação de um pedido, cálculo de subtotais e geração de </w:t>
-      </w:r>
-      <w:proofErr w:type="spellStart"/>
-      <w:r>
-        <w:rPr>
-          <w:rFonts w:ascii="Arial" w:hAnsi="Arial" w:cs="Arial"/>
-        </w:rPr>
-        <w:t>PDFs</w:t>
-      </w:r>
-      <w:proofErr w:type="spellEnd"/>
-      <w:r>
-        <w:rPr>
-          <w:rFonts w:ascii="Arial" w:hAnsi="Arial" w:cs="Arial"/>
-        </w:rPr>
-        <w:t xml:space="preserve"> com a biblioteca </w:t>
-      </w:r>
-      <w:proofErr w:type="spellStart"/>
-      <w:r>
-        <w:rPr>
-          <w:rFonts w:ascii="Arial" w:hAnsi="Arial" w:cs="Arial"/>
-        </w:rPr>
-        <w:t>iText.</w:t>
-      </w:r>
-      <w:r>
-        <w:rPr>
-          <w:rFonts w:ascii="Arial" w:hAnsi="Arial" w:cs="Arial"/>
-        </w:rPr>
-        <w:t>controller</w:t>
-      </w:r>
-      <w:proofErr w:type="spellEnd"/>
-      <w:r>
-        <w:rPr>
-          <w:rFonts w:ascii="Arial" w:hAnsi="Arial" w:cs="Arial"/>
-        </w:rPr>
-        <w:t xml:space="preserve">: Roteamento HTTP, tratamento de validações e alimentação das </w:t>
-      </w:r>
-      <w:proofErr w:type="spellStart"/>
-      <w:r>
-        <w:rPr>
-          <w:rFonts w:ascii="Arial" w:hAnsi="Arial" w:cs="Arial"/>
-        </w:rPr>
-        <w:t>views</w:t>
-      </w:r>
-      <w:proofErr w:type="spellEnd"/>
-      <w:r>
-        <w:rPr>
-          <w:rFonts w:ascii="Arial" w:hAnsi="Arial" w:cs="Arial"/>
-        </w:rPr>
-        <w:t>.</w:t>
+        <w:t>controller: Roteamento HTTP, tratamento de validações e alimentação das views.</w:t>
       </w:r>
     </w:p>
     <w:p>
@@ -9890,23 +9466,13 @@
           <w:rFonts w:ascii="Arial" w:hAnsi="Arial" w:cs="Arial"/>
         </w:rPr>
       </w:pPr>
-      <w:proofErr w:type="spellStart"/>
       <w:r>
         <w:rPr>
           <w:rFonts w:ascii="Arial" w:hAnsi="Arial" w:cs="Arial"/>
           <w:b/>
           <w:bCs/>
         </w:rPr>
-        <w:t>config</w:t>
-      </w:r>
-      <w:proofErr w:type="spellEnd"/>
-      <w:r>
-        <w:rPr>
-          <w:rFonts w:ascii="Arial" w:hAnsi="Arial" w:cs="Arial"/>
-          <w:b/>
-          <w:bCs/>
-        </w:rPr>
-        <w:t>:</w:t>
+        <w:t>config:</w:t>
       </w:r>
       <w:r>
         <w:rPr>
@@ -9934,7 +9500,6 @@
           <w:rFonts w:ascii="Arial" w:hAnsi="Arial" w:cs="Arial"/>
         </w:rPr>
       </w:pPr>
-      <w:proofErr w:type="spellStart"/>
       <w:r>
         <w:rPr>
           <w:rFonts w:ascii="Arial" w:hAnsi="Arial" w:cs="Arial"/>
@@ -9949,64 +9514,13 @@
           <w:b/>
           <w:bCs/>
         </w:rPr>
-        <w:t>ontrollers</w:t>
-      </w:r>
-      <w:proofErr w:type="spellEnd"/>
+        <w:t xml:space="preserve">ontrollers (@Controller): </w:t>
+      </w:r>
       <w:r>
         <w:rPr>
           <w:rFonts w:ascii="Arial" w:hAnsi="Arial" w:cs="Arial"/>
-          <w:b/>
-          <w:bCs/>
-        </w:rPr>
-        <w:t xml:space="preserve"> (@Controller): </w:t>
-      </w:r>
-      <w:r>
-        <w:rPr>
-          <w:rFonts w:ascii="Arial" w:hAnsi="Arial" w:cs="Arial"/>
-        </w:rPr>
-        <w:t xml:space="preserve">Recebem requisições HTTP, efetuam validações (@NotBlank, @Email) e enviam dados para serem renderizados pelas </w:t>
-      </w:r>
-      <w:proofErr w:type="spellStart"/>
-      <w:r>
-        <w:rPr>
-          <w:rFonts w:ascii="Arial" w:hAnsi="Arial" w:cs="Arial"/>
-        </w:rPr>
-        <w:t>views</w:t>
-      </w:r>
-      <w:proofErr w:type="spellEnd"/>
-      <w:r>
-        <w:rPr>
-          <w:rFonts w:ascii="Arial" w:hAnsi="Arial" w:cs="Arial"/>
-        </w:rPr>
-        <w:t xml:space="preserve"> </w:t>
-      </w:r>
-      <w:proofErr w:type="spellStart"/>
-      <w:r>
-        <w:rPr>
-          <w:rFonts w:ascii="Arial" w:hAnsi="Arial" w:cs="Arial"/>
-        </w:rPr>
-        <w:t>Thymeleaf</w:t>
-      </w:r>
-      <w:proofErr w:type="spellEnd"/>
-      <w:r>
-        <w:rPr>
-          <w:rFonts w:ascii="Arial" w:hAnsi="Arial" w:cs="Arial"/>
-        </w:rPr>
-        <w:t xml:space="preserve"> com componentes </w:t>
-      </w:r>
-      <w:proofErr w:type="spellStart"/>
-      <w:r>
-        <w:rPr>
-          <w:rFonts w:ascii="Arial" w:hAnsi="Arial" w:cs="Arial"/>
-        </w:rPr>
-        <w:t>Bootstrap</w:t>
-      </w:r>
-      <w:proofErr w:type="spellEnd"/>
-      <w:r>
-        <w:rPr>
-          <w:rFonts w:ascii="Arial" w:hAnsi="Arial" w:cs="Arial"/>
-        </w:rPr>
-        <w:t xml:space="preserve"> 5.</w:t>
+        </w:rPr>
+        <w:t>Recebem requisições HTTP, efetuam validações (@NotBlank, @Email) e enviam dados para serem renderizados pelas views Thymeleaf com componentes Bootstrap 5.</w:t>
       </w:r>
     </w:p>
     <w:p>
@@ -10490,23 +10004,7 @@
                 <w:rFonts w:ascii="Arial" w:hAnsi="Arial" w:cs="Arial"/>
                 <w:color w:val="000000"/>
               </w:rPr>
-              <w:t>Modelagem relacional, diagrama E-R e script DDL/DML (</w:t>
-            </w:r>
-            <w:proofErr w:type="spellStart"/>
-            <w:r>
-              <w:rPr>
-                <w:rFonts w:ascii="Arial" w:hAnsi="Arial" w:cs="Arial"/>
-                <w:color w:val="000000"/>
-              </w:rPr>
-              <w:t>prototech_db</w:t>
-            </w:r>
-            <w:proofErr w:type="spellEnd"/>
-            <w:r>
-              <w:rPr>
-                <w:rFonts w:ascii="Arial" w:hAnsi="Arial" w:cs="Arial"/>
-                <w:color w:val="000000"/>
-              </w:rPr>
-              <w:t>)</w:t>
+              <w:t>Modelagem relacional, diagrama E-R e script DDL/DML (prototech_db)</w:t>
             </w:r>
           </w:p>
         </w:tc>
@@ -10677,39 +10175,7 @@
                 <w:rFonts w:ascii="Arial" w:hAnsi="Arial" w:cs="Arial"/>
                 <w:color w:val="000000"/>
               </w:rPr>
-              <w:t xml:space="preserve">Estruturação </w:t>
-            </w:r>
-            <w:proofErr w:type="spellStart"/>
-            <w:r>
-              <w:rPr>
-                <w:rFonts w:ascii="Arial" w:hAnsi="Arial" w:cs="Arial"/>
-                <w:color w:val="000000"/>
-              </w:rPr>
-              <w:t>Maven</w:t>
-            </w:r>
-            <w:proofErr w:type="spellEnd"/>
-            <w:r>
-              <w:rPr>
-                <w:rFonts w:ascii="Arial" w:hAnsi="Arial" w:cs="Arial"/>
-                <w:color w:val="000000"/>
-              </w:rPr>
-              <w:t xml:space="preserve">, configuração do </w:t>
-            </w:r>
-            <w:proofErr w:type="spellStart"/>
-            <w:r>
-              <w:rPr>
-                <w:rFonts w:ascii="Arial" w:hAnsi="Arial" w:cs="Arial"/>
-                <w:color w:val="000000"/>
-              </w:rPr>
-              <w:t>application.properties</w:t>
-            </w:r>
-            <w:proofErr w:type="spellEnd"/>
-            <w:r>
-              <w:rPr>
-                <w:rFonts w:ascii="Arial" w:hAnsi="Arial" w:cs="Arial"/>
-                <w:color w:val="000000"/>
-              </w:rPr>
-              <w:t xml:space="preserve"> e entidades @Entity.</w:t>
+              <w:t>Estruturação Maven, configuração do application.properties e entidades @Entity.</w:t>
             </w:r>
           </w:p>
         </w:tc>
@@ -10880,23 +10346,7 @@
                 <w:rFonts w:ascii="Arial" w:hAnsi="Arial" w:cs="Arial"/>
                 <w:color w:val="000000"/>
               </w:rPr>
-              <w:t xml:space="preserve">Implementação dos </w:t>
-            </w:r>
-            <w:proofErr w:type="spellStart"/>
-            <w:r>
-              <w:rPr>
-                <w:rFonts w:ascii="Arial" w:hAnsi="Arial" w:cs="Arial"/>
-                <w:color w:val="000000"/>
-              </w:rPr>
-              <w:t>Repositories</w:t>
-            </w:r>
-            <w:proofErr w:type="spellEnd"/>
-            <w:r>
-              <w:rPr>
-                <w:rFonts w:ascii="Arial" w:hAnsi="Arial" w:cs="Arial"/>
-                <w:color w:val="000000"/>
-              </w:rPr>
-              <w:t xml:space="preserve"> e Services com controle transacional e alertas</w:t>
+              <w:t>Implementação dos Repositories e Services com controle transacional e alertas</w:t>
             </w:r>
           </w:p>
         </w:tc>
@@ -11068,39 +10518,7 @@
                 <w:rFonts w:ascii="Arial" w:hAnsi="Arial" w:cs="Arial"/>
                 <w:color w:val="000000"/>
               </w:rPr>
-              <w:t xml:space="preserve">Desenvolvimento dos Controllers MVC e telas </w:t>
-            </w:r>
-            <w:proofErr w:type="spellStart"/>
-            <w:r>
-              <w:rPr>
-                <w:rFonts w:ascii="Arial" w:hAnsi="Arial" w:cs="Arial"/>
-                <w:color w:val="000000"/>
-              </w:rPr>
-              <w:t>Thymeleaf</w:t>
-            </w:r>
-            <w:proofErr w:type="spellEnd"/>
-            <w:r>
-              <w:rPr>
-                <w:rFonts w:ascii="Arial" w:hAnsi="Arial" w:cs="Arial"/>
-                <w:color w:val="000000"/>
-              </w:rPr>
-              <w:t xml:space="preserve"> com </w:t>
-            </w:r>
-            <w:proofErr w:type="spellStart"/>
-            <w:r>
-              <w:rPr>
-                <w:rFonts w:ascii="Arial" w:hAnsi="Arial" w:cs="Arial"/>
-                <w:color w:val="000000"/>
-              </w:rPr>
-              <w:t>Bootstrap</w:t>
-            </w:r>
-            <w:proofErr w:type="spellEnd"/>
-            <w:r>
-              <w:rPr>
-                <w:rFonts w:ascii="Arial" w:hAnsi="Arial" w:cs="Arial"/>
-                <w:color w:val="000000"/>
-              </w:rPr>
-              <w:t xml:space="preserve"> 5</w:t>
+              <w:t>Desenvolvimento dos Controllers MVC e telas Thymeleaf com Bootstrap 5</w:t>
             </w:r>
           </w:p>
         </w:tc>
@@ -11279,47 +10697,7 @@
                 <w:sz w:val="22"/>
                 <w:szCs w:val="22"/>
               </w:rPr>
-              <w:t xml:space="preserve">Integração do </w:t>
-            </w:r>
-            <w:proofErr w:type="spellStart"/>
-            <w:r>
-              <w:rPr>
-                <w:rFonts w:ascii="Arial" w:hAnsi="Arial" w:cs="Arial"/>
-                <w:color w:val="000000"/>
-                <w:sz w:val="22"/>
-                <w:szCs w:val="22"/>
-              </w:rPr>
-              <w:t>iText</w:t>
-            </w:r>
-            <w:proofErr w:type="spellEnd"/>
-            <w:r>
-              <w:rPr>
-                <w:rFonts w:ascii="Arial" w:hAnsi="Arial" w:cs="Arial"/>
-                <w:color w:val="000000"/>
-                <w:sz w:val="22"/>
-                <w:szCs w:val="22"/>
-              </w:rPr>
-              <w:t xml:space="preserve"> PDF, Tom </w:t>
-            </w:r>
-            <w:proofErr w:type="spellStart"/>
-            <w:r>
-              <w:rPr>
-                <w:rFonts w:ascii="Arial" w:hAnsi="Arial" w:cs="Arial"/>
-                <w:color w:val="000000"/>
-                <w:sz w:val="22"/>
-                <w:szCs w:val="22"/>
-              </w:rPr>
-              <w:t>Select</w:t>
-            </w:r>
-            <w:proofErr w:type="spellEnd"/>
-            <w:r>
-              <w:rPr>
-                <w:rFonts w:ascii="Arial" w:hAnsi="Arial" w:cs="Arial"/>
-                <w:color w:val="000000"/>
-                <w:sz w:val="22"/>
-                <w:szCs w:val="22"/>
-              </w:rPr>
-              <w:t>, testes de consistência e homologação.</w:t>
+              <w:t>Integração do iText PDF, Tom Select, testes de consistência e homologação.</w:t>
             </w:r>
           </w:p>
         </w:tc>
@@ -11552,39 +10930,7 @@
           <w:rFonts w:ascii="Arial" w:hAnsi="Arial" w:cs="Arial"/>
           <w:color w:val="000000"/>
         </w:rPr>
-        <w:t xml:space="preserve">Descrição dos Procedimentos: O levantamento foi conduzido por meio da verificação sistemática de documentos comerciais reais e da observação do cotidiano da loja </w:t>
-      </w:r>
-      <w:proofErr w:type="spellStart"/>
-      <w:r>
-        <w:rPr>
-          <w:rFonts w:ascii="Arial" w:hAnsi="Arial" w:cs="Arial"/>
-          <w:color w:val="000000"/>
-        </w:rPr>
-        <w:t>Prototech</w:t>
-      </w:r>
-      <w:proofErr w:type="spellEnd"/>
-      <w:r>
-        <w:rPr>
-          <w:rFonts w:ascii="Arial" w:hAnsi="Arial" w:cs="Arial"/>
-          <w:color w:val="000000"/>
-        </w:rPr>
-        <w:t xml:space="preserve">, visando </w:t>
-      </w:r>
-      <w:proofErr w:type="spellStart"/>
-      <w:r>
-        <w:rPr>
-          <w:rFonts w:ascii="Arial" w:hAnsi="Arial" w:cs="Arial"/>
-          <w:color w:val="000000"/>
-        </w:rPr>
-        <w:t>mepear</w:t>
-      </w:r>
-      <w:proofErr w:type="spellEnd"/>
-      <w:r>
-        <w:rPr>
-          <w:rFonts w:ascii="Arial" w:hAnsi="Arial" w:cs="Arial"/>
-          <w:color w:val="000000"/>
-        </w:rPr>
-        <w:t xml:space="preserve"> o fluxo passo a passo dos processos de negócio focados em suprimentos de vendas. </w:t>
+        <w:t xml:space="preserve">Descrição dos Procedimentos: O levantamento foi conduzido por meio da verificação sistemática de documentos comerciais reais e da observação do cotidiano da loja Prototech, visando mepear o fluxo passo a passo dos processos de negócio focados em suprimentos de vendas. </w:t>
       </w:r>
     </w:p>
     <w:p>
@@ -14806,6 +14152,7 @@
   <w:style w:type="character" w:default="1" w:styleId="Fontepargpadro">
     <w:name w:val="Default Paragraph Font"/>
     <w:uiPriority w:val="1"/>
+    <w:semiHidden/>
     <w:unhideWhenUsed/>
   </w:style>
   <w:style w:type="table" w:default="1" w:styleId="Tabelanormal">

--- a/doc/[ORIGINAL] DRS Modelo Generalista 01.docx
+++ b/doc/[ORIGINAL] DRS Modelo Generalista 01.docx
@@ -4203,6 +4203,7 @@
           <w:rFonts w:ascii="Arial" w:eastAsia="Arial" w:hAnsi="Arial" w:cs="Arial"/>
         </w:rPr>
       </w:pPr>
+      <w:commentRangeStart w:id="6"/>
       <w:r>
         <w:rPr>
           <w:rFonts w:ascii="Arial" w:eastAsia="Arial" w:hAnsi="Arial" w:cs="Arial"/>
@@ -4220,6 +4221,16 @@
           <w:rFonts w:ascii="Arial" w:eastAsia="Arial" w:hAnsi="Arial" w:cs="Arial"/>
         </w:rPr>
         <w:t>;</w:t>
+      </w:r>
+      <w:commentRangeEnd w:id="6"/>
+      <w:r>
+        <w:rPr>
+          <w:rStyle w:val="Refdecomentrio"/>
+          <w:rFonts w:ascii="Arial" w:eastAsia="Arial" w:hAnsi="Arial" w:cs="Arial"/>
+          <w:sz w:val="24"/>
+          <w:szCs w:val="24"/>
+        </w:rPr>
+        <w:commentReference w:id="6"/>
       </w:r>
     </w:p>
     <w:p>
@@ -4468,11 +4479,11 @@
           <w:numId w:val="18"/>
         </w:numPr>
       </w:pPr>
-      <w:bookmarkStart w:id="6" w:name="_Toc238480097"/>
+      <w:bookmarkStart w:id="7" w:name="_Toc238480097"/>
       <w:r>
         <w:t>Missão do produto</w:t>
       </w:r>
-      <w:bookmarkEnd w:id="6"/>
+      <w:bookmarkEnd w:id="7"/>
     </w:p>
     <w:p>
       <w:pPr>
@@ -4513,18 +4524,18 @@
           <w:numId w:val="18"/>
         </w:numPr>
       </w:pPr>
-      <w:bookmarkStart w:id="7" w:name="_Toc238480098"/>
+      <w:bookmarkStart w:id="8" w:name="_Toc238480098"/>
       <w:r>
         <w:t>Definições e siglas</w:t>
       </w:r>
-      <w:bookmarkEnd w:id="7"/>
+      <w:bookmarkEnd w:id="8"/>
     </w:p>
     <w:p/>
     <w:tbl>
       <w:tblPr>
         <w:tblStyle w:val="a6"/>
-        <w:tblW w:w="8222" w:type="dxa"/>
-        <w:tblInd w:w="637" w:type="dxa"/>
+        <w:tblW w:w="5000" w:type="pct"/>
+        <w:tblInd w:w="0" w:type="dxa"/>
         <w:tblBorders>
           <w:top w:val="single" w:sz="6" w:space="0" w:color="000000"/>
           <w:left w:val="single" w:sz="6" w:space="0" w:color="000000"/>
@@ -4533,18 +4544,17 @@
           <w:insideH w:val="single" w:sz="6" w:space="0" w:color="000000"/>
           <w:insideV w:val="single" w:sz="6" w:space="0" w:color="000000"/>
         </w:tblBorders>
-        <w:tblLayout w:type="fixed"/>
         <w:tblLook w:val="0000" w:firstRow="0" w:lastRow="0" w:firstColumn="0" w:lastColumn="0" w:noHBand="0" w:noVBand="0"/>
       </w:tblPr>
       <w:tblGrid>
-        <w:gridCol w:w="1134"/>
-        <w:gridCol w:w="1560"/>
-        <w:gridCol w:w="5528"/>
+        <w:gridCol w:w="1413"/>
+        <w:gridCol w:w="1943"/>
+        <w:gridCol w:w="6883"/>
       </w:tblGrid>
       <w:tr>
         <w:tc>
           <w:tcPr>
-            <w:tcW w:w="1134" w:type="dxa"/>
+            <w:tcW w:w="690" w:type="pct"/>
             <w:tcMar>
               <w:top w:w="0" w:type="dxa"/>
               <w:bottom w:w="0" w:type="dxa"/>
@@ -4584,7 +4594,7 @@
         </w:tc>
         <w:tc>
           <w:tcPr>
-            <w:tcW w:w="1560" w:type="dxa"/>
+            <w:tcW w:w="949" w:type="pct"/>
             <w:tcMar>
               <w:top w:w="0" w:type="dxa"/>
               <w:bottom w:w="0" w:type="dxa"/>
@@ -4623,7 +4633,7 @@
         </w:tc>
         <w:tc>
           <w:tcPr>
-            <w:tcW w:w="5528" w:type="dxa"/>
+            <w:tcW w:w="3362" w:type="pct"/>
             <w:tcMar>
               <w:top w:w="0" w:type="dxa"/>
               <w:bottom w:w="0" w:type="dxa"/>
@@ -4664,7 +4674,7 @@
       <w:tr>
         <w:tc>
           <w:tcPr>
-            <w:tcW w:w="1134" w:type="dxa"/>
+            <w:tcW w:w="690" w:type="pct"/>
             <w:tcMar>
               <w:top w:w="0" w:type="dxa"/>
               <w:bottom w:w="0" w:type="dxa"/>
@@ -4697,7 +4707,7 @@
         </w:tc>
         <w:tc>
           <w:tcPr>
-            <w:tcW w:w="1560" w:type="dxa"/>
+            <w:tcW w:w="949" w:type="pct"/>
             <w:tcMar>
               <w:top w:w="0" w:type="dxa"/>
               <w:bottom w:w="0" w:type="dxa"/>
@@ -4730,7 +4740,7 @@
         </w:tc>
         <w:tc>
           <w:tcPr>
-            <w:tcW w:w="5528" w:type="dxa"/>
+            <w:tcW w:w="3362" w:type="pct"/>
             <w:tcMar>
               <w:top w:w="0" w:type="dxa"/>
               <w:bottom w:w="0" w:type="dxa"/>
@@ -4765,7 +4775,7 @@
       <w:tr>
         <w:tc>
           <w:tcPr>
-            <w:tcW w:w="1134" w:type="dxa"/>
+            <w:tcW w:w="690" w:type="pct"/>
             <w:tcMar>
               <w:top w:w="0" w:type="dxa"/>
               <w:bottom w:w="0" w:type="dxa"/>
@@ -4798,7 +4808,7 @@
         </w:tc>
         <w:tc>
           <w:tcPr>
-            <w:tcW w:w="1560" w:type="dxa"/>
+            <w:tcW w:w="949" w:type="pct"/>
             <w:tcMar>
               <w:top w:w="0" w:type="dxa"/>
               <w:bottom w:w="0" w:type="dxa"/>
@@ -4831,7 +4841,7 @@
         </w:tc>
         <w:tc>
           <w:tcPr>
-            <w:tcW w:w="5528" w:type="dxa"/>
+            <w:tcW w:w="3362" w:type="pct"/>
             <w:tcMar>
               <w:top w:w="0" w:type="dxa"/>
               <w:bottom w:w="0" w:type="dxa"/>
@@ -4866,7 +4876,7 @@
       <w:tr>
         <w:tc>
           <w:tcPr>
-            <w:tcW w:w="1134" w:type="dxa"/>
+            <w:tcW w:w="690" w:type="pct"/>
             <w:tcMar>
               <w:top w:w="0" w:type="dxa"/>
               <w:bottom w:w="0" w:type="dxa"/>
@@ -4899,7 +4909,7 @@
         </w:tc>
         <w:tc>
           <w:tcPr>
-            <w:tcW w:w="1560" w:type="dxa"/>
+            <w:tcW w:w="949" w:type="pct"/>
             <w:tcMar>
               <w:top w:w="0" w:type="dxa"/>
               <w:bottom w:w="0" w:type="dxa"/>
@@ -4932,7 +4942,7 @@
         </w:tc>
         <w:tc>
           <w:tcPr>
-            <w:tcW w:w="5528" w:type="dxa"/>
+            <w:tcW w:w="3362" w:type="pct"/>
             <w:tcMar>
               <w:top w:w="0" w:type="dxa"/>
               <w:bottom w:w="0" w:type="dxa"/>
@@ -4991,7 +5001,7 @@
       <w:tr>
         <w:tc>
           <w:tcPr>
-            <w:tcW w:w="1134" w:type="dxa"/>
+            <w:tcW w:w="690" w:type="pct"/>
             <w:tcMar>
               <w:top w:w="0" w:type="dxa"/>
               <w:bottom w:w="0" w:type="dxa"/>
@@ -5024,7 +5034,7 @@
         </w:tc>
         <w:tc>
           <w:tcPr>
-            <w:tcW w:w="1560" w:type="dxa"/>
+            <w:tcW w:w="949" w:type="pct"/>
             <w:tcMar>
               <w:top w:w="0" w:type="dxa"/>
               <w:bottom w:w="0" w:type="dxa"/>
@@ -5057,7 +5067,7 @@
         </w:tc>
         <w:tc>
           <w:tcPr>
-            <w:tcW w:w="5528" w:type="dxa"/>
+            <w:tcW w:w="3362" w:type="pct"/>
             <w:tcMar>
               <w:top w:w="0" w:type="dxa"/>
               <w:bottom w:w="0" w:type="dxa"/>
@@ -5092,7 +5102,7 @@
       <w:tr>
         <w:tc>
           <w:tcPr>
-            <w:tcW w:w="1134" w:type="dxa"/>
+            <w:tcW w:w="690" w:type="pct"/>
             <w:tcMar>
               <w:top w:w="0" w:type="dxa"/>
               <w:bottom w:w="0" w:type="dxa"/>
@@ -5125,7 +5135,7 @@
         </w:tc>
         <w:tc>
           <w:tcPr>
-            <w:tcW w:w="1560" w:type="dxa"/>
+            <w:tcW w:w="949" w:type="pct"/>
             <w:tcMar>
               <w:top w:w="0" w:type="dxa"/>
               <w:bottom w:w="0" w:type="dxa"/>
@@ -5158,7 +5168,7 @@
         </w:tc>
         <w:tc>
           <w:tcPr>
-            <w:tcW w:w="5528" w:type="dxa"/>
+            <w:tcW w:w="3362" w:type="pct"/>
             <w:tcMar>
               <w:top w:w="0" w:type="dxa"/>
               <w:bottom w:w="0" w:type="dxa"/>
@@ -5211,7 +5221,7 @@
       <w:tr>
         <w:tc>
           <w:tcPr>
-            <w:tcW w:w="1134" w:type="dxa"/>
+            <w:tcW w:w="690" w:type="pct"/>
             <w:tcMar>
               <w:top w:w="0" w:type="dxa"/>
               <w:bottom w:w="0" w:type="dxa"/>
@@ -5249,7 +5259,7 @@
         </w:tc>
         <w:tc>
           <w:tcPr>
-            <w:tcW w:w="1560" w:type="dxa"/>
+            <w:tcW w:w="949" w:type="pct"/>
             <w:tcMar>
               <w:top w:w="0" w:type="dxa"/>
               <w:bottom w:w="0" w:type="dxa"/>
@@ -5282,7 +5292,7 @@
         </w:tc>
         <w:tc>
           <w:tcPr>
-            <w:tcW w:w="5528" w:type="dxa"/>
+            <w:tcW w:w="3362" w:type="pct"/>
             <w:tcMar>
               <w:top w:w="0" w:type="dxa"/>
               <w:bottom w:w="0" w:type="dxa"/>
@@ -5323,7 +5333,7 @@
       <w:tr>
         <w:tc>
           <w:tcPr>
-            <w:tcW w:w="1134" w:type="dxa"/>
+            <w:tcW w:w="690" w:type="pct"/>
             <w:tcMar>
               <w:top w:w="0" w:type="dxa"/>
               <w:bottom w:w="0" w:type="dxa"/>
@@ -5361,7 +5371,7 @@
         </w:tc>
         <w:tc>
           <w:tcPr>
-            <w:tcW w:w="1560" w:type="dxa"/>
+            <w:tcW w:w="949" w:type="pct"/>
             <w:tcMar>
               <w:top w:w="0" w:type="dxa"/>
               <w:bottom w:w="0" w:type="dxa"/>
@@ -5394,7 +5404,7 @@
         </w:tc>
         <w:tc>
           <w:tcPr>
-            <w:tcW w:w="5528" w:type="dxa"/>
+            <w:tcW w:w="3362" w:type="pct"/>
             <w:tcMar>
               <w:top w:w="0" w:type="dxa"/>
               <w:bottom w:w="0" w:type="dxa"/>
@@ -5446,16 +5456,19 @@
           <w:numId w:val="18"/>
         </w:numPr>
       </w:pPr>
-      <w:bookmarkStart w:id="8" w:name="_Toc238480099"/>
+      <w:bookmarkStart w:id="9" w:name="_Toc238480099"/>
       <w:r>
         <w:t>Técnica(s) utilizada(s) para levantamento de requisitos</w:t>
       </w:r>
-      <w:bookmarkEnd w:id="8"/>
+      <w:bookmarkEnd w:id="9"/>
       <w:r>
         <w:t xml:space="preserve"> </w:t>
       </w:r>
     </w:p>
     <w:p>
+      <w:pPr>
+        <w:jc w:val="both"/>
+      </w:pPr>
       <w:r>
         <w:rPr>
           <w:rFonts w:ascii="Arial" w:eastAsia="Arial" w:hAnsi="Arial" w:cs="Arial"/>
@@ -5488,14 +5501,14 @@
           <w:szCs w:val="24"/>
         </w:rPr>
       </w:pPr>
-      <w:bookmarkStart w:id="9" w:name="_Toc238480100"/>
+      <w:bookmarkStart w:id="10" w:name="_Toc238480100"/>
       <w:r>
         <w:rPr>
           <w:szCs w:val="24"/>
         </w:rPr>
         <w:t>Descrição geral do produto</w:t>
       </w:r>
-      <w:bookmarkEnd w:id="9"/>
+      <w:bookmarkEnd w:id="10"/>
     </w:p>
     <w:p/>
     <w:p>
@@ -5506,11 +5519,11 @@
           <w:numId w:val="18"/>
         </w:numPr>
       </w:pPr>
-      <w:bookmarkStart w:id="10" w:name="_Toc238480101"/>
+      <w:bookmarkStart w:id="11" w:name="_Toc238480101"/>
       <w:r>
         <w:t>Perspectiva do produto</w:t>
       </w:r>
-      <w:bookmarkEnd w:id="10"/>
+      <w:bookmarkEnd w:id="11"/>
     </w:p>
     <w:p>
       <w:pPr>
@@ -5543,49 +5556,12 @@
     </w:p>
     <w:p>
       <w:pPr>
-        <w:pBdr>
-          <w:top w:val="nil"/>
-          <w:left w:val="nil"/>
-          <w:bottom w:val="nil"/>
-          <w:right w:val="nil"/>
-          <w:between w:val="nil"/>
-        </w:pBdr>
-        <w:ind w:left="600"/>
-        <w:jc w:val="both"/>
-        <w:rPr>
-          <w:rFonts w:ascii="Arial" w:eastAsia="Arial" w:hAnsi="Arial" w:cs="Arial"/>
-          <w:sz w:val="20"/>
-          <w:szCs w:val="20"/>
-        </w:rPr>
-      </w:pPr>
-    </w:p>
-    <w:p>
-      <w:pPr>
-        <w:pBdr>
-          <w:top w:val="nil"/>
-          <w:left w:val="nil"/>
-          <w:bottom w:val="nil"/>
-          <w:right w:val="nil"/>
-          <w:between w:val="nil"/>
-        </w:pBdr>
-        <w:jc w:val="both"/>
-        <w:rPr>
-          <w:rFonts w:ascii="Arial" w:eastAsia="Arial" w:hAnsi="Arial" w:cs="Arial"/>
-          <w:color w:val="000000"/>
-          <w:sz w:val="20"/>
-          <w:szCs w:val="20"/>
-        </w:rPr>
-      </w:pPr>
-    </w:p>
-    <w:p>
-      <w:pPr>
         <w:jc w:val="center"/>
       </w:pPr>
       <w:r>
         <w:rPr>
           <w:noProof/>
         </w:rPr>
-        <w:lastRenderedPageBreak/>
         <w:drawing>
           <wp:inline distT="0" distB="0" distL="0" distR="0" wp14:anchorId="62CB45C7" wp14:editId="168355F6">
             <wp:extent cx="1940944" cy="3027680"/>
@@ -5604,7 +5580,7 @@
                     </pic:cNvPicPr>
                   </pic:nvPicPr>
                   <pic:blipFill rotWithShape="1">
-                    <a:blip r:embed="rId8">
+                    <a:blip r:embed="rId12">
                       <a:extLst>
                         <a:ext uri="{28A0092B-C50C-407E-A947-70E740481C1C}">
                           <a14:useLocalDpi xmlns:a14="http://schemas.microsoft.com/office/drawing/2010/main" val="0"/>
@@ -5641,25 +5617,6 @@
         </w:drawing>
       </w:r>
     </w:p>
-    <w:p/>
-    <w:p>
-      <w:pPr>
-        <w:pBdr>
-          <w:top w:val="nil"/>
-          <w:left w:val="nil"/>
-          <w:bottom w:val="nil"/>
-          <w:right w:val="nil"/>
-          <w:between w:val="nil"/>
-        </w:pBdr>
-        <w:jc w:val="both"/>
-        <w:rPr>
-          <w:rFonts w:ascii="Arial" w:eastAsia="Arial" w:hAnsi="Arial" w:cs="Arial"/>
-          <w:color w:val="000000"/>
-          <w:sz w:val="20"/>
-          <w:szCs w:val="20"/>
-        </w:rPr>
-      </w:pPr>
-    </w:p>
     <w:p>
       <w:pPr>
         <w:pStyle w:val="Ttulo1"/>
@@ -5669,14 +5626,15 @@
         </w:numPr>
         <w:ind w:left="720" w:hanging="360"/>
       </w:pPr>
-      <w:bookmarkStart w:id="11" w:name="_Toc238480102"/>
-      <w:r>
+      <w:bookmarkStart w:id="12" w:name="_Toc238480102"/>
+      <w:r>
+        <w:lastRenderedPageBreak/>
         <w:t xml:space="preserve">4.2 </w:t>
       </w:r>
       <w:r>
         <w:t>Usuários e sistemas relacionados</w:t>
       </w:r>
-      <w:bookmarkEnd w:id="11"/>
+      <w:bookmarkEnd w:id="12"/>
     </w:p>
     <w:p>
       <w:pPr>
@@ -5689,7 +5647,7 @@
       <w:tblPr>
         <w:tblStyle w:val="a7"/>
         <w:tblpPr w:leftFromText="141" w:rightFromText="141" w:vertAnchor="text" w:tblpX="561" w:tblpY="201"/>
-        <w:tblW w:w="8717" w:type="dxa"/>
+        <w:tblW w:w="5000" w:type="pct"/>
         <w:tblInd w:w="0" w:type="dxa"/>
         <w:tblBorders>
           <w:top w:val="single" w:sz="6" w:space="0" w:color="000000"/>
@@ -5699,18 +5657,17 @@
           <w:insideH w:val="single" w:sz="6" w:space="0" w:color="000000"/>
           <w:insideV w:val="single" w:sz="6" w:space="0" w:color="000000"/>
         </w:tblBorders>
-        <w:tblLayout w:type="fixed"/>
         <w:tblLook w:val="0000" w:firstRow="0" w:lastRow="0" w:firstColumn="0" w:lastColumn="0" w:noHBand="0" w:noVBand="0"/>
       </w:tblPr>
       <w:tblGrid>
-        <w:gridCol w:w="1204"/>
-        <w:gridCol w:w="2410"/>
-        <w:gridCol w:w="5103"/>
+        <w:gridCol w:w="1415"/>
+        <w:gridCol w:w="2830"/>
+        <w:gridCol w:w="5994"/>
       </w:tblGrid>
       <w:tr>
         <w:tc>
           <w:tcPr>
-            <w:tcW w:w="1204" w:type="dxa"/>
+            <w:tcW w:w="691" w:type="pct"/>
             <w:tcMar>
               <w:top w:w="0" w:type="dxa"/>
               <w:bottom w:w="0" w:type="dxa"/>
@@ -5749,7 +5706,7 @@
         </w:tc>
         <w:tc>
           <w:tcPr>
-            <w:tcW w:w="2410" w:type="dxa"/>
+            <w:tcW w:w="1382" w:type="pct"/>
             <w:tcMar>
               <w:top w:w="0" w:type="dxa"/>
               <w:bottom w:w="0" w:type="dxa"/>
@@ -5788,7 +5745,7 @@
         </w:tc>
         <w:tc>
           <w:tcPr>
-            <w:tcW w:w="5103" w:type="dxa"/>
+            <w:tcW w:w="2927" w:type="pct"/>
             <w:tcMar>
               <w:top w:w="0" w:type="dxa"/>
               <w:bottom w:w="0" w:type="dxa"/>
@@ -5829,7 +5786,7 @@
       <w:tr>
         <w:tc>
           <w:tcPr>
-            <w:tcW w:w="1204" w:type="dxa"/>
+            <w:tcW w:w="691" w:type="pct"/>
             <w:tcMar>
               <w:top w:w="0" w:type="dxa"/>
               <w:bottom w:w="0" w:type="dxa"/>
@@ -5862,7 +5819,7 @@
         </w:tc>
         <w:tc>
           <w:tcPr>
-            <w:tcW w:w="2410" w:type="dxa"/>
+            <w:tcW w:w="1382" w:type="pct"/>
             <w:tcMar>
               <w:top w:w="0" w:type="dxa"/>
               <w:bottom w:w="0" w:type="dxa"/>
@@ -5894,7 +5851,7 @@
         </w:tc>
         <w:tc>
           <w:tcPr>
-            <w:tcW w:w="5103" w:type="dxa"/>
+            <w:tcW w:w="2927" w:type="pct"/>
             <w:tcMar>
               <w:top w:w="0" w:type="dxa"/>
               <w:bottom w:w="0" w:type="dxa"/>
@@ -5928,7 +5885,7 @@
       <w:tr>
         <w:tc>
           <w:tcPr>
-            <w:tcW w:w="1204" w:type="dxa"/>
+            <w:tcW w:w="691" w:type="pct"/>
             <w:tcMar>
               <w:top w:w="0" w:type="dxa"/>
               <w:bottom w:w="0" w:type="dxa"/>
@@ -5961,7 +5918,7 @@
         </w:tc>
         <w:tc>
           <w:tcPr>
-            <w:tcW w:w="2410" w:type="dxa"/>
+            <w:tcW w:w="1382" w:type="pct"/>
             <w:tcMar>
               <w:top w:w="0" w:type="dxa"/>
               <w:bottom w:w="0" w:type="dxa"/>
@@ -5993,7 +5950,7 @@
         </w:tc>
         <w:tc>
           <w:tcPr>
-            <w:tcW w:w="5103" w:type="dxa"/>
+            <w:tcW w:w="2927" w:type="pct"/>
             <w:tcMar>
               <w:top w:w="0" w:type="dxa"/>
               <w:bottom w:w="0" w:type="dxa"/>
@@ -6027,7 +5984,7 @@
       <w:tr>
         <w:tc>
           <w:tcPr>
-            <w:tcW w:w="1204" w:type="dxa"/>
+            <w:tcW w:w="691" w:type="pct"/>
             <w:tcMar>
               <w:top w:w="0" w:type="dxa"/>
               <w:bottom w:w="0" w:type="dxa"/>
@@ -6060,7 +6017,7 @@
         </w:tc>
         <w:tc>
           <w:tcPr>
-            <w:tcW w:w="2410" w:type="dxa"/>
+            <w:tcW w:w="1382" w:type="pct"/>
             <w:tcMar>
               <w:top w:w="0" w:type="dxa"/>
               <w:bottom w:w="0" w:type="dxa"/>
@@ -6092,7 +6049,7 @@
         </w:tc>
         <w:tc>
           <w:tcPr>
-            <w:tcW w:w="5103" w:type="dxa"/>
+            <w:tcW w:w="2927" w:type="pct"/>
             <w:tcMar>
               <w:top w:w="0" w:type="dxa"/>
               <w:bottom w:w="0" w:type="dxa"/>
@@ -6129,7 +6086,6 @@
         <w:tab/>
       </w:r>
     </w:p>
-    <w:p/>
     <w:p>
       <w:pPr>
         <w:pStyle w:val="Ttulo1"/>
@@ -6137,14 +6093,14 @@
           <w:szCs w:val="24"/>
         </w:rPr>
       </w:pPr>
-      <w:bookmarkStart w:id="12" w:name="_Toc238480103"/>
+      <w:bookmarkStart w:id="13" w:name="_Toc238480103"/>
       <w:r>
         <w:rPr>
           <w:szCs w:val="24"/>
         </w:rPr>
         <w:t>Requisitos específicos</w:t>
       </w:r>
-      <w:bookmarkEnd w:id="12"/>
+      <w:bookmarkEnd w:id="13"/>
     </w:p>
     <w:p/>
     <w:p>
@@ -6155,11 +6111,11 @@
           <w:numId w:val="18"/>
         </w:numPr>
       </w:pPr>
-      <w:bookmarkStart w:id="13" w:name="_Toc238480104"/>
+      <w:bookmarkStart w:id="14" w:name="_Toc238480104"/>
       <w:r>
         <w:t>Identificação dos requisitos</w:t>
       </w:r>
-      <w:bookmarkEnd w:id="13"/>
+      <w:bookmarkEnd w:id="14"/>
     </w:p>
     <w:p>
       <w:pPr>
@@ -6193,11 +6149,11 @@
           <w:numId w:val="18"/>
         </w:numPr>
       </w:pPr>
-      <w:bookmarkStart w:id="14" w:name="_Toc238480105"/>
+      <w:bookmarkStart w:id="15" w:name="_Toc238480105"/>
       <w:r>
         <w:t>Prioridades dos requisitos</w:t>
       </w:r>
-      <w:bookmarkEnd w:id="14"/>
+      <w:bookmarkEnd w:id="15"/>
     </w:p>
     <w:p>
       <w:pPr>
@@ -6219,8 +6175,8 @@
     <w:tbl>
       <w:tblPr>
         <w:tblStyle w:val="a8"/>
-        <w:tblW w:w="8280" w:type="dxa"/>
-        <w:tblInd w:w="434" w:type="dxa"/>
+        <w:tblW w:w="5000" w:type="pct"/>
+        <w:tblInd w:w="0" w:type="dxa"/>
         <w:tblBorders>
           <w:top w:val="single" w:sz="4" w:space="0" w:color="000000"/>
           <w:left w:val="single" w:sz="4" w:space="0" w:color="000000"/>
@@ -6229,17 +6185,16 @@
           <w:insideH w:val="single" w:sz="4" w:space="0" w:color="000000"/>
           <w:insideV w:val="single" w:sz="4" w:space="0" w:color="000000"/>
         </w:tblBorders>
-        <w:tblLayout w:type="fixed"/>
         <w:tblLook w:val="0000" w:firstRow="0" w:lastRow="0" w:firstColumn="0" w:lastColumn="0" w:noHBand="0" w:noVBand="0"/>
       </w:tblPr>
       <w:tblGrid>
-        <w:gridCol w:w="1515"/>
-        <w:gridCol w:w="6765"/>
+        <w:gridCol w:w="1875"/>
+        <w:gridCol w:w="8370"/>
       </w:tblGrid>
       <w:tr>
         <w:tc>
           <w:tcPr>
-            <w:tcW w:w="1515" w:type="dxa"/>
+            <w:tcW w:w="915" w:type="pct"/>
             <w:tcBorders>
               <w:top w:val="single" w:sz="4" w:space="0" w:color="000000"/>
               <w:bottom w:val="single" w:sz="4" w:space="0" w:color="000000"/>
@@ -6274,14 +6229,13 @@
                 <w:bCs/>
                 <w:color w:val="000000"/>
               </w:rPr>
-              <w:lastRenderedPageBreak/>
               <w:t>Essencial</w:t>
             </w:r>
           </w:p>
         </w:tc>
         <w:tc>
           <w:tcPr>
-            <w:tcW w:w="6765" w:type="dxa"/>
+            <w:tcW w:w="4085" w:type="pct"/>
             <w:tcBorders>
               <w:top w:val="single" w:sz="4" w:space="0" w:color="000000"/>
               <w:bottom w:val="single" w:sz="4" w:space="0" w:color="000000"/>
@@ -6320,7 +6274,7 @@
       <w:tr>
         <w:tc>
           <w:tcPr>
-            <w:tcW w:w="1515" w:type="dxa"/>
+            <w:tcW w:w="915" w:type="pct"/>
             <w:tcBorders>
               <w:top w:val="single" w:sz="4" w:space="0" w:color="000000"/>
             </w:tcBorders>
@@ -6360,7 +6314,7 @@
         </w:tc>
         <w:tc>
           <w:tcPr>
-            <w:tcW w:w="6765" w:type="dxa"/>
+            <w:tcW w:w="4085" w:type="pct"/>
             <w:tcBorders>
               <w:bottom w:val="single" w:sz="4" w:space="0" w:color="000000"/>
             </w:tcBorders>
@@ -6398,7 +6352,7 @@
       <w:tr>
         <w:tc>
           <w:tcPr>
-            <w:tcW w:w="1515" w:type="dxa"/>
+            <w:tcW w:w="915" w:type="pct"/>
             <w:tcBorders>
               <w:bottom w:val="single" w:sz="4" w:space="0" w:color="000000"/>
             </w:tcBorders>
@@ -6438,7 +6392,7 @@
         </w:tc>
         <w:tc>
           <w:tcPr>
-            <w:tcW w:w="6765" w:type="dxa"/>
+            <w:tcW w:w="4085" w:type="pct"/>
             <w:tcBorders>
               <w:top w:val="single" w:sz="4" w:space="0" w:color="000000"/>
               <w:bottom w:val="single" w:sz="4" w:space="0" w:color="000000"/>
@@ -6499,11 +6453,11 @@
           <w:numId w:val="18"/>
         </w:numPr>
       </w:pPr>
-      <w:bookmarkStart w:id="15" w:name="_Toc238480106"/>
+      <w:bookmarkStart w:id="16" w:name="_Toc238480106"/>
       <w:r>
         <w:t>Requisitos Funcionais (RF)</w:t>
       </w:r>
-      <w:bookmarkEnd w:id="15"/>
+      <w:bookmarkEnd w:id="16"/>
     </w:p>
     <w:p>
       <w:pPr>
@@ -6781,6 +6735,7 @@
           <w:bCs/>
           <w:color w:val="000000"/>
         </w:rPr>
+        <w:lastRenderedPageBreak/>
         <w:t>[RF 0</w:t>
       </w:r>
       <w:r>
@@ -7070,7 +7025,6 @@
           <w:b/>
           <w:bCs/>
         </w:rPr>
-        <w:lastRenderedPageBreak/>
         <w:t>[RF 08] Emissão de Recibo em PDF:</w:t>
       </w:r>
       <w:r>
@@ -7206,22 +7160,27 @@
     </w:p>
     <w:p>
       <w:pPr>
-        <w:ind w:left="142"/>
-        <w:jc w:val="both"/>
         <w:rPr>
           <w:rFonts w:ascii="Arial" w:hAnsi="Arial" w:cs="Arial"/>
         </w:rPr>
       </w:pPr>
+      <w:r>
+        <w:rPr>
+          <w:rFonts w:ascii="Arial" w:hAnsi="Arial" w:cs="Arial"/>
+        </w:rPr>
+        <w:br w:type="page"/>
+      </w:r>
     </w:p>
     <w:p>
       <w:pPr>
         <w:pStyle w:val="Ttulo1"/>
       </w:pPr>
-      <w:bookmarkStart w:id="16" w:name="_Toc238480107"/>
-      <w:r>
+      <w:bookmarkStart w:id="17" w:name="_Toc238480107"/>
+      <w:r>
+        <w:lastRenderedPageBreak/>
         <w:t>Diagrama de casos de uso</w:t>
       </w:r>
-      <w:bookmarkEnd w:id="16"/>
+      <w:bookmarkEnd w:id="17"/>
     </w:p>
     <w:p/>
     <w:p>
@@ -7235,14 +7194,14 @@
           <w:color w:val="0070C0"/>
         </w:rPr>
       </w:pPr>
-      <w:bookmarkStart w:id="17" w:name="_Toc238480108"/>
+      <w:bookmarkStart w:id="18" w:name="_Toc238480108"/>
       <w:r>
         <w:t xml:space="preserve">Casos de Uso: </w:t>
       </w:r>
       <w:r>
         <w:t>Administrador</w:t>
       </w:r>
-      <w:bookmarkEnd w:id="17"/>
+      <w:bookmarkEnd w:id="18"/>
       <w:r>
         <w:t xml:space="preserve"> </w:t>
       </w:r>
@@ -7273,7 +7232,7 @@
                     </pic:cNvPicPr>
                   </pic:nvPicPr>
                   <pic:blipFill rotWithShape="1">
-                    <a:blip r:embed="rId9">
+                    <a:blip r:embed="rId13">
                       <a:extLst>
                         <a:ext uri="{28A0092B-C50C-407E-A947-70E740481C1C}">
                           <a14:useLocalDpi xmlns:a14="http://schemas.microsoft.com/office/drawing/2010/main" val="0"/>
@@ -7313,18 +7272,6 @@
     <w:p/>
     <w:p>
       <w:pPr>
-        <w:jc w:val="center"/>
-      </w:pPr>
-    </w:p>
-    <w:p>
-      <w:pPr>
-        <w:rPr>
-          <w:rFonts w:ascii="Arial" w:eastAsia="Arial" w:hAnsi="Arial" w:cs="Arial"/>
-        </w:rPr>
-      </w:pPr>
-    </w:p>
-    <w:p>
-      <w:pPr>
         <w:pStyle w:val="Ttulo1"/>
         <w:numPr>
           <w:ilvl w:val="1"/>
@@ -7334,11 +7281,11 @@
           <w:color w:val="0070C0"/>
         </w:rPr>
       </w:pPr>
-      <w:bookmarkStart w:id="18" w:name="_Toc238480109"/>
+      <w:bookmarkStart w:id="19" w:name="_Toc238480109"/>
       <w:r>
         <w:t>Casos de Uso: Administrador Geral</w:t>
       </w:r>
-      <w:bookmarkEnd w:id="18"/>
+      <w:bookmarkEnd w:id="19"/>
       <w:r>
         <w:t xml:space="preserve"> </w:t>
       </w:r>
@@ -7378,15 +7325,14 @@
           <w:numId w:val="18"/>
         </w:numPr>
       </w:pPr>
-      <w:bookmarkStart w:id="19" w:name="_Toc238480110"/>
-      <w:r>
-        <w:lastRenderedPageBreak/>
+      <w:bookmarkStart w:id="20" w:name="_Toc238480110"/>
+      <w:r>
         <w:t xml:space="preserve">[RU ADM01] – Gerenciamento </w:t>
       </w:r>
       <w:r>
         <w:t>Geral</w:t>
       </w:r>
-      <w:bookmarkEnd w:id="19"/>
+      <w:bookmarkEnd w:id="20"/>
     </w:p>
     <w:p>
       <w:pPr>
@@ -7493,6 +7439,7 @@
           <w:sz w:val="24"/>
           <w:szCs w:val="24"/>
         </w:rPr>
+        <w:lastRenderedPageBreak/>
         <w:t>Pré-condições</w:t>
       </w:r>
     </w:p>
@@ -7798,18 +7745,18 @@
           <w:rFonts w:ascii="Arial" w:eastAsia="Arial" w:hAnsi="Arial" w:cs="Arial"/>
         </w:rPr>
       </w:pPr>
-      <w:bookmarkStart w:id="20" w:name="_heading=h.p5heg2hzipqt" w:colFirst="0" w:colLast="0"/>
-      <w:bookmarkEnd w:id="20"/>
+      <w:bookmarkStart w:id="21" w:name="_heading=h.p5heg2hzipqt" w:colFirst="0" w:colLast="0"/>
+      <w:bookmarkEnd w:id="21"/>
     </w:p>
     <w:p>
       <w:pPr>
         <w:pStyle w:val="Ttulo1"/>
       </w:pPr>
-      <w:bookmarkStart w:id="21" w:name="_Toc238480111"/>
+      <w:bookmarkStart w:id="22" w:name="_Toc238480111"/>
       <w:r>
         <w:t>Requisitos não funcionais</w:t>
       </w:r>
-      <w:bookmarkEnd w:id="21"/>
+      <w:bookmarkEnd w:id="22"/>
     </w:p>
     <w:p>
       <w:pPr>
@@ -7823,8 +7770,8 @@
           <w:szCs w:val="24"/>
         </w:rPr>
       </w:pPr>
-      <w:bookmarkStart w:id="22" w:name="_heading=h.6ow5b1ejj6rk" w:colFirst="0" w:colLast="0"/>
-      <w:bookmarkEnd w:id="22"/>
+      <w:bookmarkStart w:id="23" w:name="_heading=h.6ow5b1ejj6rk" w:colFirst="0" w:colLast="0"/>
+      <w:bookmarkEnd w:id="23"/>
       <w:r>
         <w:rPr>
           <w:b w:val="0"/>
@@ -7832,17 +7779,7 @@
           <w:sz w:val="24"/>
           <w:szCs w:val="24"/>
         </w:rPr>
-        <w:t xml:space="preserve">Os requisitos não funcionais definem características e restrições relacionadas ao funcionamento, desempenho, arquitetura e qualidade do Sistema de Controle de </w:t>
-      </w:r>
-      <w:r>
-        <w:rPr>
-          <w:b w:val="0"/>
-          <w:bCs w:val="0"/>
-          <w:sz w:val="24"/>
-          <w:szCs w:val="24"/>
-        </w:rPr>
-        <w:lastRenderedPageBreak/>
-        <w:t xml:space="preserve">Clientes e Pedidos (SCCP). Esses requisitos complementam os requisitos funcionais e estabelecem condições que devem ser atendidas pelo sistema. </w:t>
+        <w:t xml:space="preserve">Os requisitos não funcionais definem características e restrições relacionadas ao funcionamento, desempenho, arquitetura e qualidade do Sistema de Controle de Clientes e Pedidos (SCCP). Esses requisitos complementam os requisitos funcionais e estabelecem condições que devem ser atendidas pelo sistema. </w:t>
       </w:r>
     </w:p>
     <w:p>
@@ -7853,11 +7790,11 @@
           <w:numId w:val="18"/>
         </w:numPr>
       </w:pPr>
-      <w:bookmarkStart w:id="23" w:name="_Toc238480112"/>
+      <w:bookmarkStart w:id="24" w:name="_Toc238480112"/>
       <w:r>
         <w:t xml:space="preserve">[RNF 01] – </w:t>
       </w:r>
-      <w:bookmarkEnd w:id="23"/>
+      <w:bookmarkEnd w:id="24"/>
       <w:r>
         <w:t>Arquitetura em Camadas (MVC):</w:t>
       </w:r>
@@ -7960,11 +7897,11 @@
           <w:numId w:val="18"/>
         </w:numPr>
       </w:pPr>
-      <w:bookmarkStart w:id="24" w:name="_Toc238480113"/>
+      <w:bookmarkStart w:id="25" w:name="_Toc238480113"/>
       <w:r>
         <w:t>[RNF 02] – Desempenho</w:t>
       </w:r>
-      <w:bookmarkEnd w:id="24"/>
+      <w:bookmarkEnd w:id="25"/>
       <w:r>
         <w:t xml:space="preserve"> </w:t>
       </w:r>
@@ -8077,8 +8014,9 @@
           <w:numId w:val="18"/>
         </w:numPr>
       </w:pPr>
-      <w:bookmarkStart w:id="25" w:name="_Toc238480114"/>
-      <w:r>
+      <w:bookmarkStart w:id="26" w:name="_Toc238480114"/>
+      <w:r>
+        <w:lastRenderedPageBreak/>
         <w:t>[RNF 0</w:t>
       </w:r>
       <w:r>
@@ -8087,7 +8025,7 @@
       <w:r>
         <w:t xml:space="preserve">] – </w:t>
       </w:r>
-      <w:bookmarkEnd w:id="25"/>
+      <w:bookmarkEnd w:id="26"/>
       <w:r>
         <w:t>Persistência Relacional</w:t>
       </w:r>
@@ -8218,7 +8156,7 @@
       <w:r>
         <w:t xml:space="preserve"> </w:t>
       </w:r>
-      <w:bookmarkStart w:id="26" w:name="_Toc238480115"/>
+      <w:bookmarkStart w:id="27" w:name="_Toc238480115"/>
       <w:r>
         <w:t xml:space="preserve">[RNF </w:t>
       </w:r>
@@ -8228,7 +8166,7 @@
       <w:r>
         <w:t xml:space="preserve">] – </w:t>
       </w:r>
-      <w:bookmarkEnd w:id="26"/>
+      <w:bookmarkEnd w:id="27"/>
       <w:r>
         <w:t>Integridade transacional (ACID)</w:t>
       </w:r>
@@ -8699,7 +8637,6 @@
           <w:bCs/>
           <w:color w:val="000000"/>
         </w:rPr>
-        <w:lastRenderedPageBreak/>
         <w:t>Descrição:</w:t>
       </w:r>
       <w:r>
@@ -9132,6 +9069,7 @@
           <w:bCs/>
           <w:color w:val="000000"/>
         </w:rPr>
+        <w:lastRenderedPageBreak/>
         <w:t>Descrição:</w:t>
       </w:r>
       <w:r>
@@ -9216,12 +9154,11 @@
       <w:pPr>
         <w:pStyle w:val="Ttulo1"/>
       </w:pPr>
-      <w:bookmarkStart w:id="27" w:name="_Toc238480116"/>
-      <w:r>
-        <w:lastRenderedPageBreak/>
+      <w:bookmarkStart w:id="28" w:name="_Toc238480116"/>
+      <w:r>
         <w:t>Diagrama de Classes do Projeto</w:t>
       </w:r>
-      <w:bookmarkEnd w:id="27"/>
+      <w:bookmarkEnd w:id="28"/>
     </w:p>
     <w:p>
       <w:pPr>
@@ -9233,6 +9170,7 @@
           <w:right w:val="nil"/>
           <w:between w:val="nil"/>
         </w:pBdr>
+        <w:jc w:val="center"/>
         <w:rPr>
           <w:i/>
           <w:iCs/>
@@ -9266,7 +9204,7 @@
                     </pic:cNvPicPr>
                   </pic:nvPicPr>
                   <pic:blipFill>
-                    <a:blip r:embed="rId10">
+                    <a:blip r:embed="rId14">
                       <a:extLst>
                         <a:ext uri="{28A0092B-C50C-407E-A947-70E740481C1C}">
                           <a14:useLocalDpi xmlns:a14="http://schemas.microsoft.com/office/drawing/2010/main" val="0"/>
@@ -9543,11 +9481,11 @@
       <w:pPr>
         <w:pStyle w:val="Ttulo1"/>
       </w:pPr>
-      <w:bookmarkStart w:id="28" w:name="_Toc238480117"/>
+      <w:bookmarkStart w:id="29" w:name="_Toc238480117"/>
       <w:r>
         <w:t>Diagrama de Pacotes</w:t>
       </w:r>
-      <w:bookmarkEnd w:id="28"/>
+      <w:bookmarkEnd w:id="29"/>
     </w:p>
     <w:p>
       <w:pPr>
@@ -9614,7 +9552,7 @@
                     </pic:cNvPicPr>
                   </pic:nvPicPr>
                   <pic:blipFill>
-                    <a:blip r:embed="rId11">
+                    <a:blip r:embed="rId15">
                       <a:extLst>
                         <a:ext uri="{28A0092B-C50C-407E-A947-70E740481C1C}">
                           <a14:useLocalDpi xmlns:a14="http://schemas.microsoft.com/office/drawing/2010/main" val="0"/>
@@ -9675,11 +9613,11 @@
       <w:pPr>
         <w:pStyle w:val="Ttulo1"/>
       </w:pPr>
-      <w:bookmarkStart w:id="29" w:name="_Toc238480118"/>
+      <w:bookmarkStart w:id="30" w:name="_Toc238480118"/>
       <w:r>
         <w:t>Cronograma do Projeto</w:t>
       </w:r>
-      <w:bookmarkEnd w:id="29"/>
+      <w:bookmarkEnd w:id="30"/>
     </w:p>
     <w:p>
       <w:pPr>
@@ -9701,8 +9639,8 @@
     <w:tbl>
       <w:tblPr>
         <w:tblStyle w:val="a5"/>
-        <w:tblW w:w="10415" w:type="dxa"/>
-        <w:tblInd w:w="-150" w:type="dxa"/>
+        <w:tblW w:w="5000" w:type="pct"/>
+        <w:tblInd w:w="0" w:type="dxa"/>
         <w:tblBorders>
           <w:top w:val="single" w:sz="6" w:space="0" w:color="000000"/>
           <w:left w:val="single" w:sz="6" w:space="0" w:color="000000"/>
@@ -9711,15 +9649,14 @@
           <w:insideH w:val="single" w:sz="6" w:space="0" w:color="000000"/>
           <w:insideV w:val="single" w:sz="6" w:space="0" w:color="000000"/>
         </w:tblBorders>
-        <w:tblLayout w:type="fixed"/>
         <w:tblLook w:val="0000" w:firstRow="0" w:lastRow="0" w:firstColumn="0" w:lastColumn="0" w:noHBand="0" w:noVBand="0"/>
       </w:tblPr>
       <w:tblGrid>
-        <w:gridCol w:w="1135"/>
-        <w:gridCol w:w="3543"/>
-        <w:gridCol w:w="1985"/>
-        <w:gridCol w:w="2126"/>
-        <w:gridCol w:w="1626"/>
+        <w:gridCol w:w="1116"/>
+        <w:gridCol w:w="3483"/>
+        <w:gridCol w:w="1952"/>
+        <w:gridCol w:w="2091"/>
+        <w:gridCol w:w="1597"/>
       </w:tblGrid>
       <w:tr>
         <w:trPr>
@@ -9727,7 +9664,7 @@
         </w:trPr>
         <w:tc>
           <w:tcPr>
-            <w:tcW w:w="1135" w:type="dxa"/>
+            <w:tcW w:w="545" w:type="pct"/>
             <w:tcMar>
               <w:top w:w="0" w:type="dxa"/>
               <w:bottom w:w="0" w:type="dxa"/>
@@ -9770,7 +9707,7 @@
         </w:tc>
         <w:tc>
           <w:tcPr>
-            <w:tcW w:w="3543" w:type="dxa"/>
+            <w:tcW w:w="1701" w:type="pct"/>
             <w:tcMar>
               <w:top w:w="0" w:type="dxa"/>
               <w:bottom w:w="0" w:type="dxa"/>
@@ -9813,7 +9750,7 @@
         </w:tc>
         <w:tc>
           <w:tcPr>
-            <w:tcW w:w="1985" w:type="dxa"/>
+            <w:tcW w:w="953" w:type="pct"/>
             <w:tcMar>
               <w:top w:w="0" w:type="dxa"/>
               <w:bottom w:w="0" w:type="dxa"/>
@@ -9856,7 +9793,7 @@
         </w:tc>
         <w:tc>
           <w:tcPr>
-            <w:tcW w:w="2126" w:type="dxa"/>
+            <w:tcW w:w="1021" w:type="pct"/>
             <w:tcMar>
               <w:top w:w="0" w:type="dxa"/>
               <w:bottom w:w="0" w:type="dxa"/>
@@ -9899,7 +9836,7 @@
         </w:tc>
         <w:tc>
           <w:tcPr>
-            <w:tcW w:w="1626" w:type="dxa"/>
+            <w:tcW w:w="781" w:type="pct"/>
           </w:tcPr>
           <w:p>
             <w:pPr>
@@ -9942,7 +9879,7 @@
         </w:trPr>
         <w:tc>
           <w:tcPr>
-            <w:tcW w:w="1135" w:type="dxa"/>
+            <w:tcW w:w="545" w:type="pct"/>
             <w:tcMar>
               <w:top w:w="0" w:type="dxa"/>
               <w:bottom w:w="0" w:type="dxa"/>
@@ -9976,7 +9913,7 @@
         </w:tc>
         <w:tc>
           <w:tcPr>
-            <w:tcW w:w="3543" w:type="dxa"/>
+            <w:tcW w:w="1701" w:type="pct"/>
             <w:tcMar>
               <w:top w:w="0" w:type="dxa"/>
               <w:bottom w:w="0" w:type="dxa"/>
@@ -10010,7 +9947,7 @@
         </w:tc>
         <w:tc>
           <w:tcPr>
-            <w:tcW w:w="1985" w:type="dxa"/>
+            <w:tcW w:w="953" w:type="pct"/>
             <w:tcMar>
               <w:top w:w="0" w:type="dxa"/>
               <w:bottom w:w="0" w:type="dxa"/>
@@ -10044,7 +9981,7 @@
         </w:tc>
         <w:tc>
           <w:tcPr>
-            <w:tcW w:w="2126" w:type="dxa"/>
+            <w:tcW w:w="1021" w:type="pct"/>
             <w:tcMar>
               <w:top w:w="0" w:type="dxa"/>
               <w:bottom w:w="0" w:type="dxa"/>
@@ -10078,7 +10015,7 @@
         </w:tc>
         <w:tc>
           <w:tcPr>
-            <w:tcW w:w="1626" w:type="dxa"/>
+            <w:tcW w:w="781" w:type="pct"/>
           </w:tcPr>
           <w:p>
             <w:pPr>
@@ -10113,7 +10050,7 @@
         </w:trPr>
         <w:tc>
           <w:tcPr>
-            <w:tcW w:w="1135" w:type="dxa"/>
+            <w:tcW w:w="545" w:type="pct"/>
             <w:tcMar>
               <w:top w:w="0" w:type="dxa"/>
               <w:bottom w:w="0" w:type="dxa"/>
@@ -10147,7 +10084,7 @@
         </w:tc>
         <w:tc>
           <w:tcPr>
-            <w:tcW w:w="3543" w:type="dxa"/>
+            <w:tcW w:w="1701" w:type="pct"/>
             <w:tcMar>
               <w:top w:w="0" w:type="dxa"/>
               <w:bottom w:w="0" w:type="dxa"/>
@@ -10181,7 +10118,7 @@
         </w:tc>
         <w:tc>
           <w:tcPr>
-            <w:tcW w:w="1985" w:type="dxa"/>
+            <w:tcW w:w="953" w:type="pct"/>
             <w:tcMar>
               <w:top w:w="0" w:type="dxa"/>
               <w:bottom w:w="0" w:type="dxa"/>
@@ -10215,7 +10152,7 @@
         </w:tc>
         <w:tc>
           <w:tcPr>
-            <w:tcW w:w="2126" w:type="dxa"/>
+            <w:tcW w:w="1021" w:type="pct"/>
             <w:tcMar>
               <w:top w:w="0" w:type="dxa"/>
               <w:bottom w:w="0" w:type="dxa"/>
@@ -10249,7 +10186,7 @@
         </w:tc>
         <w:tc>
           <w:tcPr>
-            <w:tcW w:w="1626" w:type="dxa"/>
+            <w:tcW w:w="781" w:type="pct"/>
           </w:tcPr>
           <w:p>
             <w:pPr>
@@ -10284,7 +10221,7 @@
         </w:trPr>
         <w:tc>
           <w:tcPr>
-            <w:tcW w:w="1135" w:type="dxa"/>
+            <w:tcW w:w="545" w:type="pct"/>
             <w:tcMar>
               <w:top w:w="0" w:type="dxa"/>
               <w:bottom w:w="0" w:type="dxa"/>
@@ -10318,7 +10255,7 @@
         </w:tc>
         <w:tc>
           <w:tcPr>
-            <w:tcW w:w="3543" w:type="dxa"/>
+            <w:tcW w:w="1701" w:type="pct"/>
             <w:tcMar>
               <w:top w:w="0" w:type="dxa"/>
               <w:bottom w:w="0" w:type="dxa"/>
@@ -10352,7 +10289,7 @@
         </w:tc>
         <w:tc>
           <w:tcPr>
-            <w:tcW w:w="1985" w:type="dxa"/>
+            <w:tcW w:w="953" w:type="pct"/>
             <w:tcMar>
               <w:top w:w="0" w:type="dxa"/>
               <w:bottom w:w="0" w:type="dxa"/>
@@ -10386,7 +10323,7 @@
         </w:tc>
         <w:tc>
           <w:tcPr>
-            <w:tcW w:w="2126" w:type="dxa"/>
+            <w:tcW w:w="1021" w:type="pct"/>
             <w:tcMar>
               <w:top w:w="0" w:type="dxa"/>
               <w:bottom w:w="0" w:type="dxa"/>
@@ -10420,7 +10357,7 @@
         </w:tc>
         <w:tc>
           <w:tcPr>
-            <w:tcW w:w="1626" w:type="dxa"/>
+            <w:tcW w:w="781" w:type="pct"/>
           </w:tcPr>
           <w:p>
             <w:pPr>
@@ -10455,7 +10392,7 @@
         </w:trPr>
         <w:tc>
           <w:tcPr>
-            <w:tcW w:w="1135" w:type="dxa"/>
+            <w:tcW w:w="545" w:type="pct"/>
             <w:tcMar>
               <w:top w:w="0" w:type="dxa"/>
               <w:bottom w:w="0" w:type="dxa"/>
@@ -10483,14 +10420,13 @@
                 <w:rFonts w:ascii="Arial" w:hAnsi="Arial" w:cs="Arial"/>
                 <w:color w:val="000000"/>
               </w:rPr>
-              <w:lastRenderedPageBreak/>
               <w:t>4</w:t>
             </w:r>
           </w:p>
         </w:tc>
         <w:tc>
           <w:tcPr>
-            <w:tcW w:w="3543" w:type="dxa"/>
+            <w:tcW w:w="1701" w:type="pct"/>
             <w:tcMar>
               <w:top w:w="0" w:type="dxa"/>
               <w:bottom w:w="0" w:type="dxa"/>
@@ -10524,7 +10460,7 @@
         </w:tc>
         <w:tc>
           <w:tcPr>
-            <w:tcW w:w="1985" w:type="dxa"/>
+            <w:tcW w:w="953" w:type="pct"/>
             <w:tcMar>
               <w:top w:w="0" w:type="dxa"/>
               <w:bottom w:w="0" w:type="dxa"/>
@@ -10558,7 +10494,7 @@
         </w:tc>
         <w:tc>
           <w:tcPr>
-            <w:tcW w:w="2126" w:type="dxa"/>
+            <w:tcW w:w="1021" w:type="pct"/>
             <w:tcMar>
               <w:top w:w="0" w:type="dxa"/>
               <w:bottom w:w="0" w:type="dxa"/>
@@ -10592,7 +10528,7 @@
         </w:tc>
         <w:tc>
           <w:tcPr>
-            <w:tcW w:w="1626" w:type="dxa"/>
+            <w:tcW w:w="781" w:type="pct"/>
           </w:tcPr>
           <w:p>
             <w:pPr>
@@ -10627,7 +10563,7 @@
         </w:trPr>
         <w:tc>
           <w:tcPr>
-            <w:tcW w:w="1135" w:type="dxa"/>
+            <w:tcW w:w="545" w:type="pct"/>
             <w:tcMar>
               <w:top w:w="0" w:type="dxa"/>
               <w:bottom w:w="0" w:type="dxa"/>
@@ -10665,7 +10601,7 @@
         </w:tc>
         <w:tc>
           <w:tcPr>
-            <w:tcW w:w="3543" w:type="dxa"/>
+            <w:tcW w:w="1701" w:type="pct"/>
             <w:tcMar>
               <w:top w:w="0" w:type="dxa"/>
               <w:bottom w:w="0" w:type="dxa"/>
@@ -10703,7 +10639,7 @@
         </w:tc>
         <w:tc>
           <w:tcPr>
-            <w:tcW w:w="1985" w:type="dxa"/>
+            <w:tcW w:w="953" w:type="pct"/>
             <w:tcMar>
               <w:top w:w="0" w:type="dxa"/>
               <w:bottom w:w="0" w:type="dxa"/>
@@ -10741,7 +10677,7 @@
         </w:tc>
         <w:tc>
           <w:tcPr>
-            <w:tcW w:w="2126" w:type="dxa"/>
+            <w:tcW w:w="1021" w:type="pct"/>
             <w:tcMar>
               <w:top w:w="0" w:type="dxa"/>
               <w:bottom w:w="0" w:type="dxa"/>
@@ -10779,7 +10715,7 @@
         </w:tc>
         <w:tc>
           <w:tcPr>
-            <w:tcW w:w="1626" w:type="dxa"/>
+            <w:tcW w:w="781" w:type="pct"/>
           </w:tcPr>
           <w:p>
             <w:pPr>
@@ -10851,14 +10787,14 @@
       <w:pPr>
         <w:pStyle w:val="Ttulo1"/>
       </w:pPr>
-      <w:bookmarkStart w:id="30" w:name="_Toc238480119"/>
+      <w:bookmarkStart w:id="31" w:name="_Toc238480119"/>
       <w:r>
         <w:t>Anexo A</w:t>
       </w:r>
       <w:r>
         <w:t xml:space="preserve"> –</w:t>
       </w:r>
-      <w:bookmarkEnd w:id="30"/>
+      <w:bookmarkEnd w:id="31"/>
       <w:r>
         <w:t xml:space="preserve"> </w:t>
       </w:r>
@@ -10900,6 +10836,7 @@
           <w:ilvl w:val="0"/>
           <w:numId w:val="23"/>
         </w:numPr>
+        <w:jc w:val="both"/>
         <w:rPr>
           <w:rFonts w:ascii="Arial" w:hAnsi="Arial" w:cs="Arial"/>
           <w:color w:val="000000"/>
@@ -10920,6 +10857,7 @@
           <w:ilvl w:val="0"/>
           <w:numId w:val="23"/>
         </w:numPr>
+        <w:jc w:val="both"/>
         <w:rPr>
           <w:rFonts w:ascii="Arial" w:hAnsi="Arial" w:cs="Arial"/>
           <w:color w:val="000000"/>
@@ -10940,6 +10878,7 @@
           <w:ilvl w:val="0"/>
           <w:numId w:val="23"/>
         </w:numPr>
+        <w:jc w:val="both"/>
         <w:rPr>
           <w:rFonts w:ascii="Arial" w:eastAsia="Arial" w:hAnsi="Arial" w:cs="Arial"/>
         </w:rPr>
@@ -10960,9 +10899,9 @@
       </w:r>
     </w:p>
     <w:sectPr>
-      <w:headerReference w:type="default" r:id="rId12"/>
+      <w:headerReference w:type="default" r:id="rId16"/>
       <w:pgSz w:w="12240" w:h="15840"/>
-      <w:pgMar w:top="1417" w:right="1701" w:bottom="1417" w:left="1701" w:header="720" w:footer="720" w:gutter="0"/>
+      <w:pgMar w:top="1134" w:right="851" w:bottom="851" w:left="1134" w:header="720" w:footer="720" w:gutter="0"/>
       <w:pgNumType w:start="0"/>
       <w:cols w:space="720"/>
       <w:titlePg/>
@@ -10970,6 +10909,45 @@
     </w:sectPr>
   </w:body>
 </w:document>
+</file>
+
+<file path=word/comments.xml><?xml version="1.0" encoding="utf-8"?>
+<w:comments xmlns:wpc="http://schemas.microsoft.com/office/word/2010/wordprocessingCanvas" xmlns:cx="http://schemas.microsoft.com/office/drawing/2014/chartex" xmlns:cx1="http://schemas.microsoft.com/office/drawing/2015/9/8/chartex" xmlns:cx2="http://schemas.microsoft.com/office/drawing/2015/10/21/chartex" xmlns:cx3="http://schemas.microsoft.com/office/drawing/2016/5/9/chartex" xmlns:cx4="http://schemas.microsoft.com/office/drawing/2016/5/10/chartex" xmlns:cx5="http://schemas.microsoft.com/office/drawing/2016/5/11/chartex" xmlns:cx6="http://schemas.microsoft.com/office/drawing/2016/5/12/chartex" xmlns:cx7="http://schemas.microsoft.com/office/drawing/2016/5/13/chartex" xmlns:cx8="http://schemas.microsoft.com/office/drawing/2016/5/14/chartex" xmlns:mc="http://schemas.openxmlformats.org/markup-compatibility/2006" xmlns:aink="http://schemas.microsoft.com/office/drawing/2016/ink" xmlns:am3d="http://schemas.microsoft.com/office/drawing/2017/model3d" xmlns:o="urn:schemas-microsoft-com:office:office" xmlns:oel="http://schemas.microsoft.com/office/2019/extlst" xmlns:r="http://schemas.openxmlformats.org/officeDocument/2006/relationships" xmlns:m="http://schemas.openxmlformats.org/officeDocument/2006/math" xmlns:v="urn:schemas-microsoft-com:vml" xmlns:wp14="http://schemas.microsoft.com/office/word/2010/wordprocessingDrawing" xmlns:wp="http://schemas.openxmlformats.org/drawingml/2006/wordprocessingDrawing" xmlns:w10="urn:schemas-microsoft-com:office:word" xmlns:w="http://schemas.openxmlformats.org/wordprocessingml/2006/main" xmlns:w14="http://schemas.microsoft.com/office/word/2010/wordml" xmlns:w15="http://schemas.microsoft.com/office/word/2012/wordml" xmlns:w16cex="http://schemas.microsoft.com/office/word/2018/wordml/cex" xmlns:w16cid="http://schemas.microsoft.com/office/word/2016/wordml/cid" xmlns:w16="http://schemas.microsoft.com/office/word/2018/wordml" xmlns:w16du="http://schemas.microsoft.com/office/word/2023/wordml/word16du" xmlns:w16sdtdh="http://schemas.microsoft.com/office/word/2020/wordml/sdtdatahash" xmlns:w16sdtfl="http://schemas.microsoft.com/office/word/2024/wordml/sdtformatlock" xmlns:w16se="http://schemas.microsoft.com/office/word/2015/wordml/symex" xmlns:wpg="http://schemas.microsoft.com/office/word/2010/wordprocessingGroup" xmlns:wpi="http://schemas.microsoft.com/office/word/2010/wordprocessingInk" xmlns:wne="http://schemas.microsoft.com/office/word/2006/wordml" xmlns:wps="http://schemas.microsoft.com/office/word/2010/wordprocessingShape" mc:Ignorable="w14 w15 w16se w16cid w16 w16cex w16sdtdh w16sdtfl w16du wp14">
+  <w:comment w:id="6" w:author="Cleverson S. Sobrinho" w:date="2026-08-26T13:51:00Z" w:initials="CS">
+    <w:p>
+      <w:pPr>
+        <w:pStyle w:val="Textodecomentrio"/>
+      </w:pPr>
+      <w:r>
+        <w:rPr>
+          <w:rStyle w:val="Refdecomentrio"/>
+        </w:rPr>
+        <w:annotationRef/>
+      </w:r>
+      <w:r>
+        <w:t>Excluir!</w:t>
+      </w:r>
+    </w:p>
+  </w:comment>
+</w:comments>
+</file>
+
+<file path=word/commentsExtended.xml><?xml version="1.0" encoding="utf-8"?>
+<w15:commentsEx xmlns:wpc="http://schemas.microsoft.com/office/word/2010/wordprocessingCanvas" xmlns:cx="http://schemas.microsoft.com/office/drawing/2014/chartex" xmlns:cx1="http://schemas.microsoft.com/office/drawing/2015/9/8/chartex" xmlns:cx2="http://schemas.microsoft.com/office/drawing/2015/10/21/chartex" xmlns:cx3="http://schemas.microsoft.com/office/drawing/2016/5/9/chartex" xmlns:cx4="http://schemas.microsoft.com/office/drawing/2016/5/10/chartex" xmlns:cx5="http://schemas.microsoft.com/office/drawing/2016/5/11/chartex" xmlns:cx6="http://schemas.microsoft.com/office/drawing/2016/5/12/chartex" xmlns:cx7="http://schemas.microsoft.com/office/drawing/2016/5/13/chartex" xmlns:cx8="http://schemas.microsoft.com/office/drawing/2016/5/14/chartex" xmlns:mc="http://schemas.openxmlformats.org/markup-compatibility/2006" xmlns:aink="http://schemas.microsoft.com/office/drawing/2016/ink" xmlns:am3d="http://schemas.microsoft.com/office/drawing/2017/model3d" xmlns:o="urn:schemas-microsoft-com:office:office" xmlns:oel="http://schemas.microsoft.com/office/2019/extlst" xmlns:r="http://schemas.openxmlformats.org/officeDocument/2006/relationships" xmlns:m="http://schemas.openxmlformats.org/officeDocument/2006/math" xmlns:v="urn:schemas-microsoft-com:vml" xmlns:wp14="http://schemas.microsoft.com/office/word/2010/wordprocessingDrawing" xmlns:wp="http://schemas.openxmlformats.org/drawingml/2006/wordprocessingDrawing" xmlns:w10="urn:schemas-microsoft-com:office:word" xmlns:w="http://schemas.openxmlformats.org/wordprocessingml/2006/main" xmlns:w14="http://schemas.microsoft.com/office/word/2010/wordml" xmlns:w15="http://schemas.microsoft.com/office/word/2012/wordml" xmlns:w16cex="http://schemas.microsoft.com/office/word/2018/wordml/cex" xmlns:w16cid="http://schemas.microsoft.com/office/word/2016/wordml/cid" xmlns:w16="http://schemas.microsoft.com/office/word/2018/wordml" xmlns:w16du="http://schemas.microsoft.com/office/word/2023/wordml/word16du" xmlns:w16sdtdh="http://schemas.microsoft.com/office/word/2020/wordml/sdtdatahash" xmlns:w16sdtfl="http://schemas.microsoft.com/office/word/2024/wordml/sdtformatlock" xmlns:w16se="http://schemas.microsoft.com/office/word/2015/wordml/symex" xmlns:wpg="http://schemas.microsoft.com/office/word/2010/wordprocessingGroup" xmlns:wpi="http://schemas.microsoft.com/office/word/2010/wordprocessingInk" xmlns:wne="http://schemas.microsoft.com/office/word/2006/wordml" xmlns:wps="http://schemas.microsoft.com/office/word/2010/wordprocessingShape" mc:Ignorable="w14 w15 w16se w16cid w16 w16cex w16sdtdh w16sdtfl w16du wp14">
+  <w15:commentEx w15:paraId="4933C417" w15:done="0"/>
+</w15:commentsEx>
+</file>
+
+<file path=word/commentsExtensible.xml><?xml version="1.0" encoding="utf-8"?>
+<w16cex:commentsExtensible xmlns:wpc="http://schemas.microsoft.com/office/word/2010/wordprocessingCanvas" xmlns:cx="http://schemas.microsoft.com/office/drawing/2014/chartex" xmlns:cx1="http://schemas.microsoft.com/office/drawing/2015/9/8/chartex" xmlns:cx2="http://schemas.microsoft.com/office/drawing/2015/10/21/chartex" xmlns:cx3="http://schemas.microsoft.com/office/drawing/2016/5/9/chartex" xmlns:cx4="http://schemas.microsoft.com/office/drawing/2016/5/10/chartex" xmlns:cx5="http://schemas.microsoft.com/office/drawing/2016/5/11/chartex" xmlns:cx6="http://schemas.microsoft.com/office/drawing/2016/5/12/chartex" xmlns:cx7="http://schemas.microsoft.com/office/drawing/2016/5/13/chartex" xmlns:cx8="http://schemas.microsoft.com/office/drawing/2016/5/14/chartex" xmlns:cr="http://schemas.microsoft.com/office/comments/2020/reactions" xmlns:mc="http://schemas.openxmlformats.org/markup-compatibility/2006" xmlns:aink="http://schemas.microsoft.com/office/drawing/2016/ink" xmlns:am3d="http://schemas.microsoft.com/office/drawing/2017/model3d" xmlns:o="urn:schemas-microsoft-com:office:office" xmlns:oel="http://schemas.microsoft.com/office/2019/extlst" xmlns:r="http://schemas.openxmlformats.org/officeDocument/2006/relationships" xmlns:m="http://schemas.openxmlformats.org/officeDocument/2006/math" xmlns:v="urn:schemas-microsoft-com:vml" xmlns:wp14="http://schemas.microsoft.com/office/word/2010/wordprocessingDrawing" xmlns:wp="http://schemas.openxmlformats.org/drawingml/2006/wordprocessingDrawing" xmlns:w10="urn:schemas-microsoft-com:office:word" xmlns:w="http://schemas.openxmlformats.org/wordprocessingml/2006/main" xmlns:w14="http://schemas.microsoft.com/office/word/2010/wordml" xmlns:w15="http://schemas.microsoft.com/office/word/2012/wordml" xmlns:w16cex="http://schemas.microsoft.com/office/word/2018/wordml/cex" xmlns:w16cid="http://schemas.microsoft.com/office/word/2016/wordml/cid" xmlns:w16="http://schemas.microsoft.com/office/word/2018/wordml" xmlns:w16du="http://schemas.microsoft.com/office/word/2023/wordml/word16du" xmlns:w16sdtdh="http://schemas.microsoft.com/office/word/2020/wordml/sdtdatahash" xmlns:w16sdtfl="http://schemas.microsoft.com/office/word/2024/wordml/sdtformatlock" xmlns:w16se="http://schemas.microsoft.com/office/word/2015/wordml/symex" xmlns:wpg="http://schemas.microsoft.com/office/word/2010/wordprocessingGroup" xmlns:wpi="http://schemas.microsoft.com/office/word/2010/wordprocessingInk" xmlns:wne="http://schemas.microsoft.com/office/word/2006/wordml" xmlns:wps="http://schemas.microsoft.com/office/word/2010/wordprocessingShape" mc:Ignorable="w14 w15 w16se w16cid w16 w16cex w16sdtdh w16sdtfl cr w16du wp14">
+  <w16cex:commentExtensible w16cex:durableId="77BE7356" w16cex:dateUtc="2026-08-26T17:51:00Z"/>
+</w16cex:commentsExtensible>
+</file>
+
+<file path=word/commentsIds.xml><?xml version="1.0" encoding="utf-8"?>
+<w16cid:commentsIds xmlns:wpc="http://schemas.microsoft.com/office/word/2010/wordprocessingCanvas" xmlns:cx="http://schemas.microsoft.com/office/drawing/2014/chartex" xmlns:cx1="http://schemas.microsoft.com/office/drawing/2015/9/8/chartex" xmlns:cx2="http://schemas.microsoft.com/office/drawing/2015/10/21/chartex" xmlns:cx3="http://schemas.microsoft.com/office/drawing/2016/5/9/chartex" xmlns:cx4="http://schemas.microsoft.com/office/drawing/2016/5/10/chartex" xmlns:cx5="http://schemas.microsoft.com/office/drawing/2016/5/11/chartex" xmlns:cx6="http://schemas.microsoft.com/office/drawing/2016/5/12/chartex" xmlns:cx7="http://schemas.microsoft.com/office/drawing/2016/5/13/chartex" xmlns:cx8="http://schemas.microsoft.com/office/drawing/2016/5/14/chartex" xmlns:mc="http://schemas.openxmlformats.org/markup-compatibility/2006" xmlns:aink="http://schemas.microsoft.com/office/drawing/2016/ink" xmlns:am3d="http://schemas.microsoft.com/office/drawing/2017/model3d" xmlns:o="urn:schemas-microsoft-com:office:office" xmlns:oel="http://schemas.microsoft.com/office/2019/extlst" xmlns:r="http://schemas.openxmlformats.org/officeDocument/2006/relationships" xmlns:m="http://schemas.openxmlformats.org/officeDocument/2006/math" xmlns:v="urn:schemas-microsoft-com:vml" xmlns:wp14="http://schemas.microsoft.com/office/word/2010/wordprocessingDrawing" xmlns:wp="http://schemas.openxmlformats.org/drawingml/2006/wordprocessingDrawing" xmlns:w10="urn:schemas-microsoft-com:office:word" xmlns:w="http://schemas.openxmlformats.org/wordprocessingml/2006/main" xmlns:w14="http://schemas.microsoft.com/office/word/2010/wordml" xmlns:w15="http://schemas.microsoft.com/office/word/2012/wordml" xmlns:w16cex="http://schemas.microsoft.com/office/word/2018/wordml/cex" xmlns:w16cid="http://schemas.microsoft.com/office/word/2016/wordml/cid" xmlns:w16="http://schemas.microsoft.com/office/word/2018/wordml" xmlns:w16du="http://schemas.microsoft.com/office/word/2023/wordml/word16du" xmlns:w16sdtdh="http://schemas.microsoft.com/office/word/2020/wordml/sdtdatahash" xmlns:w16sdtfl="http://schemas.microsoft.com/office/word/2024/wordml/sdtformatlock" xmlns:w16se="http://schemas.microsoft.com/office/word/2015/wordml/symex" xmlns:wpg="http://schemas.microsoft.com/office/word/2010/wordprocessingGroup" xmlns:wpi="http://schemas.microsoft.com/office/word/2010/wordprocessingInk" xmlns:wne="http://schemas.microsoft.com/office/word/2006/wordml" xmlns:wps="http://schemas.microsoft.com/office/word/2010/wordprocessingShape" mc:Ignorable="w14 w15 w16se w16cid w16 w16cex w16sdtdh w16sdtfl w16du wp14">
+  <w16cid:commentId w16cid:paraId="4933C417" w16cid:durableId="77BE7356"/>
+</w16cid:commentsIds>
 </file>
 
 <file path=word/endnotes.xml><?xml version="1.0" encoding="utf-8"?>
@@ -13575,6 +13553,14 @@
     <w:abstractNumId w:val="14"/>
   </w:num>
 </w:numbering>
+</file>
+
+<file path=word/people.xml><?xml version="1.0" encoding="utf-8"?>
+<w15:people xmlns:wpc="http://schemas.microsoft.com/office/word/2010/wordprocessingCanvas" xmlns:cx="http://schemas.microsoft.com/office/drawing/2014/chartex" xmlns:cx1="http://schemas.microsoft.com/office/drawing/2015/9/8/chartex" xmlns:cx2="http://schemas.microsoft.com/office/drawing/2015/10/21/chartex" xmlns:cx3="http://schemas.microsoft.com/office/drawing/2016/5/9/chartex" xmlns:cx4="http://schemas.microsoft.com/office/drawing/2016/5/10/chartex" xmlns:cx5="http://schemas.microsoft.com/office/drawing/2016/5/11/chartex" xmlns:cx6="http://schemas.microsoft.com/office/drawing/2016/5/12/chartex" xmlns:cx7="http://schemas.microsoft.com/office/drawing/2016/5/13/chartex" xmlns:cx8="http://schemas.microsoft.com/office/drawing/2016/5/14/chartex" xmlns:mc="http://schemas.openxmlformats.org/markup-compatibility/2006" xmlns:aink="http://schemas.microsoft.com/office/drawing/2016/ink" xmlns:am3d="http://schemas.microsoft.com/office/drawing/2017/model3d" xmlns:o="urn:schemas-microsoft-com:office:office" xmlns:oel="http://schemas.microsoft.com/office/2019/extlst" xmlns:r="http://schemas.openxmlformats.org/officeDocument/2006/relationships" xmlns:m="http://schemas.openxmlformats.org/officeDocument/2006/math" xmlns:v="urn:schemas-microsoft-com:vml" xmlns:wp14="http://schemas.microsoft.com/office/word/2010/wordprocessingDrawing" xmlns:wp="http://schemas.openxmlformats.org/drawingml/2006/wordprocessingDrawing" xmlns:w10="urn:schemas-microsoft-com:office:word" xmlns:w="http://schemas.openxmlformats.org/wordprocessingml/2006/main" xmlns:w14="http://schemas.microsoft.com/office/word/2010/wordml" xmlns:w15="http://schemas.microsoft.com/office/word/2012/wordml" xmlns:w16cex="http://schemas.microsoft.com/office/word/2018/wordml/cex" xmlns:w16cid="http://schemas.microsoft.com/office/word/2016/wordml/cid" xmlns:w16="http://schemas.microsoft.com/office/word/2018/wordml" xmlns:w16du="http://schemas.microsoft.com/office/word/2023/wordml/word16du" xmlns:w16sdtdh="http://schemas.microsoft.com/office/word/2020/wordml/sdtdatahash" xmlns:w16sdtfl="http://schemas.microsoft.com/office/word/2024/wordml/sdtformatlock" xmlns:w16se="http://schemas.microsoft.com/office/word/2015/wordml/symex" xmlns:wpg="http://schemas.microsoft.com/office/word/2010/wordprocessingGroup" xmlns:wpi="http://schemas.microsoft.com/office/word/2010/wordprocessingInk" xmlns:wne="http://schemas.microsoft.com/office/word/2006/wordml" xmlns:wps="http://schemas.microsoft.com/office/word/2010/wordprocessingShape" mc:Ignorable="w14 w15 w16se w16cid w16 w16cex w16sdtdh w16sdtfl w16du wp14">
+  <w15:person w15:author="Cleverson S. Sobrinho">
+    <w15:presenceInfo w15:providerId="Windows Live" w15:userId="0cd7cd78bee6268b"/>
+  </w15:person>
+</w15:people>
 </file>
 
 <file path=word/styles.xml><?xml version="1.0" encoding="utf-8"?>
@@ -14870,6 +14856,69 @@
       </w:numPr>
     </w:pPr>
   </w:style>
+  <w:style w:type="character" w:styleId="Refdecomentrio">
+    <w:name w:val="annotation reference"/>
+    <w:basedOn w:val="Fontepargpadro"/>
+    <w:uiPriority w:val="99"/>
+    <w:semiHidden/>
+    <w:unhideWhenUsed/>
+    <w:rsid w:val="00C75F1E"/>
+    <w:rPr>
+      <w:sz w:val="16"/>
+      <w:szCs w:val="16"/>
+    </w:rPr>
+  </w:style>
+  <w:style w:type="paragraph" w:styleId="Textodecomentrio">
+    <w:name w:val="annotation text"/>
+    <w:basedOn w:val="Normal"/>
+    <w:link w:val="TextodecomentrioChar"/>
+    <w:uiPriority w:val="99"/>
+    <w:unhideWhenUsed/>
+    <w:rsid w:val="00C75F1E"/>
+    <w:rPr>
+      <w:sz w:val="20"/>
+      <w:szCs w:val="20"/>
+    </w:rPr>
+  </w:style>
+  <w:style w:type="character" w:customStyle="1" w:styleId="TextodecomentrioChar">
+    <w:name w:val="Texto de comentário Char"/>
+    <w:basedOn w:val="Fontepargpadro"/>
+    <w:link w:val="Textodecomentrio"/>
+    <w:uiPriority w:val="99"/>
+    <w:rsid w:val="00C75F1E"/>
+    <w:rPr>
+      <w:sz w:val="20"/>
+      <w:szCs w:val="20"/>
+    </w:rPr>
+  </w:style>
+  <w:style w:type="paragraph" w:styleId="Assuntodocomentrio">
+    <w:name w:val="annotation subject"/>
+    <w:basedOn w:val="Textodecomentrio"/>
+    <w:next w:val="Textodecomentrio"/>
+    <w:link w:val="AssuntodocomentrioChar"/>
+    <w:uiPriority w:val="99"/>
+    <w:semiHidden/>
+    <w:unhideWhenUsed/>
+    <w:rsid w:val="00C75F1E"/>
+    <w:rPr>
+      <w:b/>
+      <w:bCs/>
+    </w:rPr>
+  </w:style>
+  <w:style w:type="character" w:customStyle="1" w:styleId="AssuntodocomentrioChar">
+    <w:name w:val="Assunto do comentário Char"/>
+    <w:basedOn w:val="TextodecomentrioChar"/>
+    <w:link w:val="Assuntodocomentrio"/>
+    <w:uiPriority w:val="99"/>
+    <w:semiHidden/>
+    <w:rsid w:val="00C75F1E"/>
+    <w:rPr>
+      <w:b/>
+      <w:bCs/>
+      <w:sz w:val="20"/>
+      <w:szCs w:val="20"/>
+    </w:rPr>
+  </w:style>
 </w:styles>
 </file>
 

--- a/doc/[ORIGINAL] DRS Modelo Generalista 01.docx
+++ b/doc/[ORIGINAL] DRS Modelo Generalista 01.docx
@@ -329,11 +329,19 @@
           <w:rFonts w:ascii="Arial" w:eastAsia="Arial" w:hAnsi="Arial" w:cs="Arial"/>
         </w:rPr>
       </w:pPr>
-      <w:r>
-        <w:rPr>
-          <w:rFonts w:ascii="Arial" w:eastAsia="Arial" w:hAnsi="Arial" w:cs="Arial"/>
-        </w:rPr>
-        <w:t>Izhac Nylton Silva Santos</w:t>
+      <w:proofErr w:type="spellStart"/>
+      <w:r>
+        <w:rPr>
+          <w:rFonts w:ascii="Arial" w:eastAsia="Arial" w:hAnsi="Arial" w:cs="Arial"/>
+        </w:rPr>
+        <w:t>Izhac</w:t>
+      </w:r>
+      <w:proofErr w:type="spellEnd"/>
+      <w:r>
+        <w:rPr>
+          <w:rFonts w:ascii="Arial" w:eastAsia="Arial" w:hAnsi="Arial" w:cs="Arial"/>
+        </w:rPr>
+        <w:t xml:space="preserve"> Nylton Silva Santos</w:t>
       </w:r>
     </w:p>
     <w:p>
@@ -1107,7 +1115,23 @@
                 <w:rFonts w:ascii="Arial" w:hAnsi="Arial" w:cs="Arial"/>
                 <w:color w:val="000000"/>
               </w:rPr>
-              <w:t xml:space="preserve">Refinamento final, exportação em PDF, Tom Select e casos de uso completos. </w:t>
+              <w:t xml:space="preserve">Refinamento final, exportação em PDF, Tom </w:t>
+            </w:r>
+            <w:proofErr w:type="spellStart"/>
+            <w:r>
+              <w:rPr>
+                <w:rFonts w:ascii="Arial" w:hAnsi="Arial" w:cs="Arial"/>
+                <w:color w:val="000000"/>
+              </w:rPr>
+              <w:t>Select</w:t>
+            </w:r>
+            <w:proofErr w:type="spellEnd"/>
+            <w:r>
+              <w:rPr>
+                <w:rFonts w:ascii="Arial" w:hAnsi="Arial" w:cs="Arial"/>
+                <w:color w:val="000000"/>
+              </w:rPr>
+              <w:t xml:space="preserve"> e casos de uso completos. </w:t>
             </w:r>
           </w:p>
         </w:tc>
@@ -1320,117 +1344,33 @@
           <w:pPr>
             <w:pStyle w:val="CabealhodoSumrio"/>
             <w:rPr>
-              <w:rFonts w:ascii="Arial" w:hAnsi="Arial" w:cs="Arial"/>
               <w:sz w:val="24"/>
               <w:szCs w:val="24"/>
             </w:rPr>
           </w:pPr>
           <w:r>
             <w:rPr>
-              <w:rFonts w:ascii="Arial" w:hAnsi="Arial" w:cs="Arial"/>
               <w:sz w:val="24"/>
               <w:szCs w:val="24"/>
             </w:rPr>
             <w:t>Sumário</w:t>
           </w:r>
-        </w:p>
-        <w:p>
-          <w:pPr>
-            <w:pStyle w:val="Sumrio2"/>
-            <w:tabs>
-              <w:tab w:val="right" w:leader="dot" w:pos="9830"/>
-            </w:tabs>
-            <w:rPr>
-              <w:rFonts w:ascii="Arial" w:eastAsiaTheme="minorEastAsia" w:hAnsi="Arial" w:cs="Arial"/>
-              <w:smallCaps w:val="0"/>
-              <w:noProof/>
-              <w:kern w:val="2"/>
-              <w14:ligatures w14:val="standardContextual"/>
-            </w:rPr>
-          </w:pPr>
           <w:r>
             <w:rPr>
-              <w:rFonts w:ascii="Arial" w:hAnsi="Arial" w:cs="Arial"/>
+              <w:smallCaps/>
             </w:rPr>
             <w:fldChar w:fldCharType="begin"/>
           </w:r>
           <w:r>
-            <w:rPr>
-              <w:rFonts w:ascii="Arial" w:hAnsi="Arial" w:cs="Arial"/>
-            </w:rPr>
             <w:instrText xml:space="preserve"> TOC \o "1-3" \h \z \u </w:instrText>
           </w:r>
           <w:r>
             <w:rPr>
-              <w:rFonts w:ascii="Arial" w:hAnsi="Arial" w:cs="Arial"/>
+              <w:smallCaps/>
             </w:rPr>
             <w:fldChar w:fldCharType="separate"/>
           </w:r>
-          <w:hyperlink w:anchor="_Toc238480093" w:history="1">
-            <w:r>
-              <w:rPr>
-                <w:rStyle w:val="Hyperlink"/>
-                <w:rFonts w:ascii="Arial" w:hAnsi="Arial" w:cs="Arial"/>
-                <w:noProof/>
-              </w:rPr>
-              <w:t>Versão &lt;5.0&gt;</w:t>
-            </w:r>
-            <w:r>
-              <w:rPr>
-                <w:rFonts w:ascii="Arial" w:hAnsi="Arial" w:cs="Arial"/>
-                <w:noProof/>
-                <w:webHidden/>
-              </w:rPr>
-              <w:tab/>
-            </w:r>
-            <w:r>
-              <w:rPr>
-                <w:rFonts w:ascii="Arial" w:hAnsi="Arial" w:cs="Arial"/>
-                <w:noProof/>
-                <w:webHidden/>
-              </w:rPr>
-              <w:fldChar w:fldCharType="begin"/>
-            </w:r>
-            <w:r>
-              <w:rPr>
-                <w:rFonts w:ascii="Arial" w:hAnsi="Arial" w:cs="Arial"/>
-                <w:noProof/>
-                <w:webHidden/>
-              </w:rPr>
-              <w:instrText xml:space="preserve"> PAGEREF _Toc238480093 \h </w:instrText>
-            </w:r>
-            <w:r>
-              <w:rPr>
-                <w:rFonts w:ascii="Arial" w:hAnsi="Arial" w:cs="Arial"/>
-                <w:noProof/>
-                <w:webHidden/>
-              </w:rPr>
-            </w:r>
-            <w:r>
-              <w:rPr>
-                <w:rFonts w:ascii="Arial" w:hAnsi="Arial" w:cs="Arial"/>
-                <w:noProof/>
-                <w:webHidden/>
-              </w:rPr>
-              <w:fldChar w:fldCharType="separate"/>
-            </w:r>
-            <w:r>
-              <w:rPr>
-                <w:rFonts w:ascii="Arial" w:hAnsi="Arial" w:cs="Arial"/>
-                <w:noProof/>
-                <w:webHidden/>
-              </w:rPr>
-              <w:t>0</w:t>
-            </w:r>
-            <w:r>
-              <w:rPr>
-                <w:rFonts w:ascii="Arial" w:hAnsi="Arial" w:cs="Arial"/>
-                <w:noProof/>
-                <w:webHidden/>
-              </w:rPr>
-              <w:fldChar w:fldCharType="end"/>
-            </w:r>
-          </w:hyperlink>
+          <w:hyperlink w:anchor="_Toc238480093" w:history="1"/>
         </w:p>
         <w:p>
           <w:pPr>
@@ -3768,7 +3708,7 @@
                 <w:noProof/>
                 <w:webHidden/>
               </w:rPr>
-              <w:t>9</w:t>
+              <w:t>11</w:t>
             </w:r>
             <w:r>
               <w:rPr>
@@ -3871,7 +3811,7 @@
                 <w:noProof/>
                 <w:webHidden/>
               </w:rPr>
-              <w:t>10</w:t>
+              <w:t>11</w:t>
             </w:r>
             <w:r>
               <w:rPr>
@@ -3974,7 +3914,7 @@
                 <w:noProof/>
                 <w:webHidden/>
               </w:rPr>
-              <w:t>11</w:t>
+              <w:t>12</w:t>
             </w:r>
             <w:r>
               <w:rPr>
@@ -4077,7 +4017,7 @@
                 <w:noProof/>
                 <w:webHidden/>
               </w:rPr>
-              <w:t>11</w:t>
+              <w:t>13</w:t>
             </w:r>
             <w:r>
               <w:rPr>
@@ -4115,7 +4055,11 @@
       </w:r>
       <w:bookmarkEnd w:id="2"/>
     </w:p>
-    <w:p/>
+    <w:p>
+      <w:pPr>
+        <w:jc w:val="both"/>
+      </w:pPr>
+    </w:p>
     <w:p>
       <w:pPr>
         <w:pStyle w:val="Ttulo1"/>
@@ -4127,6 +4071,9 @@
       <w:bookmarkEnd w:id="3"/>
     </w:p>
     <w:p>
+      <w:pPr>
+        <w:jc w:val="both"/>
+      </w:pPr>
       <w:bookmarkStart w:id="4" w:name="_heading=h.aol35znlb0lm" w:colFirst="0" w:colLast="0"/>
       <w:bookmarkEnd w:id="4"/>
       <w:r>
@@ -4153,7 +4100,11 @@
         <w:t xml:space="preserve"> </w:t>
       </w:r>
     </w:p>
-    <w:p/>
+    <w:p>
+      <w:pPr>
+        <w:jc w:val="both"/>
+      </w:pPr>
+    </w:p>
     <w:p>
       <w:pPr>
         <w:pStyle w:val="Ttulo1"/>
@@ -4167,20 +4118,36 @@
     <w:p>
       <w:pPr>
         <w:spacing w:before="240" w:after="240"/>
-        <w:rPr>
-          <w:rFonts w:ascii="Arial" w:eastAsia="Arial" w:hAnsi="Arial" w:cs="Arial"/>
-        </w:rPr>
-      </w:pPr>
-      <w:r>
-        <w:rPr>
-          <w:rFonts w:ascii="Arial" w:eastAsia="Arial" w:hAnsi="Arial" w:cs="Arial"/>
-        </w:rPr>
-        <w:t>Sistema de Controle de Clientes e pedidos (SCCP – ProtoTech ERP)</w:t>
+        <w:jc w:val="both"/>
+        <w:rPr>
+          <w:rFonts w:ascii="Arial" w:eastAsia="Arial" w:hAnsi="Arial" w:cs="Arial"/>
+        </w:rPr>
+      </w:pPr>
+      <w:r>
+        <w:rPr>
+          <w:rFonts w:ascii="Arial" w:eastAsia="Arial" w:hAnsi="Arial" w:cs="Arial"/>
+        </w:rPr>
+        <w:t xml:space="preserve">Sistema de Controle de Clientes e pedidos (SCCP – </w:t>
+      </w:r>
+      <w:proofErr w:type="spellStart"/>
+      <w:r>
+        <w:rPr>
+          <w:rFonts w:ascii="Arial" w:eastAsia="Arial" w:hAnsi="Arial" w:cs="Arial"/>
+        </w:rPr>
+        <w:t>ProtoTech</w:t>
+      </w:r>
+      <w:proofErr w:type="spellEnd"/>
+      <w:r>
+        <w:rPr>
+          <w:rFonts w:ascii="Arial" w:eastAsia="Arial" w:hAnsi="Arial" w:cs="Arial"/>
+        </w:rPr>
+        <w:t xml:space="preserve"> ERP)</w:t>
       </w:r>
     </w:p>
     <w:p>
       <w:pPr>
         <w:spacing w:before="240" w:after="240"/>
+        <w:jc w:val="both"/>
         <w:rPr>
           <w:rFonts w:ascii="Arial" w:eastAsia="Arial" w:hAnsi="Arial" w:cs="Arial"/>
         </w:rPr>
@@ -4198,22 +4165,22 @@
           <w:ilvl w:val="0"/>
           <w:numId w:val="2"/>
         </w:numPr>
-        <w:spacing w:before="240"/>
-        <w:rPr>
-          <w:rFonts w:ascii="Arial" w:eastAsia="Arial" w:hAnsi="Arial" w:cs="Arial"/>
-        </w:rPr>
-      </w:pPr>
-      <w:r>
-        <w:rPr>
-          <w:rFonts w:ascii="Arial" w:eastAsia="Arial" w:hAnsi="Arial" w:cs="Arial"/>
-        </w:rPr>
-        <w:t>Módulo de Autenticação</w:t>
-      </w:r>
-      <w:r>
-        <w:rPr>
-          <w:rFonts w:ascii="Arial" w:eastAsia="Arial" w:hAnsi="Arial" w:cs="Arial"/>
-        </w:rPr>
-        <w:t xml:space="preserve"> Administrativa</w:t>
+        <w:jc w:val="both"/>
+        <w:rPr>
+          <w:rFonts w:ascii="Arial" w:eastAsia="Arial" w:hAnsi="Arial" w:cs="Arial"/>
+        </w:rPr>
+      </w:pPr>
+      <w:r>
+        <w:rPr>
+          <w:rFonts w:ascii="Arial" w:eastAsia="Arial" w:hAnsi="Arial" w:cs="Arial"/>
+        </w:rPr>
+        <w:t>Módulo de</w:t>
+      </w:r>
+      <w:r>
+        <w:rPr>
+          <w:rFonts w:ascii="Arial" w:eastAsia="Arial" w:hAnsi="Arial" w:cs="Arial"/>
+        </w:rPr>
+        <w:t xml:space="preserve"> Gestão de Clientes</w:t>
       </w:r>
       <w:r>
         <w:rPr>
@@ -4228,21 +4195,22 @@
           <w:ilvl w:val="0"/>
           <w:numId w:val="2"/>
         </w:numPr>
-        <w:rPr>
-          <w:rFonts w:ascii="Arial" w:eastAsia="Arial" w:hAnsi="Arial" w:cs="Arial"/>
-        </w:rPr>
-      </w:pPr>
-      <w:r>
-        <w:rPr>
-          <w:rFonts w:ascii="Arial" w:eastAsia="Arial" w:hAnsi="Arial" w:cs="Arial"/>
-        </w:rPr>
-        <w:t>Módulo de</w:t>
-      </w:r>
-      <w:r>
-        <w:rPr>
-          <w:rFonts w:ascii="Arial" w:eastAsia="Arial" w:hAnsi="Arial" w:cs="Arial"/>
-        </w:rPr>
-        <w:t xml:space="preserve"> Gestão de Clientes</w:t>
+        <w:jc w:val="both"/>
+        <w:rPr>
+          <w:rFonts w:ascii="Arial" w:eastAsia="Arial" w:hAnsi="Arial" w:cs="Arial"/>
+        </w:rPr>
+      </w:pPr>
+      <w:r>
+        <w:rPr>
+          <w:rFonts w:ascii="Arial" w:eastAsia="Arial" w:hAnsi="Arial" w:cs="Arial"/>
+        </w:rPr>
+        <w:t>Módulo de Categorias</w:t>
+      </w:r>
+      <w:r>
+        <w:rPr>
+          <w:rFonts w:ascii="Arial" w:eastAsia="Arial" w:hAnsi="Arial" w:cs="Arial"/>
+        </w:rPr>
+        <w:t xml:space="preserve"> de Produtos</w:t>
       </w:r>
       <w:r>
         <w:rPr>
@@ -4257,27 +4225,28 @@
           <w:ilvl w:val="0"/>
           <w:numId w:val="2"/>
         </w:numPr>
-        <w:rPr>
-          <w:rFonts w:ascii="Arial" w:eastAsia="Arial" w:hAnsi="Arial" w:cs="Arial"/>
-        </w:rPr>
-      </w:pPr>
-      <w:r>
-        <w:rPr>
-          <w:rFonts w:ascii="Arial" w:eastAsia="Arial" w:hAnsi="Arial" w:cs="Arial"/>
-        </w:rPr>
-        <w:t>Módulo de Categorias</w:t>
-      </w:r>
-      <w:r>
-        <w:rPr>
-          <w:rFonts w:ascii="Arial" w:eastAsia="Arial" w:hAnsi="Arial" w:cs="Arial"/>
-        </w:rPr>
-        <w:t xml:space="preserve"> de Produtos</w:t>
-      </w:r>
-      <w:r>
-        <w:rPr>
-          <w:rFonts w:ascii="Arial" w:eastAsia="Arial" w:hAnsi="Arial" w:cs="Arial"/>
-        </w:rPr>
-        <w:t>;</w:t>
+        <w:jc w:val="both"/>
+        <w:rPr>
+          <w:rFonts w:ascii="Arial" w:eastAsia="Arial" w:hAnsi="Arial" w:cs="Arial"/>
+        </w:rPr>
+      </w:pPr>
+      <w:r>
+        <w:rPr>
+          <w:rFonts w:ascii="Arial" w:eastAsia="Arial" w:hAnsi="Arial" w:cs="Arial"/>
+        </w:rPr>
+        <w:t xml:space="preserve">Módulo de </w:t>
+      </w:r>
+      <w:r>
+        <w:rPr>
+          <w:rFonts w:ascii="Arial" w:eastAsia="Arial" w:hAnsi="Arial" w:cs="Arial"/>
+        </w:rPr>
+        <w:t xml:space="preserve">Catálogo de </w:t>
+      </w:r>
+      <w:r>
+        <w:rPr>
+          <w:rFonts w:ascii="Arial" w:eastAsia="Arial" w:hAnsi="Arial" w:cs="Arial"/>
+        </w:rPr>
+        <w:t>Produtos;</w:t>
       </w:r>
     </w:p>
     <w:p>
@@ -4286,6 +4255,7 @@
           <w:ilvl w:val="0"/>
           <w:numId w:val="2"/>
         </w:numPr>
+        <w:jc w:val="both"/>
         <w:rPr>
           <w:rFonts w:ascii="Arial" w:eastAsia="Arial" w:hAnsi="Arial" w:cs="Arial"/>
         </w:rPr>
@@ -4300,13 +4270,13 @@
         <w:rPr>
           <w:rFonts w:ascii="Arial" w:eastAsia="Arial" w:hAnsi="Arial" w:cs="Arial"/>
         </w:rPr>
-        <w:t xml:space="preserve">Catálogo de </w:t>
-      </w:r>
-      <w:r>
-        <w:rPr>
-          <w:rFonts w:ascii="Arial" w:eastAsia="Arial" w:hAnsi="Arial" w:cs="Arial"/>
-        </w:rPr>
-        <w:t>Produtos;</w:t>
+        <w:t>Controle de Estoque e Alertas Críticos</w:t>
+      </w:r>
+      <w:r>
+        <w:rPr>
+          <w:rFonts w:ascii="Arial" w:eastAsia="Arial" w:hAnsi="Arial" w:cs="Arial"/>
+        </w:rPr>
+        <w:t>;</w:t>
       </w:r>
     </w:p>
     <w:p>
@@ -4315,35 +4285,7 @@
           <w:ilvl w:val="0"/>
           <w:numId w:val="2"/>
         </w:numPr>
-        <w:rPr>
-          <w:rFonts w:ascii="Arial" w:eastAsia="Arial" w:hAnsi="Arial" w:cs="Arial"/>
-        </w:rPr>
-      </w:pPr>
-      <w:r>
-        <w:rPr>
-          <w:rFonts w:ascii="Arial" w:eastAsia="Arial" w:hAnsi="Arial" w:cs="Arial"/>
-        </w:rPr>
-        <w:t xml:space="preserve">Módulo de </w:t>
-      </w:r>
-      <w:r>
-        <w:rPr>
-          <w:rFonts w:ascii="Arial" w:eastAsia="Arial" w:hAnsi="Arial" w:cs="Arial"/>
-        </w:rPr>
-        <w:t>Controle de Estoque e Alertas Críticos</w:t>
-      </w:r>
-      <w:r>
-        <w:rPr>
-          <w:rFonts w:ascii="Arial" w:eastAsia="Arial" w:hAnsi="Arial" w:cs="Arial"/>
-        </w:rPr>
-        <w:t>;</w:t>
-      </w:r>
-    </w:p>
-    <w:p>
-      <w:pPr>
-        <w:numPr>
-          <w:ilvl w:val="0"/>
-          <w:numId w:val="2"/>
-        </w:numPr>
+        <w:jc w:val="both"/>
         <w:rPr>
           <w:rFonts w:ascii="Arial" w:eastAsia="Arial" w:hAnsi="Arial" w:cs="Arial"/>
         </w:rPr>
@@ -4374,6 +4316,7 @@
           <w:numId w:val="2"/>
         </w:numPr>
         <w:spacing w:after="240"/>
+        <w:jc w:val="both"/>
         <w:rPr>
           <w:rFonts w:ascii="Arial" w:eastAsia="Arial" w:hAnsi="Arial" w:cs="Arial"/>
         </w:rPr>
@@ -4400,6 +4343,7 @@
     <w:p>
       <w:pPr>
         <w:spacing w:line="360" w:lineRule="auto"/>
+        <w:jc w:val="both"/>
         <w:rPr>
           <w:rFonts w:ascii="Arial" w:eastAsia="Arial" w:hAnsi="Arial" w:cs="Arial"/>
         </w:rPr>
@@ -4413,7 +4357,7 @@
           <w:numId w:val="18"/>
         </w:numPr>
         <w:spacing w:line="360" w:lineRule="auto"/>
-        <w:jc w:val="left"/>
+        <w:jc w:val="both"/>
         <w:rPr>
           <w:sz w:val="24"/>
           <w:szCs w:val="24"/>
@@ -4458,15 +4402,12 @@
     <w:p>
       <w:pPr>
         <w:ind w:left="720"/>
+        <w:jc w:val="both"/>
       </w:pPr>
     </w:p>
     <w:p>
       <w:pPr>
         <w:pStyle w:val="Ttulo1"/>
-        <w:numPr>
-          <w:ilvl w:val="1"/>
-          <w:numId w:val="18"/>
-        </w:numPr>
       </w:pPr>
       <w:bookmarkStart w:id="6" w:name="_Toc238480097"/>
       <w:r>
@@ -4498,20 +4439,11 @@
     <w:p>
       <w:pPr>
         <w:pStyle w:val="Ttulo1"/>
-        <w:numPr>
-          <w:ilvl w:val="0"/>
-          <w:numId w:val="0"/>
-        </w:numPr>
-        <w:ind w:left="720"/>
       </w:pPr>
     </w:p>
     <w:p>
       <w:pPr>
         <w:pStyle w:val="Ttulo1"/>
-        <w:numPr>
-          <w:ilvl w:val="1"/>
-          <w:numId w:val="18"/>
-        </w:numPr>
       </w:pPr>
       <w:bookmarkStart w:id="7" w:name="_Toc238480098"/>
       <w:r>
@@ -4562,7 +4494,7 @@
                 <w:between w:val="nil"/>
               </w:pBdr>
               <w:spacing w:before="40" w:after="40"/>
-              <w:jc w:val="center"/>
+              <w:jc w:val="both"/>
               <w:rPr>
                 <w:rFonts w:ascii="Arial" w:eastAsia="Arial" w:hAnsi="Arial" w:cs="Arial"/>
                 <w:b/>
@@ -4602,7 +4534,7 @@
                 <w:between w:val="nil"/>
               </w:pBdr>
               <w:spacing w:before="40" w:after="40"/>
-              <w:jc w:val="center"/>
+              <w:jc w:val="both"/>
               <w:rPr>
                 <w:rFonts w:ascii="Arial" w:eastAsia="Arial" w:hAnsi="Arial" w:cs="Arial"/>
                 <w:b/>
@@ -4641,7 +4573,7 @@
                 <w:between w:val="nil"/>
               </w:pBdr>
               <w:spacing w:before="40" w:after="40"/>
-              <w:jc w:val="center"/>
+              <w:jc w:val="both"/>
               <w:rPr>
                 <w:rFonts w:ascii="Arial" w:eastAsia="Arial" w:hAnsi="Arial" w:cs="Arial"/>
                 <w:b/>
@@ -4955,11 +4887,33 @@
                 <w:rFonts w:ascii="Arial" w:eastAsia="Arial" w:hAnsi="Arial" w:cs="Arial"/>
               </w:rPr>
             </w:pPr>
+            <w:proofErr w:type="spellStart"/>
             <w:r>
               <w:rPr>
                 <w:rFonts w:ascii="Arial" w:eastAsia="Arial" w:hAnsi="Arial" w:cs="Arial"/>
               </w:rPr>
-              <w:t xml:space="preserve">Create, Read, Update e Delete. </w:t>
+              <w:t>Create</w:t>
+            </w:r>
+            <w:proofErr w:type="spellEnd"/>
+            <w:r>
+              <w:rPr>
+                <w:rFonts w:ascii="Arial" w:eastAsia="Arial" w:hAnsi="Arial" w:cs="Arial"/>
+              </w:rPr>
+              <w:t xml:space="preserve">, </w:t>
+            </w:r>
+            <w:proofErr w:type="spellStart"/>
+            <w:r>
+              <w:rPr>
+                <w:rFonts w:ascii="Arial" w:eastAsia="Arial" w:hAnsi="Arial" w:cs="Arial"/>
+              </w:rPr>
+              <w:t>Read</w:t>
+            </w:r>
+            <w:proofErr w:type="spellEnd"/>
+            <w:r>
+              <w:rPr>
+                <w:rFonts w:ascii="Arial" w:eastAsia="Arial" w:hAnsi="Arial" w:cs="Arial"/>
+              </w:rPr>
+              <w:t xml:space="preserve">, Update e Delete. </w:t>
             </w:r>
             <w:r>
               <w:rPr>
@@ -5185,8 +5139,30 @@
               <w:rPr>
                 <w:rFonts w:ascii="Arial" w:eastAsia="Arial" w:hAnsi="Arial" w:cs="Arial"/>
               </w:rPr>
-              <w:t>Model-View-Controller</w:t>
-            </w:r>
+              <w:t>Model-</w:t>
+            </w:r>
+            <w:proofErr w:type="spellStart"/>
+            <w:r>
+              <w:rPr>
+                <w:rFonts w:ascii="Arial" w:eastAsia="Arial" w:hAnsi="Arial" w:cs="Arial"/>
+              </w:rPr>
+              <w:t>View</w:t>
+            </w:r>
+            <w:proofErr w:type="spellEnd"/>
+            <w:r>
+              <w:rPr>
+                <w:rFonts w:ascii="Arial" w:eastAsia="Arial" w:hAnsi="Arial" w:cs="Arial"/>
+              </w:rPr>
+              <w:t>-</w:t>
+            </w:r>
+            <w:proofErr w:type="spellStart"/>
+            <w:r>
+              <w:rPr>
+                <w:rFonts w:ascii="Arial" w:eastAsia="Arial" w:hAnsi="Arial" w:cs="Arial"/>
+              </w:rPr>
+              <w:t>Controller</w:t>
+            </w:r>
+            <w:proofErr w:type="spellEnd"/>
             <w:r>
               <w:rPr>
                 <w:rFonts w:ascii="Arial" w:eastAsia="Arial" w:hAnsi="Arial" w:cs="Arial"/>
@@ -5305,17 +5281,39 @@
                 <w:rFonts w:ascii="Arial" w:eastAsia="Arial" w:hAnsi="Arial" w:cs="Arial"/>
               </w:rPr>
             </w:pPr>
+            <w:proofErr w:type="spellStart"/>
             <w:r>
               <w:rPr>
                 <w:rFonts w:ascii="Arial" w:eastAsia="Arial" w:hAnsi="Arial" w:cs="Arial"/>
               </w:rPr>
-              <w:t>Object-Relational Mapping</w:t>
-            </w:r>
+              <w:t>Object-Relational</w:t>
+            </w:r>
+            <w:proofErr w:type="spellEnd"/>
             <w:r>
               <w:rPr>
                 <w:rFonts w:ascii="Arial" w:eastAsia="Arial" w:hAnsi="Arial" w:cs="Arial"/>
               </w:rPr>
-              <w:t xml:space="preserve"> (Mapeamento Objeto-Relacional via Hibernate/JPA)</w:t>
+              <w:t xml:space="preserve"> Mapping</w:t>
+            </w:r>
+            <w:r>
+              <w:rPr>
+                <w:rFonts w:ascii="Arial" w:eastAsia="Arial" w:hAnsi="Arial" w:cs="Arial"/>
+              </w:rPr>
+              <w:t xml:space="preserve"> (Mapeamento Objeto-Relacional via </w:t>
+            </w:r>
+            <w:proofErr w:type="spellStart"/>
+            <w:r>
+              <w:rPr>
+                <w:rFonts w:ascii="Arial" w:eastAsia="Arial" w:hAnsi="Arial" w:cs="Arial"/>
+              </w:rPr>
+              <w:t>Hibernate</w:t>
+            </w:r>
+            <w:proofErr w:type="spellEnd"/>
+            <w:r>
+              <w:rPr>
+                <w:rFonts w:ascii="Arial" w:eastAsia="Arial" w:hAnsi="Arial" w:cs="Arial"/>
+              </w:rPr>
+              <w:t>/JPA)</w:t>
             </w:r>
           </w:p>
         </w:tc>
@@ -5417,11 +5415,33 @@
                 <w:rFonts w:ascii="Arial" w:eastAsia="Arial" w:hAnsi="Arial" w:cs="Arial"/>
               </w:rPr>
             </w:pPr>
+            <w:proofErr w:type="spellStart"/>
             <w:r>
               <w:rPr>
                 <w:rFonts w:ascii="Arial" w:eastAsia="Arial" w:hAnsi="Arial" w:cs="Arial"/>
               </w:rPr>
-              <w:t>Portable Document Format (Formato de documento para recibos)</w:t>
+              <w:t>Portable</w:t>
+            </w:r>
+            <w:proofErr w:type="spellEnd"/>
+            <w:r>
+              <w:rPr>
+                <w:rFonts w:ascii="Arial" w:eastAsia="Arial" w:hAnsi="Arial" w:cs="Arial"/>
+              </w:rPr>
+              <w:t xml:space="preserve"> </w:t>
+            </w:r>
+            <w:proofErr w:type="spellStart"/>
+            <w:r>
+              <w:rPr>
+                <w:rFonts w:ascii="Arial" w:eastAsia="Arial" w:hAnsi="Arial" w:cs="Arial"/>
+              </w:rPr>
+              <w:t>Document</w:t>
+            </w:r>
+            <w:proofErr w:type="spellEnd"/>
+            <w:r>
+              <w:rPr>
+                <w:rFonts w:ascii="Arial" w:eastAsia="Arial" w:hAnsi="Arial" w:cs="Arial"/>
+              </w:rPr>
+              <w:t xml:space="preserve"> Format (Formato de documento para recibos)</w:t>
             </w:r>
           </w:p>
         </w:tc>
@@ -5431,20 +5451,11 @@
     <w:p>
       <w:pPr>
         <w:pStyle w:val="Ttulo1"/>
-        <w:numPr>
-          <w:ilvl w:val="0"/>
-          <w:numId w:val="0"/>
-        </w:numPr>
-        <w:ind w:left="720"/>
       </w:pPr>
     </w:p>
     <w:p>
       <w:pPr>
         <w:pStyle w:val="Ttulo1"/>
-        <w:numPr>
-          <w:ilvl w:val="1"/>
-          <w:numId w:val="18"/>
-        </w:numPr>
       </w:pPr>
       <w:bookmarkStart w:id="8" w:name="_Toc238480099"/>
       <w:r>
@@ -5456,11 +5467,28 @@
       </w:r>
     </w:p>
     <w:p>
-      <w:r>
-        <w:rPr>
-          <w:rFonts w:ascii="Arial" w:eastAsia="Arial" w:hAnsi="Arial" w:cs="Arial"/>
-        </w:rPr>
-        <w:t>Análise de documentos comerciais e mapeamento dos processos de negócio de suprimentos de vendas da loja Prototech. Foram identificadas as regras de entrada/saída, integridade referencial, concorrência e restrições de estoque mínimo.</w:t>
+      <w:pPr>
+        <w:jc w:val="both"/>
+      </w:pPr>
+      <w:r>
+        <w:rPr>
+          <w:rFonts w:ascii="Arial" w:eastAsia="Arial" w:hAnsi="Arial" w:cs="Arial"/>
+        </w:rPr>
+        <w:t xml:space="preserve">Análise de documentos comerciais e mapeamento dos processos de negócio de suprimentos de vendas da loja </w:t>
+      </w:r>
+      <w:proofErr w:type="spellStart"/>
+      <w:r>
+        <w:rPr>
+          <w:rFonts w:ascii="Arial" w:eastAsia="Arial" w:hAnsi="Arial" w:cs="Arial"/>
+        </w:rPr>
+        <w:t>Prototech</w:t>
+      </w:r>
+      <w:proofErr w:type="spellEnd"/>
+      <w:r>
+        <w:rPr>
+          <w:rFonts w:ascii="Arial" w:eastAsia="Arial" w:hAnsi="Arial" w:cs="Arial"/>
+        </w:rPr>
+        <w:t>. Foram identificadas as regras de entrada/saída, integridade referencial, concorrência e restrições de estoque mínimo.</w:t>
       </w:r>
     </w:p>
     <w:p>
@@ -5484,27 +5512,21 @@
     <w:p>
       <w:pPr>
         <w:pStyle w:val="Ttulo1"/>
-        <w:rPr>
-          <w:szCs w:val="24"/>
-        </w:rPr>
       </w:pPr>
       <w:bookmarkStart w:id="9" w:name="_Toc238480100"/>
       <w:r>
-        <w:rPr>
-          <w:szCs w:val="24"/>
-        </w:rPr>
         <w:t>Descrição geral do produto</w:t>
       </w:r>
       <w:bookmarkEnd w:id="9"/>
     </w:p>
-    <w:p/>
+    <w:p>
+      <w:pPr>
+        <w:jc w:val="both"/>
+      </w:pPr>
+    </w:p>
     <w:p>
       <w:pPr>
         <w:pStyle w:val="Ttulo1"/>
-        <w:numPr>
-          <w:ilvl w:val="1"/>
-          <w:numId w:val="18"/>
-        </w:numPr>
       </w:pPr>
       <w:bookmarkStart w:id="10" w:name="_Toc238480101"/>
       <w:r>
@@ -5526,7 +5548,14 @@
         <w:rPr>
           <w:rFonts w:ascii="Arial" w:eastAsia="Arial" w:hAnsi="Arial" w:cs="Arial"/>
         </w:rPr>
-        <w:t>O software opera sob arquitetura cliente-servidos web baseada no framework Spring Boot, utilizando o motor de t</w:t>
+        <w:t xml:space="preserve">O software opera sob arquitetura cliente-servidos web baseada no framework Spring Boot, utilizando o motor de </w:t>
+      </w:r>
+      <w:proofErr w:type="spellStart"/>
+      <w:r>
+        <w:rPr>
+          <w:rFonts w:ascii="Arial" w:eastAsia="Arial" w:hAnsi="Arial" w:cs="Arial"/>
+        </w:rPr>
+        <w:t>t</w:t>
       </w:r>
       <w:r>
         <w:rPr>
@@ -5538,49 +5567,59 @@
         <w:rPr>
           <w:rFonts w:ascii="Arial" w:eastAsia="Arial" w:hAnsi="Arial" w:cs="Arial"/>
         </w:rPr>
-        <w:t>mplates Thymeleaf com componentes visuais Bootstrap 5 e pesquisa dinâmica com Tom Select no lado cliente, persistindo os dados em banco relacional MySQL.</w:t>
-      </w:r>
-    </w:p>
-    <w:p>
-      <w:pPr>
-        <w:pBdr>
-          <w:top w:val="nil"/>
-          <w:left w:val="nil"/>
-          <w:bottom w:val="nil"/>
-          <w:right w:val="nil"/>
-          <w:between w:val="nil"/>
-        </w:pBdr>
-        <w:ind w:left="600"/>
-        <w:jc w:val="both"/>
-        <w:rPr>
-          <w:rFonts w:ascii="Arial" w:eastAsia="Arial" w:hAnsi="Arial" w:cs="Arial"/>
-          <w:sz w:val="20"/>
-          <w:szCs w:val="20"/>
-        </w:rPr>
-      </w:pPr>
-    </w:p>
-    <w:p>
-      <w:pPr>
-        <w:pBdr>
-          <w:top w:val="nil"/>
-          <w:left w:val="nil"/>
-          <w:bottom w:val="nil"/>
-          <w:right w:val="nil"/>
-          <w:between w:val="nil"/>
-        </w:pBdr>
-        <w:jc w:val="both"/>
-        <w:rPr>
-          <w:rFonts w:ascii="Arial" w:eastAsia="Arial" w:hAnsi="Arial" w:cs="Arial"/>
-          <w:color w:val="000000"/>
-          <w:sz w:val="20"/>
-          <w:szCs w:val="20"/>
-        </w:rPr>
-      </w:pPr>
-    </w:p>
-    <w:p>
-      <w:pPr>
-        <w:jc w:val="center"/>
-      </w:pPr>
+        <w:t>mplates</w:t>
+      </w:r>
+      <w:proofErr w:type="spellEnd"/>
+      <w:r>
+        <w:rPr>
+          <w:rFonts w:ascii="Arial" w:eastAsia="Arial" w:hAnsi="Arial" w:cs="Arial"/>
+        </w:rPr>
+        <w:t xml:space="preserve"> </w:t>
+      </w:r>
+      <w:proofErr w:type="spellStart"/>
+      <w:r>
+        <w:rPr>
+          <w:rFonts w:ascii="Arial" w:eastAsia="Arial" w:hAnsi="Arial" w:cs="Arial"/>
+        </w:rPr>
+        <w:t>Thymeleaf</w:t>
+      </w:r>
+      <w:proofErr w:type="spellEnd"/>
+      <w:r>
+        <w:rPr>
+          <w:rFonts w:ascii="Arial" w:eastAsia="Arial" w:hAnsi="Arial" w:cs="Arial"/>
+        </w:rPr>
+        <w:t xml:space="preserve"> com componentes visuais </w:t>
+      </w:r>
+      <w:proofErr w:type="spellStart"/>
+      <w:r>
+        <w:rPr>
+          <w:rFonts w:ascii="Arial" w:eastAsia="Arial" w:hAnsi="Arial" w:cs="Arial"/>
+        </w:rPr>
+        <w:t>Bootstrap</w:t>
+      </w:r>
+      <w:proofErr w:type="spellEnd"/>
+      <w:r>
+        <w:rPr>
+          <w:rFonts w:ascii="Arial" w:eastAsia="Arial" w:hAnsi="Arial" w:cs="Arial"/>
+        </w:rPr>
+        <w:t xml:space="preserve"> 5 e pesquisa dinâmica com Tom </w:t>
+      </w:r>
+      <w:proofErr w:type="spellStart"/>
+      <w:r>
+        <w:rPr>
+          <w:rFonts w:ascii="Arial" w:eastAsia="Arial" w:hAnsi="Arial" w:cs="Arial"/>
+        </w:rPr>
+        <w:t>Select</w:t>
+      </w:r>
+      <w:proofErr w:type="spellEnd"/>
+      <w:r>
+        <w:rPr>
+          <w:rFonts w:ascii="Arial" w:eastAsia="Arial" w:hAnsi="Arial" w:cs="Arial"/>
+        </w:rPr>
+        <w:t xml:space="preserve"> no lado cliente, persistindo os dados em banco relacional MySQL.</w:t>
+      </w:r>
+    </w:p>
+    <w:p>
       <w:r>
         <w:rPr>
           <w:noProof/>
@@ -5663,11 +5702,6 @@
     <w:p>
       <w:pPr>
         <w:pStyle w:val="Ttulo1"/>
-        <w:numPr>
-          <w:ilvl w:val="0"/>
-          <w:numId w:val="0"/>
-        </w:numPr>
-        <w:ind w:left="720" w:hanging="360"/>
       </w:pPr>
       <w:bookmarkStart w:id="11" w:name="_Toc238480102"/>
       <w:r>
@@ -5851,7 +5885,7 @@
                 <w:between w:val="nil"/>
               </w:pBdr>
               <w:spacing w:before="40" w:after="40"/>
-              <w:jc w:val="center"/>
+              <w:jc w:val="both"/>
               <w:rPr>
                 <w:rFonts w:ascii="Arial" w:eastAsia="Arial" w:hAnsi="Arial" w:cs="Arial"/>
                 <w:b/>
@@ -5880,6 +5914,7 @@
                 <w:between w:val="nil"/>
               </w:pBdr>
               <w:spacing w:before="40" w:after="40"/>
+              <w:jc w:val="both"/>
               <w:rPr>
                 <w:rFonts w:ascii="Arial" w:eastAsia="Arial" w:hAnsi="Arial" w:cs="Arial"/>
               </w:rPr>
@@ -5912,6 +5947,7 @@
                 <w:between w:val="nil"/>
               </w:pBdr>
               <w:spacing w:before="40" w:after="40"/>
+              <w:jc w:val="both"/>
               <w:rPr>
                 <w:rFonts w:ascii="Arial" w:eastAsia="Arial" w:hAnsi="Arial" w:cs="Arial"/>
               </w:rPr>
@@ -5950,7 +5986,7 @@
                 <w:between w:val="nil"/>
               </w:pBdr>
               <w:spacing w:before="40" w:after="40"/>
-              <w:jc w:val="center"/>
+              <w:jc w:val="both"/>
               <w:rPr>
                 <w:rFonts w:ascii="Arial" w:eastAsia="Arial" w:hAnsi="Arial" w:cs="Arial"/>
                 <w:b/>
@@ -5979,6 +6015,7 @@
                 <w:between w:val="nil"/>
               </w:pBdr>
               <w:spacing w:before="40" w:after="40"/>
+              <w:jc w:val="both"/>
               <w:rPr>
                 <w:rFonts w:ascii="Arial" w:eastAsia="Arial" w:hAnsi="Arial" w:cs="Arial"/>
               </w:rPr>
@@ -6011,6 +6048,7 @@
                 <w:between w:val="nil"/>
               </w:pBdr>
               <w:spacing w:before="40" w:after="40"/>
+              <w:jc w:val="both"/>
               <w:rPr>
                 <w:rFonts w:ascii="Arial" w:eastAsia="Arial" w:hAnsi="Arial" w:cs="Arial"/>
               </w:rPr>
@@ -6049,7 +6087,7 @@
                 <w:between w:val="nil"/>
               </w:pBdr>
               <w:spacing w:before="40" w:after="40"/>
-              <w:jc w:val="center"/>
+              <w:jc w:val="both"/>
               <w:rPr>
                 <w:rFonts w:ascii="Arial" w:eastAsia="Arial" w:hAnsi="Arial" w:cs="Arial"/>
                 <w:b/>
@@ -6078,6 +6116,7 @@
                 <w:between w:val="nil"/>
               </w:pBdr>
               <w:spacing w:before="40" w:after="40"/>
+              <w:jc w:val="both"/>
               <w:rPr>
                 <w:rFonts w:ascii="Arial" w:eastAsia="Arial" w:hAnsi="Arial" w:cs="Arial"/>
               </w:rPr>
@@ -6110,6 +6149,7 @@
                 <w:between w:val="nil"/>
               </w:pBdr>
               <w:spacing w:before="40" w:after="40"/>
+              <w:jc w:val="both"/>
               <w:rPr>
                 <w:rFonts w:ascii="Arial" w:eastAsia="Arial" w:hAnsi="Arial" w:cs="Arial"/>
               </w:rPr>
@@ -6118,7 +6158,21 @@
               <w:rPr>
                 <w:rFonts w:ascii="Arial" w:eastAsia="Arial" w:hAnsi="Arial" w:cs="Arial"/>
               </w:rPr>
-              <w:t>Banco de dados responsável pelo armazenamento persistente, execução de constraints e integridade das tabelas.</w:t>
+              <w:t xml:space="preserve">Banco de dados responsável pelo armazenamento persistente, execução de </w:t>
+            </w:r>
+            <w:proofErr w:type="spellStart"/>
+            <w:r>
+              <w:rPr>
+                <w:rFonts w:ascii="Arial" w:eastAsia="Arial" w:hAnsi="Arial" w:cs="Arial"/>
+              </w:rPr>
+              <w:t>constraints</w:t>
+            </w:r>
+            <w:proofErr w:type="spellEnd"/>
+            <w:r>
+              <w:rPr>
+                <w:rFonts w:ascii="Arial" w:eastAsia="Arial" w:hAnsi="Arial" w:cs="Arial"/>
+              </w:rPr>
+              <w:t xml:space="preserve"> e integridade das tabelas.</w:t>
             </w:r>
           </w:p>
         </w:tc>
@@ -6129,31 +6183,29 @@
         <w:tab/>
       </w:r>
     </w:p>
-    <w:p/>
+    <w:p>
+      <w:pPr>
+        <w:jc w:val="both"/>
+      </w:pPr>
+    </w:p>
     <w:p>
       <w:pPr>
         <w:pStyle w:val="Ttulo1"/>
-        <w:rPr>
-          <w:szCs w:val="24"/>
-        </w:rPr>
       </w:pPr>
       <w:bookmarkStart w:id="12" w:name="_Toc238480103"/>
       <w:r>
-        <w:rPr>
-          <w:szCs w:val="24"/>
-        </w:rPr>
         <w:t>Requisitos específicos</w:t>
       </w:r>
       <w:bookmarkEnd w:id="12"/>
     </w:p>
-    <w:p/>
+    <w:p>
+      <w:pPr>
+        <w:jc w:val="both"/>
+      </w:pPr>
+    </w:p>
     <w:p>
       <w:pPr>
         <w:pStyle w:val="Ttulo1"/>
-        <w:numPr>
-          <w:ilvl w:val="1"/>
-          <w:numId w:val="18"/>
-        </w:numPr>
       </w:pPr>
       <w:bookmarkStart w:id="13" w:name="_Toc238480104"/>
       <w:r>
@@ -6163,6 +6215,7 @@
     </w:p>
     <w:p>
       <w:pPr>
+        <w:jc w:val="both"/>
         <w:rPr>
           <w:rFonts w:ascii="Arial" w:eastAsia="Arial" w:hAnsi="Arial" w:cs="Arial"/>
           <w:color w:val="000000"/>
@@ -6171,6 +6224,7 @@
     </w:p>
     <w:p>
       <w:pPr>
+        <w:jc w:val="both"/>
         <w:rPr>
           <w:rFonts w:ascii="Arial" w:eastAsia="Arial" w:hAnsi="Arial" w:cs="Arial"/>
           <w:color w:val="000000"/>
@@ -6184,14 +6238,14 @@
         <w:t>Identificadores: [RF XX] para requisitos funcionais e [RNF XX] para não funcionais.</w:t>
       </w:r>
     </w:p>
-    <w:p/>
+    <w:p>
+      <w:pPr>
+        <w:jc w:val="both"/>
+      </w:pPr>
+    </w:p>
     <w:p>
       <w:pPr>
         <w:pStyle w:val="Ttulo1"/>
-        <w:numPr>
-          <w:ilvl w:val="1"/>
-          <w:numId w:val="18"/>
-        </w:numPr>
       </w:pPr>
       <w:bookmarkStart w:id="14" w:name="_Toc238480105"/>
       <w:r>
@@ -6494,10 +6548,6 @@
     <w:p>
       <w:pPr>
         <w:pStyle w:val="Ttulo1"/>
-        <w:numPr>
-          <w:ilvl w:val="1"/>
-          <w:numId w:val="18"/>
-        </w:numPr>
       </w:pPr>
       <w:bookmarkStart w:id="15" w:name="_Toc238480106"/>
       <w:r>
@@ -6516,6 +6566,7 @@
         </w:pBdr>
         <w:spacing w:before="280" w:after="120"/>
         <w:ind w:left="120" w:right="120"/>
+        <w:jc w:val="both"/>
         <w:rPr>
           <w:rFonts w:ascii="Arial" w:eastAsia="Arial" w:hAnsi="Arial" w:cs="Arial"/>
           <w:color w:val="000000"/>
@@ -6569,6 +6620,7 @@
         </w:pBdr>
         <w:spacing w:before="280" w:after="120"/>
         <w:ind w:left="120" w:right="120"/>
+        <w:jc w:val="both"/>
         <w:rPr>
           <w:rFonts w:ascii="Arial" w:eastAsia="Arial" w:hAnsi="Arial" w:cs="Arial"/>
           <w:color w:val="000000"/>
@@ -6593,6 +6645,7 @@
         </w:pBdr>
         <w:spacing w:before="280" w:after="120"/>
         <w:ind w:left="120" w:right="120"/>
+        <w:jc w:val="both"/>
         <w:rPr>
           <w:rFonts w:ascii="Arial" w:eastAsia="Arial" w:hAnsi="Arial" w:cs="Arial"/>
           <w:color w:val="000000"/>
@@ -6646,6 +6699,7 @@
         </w:pBdr>
         <w:spacing w:before="280" w:after="120"/>
         <w:ind w:left="120" w:right="120"/>
+        <w:jc w:val="both"/>
         <w:rPr>
           <w:rFonts w:ascii="Arial" w:eastAsia="Arial" w:hAnsi="Arial" w:cs="Arial"/>
           <w:b/>
@@ -6681,6 +6735,7 @@
         </w:pBdr>
         <w:spacing w:before="280" w:after="120"/>
         <w:ind w:left="120" w:right="120"/>
+        <w:jc w:val="both"/>
         <w:rPr>
           <w:rFonts w:ascii="Arial" w:eastAsia="Arial" w:hAnsi="Arial" w:cs="Arial"/>
           <w:color w:val="000000"/>
@@ -6734,6 +6789,7 @@
         </w:pBdr>
         <w:spacing w:before="280" w:after="120"/>
         <w:ind w:left="120" w:right="120"/>
+        <w:jc w:val="both"/>
         <w:rPr>
           <w:rFonts w:ascii="Arial" w:eastAsia="Arial" w:hAnsi="Arial" w:cs="Arial"/>
           <w:b/>
@@ -6769,6 +6825,7 @@
         </w:pBdr>
         <w:spacing w:before="280" w:after="120"/>
         <w:ind w:left="120" w:right="120"/>
+        <w:jc w:val="both"/>
         <w:rPr>
           <w:rFonts w:ascii="Arial" w:eastAsia="Arial" w:hAnsi="Arial" w:cs="Arial"/>
           <w:color w:val="000000"/>
@@ -6814,6 +6871,7 @@
     <w:p>
       <w:pPr>
         <w:ind w:left="142"/>
+        <w:jc w:val="both"/>
         <w:rPr>
           <w:rFonts w:ascii="Arial" w:eastAsia="Arial" w:hAnsi="Arial" w:cs="Arial"/>
           <w:color w:val="000000"/>
@@ -6824,21 +6882,21 @@
           <w:rFonts w:ascii="Arial" w:eastAsia="Arial" w:hAnsi="Arial" w:cs="Arial"/>
           <w:color w:val="000000"/>
         </w:rPr>
-        <w:t xml:space="preserve">O sistema deve permitir a emissão de pedidos vinculando um cliente a múltiplos produtos, </w:t>
+        <w:t xml:space="preserve">O sistema deve permitir a emissão de pedidos vinculando um cliente a múltiplos </w:t>
       </w:r>
       <w:r>
         <w:rPr>
           <w:rFonts w:ascii="Arial" w:eastAsia="Arial" w:hAnsi="Arial" w:cs="Arial"/>
           <w:color w:val="000000"/>
         </w:rPr>
-        <w:t xml:space="preserve"> </w:t>
+        <w:t>produtos, calculando</w:t>
       </w:r>
       <w:r>
         <w:rPr>
           <w:rFonts w:ascii="Arial" w:eastAsia="Arial" w:hAnsi="Arial" w:cs="Arial"/>
           <w:color w:val="000000"/>
         </w:rPr>
-        <w:t xml:space="preserve">calculando os subtotais e o valor total dinamicamente. </w:t>
+        <w:t xml:space="preserve"> os subtotais e o valor total dinamicamente. </w:t>
       </w:r>
       <w:r>
         <w:rPr>
@@ -6868,6 +6926,7 @@
         </w:pBdr>
         <w:spacing w:before="280" w:after="120"/>
         <w:ind w:left="142" w:right="120"/>
+        <w:jc w:val="both"/>
         <w:rPr>
           <w:rFonts w:ascii="Arial" w:eastAsia="Arial" w:hAnsi="Arial" w:cs="Arial"/>
           <w:color w:val="000000"/>
@@ -6922,6 +6981,7 @@
     <w:p>
       <w:pPr>
         <w:ind w:left="142"/>
+        <w:jc w:val="both"/>
         <w:rPr>
           <w:rFonts w:ascii="Arial" w:eastAsia="Arial" w:hAnsi="Arial" w:cs="Arial"/>
           <w:color w:val="000000"/>
@@ -6946,6 +7006,7 @@
         </w:pBdr>
         <w:spacing w:before="280" w:after="120"/>
         <w:ind w:left="120" w:right="120"/>
+        <w:jc w:val="both"/>
         <w:rPr>
           <w:rFonts w:ascii="Arial" w:eastAsia="Arial" w:hAnsi="Arial" w:cs="Arial"/>
           <w:color w:val="000000"/>
@@ -6991,6 +7052,7 @@
     <w:p>
       <w:pPr>
         <w:ind w:left="142"/>
+        <w:jc w:val="both"/>
         <w:rPr>
           <w:rFonts w:ascii="Arial" w:eastAsia="Arial" w:hAnsi="Arial" w:cs="Arial"/>
           <w:color w:val="000000"/>
@@ -7001,12 +7063,61 @@
           <w:rFonts w:ascii="Arial" w:eastAsia="Arial" w:hAnsi="Arial" w:cs="Arial"/>
           <w:color w:val="000000"/>
         </w:rPr>
-        <w:t>O sistema deve verificar o estoque após cada movimentação e registrar alerta na tabela AlertaEstoque caso quantidadeAtual &lt;= estoqueMinimo. (Prioridade: Importante)</w:t>
+        <w:t xml:space="preserve">O sistema deve verificar o estoque após cada movimentação e registrar alerta na tabela </w:t>
+      </w:r>
+      <w:proofErr w:type="spellStart"/>
+      <w:r>
+        <w:rPr>
+          <w:rFonts w:ascii="Arial" w:eastAsia="Arial" w:hAnsi="Arial" w:cs="Arial"/>
+          <w:color w:val="000000"/>
+        </w:rPr>
+        <w:t>AlertaEstoque</w:t>
+      </w:r>
+      <w:proofErr w:type="spellEnd"/>
+      <w:r>
+        <w:rPr>
+          <w:rFonts w:ascii="Arial" w:eastAsia="Arial" w:hAnsi="Arial" w:cs="Arial"/>
+          <w:color w:val="000000"/>
+        </w:rPr>
+        <w:t xml:space="preserve"> caso </w:t>
+      </w:r>
+      <w:proofErr w:type="spellStart"/>
+      <w:r>
+        <w:rPr>
+          <w:rFonts w:ascii="Arial" w:eastAsia="Arial" w:hAnsi="Arial" w:cs="Arial"/>
+          <w:color w:val="000000"/>
+        </w:rPr>
+        <w:t>quantidadeAtual</w:t>
+      </w:r>
+      <w:proofErr w:type="spellEnd"/>
+      <w:r>
+        <w:rPr>
+          <w:rFonts w:ascii="Arial" w:eastAsia="Arial" w:hAnsi="Arial" w:cs="Arial"/>
+          <w:color w:val="000000"/>
+        </w:rPr>
+        <w:t xml:space="preserve"> &lt;= </w:t>
+      </w:r>
+      <w:proofErr w:type="spellStart"/>
+      <w:r>
+        <w:rPr>
+          <w:rFonts w:ascii="Arial" w:eastAsia="Arial" w:hAnsi="Arial" w:cs="Arial"/>
+          <w:color w:val="000000"/>
+        </w:rPr>
+        <w:t>estoqueMinimo</w:t>
+      </w:r>
+      <w:proofErr w:type="spellEnd"/>
+      <w:r>
+        <w:rPr>
+          <w:rFonts w:ascii="Arial" w:eastAsia="Arial" w:hAnsi="Arial" w:cs="Arial"/>
+          <w:color w:val="000000"/>
+        </w:rPr>
+        <w:t>. (Prioridade: Importante)</w:t>
       </w:r>
     </w:p>
     <w:p>
       <w:pPr>
         <w:ind w:left="142"/>
+        <w:jc w:val="both"/>
         <w:rPr>
           <w:rFonts w:ascii="Arial" w:eastAsia="Arial" w:hAnsi="Arial" w:cs="Arial"/>
           <w:color w:val="000000"/>
@@ -7171,13 +7282,25 @@
         <w:rPr>
           <w:rFonts w:ascii="Arial" w:hAnsi="Arial" w:cs="Arial"/>
         </w:rPr>
-        <w:t xml:space="preserve">O sistema deve </w:t>
+        <w:t xml:space="preserve">O sistema </w:t>
       </w:r>
       <w:r>
         <w:rPr>
           <w:rFonts w:ascii="Arial" w:hAnsi="Arial" w:cs="Arial"/>
         </w:rPr>
-        <w:t xml:space="preserve">Fornecer </w:t>
+        <w:t xml:space="preserve">deve </w:t>
+      </w:r>
+      <w:r>
+        <w:rPr>
+          <w:rFonts w:ascii="Arial" w:hAnsi="Arial" w:cs="Arial"/>
+        </w:rPr>
+        <w:t>fornecer</w:t>
+      </w:r>
+      <w:r>
+        <w:rPr>
+          <w:rFonts w:ascii="Arial" w:hAnsi="Arial" w:cs="Arial"/>
+        </w:rPr>
+        <w:t xml:space="preserve"> </w:t>
       </w:r>
       <w:r>
         <w:rPr>
@@ -7223,30 +7346,28 @@
       </w:r>
       <w:bookmarkEnd w:id="16"/>
     </w:p>
+    <w:p>
+      <w:pPr>
+        <w:jc w:val="both"/>
+      </w:pPr>
+    </w:p>
+    <w:p>
+      <w:pPr>
+        <w:pStyle w:val="Ttulo1"/>
+      </w:pPr>
+      <w:bookmarkStart w:id="17" w:name="_Toc238480108"/>
+      <w:r>
+        <w:t xml:space="preserve">Casos de Uso: </w:t>
+      </w:r>
+      <w:r>
+        <w:t>Administrador</w:t>
+      </w:r>
+      <w:bookmarkEnd w:id="17"/>
+      <w:r>
+        <w:t xml:space="preserve"> </w:t>
+      </w:r>
+    </w:p>
     <w:p/>
-    <w:p>
-      <w:pPr>
-        <w:pStyle w:val="Ttulo1"/>
-        <w:numPr>
-          <w:ilvl w:val="1"/>
-          <w:numId w:val="18"/>
-        </w:numPr>
-        <w:rPr>
-          <w:color w:val="0070C0"/>
-        </w:rPr>
-      </w:pPr>
-      <w:bookmarkStart w:id="17" w:name="_Toc238480108"/>
-      <w:r>
-        <w:t xml:space="preserve">Casos de Uso: </w:t>
-      </w:r>
-      <w:r>
-        <w:t>Administrador</w:t>
-      </w:r>
-      <w:bookmarkEnd w:id="17"/>
-      <w:r>
-        <w:t xml:space="preserve"> </w:t>
-      </w:r>
-    </w:p>
     <w:p>
       <w:pPr>
         <w:jc w:val="center"/>
@@ -7325,17 +7446,35 @@
     </w:p>
     <w:p>
       <w:pPr>
+        <w:rPr>
+          <w:rFonts w:ascii="Arial" w:eastAsia="Arial" w:hAnsi="Arial" w:cs="Arial"/>
+        </w:rPr>
+      </w:pPr>
+    </w:p>
+    <w:p>
+      <w:pPr>
+        <w:rPr>
+          <w:rFonts w:ascii="Arial" w:eastAsia="Arial" w:hAnsi="Arial" w:cs="Arial"/>
+        </w:rPr>
+      </w:pPr>
+    </w:p>
+    <w:p>
+      <w:pPr>
+        <w:rPr>
+          <w:rFonts w:ascii="Arial" w:eastAsia="Arial" w:hAnsi="Arial" w:cs="Arial"/>
+        </w:rPr>
+      </w:pPr>
+    </w:p>
+    <w:p>
+      <w:pPr>
         <w:pStyle w:val="Ttulo1"/>
-        <w:numPr>
-          <w:ilvl w:val="1"/>
-          <w:numId w:val="18"/>
-        </w:numPr>
         <w:rPr>
           <w:color w:val="0070C0"/>
         </w:rPr>
       </w:pPr>
       <w:bookmarkStart w:id="18" w:name="_Toc238480109"/>
       <w:r>
+        <w:lastRenderedPageBreak/>
         <w:t>Casos de Uso: Administrador Geral</w:t>
       </w:r>
       <w:bookmarkEnd w:id="18"/>
@@ -7373,17 +7512,21 @@
     <w:p>
       <w:pPr>
         <w:pStyle w:val="Ttulo1"/>
-        <w:numPr>
-          <w:ilvl w:val="1"/>
-          <w:numId w:val="18"/>
-        </w:numPr>
+        <w:rPr>
+          <w:szCs w:val="24"/>
+        </w:rPr>
       </w:pPr>
       <w:bookmarkStart w:id="19" w:name="_Toc238480110"/>
       <w:r>
-        <w:lastRenderedPageBreak/>
+        <w:rPr>
+          <w:szCs w:val="24"/>
+        </w:rPr>
         <w:t xml:space="preserve">[RU ADM01] – Gerenciamento </w:t>
       </w:r>
       <w:r>
+        <w:rPr>
+          <w:szCs w:val="24"/>
+        </w:rPr>
         <w:t>Geral</w:t>
       </w:r>
       <w:bookmarkEnd w:id="19"/>
@@ -7392,7 +7535,7 @@
       <w:pPr>
         <w:pStyle w:val="Ttulo4"/>
         <w:spacing w:line="360" w:lineRule="auto"/>
-        <w:jc w:val="left"/>
+        <w:jc w:val="both"/>
         <w:rPr>
           <w:sz w:val="24"/>
           <w:szCs w:val="24"/>
@@ -7410,7 +7553,7 @@
       <w:pPr>
         <w:pStyle w:val="Ttulo4"/>
         <w:spacing w:line="360" w:lineRule="auto"/>
-        <w:jc w:val="left"/>
+        <w:jc w:val="both"/>
         <w:rPr>
           <w:sz w:val="24"/>
           <w:szCs w:val="24"/>
@@ -7427,6 +7570,7 @@
     <w:p>
       <w:pPr>
         <w:spacing w:line="360" w:lineRule="auto"/>
+        <w:jc w:val="both"/>
         <w:rPr>
           <w:rFonts w:ascii="Arial" w:eastAsia="Arial" w:hAnsi="Arial" w:cs="Arial"/>
         </w:rPr>
@@ -7441,6 +7585,7 @@
     <w:p>
       <w:pPr>
         <w:spacing w:line="360" w:lineRule="auto"/>
+        <w:jc w:val="both"/>
         <w:rPr>
           <w:rFonts w:ascii="Arial" w:eastAsia="Arial" w:hAnsi="Arial" w:cs="Arial"/>
         </w:rPr>
@@ -7449,6 +7594,7 @@
     <w:p>
       <w:pPr>
         <w:spacing w:line="360" w:lineRule="auto"/>
+        <w:jc w:val="both"/>
         <w:rPr>
           <w:rFonts w:ascii="Arial" w:eastAsia="Arial" w:hAnsi="Arial" w:cs="Arial"/>
           <w:b/>
@@ -7467,6 +7613,7 @@
     <w:p>
       <w:pPr>
         <w:spacing w:line="360" w:lineRule="auto"/>
+        <w:jc w:val="both"/>
         <w:rPr>
           <w:rFonts w:ascii="Arial" w:eastAsia="Arial" w:hAnsi="Arial" w:cs="Arial"/>
         </w:rPr>
@@ -7482,7 +7629,7 @@
       <w:pPr>
         <w:pStyle w:val="Ttulo4"/>
         <w:spacing w:line="360" w:lineRule="auto"/>
-        <w:jc w:val="left"/>
+        <w:jc w:val="both"/>
         <w:rPr>
           <w:sz w:val="24"/>
           <w:szCs w:val="24"/>
@@ -7504,6 +7651,7 @@
           <w:numId w:val="12"/>
         </w:numPr>
         <w:spacing w:line="360" w:lineRule="auto"/>
+        <w:jc w:val="both"/>
         <w:rPr>
           <w:rFonts w:ascii="Arial" w:eastAsia="Arial" w:hAnsi="Arial" w:cs="Arial"/>
         </w:rPr>
@@ -7523,6 +7671,7 @@
           <w:numId w:val="12"/>
         </w:numPr>
         <w:spacing w:line="360" w:lineRule="auto"/>
+        <w:jc w:val="both"/>
         <w:rPr>
           <w:rFonts w:ascii="Arial" w:eastAsia="Arial" w:hAnsi="Arial" w:cs="Arial"/>
         </w:rPr>
@@ -7542,6 +7691,7 @@
           <w:numId w:val="12"/>
         </w:numPr>
         <w:spacing w:line="360" w:lineRule="auto"/>
+        <w:jc w:val="both"/>
         <w:rPr>
           <w:rFonts w:ascii="Arial" w:eastAsia="Arial" w:hAnsi="Arial" w:cs="Arial"/>
         </w:rPr>
@@ -7561,6 +7711,7 @@
           <w:numId w:val="12"/>
         </w:numPr>
         <w:spacing w:line="360" w:lineRule="auto"/>
+        <w:jc w:val="both"/>
         <w:rPr>
           <w:rFonts w:ascii="Arial" w:eastAsia="Arial" w:hAnsi="Arial" w:cs="Arial"/>
         </w:rPr>
@@ -7576,6 +7727,7 @@
       <w:pPr>
         <w:spacing w:line="360" w:lineRule="auto"/>
         <w:ind w:left="1080"/>
+        <w:jc w:val="both"/>
         <w:rPr>
           <w:rFonts w:ascii="Arial" w:eastAsia="Arial" w:hAnsi="Arial" w:cs="Arial"/>
           <w:color w:val="0070C0"/>
@@ -7586,7 +7738,7 @@
       <w:pPr>
         <w:pStyle w:val="Ttulo4"/>
         <w:spacing w:line="360" w:lineRule="auto"/>
-        <w:jc w:val="left"/>
+        <w:jc w:val="both"/>
         <w:rPr>
           <w:sz w:val="24"/>
           <w:szCs w:val="24"/>
@@ -7608,6 +7760,7 @@
           <w:numId w:val="11"/>
         </w:numPr>
         <w:spacing w:line="360" w:lineRule="auto"/>
+        <w:jc w:val="both"/>
         <w:rPr>
           <w:rFonts w:ascii="Arial" w:eastAsia="Arial" w:hAnsi="Arial" w:cs="Arial"/>
         </w:rPr>
@@ -7627,6 +7780,7 @@
           <w:numId w:val="11"/>
         </w:numPr>
         <w:spacing w:line="360" w:lineRule="auto"/>
+        <w:jc w:val="both"/>
         <w:rPr>
           <w:rFonts w:ascii="Arial" w:eastAsia="Arial" w:hAnsi="Arial" w:cs="Arial"/>
         </w:rPr>
@@ -7646,6 +7800,7 @@
           <w:numId w:val="11"/>
         </w:numPr>
         <w:spacing w:line="360" w:lineRule="auto"/>
+        <w:jc w:val="both"/>
         <w:rPr>
           <w:rFonts w:ascii="Arial" w:eastAsia="Arial" w:hAnsi="Arial" w:cs="Arial"/>
         </w:rPr>
@@ -7665,6 +7820,7 @@
           <w:numId w:val="11"/>
         </w:numPr>
         <w:spacing w:line="360" w:lineRule="auto"/>
+        <w:jc w:val="both"/>
         <w:rPr>
           <w:rFonts w:ascii="Arial" w:eastAsia="Arial" w:hAnsi="Arial" w:cs="Arial"/>
         </w:rPr>
@@ -7678,6 +7834,7 @@
     </w:p>
     <w:p>
       <w:pPr>
+        <w:jc w:val="both"/>
         <w:rPr>
           <w:rFonts w:ascii="Arial" w:eastAsia="Arial" w:hAnsi="Arial" w:cs="Arial"/>
         </w:rPr>
@@ -7687,7 +7844,7 @@
       <w:pPr>
         <w:pStyle w:val="Ttulo4"/>
         <w:spacing w:line="360" w:lineRule="auto"/>
-        <w:jc w:val="left"/>
+        <w:jc w:val="both"/>
         <w:rPr>
           <w:sz w:val="24"/>
           <w:szCs w:val="24"/>
@@ -7708,6 +7865,7 @@
           <w:ilvl w:val="0"/>
           <w:numId w:val="10"/>
         </w:numPr>
+        <w:jc w:val="both"/>
         <w:rPr>
           <w:rFonts w:ascii="Arial" w:hAnsi="Arial" w:cs="Arial"/>
         </w:rPr>
@@ -7726,6 +7884,7 @@
           <w:ilvl w:val="0"/>
           <w:numId w:val="10"/>
         </w:numPr>
+        <w:jc w:val="both"/>
         <w:rPr>
           <w:rFonts w:ascii="Arial" w:hAnsi="Arial" w:cs="Arial"/>
         </w:rPr>
@@ -7744,6 +7903,7 @@
           <w:ilvl w:val="0"/>
           <w:numId w:val="10"/>
         </w:numPr>
+        <w:jc w:val="both"/>
         <w:rPr>
           <w:rFonts w:ascii="Arial" w:hAnsi="Arial" w:cs="Arial"/>
         </w:rPr>
@@ -7762,6 +7922,7 @@
           <w:ilvl w:val="0"/>
           <w:numId w:val="10"/>
         </w:numPr>
+        <w:jc w:val="both"/>
         <w:rPr>
           <w:rFonts w:ascii="Arial" w:hAnsi="Arial" w:cs="Arial"/>
         </w:rPr>
@@ -7780,6 +7941,7 @@
           <w:ilvl w:val="0"/>
           <w:numId w:val="10"/>
         </w:numPr>
+        <w:jc w:val="both"/>
         <w:rPr>
           <w:rFonts w:ascii="Arial" w:hAnsi="Arial" w:cs="Arial"/>
         </w:rPr>
@@ -7790,23 +7952,30 @@
         </w:rPr>
         <w:t>O sistema persiste a alteração e atualiza a listagem com mensagem de sucesso.</w:t>
       </w:r>
-    </w:p>
-    <w:p>
-      <w:pPr>
-        <w:jc w:val="both"/>
-        <w:rPr>
-          <w:rFonts w:ascii="Arial" w:eastAsia="Arial" w:hAnsi="Arial" w:cs="Arial"/>
-        </w:rPr>
-      </w:pPr>
       <w:bookmarkStart w:id="20" w:name="_heading=h.p5heg2hzipqt" w:colFirst="0" w:colLast="0"/>
       <w:bookmarkEnd w:id="20"/>
     </w:p>
     <w:p>
       <w:pPr>
+        <w:jc w:val="both"/>
+        <w:rPr>
+          <w:rFonts w:ascii="Arial" w:hAnsi="Arial" w:cs="Arial"/>
+        </w:rPr>
+      </w:pPr>
+    </w:p>
+    <w:p>
+      <w:pPr>
         <w:pStyle w:val="Ttulo1"/>
+        <w:rPr>
+          <w:szCs w:val="24"/>
+        </w:rPr>
       </w:pPr>
       <w:bookmarkStart w:id="21" w:name="_Toc238480111"/>
       <w:r>
+        <w:rPr>
+          <w:szCs w:val="24"/>
+        </w:rPr>
+        <w:lastRenderedPageBreak/>
         <w:t>Requisitos não funcionais</w:t>
       </w:r>
       <w:bookmarkEnd w:id="21"/>
@@ -7815,7 +7984,7 @@
       <w:pPr>
         <w:pStyle w:val="Ttulo4"/>
         <w:spacing w:line="360" w:lineRule="auto"/>
-        <w:jc w:val="left"/>
+        <w:jc w:val="both"/>
         <w:rPr>
           <w:b w:val="0"/>
           <w:bCs w:val="0"/>
@@ -7832,37 +8001,39 @@
           <w:sz w:val="24"/>
           <w:szCs w:val="24"/>
         </w:rPr>
-        <w:t xml:space="preserve">Os requisitos não funcionais definem características e restrições relacionadas ao funcionamento, desempenho, arquitetura e qualidade do Sistema de Controle de </w:t>
-      </w:r>
-      <w:r>
-        <w:rPr>
-          <w:b w:val="0"/>
-          <w:bCs w:val="0"/>
-          <w:sz w:val="24"/>
+        <w:t xml:space="preserve">Os requisitos não funcionais definem características e restrições relacionadas ao funcionamento, desempenho, arquitetura e qualidade do Sistema de Controle de Clientes e Pedidos (SCCP). Esses requisitos complementam os requisitos funcionais e estabelecem condições que devem ser atendidas pelo sistema. </w:t>
+      </w:r>
+    </w:p>
+    <w:p>
+      <w:pPr>
+        <w:pStyle w:val="Ttulo1"/>
+        <w:rPr>
           <w:szCs w:val="24"/>
         </w:rPr>
-        <w:lastRenderedPageBreak/>
-        <w:t xml:space="preserve">Clientes e Pedidos (SCCP). Esses requisitos complementam os requisitos funcionais e estabelecem condições que devem ser atendidas pelo sistema. </w:t>
-      </w:r>
-    </w:p>
-    <w:p>
-      <w:pPr>
-        <w:pStyle w:val="Ttulo1"/>
-        <w:numPr>
-          <w:ilvl w:val="1"/>
-          <w:numId w:val="18"/>
-        </w:numPr>
       </w:pPr>
       <w:bookmarkStart w:id="23" w:name="_Toc238480112"/>
       <w:r>
+        <w:rPr>
+          <w:szCs w:val="24"/>
+        </w:rPr>
         <w:t xml:space="preserve">[RNF 01] – </w:t>
       </w:r>
       <w:bookmarkEnd w:id="23"/>
       <w:r>
+        <w:rPr>
+          <w:szCs w:val="24"/>
+        </w:rPr>
         <w:t>Arquitetura em Camadas (MVC):</w:t>
       </w:r>
     </w:p>
-    <w:p/>
+    <w:p>
+      <w:pPr>
+        <w:jc w:val="both"/>
+        <w:rPr>
+          <w:rFonts w:ascii="Arial" w:hAnsi="Arial" w:cs="Arial"/>
+        </w:rPr>
+      </w:pPr>
+    </w:p>
     <w:p>
       <w:pPr>
         <w:pBdr>
@@ -7874,6 +8045,7 @@
         </w:pBdr>
         <w:spacing w:line="360" w:lineRule="auto"/>
         <w:ind w:left="600"/>
+        <w:jc w:val="both"/>
         <w:rPr>
           <w:rFonts w:ascii="Arial" w:eastAsia="Arial" w:hAnsi="Arial" w:cs="Arial"/>
           <w:color w:val="000000"/>
@@ -7899,19 +8071,76 @@
         <w:rPr>
           <w:rFonts w:ascii="Arial" w:eastAsia="Arial" w:hAnsi="Arial" w:cs="Arial"/>
         </w:rPr>
-        <w:t xml:space="preserve">O sistema deverá utilizar uma arquitetura baseada no padrão MVC (Model-View-Controller), </w:t>
-      </w:r>
-      <w:r>
-        <w:rPr>
-          <w:rFonts w:ascii="Arial" w:eastAsia="Arial" w:hAnsi="Arial" w:cs="Arial"/>
-        </w:rPr>
-        <w:t xml:space="preserve">com clara separação entre Controllers, Services, Repositories e Models no Spring Boot </w:t>
+        <w:t>O sistema deverá utilizar uma arquitetura baseada no padrão MVC (Model-</w:t>
+      </w:r>
+      <w:proofErr w:type="spellStart"/>
+      <w:r>
+        <w:rPr>
+          <w:rFonts w:ascii="Arial" w:eastAsia="Arial" w:hAnsi="Arial" w:cs="Arial"/>
+        </w:rPr>
+        <w:t>View</w:t>
+      </w:r>
+      <w:proofErr w:type="spellEnd"/>
+      <w:r>
+        <w:rPr>
+          <w:rFonts w:ascii="Arial" w:eastAsia="Arial" w:hAnsi="Arial" w:cs="Arial"/>
+        </w:rPr>
+        <w:t>-</w:t>
+      </w:r>
+      <w:proofErr w:type="spellStart"/>
+      <w:r>
+        <w:rPr>
+          <w:rFonts w:ascii="Arial" w:eastAsia="Arial" w:hAnsi="Arial" w:cs="Arial"/>
+        </w:rPr>
+        <w:t>Controller</w:t>
+      </w:r>
+      <w:proofErr w:type="spellEnd"/>
+      <w:r>
+        <w:rPr>
+          <w:rFonts w:ascii="Arial" w:eastAsia="Arial" w:hAnsi="Arial" w:cs="Arial"/>
+        </w:rPr>
+        <w:t xml:space="preserve">), </w:t>
+      </w:r>
+      <w:r>
+        <w:rPr>
+          <w:rFonts w:ascii="Arial" w:eastAsia="Arial" w:hAnsi="Arial" w:cs="Arial"/>
+        </w:rPr>
+        <w:t xml:space="preserve">com clara separação entre </w:t>
+      </w:r>
+      <w:proofErr w:type="spellStart"/>
+      <w:r>
+        <w:rPr>
+          <w:rFonts w:ascii="Arial" w:eastAsia="Arial" w:hAnsi="Arial" w:cs="Arial"/>
+        </w:rPr>
+        <w:t>Controllers</w:t>
+      </w:r>
+      <w:proofErr w:type="spellEnd"/>
+      <w:r>
+        <w:rPr>
+          <w:rFonts w:ascii="Arial" w:eastAsia="Arial" w:hAnsi="Arial" w:cs="Arial"/>
+        </w:rPr>
+        <w:t xml:space="preserve">, Services, </w:t>
+      </w:r>
+      <w:proofErr w:type="spellStart"/>
+      <w:r>
+        <w:rPr>
+          <w:rFonts w:ascii="Arial" w:eastAsia="Arial" w:hAnsi="Arial" w:cs="Arial"/>
+        </w:rPr>
+        <w:t>Repositories</w:t>
+      </w:r>
+      <w:proofErr w:type="spellEnd"/>
+      <w:r>
+        <w:rPr>
+          <w:rFonts w:ascii="Arial" w:eastAsia="Arial" w:hAnsi="Arial" w:cs="Arial"/>
+        </w:rPr>
+        <w:t xml:space="preserve"> e Models no Spring Boot </w:t>
       </w:r>
     </w:p>
     <w:p>
       <w:pPr>
         <w:spacing w:line="360" w:lineRule="auto"/>
         <w:ind w:left="600"/>
+        <w:jc w:val="both"/>
         <w:rPr>
           <w:rFonts w:ascii="Arial" w:eastAsia="Arial" w:hAnsi="Arial" w:cs="Arial"/>
         </w:rPr>
@@ -7947,6 +8176,7 @@
     </w:p>
     <w:p>
       <w:pPr>
+        <w:jc w:val="both"/>
         <w:rPr>
           <w:rFonts w:ascii="Arial" w:hAnsi="Arial" w:cs="Arial"/>
         </w:rPr>
@@ -7955,22 +8185,28 @@
     <w:p>
       <w:pPr>
         <w:pStyle w:val="Ttulo1"/>
-        <w:numPr>
-          <w:ilvl w:val="1"/>
-          <w:numId w:val="18"/>
-        </w:numPr>
+        <w:rPr>
+          <w:szCs w:val="24"/>
+        </w:rPr>
       </w:pPr>
       <w:bookmarkStart w:id="24" w:name="_Toc238480113"/>
       <w:r>
+        <w:rPr>
+          <w:szCs w:val="24"/>
+        </w:rPr>
         <w:t>[RNF 02] – Desempenho</w:t>
       </w:r>
       <w:bookmarkEnd w:id="24"/>
       <w:r>
+        <w:rPr>
+          <w:szCs w:val="24"/>
+        </w:rPr>
         <w:t xml:space="preserve"> </w:t>
       </w:r>
     </w:p>
     <w:p>
       <w:pPr>
+        <w:jc w:val="both"/>
         <w:rPr>
           <w:rFonts w:ascii="Arial" w:hAnsi="Arial" w:cs="Arial"/>
         </w:rPr>
@@ -8005,11 +8241,26 @@
         <w:rPr>
           <w:rFonts w:ascii="Arial" w:eastAsia="Arial" w:hAnsi="Arial" w:cs="Arial"/>
         </w:rPr>
-        <w:t>O tempo de resposta para opereções normais de consulta e gravação deve ser inferior a 2 segundos em ambiente de rede local.</w:t>
-      </w:r>
-    </w:p>
-    <w:p>
-      <w:pPr>
+        <w:t xml:space="preserve">O tempo de resposta para </w:t>
+      </w:r>
+      <w:proofErr w:type="spellStart"/>
+      <w:r>
+        <w:rPr>
+          <w:rFonts w:ascii="Arial" w:eastAsia="Arial" w:hAnsi="Arial" w:cs="Arial"/>
+        </w:rPr>
+        <w:t>opereções</w:t>
+      </w:r>
+      <w:proofErr w:type="spellEnd"/>
+      <w:r>
+        <w:rPr>
+          <w:rFonts w:ascii="Arial" w:eastAsia="Arial" w:hAnsi="Arial" w:cs="Arial"/>
+        </w:rPr>
+        <w:t xml:space="preserve"> normais de consulta e gravação deve ser inferior a 2 segundos em ambiente de rede local.</w:t>
+      </w:r>
+    </w:p>
+    <w:p>
+      <w:pPr>
+        <w:jc w:val="both"/>
         <w:rPr>
           <w:rFonts w:ascii="Arial" w:hAnsi="Arial" w:cs="Arial"/>
         </w:rPr>
@@ -8025,6 +8276,7 @@
           <w:between w:val="nil"/>
         </w:pBdr>
         <w:ind w:left="601"/>
+        <w:jc w:val="both"/>
         <w:rPr>
           <w:rFonts w:ascii="Arial" w:eastAsia="Arial" w:hAnsi="Arial" w:cs="Arial"/>
           <w:color w:val="000000"/>
@@ -8063,6 +8315,7 @@
           <w:right w:val="nil"/>
           <w:between w:val="nil"/>
         </w:pBdr>
+        <w:jc w:val="both"/>
         <w:rPr>
           <w:rFonts w:ascii="Arial" w:hAnsi="Arial" w:cs="Arial"/>
           <w:color w:val="000000"/>
@@ -8072,28 +8325,40 @@
     <w:p>
       <w:pPr>
         <w:pStyle w:val="Ttulo1"/>
-        <w:numPr>
-          <w:ilvl w:val="1"/>
-          <w:numId w:val="18"/>
-        </w:numPr>
+        <w:rPr>
+          <w:szCs w:val="24"/>
+        </w:rPr>
       </w:pPr>
       <w:bookmarkStart w:id="25" w:name="_Toc238480114"/>
       <w:r>
+        <w:rPr>
+          <w:szCs w:val="24"/>
+        </w:rPr>
         <w:t>[RNF 0</w:t>
       </w:r>
       <w:r>
+        <w:rPr>
+          <w:szCs w:val="24"/>
+        </w:rPr>
         <w:t>3</w:t>
       </w:r>
       <w:r>
+        <w:rPr>
+          <w:szCs w:val="24"/>
+        </w:rPr>
         <w:t xml:space="preserve">] – </w:t>
       </w:r>
       <w:bookmarkEnd w:id="25"/>
       <w:r>
+        <w:rPr>
+          <w:szCs w:val="24"/>
+        </w:rPr>
         <w:t>Persistência Relacional</w:t>
       </w:r>
     </w:p>
     <w:p>
       <w:pPr>
+        <w:jc w:val="both"/>
         <w:rPr>
           <w:rFonts w:ascii="Arial" w:hAnsi="Arial" w:cs="Arial"/>
         </w:rPr>
@@ -8109,6 +8374,7 @@
           <w:between w:val="nil"/>
         </w:pBdr>
         <w:ind w:left="601"/>
+        <w:jc w:val="both"/>
         <w:rPr>
           <w:rFonts w:ascii="Arial" w:eastAsia="Arial" w:hAnsi="Arial" w:cs="Arial"/>
           <w:color w:val="000000"/>
@@ -8134,7 +8400,21 @@
         <w:rPr>
           <w:rFonts w:ascii="Arial" w:eastAsia="Arial" w:hAnsi="Arial" w:cs="Arial"/>
         </w:rPr>
-        <w:t>O sistema deve utilizar o SGBD MySQL 8.0 gerenciado via Spring Data JPA e Hibernate.</w:t>
+        <w:t xml:space="preserve">O sistema deve utilizar o SGBD MySQL 8.0 gerenciado via Spring Data JPA e </w:t>
+      </w:r>
+      <w:proofErr w:type="spellStart"/>
+      <w:r>
+        <w:rPr>
+          <w:rFonts w:ascii="Arial" w:eastAsia="Arial" w:hAnsi="Arial" w:cs="Arial"/>
+        </w:rPr>
+        <w:t>Hibernate</w:t>
+      </w:r>
+      <w:proofErr w:type="spellEnd"/>
+      <w:r>
+        <w:rPr>
+          <w:rFonts w:ascii="Arial" w:eastAsia="Arial" w:hAnsi="Arial" w:cs="Arial"/>
+        </w:rPr>
+        <w:t>.</w:t>
       </w:r>
     </w:p>
     <w:p>
@@ -8147,6 +8427,7 @@
           <w:between w:val="nil"/>
         </w:pBdr>
         <w:ind w:left="601"/>
+        <w:jc w:val="both"/>
         <w:rPr>
           <w:rFonts w:ascii="Arial" w:eastAsia="Arial" w:hAnsi="Arial" w:cs="Arial"/>
           <w:color w:val="000000"/>
@@ -8163,6 +8444,7 @@
           <w:between w:val="nil"/>
         </w:pBdr>
         <w:ind w:left="601"/>
+        <w:jc w:val="both"/>
         <w:rPr>
           <w:rFonts w:ascii="Arial" w:eastAsia="Arial" w:hAnsi="Arial" w:cs="Arial"/>
           <w:color w:val="000000"/>
@@ -8201,6 +8483,7 @@
           <w:right w:val="nil"/>
           <w:between w:val="nil"/>
         </w:pBdr>
+        <w:jc w:val="both"/>
         <w:rPr>
           <w:rFonts w:ascii="Arial" w:hAnsi="Arial" w:cs="Arial"/>
           <w:color w:val="000000"/>
@@ -8210,31 +8493,46 @@
     <w:p>
       <w:pPr>
         <w:pStyle w:val="Ttulo1"/>
-        <w:numPr>
-          <w:ilvl w:val="1"/>
-          <w:numId w:val="18"/>
-        </w:numPr>
-      </w:pPr>
-      <w:r>
+        <w:rPr>
+          <w:szCs w:val="24"/>
+        </w:rPr>
+      </w:pPr>
+      <w:r>
+        <w:rPr>
+          <w:szCs w:val="24"/>
+        </w:rPr>
         <w:t xml:space="preserve"> </w:t>
       </w:r>
       <w:bookmarkStart w:id="26" w:name="_Toc238480115"/>
       <w:r>
+        <w:rPr>
+          <w:szCs w:val="24"/>
+        </w:rPr>
         <w:t xml:space="preserve">[RNF </w:t>
       </w:r>
       <w:r>
+        <w:rPr>
+          <w:szCs w:val="24"/>
+        </w:rPr>
         <w:t>4</w:t>
       </w:r>
       <w:r>
+        <w:rPr>
+          <w:szCs w:val="24"/>
+        </w:rPr>
         <w:t xml:space="preserve">] – </w:t>
       </w:r>
       <w:bookmarkEnd w:id="26"/>
       <w:r>
+        <w:rPr>
+          <w:szCs w:val="24"/>
+        </w:rPr>
         <w:t>Integridade transacional (ACID)</w:t>
       </w:r>
     </w:p>
     <w:p>
       <w:pPr>
+        <w:jc w:val="both"/>
         <w:rPr>
           <w:rFonts w:ascii="Arial" w:hAnsi="Arial" w:cs="Arial"/>
         </w:rPr>
@@ -8250,6 +8548,7 @@
           <w:between w:val="nil"/>
         </w:pBdr>
         <w:ind w:left="601"/>
+        <w:jc w:val="both"/>
         <w:rPr>
           <w:rFonts w:ascii="Arial" w:eastAsia="Arial" w:hAnsi="Arial" w:cs="Arial"/>
           <w:color w:val="000000"/>
@@ -8292,6 +8591,7 @@
           <w:between w:val="nil"/>
         </w:pBdr>
         <w:ind w:left="601"/>
+        <w:jc w:val="both"/>
         <w:rPr>
           <w:rFonts w:ascii="Arial" w:eastAsia="Arial" w:hAnsi="Arial" w:cs="Arial"/>
           <w:color w:val="000000"/>
@@ -8308,6 +8608,7 @@
           <w:between w:val="nil"/>
         </w:pBdr>
         <w:ind w:left="601"/>
+        <w:jc w:val="both"/>
         <w:rPr>
           <w:rFonts w:ascii="Arial" w:eastAsia="Arial" w:hAnsi="Arial" w:cs="Arial"/>
         </w:rPr>
@@ -8351,6 +8652,7 @@
           <w:between w:val="nil"/>
         </w:pBdr>
         <w:ind w:left="601"/>
+        <w:jc w:val="both"/>
         <w:rPr>
           <w:rFonts w:ascii="Arial" w:eastAsia="Arial" w:hAnsi="Arial" w:cs="Arial"/>
         </w:rPr>
@@ -8370,6 +8672,7 @@
           <w:right w:val="nil"/>
           <w:between w:val="nil"/>
         </w:pBdr>
+        <w:jc w:val="both"/>
         <w:rPr>
           <w:rFonts w:ascii="Arial" w:eastAsia="Arial" w:hAnsi="Arial" w:cs="Arial"/>
           <w:b/>
@@ -8411,6 +8714,7 @@
           <w:right w:val="nil"/>
           <w:between w:val="nil"/>
         </w:pBdr>
+        <w:jc w:val="both"/>
         <w:rPr>
           <w:rFonts w:ascii="Arial" w:eastAsia="Arial" w:hAnsi="Arial" w:cs="Arial"/>
         </w:rPr>
@@ -8422,22 +8726,27 @@
           <w:bCs/>
           <w:color w:val="000000"/>
         </w:rPr>
-        <w:t>Descrição:</w:t>
-      </w:r>
-      <w:r>
-        <w:rPr>
-          <w:rFonts w:ascii="Arial" w:eastAsia="Arial" w:hAnsi="Arial" w:cs="Arial"/>
-          <w:b/>
-          <w:bCs/>
-          <w:color w:val="000000"/>
-        </w:rPr>
-        <w:t xml:space="preserve">  </w:t>
-      </w:r>
-      <w:r>
-        <w:rPr>
-          <w:rFonts w:ascii="Arial" w:eastAsia="Arial" w:hAnsi="Arial" w:cs="Arial"/>
-        </w:rPr>
-        <w:t>A entidade Estoque deve conter controle de concorrência com @Version para evitar sobrescritas concorrentes de saldo (lost updates).</w:t>
+        <w:t xml:space="preserve">Descrição:  </w:t>
+      </w:r>
+      <w:r>
+        <w:rPr>
+          <w:rFonts w:ascii="Arial" w:eastAsia="Arial" w:hAnsi="Arial" w:cs="Arial"/>
+        </w:rPr>
+        <w:t>A entidade Estoque deve conter controle de concorrência com @Version para evitar sobrescritas concorrentes de saldo (</w:t>
+      </w:r>
+      <w:proofErr w:type="spellStart"/>
+      <w:r>
+        <w:rPr>
+          <w:rFonts w:ascii="Arial" w:eastAsia="Arial" w:hAnsi="Arial" w:cs="Arial"/>
+        </w:rPr>
+        <w:t>lost</w:t>
+      </w:r>
+      <w:proofErr w:type="spellEnd"/>
+      <w:r>
+        <w:rPr>
+          <w:rFonts w:ascii="Arial" w:eastAsia="Arial" w:hAnsi="Arial" w:cs="Arial"/>
+        </w:rPr>
+        <w:t xml:space="preserve"> updates).</w:t>
       </w:r>
     </w:p>
     <w:p>
@@ -8450,6 +8759,7 @@
           <w:right w:val="nil"/>
           <w:between w:val="nil"/>
         </w:pBdr>
+        <w:jc w:val="both"/>
         <w:rPr>
           <w:rFonts w:ascii="Arial" w:eastAsia="Arial" w:hAnsi="Arial" w:cs="Arial"/>
         </w:rPr>
@@ -8465,6 +8775,7 @@
           <w:right w:val="nil"/>
           <w:between w:val="nil"/>
         </w:pBdr>
+        <w:jc w:val="both"/>
         <w:rPr>
           <w:rFonts w:ascii="Arial" w:eastAsia="Arial" w:hAnsi="Arial" w:cs="Arial"/>
         </w:rPr>
@@ -8493,6 +8804,7 @@
           <w:right w:val="nil"/>
           <w:between w:val="nil"/>
         </w:pBdr>
+        <w:jc w:val="both"/>
         <w:rPr>
           <w:rFonts w:ascii="Arial" w:eastAsia="Arial" w:hAnsi="Arial" w:cs="Arial"/>
         </w:rPr>
@@ -8512,6 +8824,7 @@
           <w:right w:val="nil"/>
           <w:between w:val="nil"/>
         </w:pBdr>
+        <w:jc w:val="both"/>
         <w:rPr>
           <w:rFonts w:ascii="Arial" w:eastAsia="Arial" w:hAnsi="Arial" w:cs="Arial"/>
           <w:b/>
@@ -8561,6 +8874,7 @@
           <w:between w:val="nil"/>
         </w:pBdr>
         <w:ind w:left="720"/>
+        <w:jc w:val="both"/>
         <w:rPr>
           <w:rFonts w:ascii="Arial" w:eastAsia="Arial" w:hAnsi="Arial" w:cs="Arial"/>
         </w:rPr>
@@ -8572,22 +8886,27 @@
           <w:bCs/>
           <w:color w:val="000000"/>
         </w:rPr>
-        <w:t>Descrição:</w:t>
-      </w:r>
-      <w:r>
-        <w:rPr>
-          <w:rFonts w:ascii="Arial" w:eastAsia="Arial" w:hAnsi="Arial" w:cs="Arial"/>
-          <w:b/>
-          <w:bCs/>
-          <w:color w:val="000000"/>
-        </w:rPr>
-        <w:t xml:space="preserve"> </w:t>
-      </w:r>
-      <w:r>
-        <w:rPr>
-          <w:rFonts w:ascii="Arial" w:eastAsia="Arial" w:hAnsi="Arial" w:cs="Arial"/>
-        </w:rPr>
-        <w:t>Interface responsiva construída em Bootstrap5, com componentes de busca dinâmica Tom Select e formulários com feedback contextual.</w:t>
+        <w:t xml:space="preserve">Descrição: </w:t>
+      </w:r>
+      <w:r>
+        <w:rPr>
+          <w:rFonts w:ascii="Arial" w:eastAsia="Arial" w:hAnsi="Arial" w:cs="Arial"/>
+        </w:rPr>
+        <w:t xml:space="preserve">Interface responsiva construída em Bootstrap5, com componentes de busca dinâmica Tom </w:t>
+      </w:r>
+      <w:proofErr w:type="spellStart"/>
+      <w:r>
+        <w:rPr>
+          <w:rFonts w:ascii="Arial" w:eastAsia="Arial" w:hAnsi="Arial" w:cs="Arial"/>
+        </w:rPr>
+        <w:t>Select</w:t>
+      </w:r>
+      <w:proofErr w:type="spellEnd"/>
+      <w:r>
+        <w:rPr>
+          <w:rFonts w:ascii="Arial" w:eastAsia="Arial" w:hAnsi="Arial" w:cs="Arial"/>
+        </w:rPr>
+        <w:t xml:space="preserve"> e formulários com feedback contextual.</w:t>
       </w:r>
     </w:p>
     <w:p>
@@ -8600,6 +8919,7 @@
           <w:between w:val="nil"/>
         </w:pBdr>
         <w:ind w:left="720"/>
+        <w:jc w:val="both"/>
         <w:rPr>
           <w:rFonts w:ascii="Arial" w:eastAsia="Arial" w:hAnsi="Arial" w:cs="Arial"/>
         </w:rPr>
@@ -8615,6 +8935,7 @@
           <w:between w:val="nil"/>
         </w:pBdr>
         <w:ind w:left="720"/>
+        <w:jc w:val="both"/>
         <w:rPr>
           <w:rFonts w:ascii="Arial" w:eastAsia="Arial" w:hAnsi="Arial" w:cs="Arial"/>
         </w:rPr>
@@ -8636,6 +8957,7 @@
           <w:between w:val="nil"/>
         </w:pBdr>
         <w:ind w:left="720"/>
+        <w:jc w:val="both"/>
         <w:rPr>
           <w:rFonts w:ascii="Arial" w:eastAsia="Arial" w:hAnsi="Arial" w:cs="Arial"/>
         </w:rPr>
@@ -8655,6 +8977,7 @@
           <w:right w:val="nil"/>
           <w:between w:val="nil"/>
         </w:pBdr>
+        <w:jc w:val="both"/>
         <w:rPr>
           <w:rFonts w:ascii="Arial" w:eastAsia="Arial" w:hAnsi="Arial" w:cs="Arial"/>
           <w:b/>
@@ -8688,6 +9011,7 @@
           <w:between w:val="nil"/>
         </w:pBdr>
         <w:ind w:left="360"/>
+        <w:jc w:val="both"/>
         <w:rPr>
           <w:rFonts w:ascii="Arial" w:eastAsia="Arial" w:hAnsi="Arial" w:cs="Arial"/>
         </w:rPr>
@@ -8699,23 +9023,43 @@
           <w:bCs/>
           <w:color w:val="000000"/>
         </w:rPr>
-        <w:lastRenderedPageBreak/>
-        <w:t>Descrição:</w:t>
-      </w:r>
-      <w:r>
-        <w:rPr>
-          <w:rFonts w:ascii="Arial" w:eastAsia="Arial" w:hAnsi="Arial" w:cs="Arial"/>
-          <w:b/>
-          <w:bCs/>
-          <w:color w:val="000000"/>
-        </w:rPr>
-        <w:t xml:space="preserve">  </w:t>
-      </w:r>
-      <w:r>
-        <w:rPr>
-          <w:rFonts w:ascii="Arial" w:eastAsia="Arial" w:hAnsi="Arial" w:cs="Arial"/>
-        </w:rPr>
-        <w:t>Regras de obrigatoriedade, formato de e-mail e máscaras de CPF e telefone devem ser validadas via Bean Validation (jakarta.validation).</w:t>
+        <w:t xml:space="preserve">Descrição:  </w:t>
+      </w:r>
+      <w:r>
+        <w:rPr>
+          <w:rFonts w:ascii="Arial" w:eastAsia="Arial" w:hAnsi="Arial" w:cs="Arial"/>
+        </w:rPr>
+        <w:t xml:space="preserve">Regras de obrigatoriedade, formato de e-mail e máscaras de CPF e telefone devem ser validadas via Bean </w:t>
+      </w:r>
+      <w:proofErr w:type="spellStart"/>
+      <w:r>
+        <w:rPr>
+          <w:rFonts w:ascii="Arial" w:eastAsia="Arial" w:hAnsi="Arial" w:cs="Arial"/>
+        </w:rPr>
+        <w:t>Validation</w:t>
+      </w:r>
+      <w:proofErr w:type="spellEnd"/>
+      <w:r>
+        <w:rPr>
+          <w:rFonts w:ascii="Arial" w:eastAsia="Arial" w:hAnsi="Arial" w:cs="Arial"/>
+        </w:rPr>
+        <w:t xml:space="preserve"> (</w:t>
+      </w:r>
+      <w:proofErr w:type="spellStart"/>
+      <w:proofErr w:type="gramStart"/>
+      <w:r>
+        <w:rPr>
+          <w:rFonts w:ascii="Arial" w:eastAsia="Arial" w:hAnsi="Arial" w:cs="Arial"/>
+        </w:rPr>
+        <w:t>jakarta.validation</w:t>
+      </w:r>
+      <w:proofErr w:type="spellEnd"/>
+      <w:proofErr w:type="gramEnd"/>
+      <w:r>
+        <w:rPr>
+          <w:rFonts w:ascii="Arial" w:eastAsia="Arial" w:hAnsi="Arial" w:cs="Arial"/>
+        </w:rPr>
+        <w:t>).</w:t>
       </w:r>
     </w:p>
     <w:p>
@@ -8728,6 +9072,7 @@
           <w:between w:val="nil"/>
         </w:pBdr>
         <w:ind w:left="360"/>
+        <w:jc w:val="both"/>
         <w:rPr>
           <w:rFonts w:ascii="Arial" w:eastAsia="Arial" w:hAnsi="Arial" w:cs="Arial"/>
         </w:rPr>
@@ -8743,6 +9088,7 @@
           <w:between w:val="nil"/>
         </w:pBdr>
         <w:ind w:left="360"/>
+        <w:jc w:val="both"/>
         <w:rPr>
           <w:rFonts w:ascii="Arial" w:eastAsia="Arial" w:hAnsi="Arial" w:cs="Arial"/>
         </w:rPr>
@@ -8772,6 +9118,7 @@
           <w:between w:val="nil"/>
         </w:pBdr>
         <w:ind w:left="360"/>
+        <w:jc w:val="both"/>
         <w:rPr>
           <w:rFonts w:ascii="Arial" w:eastAsia="Arial" w:hAnsi="Arial" w:cs="Arial"/>
         </w:rPr>
@@ -8791,6 +9138,7 @@
           <w:right w:val="nil"/>
           <w:between w:val="nil"/>
         </w:pBdr>
+        <w:jc w:val="both"/>
         <w:rPr>
           <w:rFonts w:ascii="Arial" w:eastAsia="Arial" w:hAnsi="Arial" w:cs="Arial"/>
           <w:b/>
@@ -8816,6 +9164,7 @@
           <w:between w:val="nil"/>
         </w:pBdr>
         <w:ind w:left="360"/>
+        <w:jc w:val="both"/>
         <w:rPr>
           <w:rFonts w:ascii="Arial" w:eastAsia="Arial" w:hAnsi="Arial" w:cs="Arial"/>
         </w:rPr>
@@ -8831,6 +9180,7 @@
           <w:between w:val="nil"/>
         </w:pBdr>
         <w:ind w:left="360"/>
+        <w:jc w:val="both"/>
         <w:rPr>
           <w:rFonts w:ascii="Arial" w:eastAsia="Arial" w:hAnsi="Arial" w:cs="Arial"/>
         </w:rPr>
@@ -8842,16 +9192,7 @@
           <w:bCs/>
           <w:color w:val="000000"/>
         </w:rPr>
-        <w:t>Descrição:</w:t>
-      </w:r>
-      <w:r>
-        <w:rPr>
-          <w:rFonts w:ascii="Arial" w:eastAsia="Arial" w:hAnsi="Arial" w:cs="Arial"/>
-          <w:b/>
-          <w:bCs/>
-          <w:color w:val="000000"/>
-        </w:rPr>
-        <w:t xml:space="preserve"> </w:t>
+        <w:t xml:space="preserve">Descrição: </w:t>
       </w:r>
       <w:r>
         <w:rPr>
@@ -8870,6 +9211,7 @@
           <w:between w:val="nil"/>
         </w:pBdr>
         <w:ind w:left="360"/>
+        <w:jc w:val="both"/>
         <w:rPr>
           <w:rFonts w:ascii="Arial" w:eastAsia="Arial" w:hAnsi="Arial" w:cs="Arial"/>
         </w:rPr>
@@ -8885,6 +9227,7 @@
           <w:between w:val="nil"/>
         </w:pBdr>
         <w:ind w:left="360"/>
+        <w:jc w:val="both"/>
         <w:rPr>
           <w:rFonts w:ascii="Arial" w:eastAsia="Arial" w:hAnsi="Arial" w:cs="Arial"/>
         </w:rPr>
@@ -8914,6 +9257,7 @@
           <w:between w:val="nil"/>
         </w:pBdr>
         <w:ind w:left="360"/>
+        <w:jc w:val="both"/>
         <w:rPr>
           <w:rFonts w:ascii="Arial" w:eastAsia="Arial" w:hAnsi="Arial" w:cs="Arial"/>
         </w:rPr>
@@ -8933,6 +9277,7 @@
           <w:right w:val="nil"/>
           <w:between w:val="nil"/>
         </w:pBdr>
+        <w:jc w:val="both"/>
         <w:rPr>
           <w:rFonts w:ascii="Arial" w:eastAsia="Arial" w:hAnsi="Arial" w:cs="Arial"/>
           <w:b/>
@@ -8958,6 +9303,7 @@
           <w:between w:val="nil"/>
         </w:pBdr>
         <w:ind w:left="360"/>
+        <w:jc w:val="both"/>
         <w:rPr>
           <w:rFonts w:ascii="Arial" w:eastAsia="Arial" w:hAnsi="Arial" w:cs="Arial"/>
         </w:rPr>
@@ -8973,6 +9319,7 @@
           <w:between w:val="nil"/>
         </w:pBdr>
         <w:ind w:left="360"/>
+        <w:jc w:val="both"/>
         <w:rPr>
           <w:rFonts w:ascii="Arial" w:eastAsia="Arial" w:hAnsi="Arial" w:cs="Arial"/>
         </w:rPr>
@@ -8984,16 +9331,7 @@
           <w:bCs/>
           <w:color w:val="000000"/>
         </w:rPr>
-        <w:t>Descrição:</w:t>
-      </w:r>
-      <w:r>
-        <w:rPr>
-          <w:rFonts w:ascii="Arial" w:eastAsia="Arial" w:hAnsi="Arial" w:cs="Arial"/>
-          <w:b/>
-          <w:bCs/>
-          <w:color w:val="000000"/>
-        </w:rPr>
-        <w:t xml:space="preserve"> </w:t>
+        <w:t xml:space="preserve">Descrição: </w:t>
       </w:r>
       <w:r>
         <w:rPr>
@@ -9012,6 +9350,7 @@
           <w:between w:val="nil"/>
         </w:pBdr>
         <w:ind w:left="360"/>
+        <w:jc w:val="both"/>
         <w:rPr>
           <w:rFonts w:ascii="Arial" w:eastAsia="Arial" w:hAnsi="Arial" w:cs="Arial"/>
         </w:rPr>
@@ -9027,6 +9366,7 @@
           <w:between w:val="nil"/>
         </w:pBdr>
         <w:ind w:left="360"/>
+        <w:jc w:val="both"/>
         <w:rPr>
           <w:rFonts w:ascii="Arial" w:eastAsia="Arial" w:hAnsi="Arial" w:cs="Arial"/>
         </w:rPr>
@@ -9056,6 +9396,7 @@
           <w:between w:val="nil"/>
         </w:pBdr>
         <w:ind w:firstLine="360"/>
+        <w:jc w:val="both"/>
         <w:rPr>
           <w:rFonts w:ascii="Arial" w:eastAsia="Arial" w:hAnsi="Arial" w:cs="Arial"/>
           <w:b/>
@@ -9073,6 +9414,7 @@
           <w:between w:val="nil"/>
         </w:pBdr>
         <w:ind w:firstLine="360"/>
+        <w:jc w:val="both"/>
         <w:rPr>
           <w:rFonts w:ascii="Arial" w:eastAsia="Arial" w:hAnsi="Arial" w:cs="Arial"/>
         </w:rPr>
@@ -9104,6 +9446,7 @@
           <w:right w:val="nil"/>
           <w:between w:val="nil"/>
         </w:pBdr>
+        <w:jc w:val="both"/>
         <w:rPr>
           <w:rFonts w:ascii="Arial" w:eastAsia="Arial" w:hAnsi="Arial" w:cs="Arial"/>
           <w:b/>
@@ -9121,6 +9464,7 @@
           <w:between w:val="nil"/>
         </w:pBdr>
         <w:ind w:left="360"/>
+        <w:jc w:val="both"/>
         <w:rPr>
           <w:rFonts w:ascii="Arial" w:eastAsia="Arial" w:hAnsi="Arial" w:cs="Arial"/>
         </w:rPr>
@@ -9132,22 +9476,41 @@
           <w:bCs/>
           <w:color w:val="000000"/>
         </w:rPr>
-        <w:t>Descrição:</w:t>
-      </w:r>
-      <w:r>
-        <w:rPr>
-          <w:rFonts w:ascii="Arial" w:eastAsia="Arial" w:hAnsi="Arial" w:cs="Arial"/>
-          <w:b/>
-          <w:bCs/>
-          <w:color w:val="000000"/>
-        </w:rPr>
-        <w:t xml:space="preserve"> </w:t>
-      </w:r>
-      <w:r>
-        <w:rPr>
-          <w:rFonts w:ascii="Arial" w:eastAsia="Arial" w:hAnsi="Arial" w:cs="Arial"/>
-        </w:rPr>
-        <w:t>A emissão de relatórios e recibos deve utilizar o motor OpenHTMLtoPDF om CSS Paged Media (@page), gerando documentos A4 padronizados com numeração de páginas automática</w:t>
+        <w:t xml:space="preserve">Descrição: </w:t>
+      </w:r>
+      <w:r>
+        <w:rPr>
+          <w:rFonts w:ascii="Arial" w:eastAsia="Arial" w:hAnsi="Arial" w:cs="Arial"/>
+        </w:rPr>
+        <w:t xml:space="preserve">A emissão de relatórios e recibos deve utilizar o motor </w:t>
+      </w:r>
+      <w:proofErr w:type="spellStart"/>
+      <w:r>
+        <w:rPr>
+          <w:rFonts w:ascii="Arial" w:eastAsia="Arial" w:hAnsi="Arial" w:cs="Arial"/>
+        </w:rPr>
+        <w:t>OpenHTMLtoPDF</w:t>
+      </w:r>
+      <w:proofErr w:type="spellEnd"/>
+      <w:r>
+        <w:rPr>
+          <w:rFonts w:ascii="Arial" w:eastAsia="Arial" w:hAnsi="Arial" w:cs="Arial"/>
+        </w:rPr>
+        <w:t xml:space="preserve"> om CSS </w:t>
+      </w:r>
+      <w:proofErr w:type="spellStart"/>
+      <w:r>
+        <w:rPr>
+          <w:rFonts w:ascii="Arial" w:eastAsia="Arial" w:hAnsi="Arial" w:cs="Arial"/>
+        </w:rPr>
+        <w:t>Paged</w:t>
+      </w:r>
+      <w:proofErr w:type="spellEnd"/>
+      <w:r>
+        <w:rPr>
+          <w:rFonts w:ascii="Arial" w:eastAsia="Arial" w:hAnsi="Arial" w:cs="Arial"/>
+        </w:rPr>
+        <w:t xml:space="preserve"> Media (@page), gerando documentos A4 padronizados com numeração de páginas automática</w:t>
       </w:r>
     </w:p>
     <w:p>
@@ -9160,6 +9523,7 @@
           <w:between w:val="nil"/>
         </w:pBdr>
         <w:ind w:left="360"/>
+        <w:jc w:val="both"/>
         <w:rPr>
           <w:rFonts w:ascii="Arial" w:eastAsia="Arial" w:hAnsi="Arial" w:cs="Arial"/>
           <w:b/>
@@ -9177,6 +9541,7 @@
           <w:between w:val="nil"/>
         </w:pBdr>
         <w:ind w:left="360"/>
+        <w:jc w:val="both"/>
         <w:rPr>
           <w:rFonts w:ascii="Arial" w:eastAsia="Arial" w:hAnsi="Arial" w:cs="Arial"/>
         </w:rPr>
@@ -9195,22 +9560,6 @@
         </w:rPr>
         <w:t xml:space="preserve"> Importante.</w:t>
       </w:r>
-    </w:p>
-    <w:p>
-      <w:pPr>
-        <w:pBdr>
-          <w:top w:val="nil"/>
-          <w:left w:val="nil"/>
-          <w:bottom w:val="nil"/>
-          <w:right w:val="nil"/>
-          <w:between w:val="nil"/>
-        </w:pBdr>
-        <w:ind w:left="601"/>
-        <w:rPr>
-          <w:rFonts w:ascii="Arial" w:eastAsia="Arial" w:hAnsi="Arial" w:cs="Arial"/>
-          <w:color w:val="000000"/>
-        </w:rPr>
-      </w:pPr>
     </w:p>
     <w:p>
       <w:pPr>
@@ -9332,6 +9681,7 @@
           <w:right w:val="nil"/>
           <w:between w:val="nil"/>
         </w:pBdr>
+        <w:jc w:val="both"/>
         <w:rPr>
           <w:rFonts w:ascii="Arial" w:hAnsi="Arial" w:cs="Arial"/>
         </w:rPr>
@@ -9348,7 +9698,21 @@
         <w:rPr>
           <w:rFonts w:ascii="Arial" w:hAnsi="Arial" w:cs="Arial"/>
         </w:rPr>
-        <w:t xml:space="preserve"> Entidades de dados mapeadas (Cliente, Produto, Pedido, etc.).</w:t>
+        <w:t xml:space="preserve"> Entidades de dados mapeadas (Cliente, Produto, </w:t>
+      </w:r>
+      <w:proofErr w:type="gramStart"/>
+      <w:r>
+        <w:rPr>
+          <w:rFonts w:ascii="Arial" w:hAnsi="Arial" w:cs="Arial"/>
+        </w:rPr>
+        <w:t>Pedido, etc.</w:t>
+      </w:r>
+      <w:proofErr w:type="gramEnd"/>
+      <w:r>
+        <w:rPr>
+          <w:rFonts w:ascii="Arial" w:hAnsi="Arial" w:cs="Arial"/>
+        </w:rPr>
+        <w:t>).</w:t>
       </w:r>
     </w:p>
     <w:p>
@@ -9366,10 +9730,12 @@
           <w:right w:val="nil"/>
           <w:between w:val="nil"/>
         </w:pBdr>
+        <w:jc w:val="both"/>
         <w:rPr>
           <w:rFonts w:ascii="Arial" w:hAnsi="Arial" w:cs="Arial"/>
         </w:rPr>
       </w:pPr>
+      <w:proofErr w:type="spellStart"/>
       <w:r>
         <w:rPr>
           <w:rFonts w:ascii="Arial" w:hAnsi="Arial" w:cs="Arial"/>
@@ -9384,7 +9750,34 @@
           <w:b/>
           <w:bCs/>
         </w:rPr>
-        <w:t xml:space="preserve">epositories (JpaRepository): </w:t>
+        <w:t>epositories</w:t>
+      </w:r>
+      <w:proofErr w:type="spellEnd"/>
+      <w:r>
+        <w:rPr>
+          <w:rFonts w:ascii="Arial" w:hAnsi="Arial" w:cs="Arial"/>
+          <w:b/>
+          <w:bCs/>
+        </w:rPr>
+        <w:t xml:space="preserve"> (</w:t>
+      </w:r>
+      <w:proofErr w:type="spellStart"/>
+      <w:r>
+        <w:rPr>
+          <w:rFonts w:ascii="Arial" w:hAnsi="Arial" w:cs="Arial"/>
+          <w:b/>
+          <w:bCs/>
+        </w:rPr>
+        <w:t>JpaRepository</w:t>
+      </w:r>
+      <w:proofErr w:type="spellEnd"/>
+      <w:r>
+        <w:rPr>
+          <w:rFonts w:ascii="Arial" w:hAnsi="Arial" w:cs="Arial"/>
+          <w:b/>
+          <w:bCs/>
+        </w:rPr>
+        <w:t xml:space="preserve">): </w:t>
       </w:r>
       <w:r>
         <w:rPr>
@@ -9408,10 +9801,12 @@
           <w:right w:val="nil"/>
           <w:between w:val="nil"/>
         </w:pBdr>
+        <w:jc w:val="both"/>
         <w:rPr>
           <w:rFonts w:ascii="Arial" w:hAnsi="Arial" w:cs="Arial"/>
         </w:rPr>
       </w:pPr>
+      <w:proofErr w:type="spellStart"/>
       <w:r>
         <w:rPr>
           <w:rFonts w:ascii="Arial" w:hAnsi="Arial" w:cs="Arial"/>
@@ -9426,11 +9821,20 @@
           <w:b/>
           <w:bCs/>
         </w:rPr>
-        <w:t>ervice:</w:t>
-      </w:r>
+        <w:t>ervice</w:t>
+      </w:r>
+      <w:proofErr w:type="spellEnd"/>
       <w:r>
         <w:rPr>
           <w:rFonts w:ascii="Arial" w:hAnsi="Arial" w:cs="Arial"/>
+          <w:b/>
+          <w:bCs/>
+        </w:rPr>
+        <w:t>:</w:t>
+      </w:r>
+      <w:r>
+        <w:rPr>
+          <w:rFonts w:ascii="Arial" w:hAnsi="Arial" w:cs="Arial"/>
         </w:rPr>
         <w:t xml:space="preserve"> </w:t>
       </w:r>
@@ -9438,13 +9842,55 @@
         <w:rPr>
           <w:rFonts w:ascii="Arial" w:hAnsi="Arial" w:cs="Arial"/>
         </w:rPr>
-        <w:t>(@Service / @Transactional): Executam regras de negócio como a validação e abatimento atômico do estoque na criação de um pedido, cálculo de subtotais e geração de PDFs com a biblioteca iText.</w:t>
-      </w:r>
+        <w:t xml:space="preserve">(@Service / @Transactional): Executam regras de negócio como a validação e abatimento atômico do estoque na criação de um pedido, cálculo de subtotais e geração de </w:t>
+      </w:r>
+      <w:proofErr w:type="spellStart"/>
       <w:r>
         <w:rPr>
           <w:rFonts w:ascii="Arial" w:hAnsi="Arial" w:cs="Arial"/>
         </w:rPr>
-        <w:t>controller: Roteamento HTTP, tratamento de validações e alimentação das views.</w:t>
+        <w:t>PDFs</w:t>
+      </w:r>
+      <w:proofErr w:type="spellEnd"/>
+      <w:r>
+        <w:rPr>
+          <w:rFonts w:ascii="Arial" w:hAnsi="Arial" w:cs="Arial"/>
+        </w:rPr>
+        <w:t xml:space="preserve"> com a biblioteca </w:t>
+      </w:r>
+      <w:proofErr w:type="spellStart"/>
+      <w:r>
+        <w:rPr>
+          <w:rFonts w:ascii="Arial" w:hAnsi="Arial" w:cs="Arial"/>
+        </w:rPr>
+        <w:t>iText.</w:t>
+      </w:r>
+      <w:r>
+        <w:rPr>
+          <w:rFonts w:ascii="Arial" w:hAnsi="Arial" w:cs="Arial"/>
+        </w:rPr>
+        <w:t>controller</w:t>
+      </w:r>
+      <w:proofErr w:type="spellEnd"/>
+      <w:r>
+        <w:rPr>
+          <w:rFonts w:ascii="Arial" w:hAnsi="Arial" w:cs="Arial"/>
+        </w:rPr>
+        <w:t xml:space="preserve">: Roteamento HTTP, tratamento de validações e alimentação das </w:t>
+      </w:r>
+      <w:proofErr w:type="spellStart"/>
+      <w:r>
+        <w:rPr>
+          <w:rFonts w:ascii="Arial" w:hAnsi="Arial" w:cs="Arial"/>
+        </w:rPr>
+        <w:t>views</w:t>
+      </w:r>
+      <w:proofErr w:type="spellEnd"/>
+      <w:r>
+        <w:rPr>
+          <w:rFonts w:ascii="Arial" w:hAnsi="Arial" w:cs="Arial"/>
+        </w:rPr>
+        <w:t>.</w:t>
       </w:r>
     </w:p>
     <w:p>
@@ -9462,17 +9908,28 @@
           <w:right w:val="nil"/>
           <w:between w:val="nil"/>
         </w:pBdr>
+        <w:jc w:val="both"/>
         <w:rPr>
           <w:rFonts w:ascii="Arial" w:hAnsi="Arial" w:cs="Arial"/>
         </w:rPr>
       </w:pPr>
+      <w:proofErr w:type="spellStart"/>
       <w:r>
         <w:rPr>
           <w:rFonts w:ascii="Arial" w:hAnsi="Arial" w:cs="Arial"/>
           <w:b/>
           <w:bCs/>
         </w:rPr>
-        <w:t>config:</w:t>
+        <w:t>config</w:t>
+      </w:r>
+      <w:proofErr w:type="spellEnd"/>
+      <w:r>
+        <w:rPr>
+          <w:rFonts w:ascii="Arial" w:hAnsi="Arial" w:cs="Arial"/>
+          <w:b/>
+          <w:bCs/>
+        </w:rPr>
+        <w:t>:</w:t>
       </w:r>
       <w:r>
         <w:rPr>
@@ -9496,10 +9953,12 @@
           <w:right w:val="nil"/>
           <w:between w:val="nil"/>
         </w:pBdr>
+        <w:jc w:val="both"/>
         <w:rPr>
           <w:rFonts w:ascii="Arial" w:hAnsi="Arial" w:cs="Arial"/>
         </w:rPr>
       </w:pPr>
+      <w:proofErr w:type="spellStart"/>
       <w:r>
         <w:rPr>
           <w:rFonts w:ascii="Arial" w:hAnsi="Arial" w:cs="Arial"/>
@@ -9514,13 +9973,64 @@
           <w:b/>
           <w:bCs/>
         </w:rPr>
-        <w:t xml:space="preserve">ontrollers (@Controller): </w:t>
-      </w:r>
+        <w:t>ontrollers</w:t>
+      </w:r>
+      <w:proofErr w:type="spellEnd"/>
       <w:r>
         <w:rPr>
           <w:rFonts w:ascii="Arial" w:hAnsi="Arial" w:cs="Arial"/>
-        </w:rPr>
-        <w:t>Recebem requisições HTTP, efetuam validações (@NotBlank, @Email) e enviam dados para serem renderizados pelas views Thymeleaf com componentes Bootstrap 5.</w:t>
+          <w:b/>
+          <w:bCs/>
+        </w:rPr>
+        <w:t xml:space="preserve"> (@Controller): </w:t>
+      </w:r>
+      <w:r>
+        <w:rPr>
+          <w:rFonts w:ascii="Arial" w:hAnsi="Arial" w:cs="Arial"/>
+        </w:rPr>
+        <w:t xml:space="preserve">Recebem requisições HTTP, efetuam validações (@NotBlank, @Email) e enviam dados para serem renderizados pelas </w:t>
+      </w:r>
+      <w:proofErr w:type="spellStart"/>
+      <w:r>
+        <w:rPr>
+          <w:rFonts w:ascii="Arial" w:hAnsi="Arial" w:cs="Arial"/>
+        </w:rPr>
+        <w:t>views</w:t>
+      </w:r>
+      <w:proofErr w:type="spellEnd"/>
+      <w:r>
+        <w:rPr>
+          <w:rFonts w:ascii="Arial" w:hAnsi="Arial" w:cs="Arial"/>
+        </w:rPr>
+        <w:t xml:space="preserve"> </w:t>
+      </w:r>
+      <w:proofErr w:type="spellStart"/>
+      <w:r>
+        <w:rPr>
+          <w:rFonts w:ascii="Arial" w:hAnsi="Arial" w:cs="Arial"/>
+        </w:rPr>
+        <w:t>Thymeleaf</w:t>
+      </w:r>
+      <w:proofErr w:type="spellEnd"/>
+      <w:r>
+        <w:rPr>
+          <w:rFonts w:ascii="Arial" w:hAnsi="Arial" w:cs="Arial"/>
+        </w:rPr>
+        <w:t xml:space="preserve"> com componentes </w:t>
+      </w:r>
+      <w:proofErr w:type="spellStart"/>
+      <w:r>
+        <w:rPr>
+          <w:rFonts w:ascii="Arial" w:hAnsi="Arial" w:cs="Arial"/>
+        </w:rPr>
+        <w:t>Bootstrap</w:t>
+      </w:r>
+      <w:proofErr w:type="spellEnd"/>
+      <w:r>
+        <w:rPr>
+          <w:rFonts w:ascii="Arial" w:hAnsi="Arial" w:cs="Arial"/>
+        </w:rPr>
+        <w:t xml:space="preserve"> 5.</w:t>
       </w:r>
     </w:p>
     <w:p>
@@ -9544,6 +10054,42 @@
         <w:pStyle w:val="Ttulo1"/>
       </w:pPr>
       <w:bookmarkStart w:id="28" w:name="_Toc238480117"/>
+    </w:p>
+    <w:p>
+      <w:pPr>
+        <w:pStyle w:val="Ttulo1"/>
+      </w:pPr>
+    </w:p>
+    <w:p>
+      <w:pPr>
+        <w:pStyle w:val="Ttulo1"/>
+      </w:pPr>
+    </w:p>
+    <w:p>
+      <w:pPr>
+        <w:pStyle w:val="Ttulo1"/>
+      </w:pPr>
+    </w:p>
+    <w:p>
+      <w:pPr>
+        <w:pStyle w:val="Ttulo1"/>
+      </w:pPr>
+    </w:p>
+    <w:p/>
+    <w:p>
+      <w:pPr>
+        <w:pStyle w:val="Ttulo1"/>
+      </w:pPr>
+    </w:p>
+    <w:p>
+      <w:pPr>
+        <w:pStyle w:val="Ttulo1"/>
+      </w:pPr>
+    </w:p>
+    <w:p>
+      <w:pPr>
+        <w:pStyle w:val="Ttulo1"/>
+      </w:pPr>
       <w:r>
         <w:t>Diagrama de Pacotes</w:t>
       </w:r>
@@ -9579,8 +10125,6 @@
           <w:between w:val="nil"/>
         </w:pBdr>
         <w:rPr>
-          <w:i/>
-          <w:iCs/>
           <w:color w:val="FF0000"/>
           <w:sz w:val="22"/>
           <w:szCs w:val="22"/>
@@ -9588,19 +10132,16 @@
       </w:pPr>
       <w:r>
         <w:rPr>
-          <w:i/>
-          <w:iCs/>
           <w:noProof/>
           <w:color w:val="FF0000"/>
           <w:sz w:val="22"/>
           <w:szCs w:val="22"/>
         </w:rPr>
-        <w:lastRenderedPageBreak/>
         <w:drawing>
-          <wp:inline distT="0" distB="0" distL="0" distR="0" wp14:anchorId="137B775C" wp14:editId="2AC8F3F2">
-            <wp:extent cx="5605145" cy="4673600"/>
+          <wp:inline distT="0" distB="0" distL="0" distR="0" wp14:anchorId="06D901E8" wp14:editId="3FC33228">
+            <wp:extent cx="5612130" cy="5723890"/>
             <wp:effectExtent l="0" t="0" r="0" b="0"/>
-            <wp:docPr id="1945524213" name="Imagem 3"/>
+            <wp:docPr id="1282108935" name="Imagem 1"/>
             <wp:cNvGraphicFramePr>
               <a:graphicFrameLocks xmlns:a="http://schemas.openxmlformats.org/drawingml/2006/main" noChangeAspect="1"/>
             </wp:cNvGraphicFramePr>
@@ -9608,36 +10149,29 @@
               <a:graphicData uri="http://schemas.openxmlformats.org/drawingml/2006/picture">
                 <pic:pic xmlns:pic="http://schemas.openxmlformats.org/drawingml/2006/picture">
                   <pic:nvPicPr>
-                    <pic:cNvPr id="0" name="Picture 4"/>
-                    <pic:cNvPicPr>
-                      <a:picLocks noChangeAspect="1" noChangeArrowheads="1"/>
-                    </pic:cNvPicPr>
+                    <pic:cNvPr id="1282108935" name="Imagem 1282108935"/>
+                    <pic:cNvPicPr/>
                   </pic:nvPicPr>
                   <pic:blipFill>
-                    <a:blip r:embed="rId11">
+                    <a:blip r:embed="rId11" cstate="print">
                       <a:extLst>
                         <a:ext uri="{28A0092B-C50C-407E-A947-70E740481C1C}">
                           <a14:useLocalDpi xmlns:a14="http://schemas.microsoft.com/office/drawing/2010/main" val="0"/>
                         </a:ext>
                       </a:extLst>
                     </a:blip>
-                    <a:srcRect/>
                     <a:stretch>
                       <a:fillRect/>
                     </a:stretch>
                   </pic:blipFill>
-                  <pic:spPr bwMode="auto">
+                  <pic:spPr>
                     <a:xfrm>
                       <a:off x="0" y="0"/>
-                      <a:ext cx="5605145" cy="4673600"/>
+                      <a:ext cx="5612130" cy="5723890"/>
                     </a:xfrm>
                     <a:prstGeom prst="rect">
                       <a:avLst/>
                     </a:prstGeom>
-                    <a:noFill/>
-                    <a:ln>
-                      <a:noFill/>
-                    </a:ln>
                   </pic:spPr>
                 </pic:pic>
               </a:graphicData>
@@ -9745,7 +10279,7 @@
                 <w:between w:val="nil"/>
               </w:pBdr>
               <w:spacing w:after="120"/>
-              <w:jc w:val="center"/>
+              <w:jc w:val="both"/>
               <w:rPr>
                 <w:rFonts w:ascii="Arial" w:eastAsia="Arial" w:hAnsi="Arial" w:cs="Arial"/>
                 <w:b/>
@@ -9788,7 +10322,7 @@
                 <w:between w:val="nil"/>
               </w:pBdr>
               <w:spacing w:after="120"/>
-              <w:jc w:val="center"/>
+              <w:jc w:val="both"/>
               <w:rPr>
                 <w:rFonts w:ascii="Arial" w:eastAsia="Arial" w:hAnsi="Arial" w:cs="Arial"/>
                 <w:b/>
@@ -9831,7 +10365,7 @@
                 <w:between w:val="nil"/>
               </w:pBdr>
               <w:spacing w:after="120"/>
-              <w:jc w:val="center"/>
+              <w:jc w:val="both"/>
               <w:rPr>
                 <w:rFonts w:ascii="Arial" w:eastAsia="Arial" w:hAnsi="Arial" w:cs="Arial"/>
                 <w:b/>
@@ -9874,7 +10408,7 @@
                 <w:between w:val="nil"/>
               </w:pBdr>
               <w:spacing w:after="120"/>
-              <w:jc w:val="center"/>
+              <w:jc w:val="both"/>
               <w:rPr>
                 <w:rFonts w:ascii="Arial" w:eastAsia="Arial" w:hAnsi="Arial" w:cs="Arial"/>
                 <w:b/>
@@ -9913,6 +10447,7 @@
                 <w:between w:val="nil"/>
               </w:pBdr>
               <w:spacing w:after="120"/>
+              <w:jc w:val="both"/>
               <w:rPr>
                 <w:rFonts w:ascii="Arial" w:eastAsia="Arial" w:hAnsi="Arial" w:cs="Arial"/>
                 <w:b/>
@@ -9960,6 +10495,7 @@
                 <w:between w:val="nil"/>
               </w:pBdr>
               <w:spacing w:after="120"/>
+              <w:jc w:val="both"/>
               <w:rPr>
                 <w:rFonts w:ascii="Arial" w:hAnsi="Arial" w:cs="Arial"/>
                 <w:color w:val="000000"/>
@@ -9994,6 +10530,7 @@
                 <w:between w:val="nil"/>
               </w:pBdr>
               <w:spacing w:after="120"/>
+              <w:jc w:val="both"/>
               <w:rPr>
                 <w:rFonts w:ascii="Arial" w:hAnsi="Arial" w:cs="Arial"/>
                 <w:color w:val="000000"/>
@@ -10004,7 +10541,23 @@
                 <w:rFonts w:ascii="Arial" w:hAnsi="Arial" w:cs="Arial"/>
                 <w:color w:val="000000"/>
               </w:rPr>
-              <w:t>Modelagem relacional, diagrama E-R e script DDL/DML (prototech_db)</w:t>
+              <w:t>Modelagem relacional, diagrama E-R e script DDL/DML (</w:t>
+            </w:r>
+            <w:proofErr w:type="spellStart"/>
+            <w:r>
+              <w:rPr>
+                <w:rFonts w:ascii="Arial" w:hAnsi="Arial" w:cs="Arial"/>
+                <w:color w:val="000000"/>
+              </w:rPr>
+              <w:t>prototech_db</w:t>
+            </w:r>
+            <w:proofErr w:type="spellEnd"/>
+            <w:r>
+              <w:rPr>
+                <w:rFonts w:ascii="Arial" w:hAnsi="Arial" w:cs="Arial"/>
+                <w:color w:val="000000"/>
+              </w:rPr>
+              <w:t>)</w:t>
             </w:r>
           </w:p>
         </w:tc>
@@ -10028,6 +10581,7 @@
                 <w:between w:val="nil"/>
               </w:pBdr>
               <w:spacing w:after="120"/>
+              <w:jc w:val="both"/>
               <w:rPr>
                 <w:rFonts w:ascii="Arial" w:hAnsi="Arial" w:cs="Arial"/>
                 <w:color w:val="000000"/>
@@ -10062,6 +10616,7 @@
                 <w:between w:val="nil"/>
               </w:pBdr>
               <w:spacing w:after="120"/>
+              <w:jc w:val="both"/>
               <w:rPr>
                 <w:rFonts w:ascii="Arial" w:hAnsi="Arial" w:cs="Arial"/>
                 <w:color w:val="000000"/>
@@ -10092,6 +10647,7 @@
                 <w:between w:val="nil"/>
               </w:pBdr>
               <w:spacing w:after="120"/>
+              <w:jc w:val="both"/>
               <w:rPr>
                 <w:rFonts w:ascii="Arial" w:hAnsi="Arial" w:cs="Arial"/>
                 <w:color w:val="000000"/>
@@ -10131,6 +10687,7 @@
                 <w:between w:val="nil"/>
               </w:pBdr>
               <w:spacing w:after="120"/>
+              <w:jc w:val="both"/>
               <w:rPr>
                 <w:rFonts w:ascii="Arial" w:hAnsi="Arial" w:cs="Arial"/>
                 <w:color w:val="000000"/>
@@ -10141,6 +10698,7 @@
                 <w:rFonts w:ascii="Arial" w:hAnsi="Arial" w:cs="Arial"/>
                 <w:color w:val="000000"/>
               </w:rPr>
+              <w:lastRenderedPageBreak/>
               <w:t>2</w:t>
             </w:r>
           </w:p>
@@ -10165,6 +10723,7 @@
                 <w:between w:val="nil"/>
               </w:pBdr>
               <w:spacing w:after="120"/>
+              <w:jc w:val="both"/>
               <w:rPr>
                 <w:rFonts w:ascii="Arial" w:hAnsi="Arial" w:cs="Arial"/>
                 <w:color w:val="000000"/>
@@ -10175,7 +10734,41 @@
                 <w:rFonts w:ascii="Arial" w:hAnsi="Arial" w:cs="Arial"/>
                 <w:color w:val="000000"/>
               </w:rPr>
-              <w:t>Estruturação Maven, configuração do application.properties e entidades @Entity.</w:t>
+              <w:t xml:space="preserve">Estruturação </w:t>
+            </w:r>
+            <w:proofErr w:type="spellStart"/>
+            <w:r>
+              <w:rPr>
+                <w:rFonts w:ascii="Arial" w:hAnsi="Arial" w:cs="Arial"/>
+                <w:color w:val="000000"/>
+              </w:rPr>
+              <w:t>Maven</w:t>
+            </w:r>
+            <w:proofErr w:type="spellEnd"/>
+            <w:r>
+              <w:rPr>
+                <w:rFonts w:ascii="Arial" w:hAnsi="Arial" w:cs="Arial"/>
+                <w:color w:val="000000"/>
+              </w:rPr>
+              <w:t xml:space="preserve">, configuração do </w:t>
+            </w:r>
+            <w:proofErr w:type="spellStart"/>
+            <w:proofErr w:type="gramStart"/>
+            <w:r>
+              <w:rPr>
+                <w:rFonts w:ascii="Arial" w:hAnsi="Arial" w:cs="Arial"/>
+                <w:color w:val="000000"/>
+              </w:rPr>
+              <w:t>application.properties</w:t>
+            </w:r>
+            <w:proofErr w:type="spellEnd"/>
+            <w:proofErr w:type="gramEnd"/>
+            <w:r>
+              <w:rPr>
+                <w:rFonts w:ascii="Arial" w:hAnsi="Arial" w:cs="Arial"/>
+                <w:color w:val="000000"/>
+              </w:rPr>
+              <w:t xml:space="preserve"> e entidades @Entity.</w:t>
             </w:r>
           </w:p>
         </w:tc>
@@ -10199,6 +10792,7 @@
                 <w:between w:val="nil"/>
               </w:pBdr>
               <w:spacing w:after="120"/>
+              <w:jc w:val="both"/>
               <w:rPr>
                 <w:rFonts w:ascii="Arial" w:hAnsi="Arial" w:cs="Arial"/>
                 <w:color w:val="000000"/>
@@ -10233,6 +10827,7 @@
                 <w:between w:val="nil"/>
               </w:pBdr>
               <w:spacing w:after="120"/>
+              <w:jc w:val="both"/>
               <w:rPr>
                 <w:rFonts w:ascii="Arial" w:hAnsi="Arial" w:cs="Arial"/>
                 <w:color w:val="000000"/>
@@ -10263,6 +10858,7 @@
                 <w:between w:val="nil"/>
               </w:pBdr>
               <w:spacing w:after="120"/>
+              <w:jc w:val="both"/>
               <w:rPr>
                 <w:rFonts w:ascii="Arial" w:hAnsi="Arial" w:cs="Arial"/>
                 <w:color w:val="000000"/>
@@ -10302,6 +10898,7 @@
                 <w:between w:val="nil"/>
               </w:pBdr>
               <w:spacing w:after="120"/>
+              <w:jc w:val="both"/>
               <w:rPr>
                 <w:rFonts w:ascii="Arial" w:hAnsi="Arial" w:cs="Arial"/>
                 <w:color w:val="000000"/>
@@ -10336,6 +10933,7 @@
                 <w:between w:val="nil"/>
               </w:pBdr>
               <w:spacing w:after="120"/>
+              <w:jc w:val="both"/>
               <w:rPr>
                 <w:rFonts w:ascii="Arial" w:hAnsi="Arial" w:cs="Arial"/>
                 <w:color w:val="000000"/>
@@ -10346,7 +10944,23 @@
                 <w:rFonts w:ascii="Arial" w:hAnsi="Arial" w:cs="Arial"/>
                 <w:color w:val="000000"/>
               </w:rPr>
-              <w:t>Implementação dos Repositories e Services com controle transacional e alertas</w:t>
+              <w:t xml:space="preserve">Implementação dos </w:t>
+            </w:r>
+            <w:proofErr w:type="spellStart"/>
+            <w:r>
+              <w:rPr>
+                <w:rFonts w:ascii="Arial" w:hAnsi="Arial" w:cs="Arial"/>
+                <w:color w:val="000000"/>
+              </w:rPr>
+              <w:t>Repositories</w:t>
+            </w:r>
+            <w:proofErr w:type="spellEnd"/>
+            <w:r>
+              <w:rPr>
+                <w:rFonts w:ascii="Arial" w:hAnsi="Arial" w:cs="Arial"/>
+                <w:color w:val="000000"/>
+              </w:rPr>
+              <w:t xml:space="preserve"> e Services com controle transacional e alertas</w:t>
             </w:r>
           </w:p>
         </w:tc>
@@ -10370,6 +10984,7 @@
                 <w:between w:val="nil"/>
               </w:pBdr>
               <w:spacing w:after="120"/>
+              <w:jc w:val="both"/>
               <w:rPr>
                 <w:rFonts w:ascii="Arial" w:hAnsi="Arial" w:cs="Arial"/>
                 <w:color w:val="000000"/>
@@ -10404,6 +11019,7 @@
                 <w:between w:val="nil"/>
               </w:pBdr>
               <w:spacing w:after="120"/>
+              <w:jc w:val="both"/>
               <w:rPr>
                 <w:rFonts w:ascii="Arial" w:hAnsi="Arial" w:cs="Arial"/>
                 <w:color w:val="000000"/>
@@ -10434,6 +11050,7 @@
                 <w:between w:val="nil"/>
               </w:pBdr>
               <w:spacing w:after="120"/>
+              <w:jc w:val="both"/>
               <w:rPr>
                 <w:rFonts w:ascii="Arial" w:hAnsi="Arial" w:cs="Arial"/>
                 <w:color w:val="000000"/>
@@ -10473,6 +11090,7 @@
                 <w:between w:val="nil"/>
               </w:pBdr>
               <w:spacing w:after="120"/>
+              <w:jc w:val="both"/>
               <w:rPr>
                 <w:rFonts w:ascii="Arial" w:hAnsi="Arial" w:cs="Arial"/>
                 <w:color w:val="000000"/>
@@ -10483,7 +11101,6 @@
                 <w:rFonts w:ascii="Arial" w:hAnsi="Arial" w:cs="Arial"/>
                 <w:color w:val="000000"/>
               </w:rPr>
-              <w:lastRenderedPageBreak/>
               <w:t>4</w:t>
             </w:r>
           </w:p>
@@ -10508,6 +11125,7 @@
                 <w:between w:val="nil"/>
               </w:pBdr>
               <w:spacing w:after="120"/>
+              <w:jc w:val="both"/>
               <w:rPr>
                 <w:rFonts w:ascii="Arial" w:hAnsi="Arial" w:cs="Arial"/>
                 <w:color w:val="000000"/>
@@ -10518,7 +11136,55 @@
                 <w:rFonts w:ascii="Arial" w:hAnsi="Arial" w:cs="Arial"/>
                 <w:color w:val="000000"/>
               </w:rPr>
-              <w:t>Desenvolvimento dos Controllers MVC e telas Thymeleaf com Bootstrap 5</w:t>
+              <w:t xml:space="preserve">Desenvolvimento dos </w:t>
+            </w:r>
+            <w:proofErr w:type="spellStart"/>
+            <w:r>
+              <w:rPr>
+                <w:rFonts w:ascii="Arial" w:hAnsi="Arial" w:cs="Arial"/>
+                <w:color w:val="000000"/>
+              </w:rPr>
+              <w:t>Controllers</w:t>
+            </w:r>
+            <w:proofErr w:type="spellEnd"/>
+            <w:r>
+              <w:rPr>
+                <w:rFonts w:ascii="Arial" w:hAnsi="Arial" w:cs="Arial"/>
+                <w:color w:val="000000"/>
+              </w:rPr>
+              <w:t xml:space="preserve"> MVC e telas </w:t>
+            </w:r>
+            <w:proofErr w:type="spellStart"/>
+            <w:r>
+              <w:rPr>
+                <w:rFonts w:ascii="Arial" w:hAnsi="Arial" w:cs="Arial"/>
+                <w:color w:val="000000"/>
+              </w:rPr>
+              <w:t>Thymeleaf</w:t>
+            </w:r>
+            <w:proofErr w:type="spellEnd"/>
+            <w:r>
+              <w:rPr>
+                <w:rFonts w:ascii="Arial" w:hAnsi="Arial" w:cs="Arial"/>
+                <w:color w:val="000000"/>
+              </w:rPr>
+              <w:t xml:space="preserve"> com </w:t>
+            </w:r>
+            <w:proofErr w:type="spellStart"/>
+            <w:r>
+              <w:rPr>
+                <w:rFonts w:ascii="Arial" w:hAnsi="Arial" w:cs="Arial"/>
+                <w:color w:val="000000"/>
+              </w:rPr>
+              <w:t>Bootstrap</w:t>
+            </w:r>
+            <w:proofErr w:type="spellEnd"/>
+            <w:r>
+              <w:rPr>
+                <w:rFonts w:ascii="Arial" w:hAnsi="Arial" w:cs="Arial"/>
+                <w:color w:val="000000"/>
+              </w:rPr>
+              <w:t xml:space="preserve"> 5</w:t>
             </w:r>
           </w:p>
         </w:tc>
@@ -10542,6 +11208,7 @@
                 <w:between w:val="nil"/>
               </w:pBdr>
               <w:spacing w:after="120"/>
+              <w:jc w:val="both"/>
               <w:rPr>
                 <w:rFonts w:ascii="Arial" w:hAnsi="Arial" w:cs="Arial"/>
                 <w:color w:val="000000"/>
@@ -10576,6 +11243,7 @@
                 <w:between w:val="nil"/>
               </w:pBdr>
               <w:spacing w:after="120"/>
+              <w:jc w:val="both"/>
               <w:rPr>
                 <w:rFonts w:ascii="Arial" w:hAnsi="Arial" w:cs="Arial"/>
                 <w:color w:val="000000"/>
@@ -10606,6 +11274,7 @@
                 <w:between w:val="nil"/>
               </w:pBdr>
               <w:spacing w:after="120"/>
+              <w:jc w:val="both"/>
               <w:rPr>
                 <w:rFonts w:ascii="Arial" w:hAnsi="Arial" w:cs="Arial"/>
                 <w:color w:val="000000"/>
@@ -10645,6 +11314,7 @@
                 <w:between w:val="nil"/>
               </w:pBdr>
               <w:spacing w:after="120"/>
+              <w:jc w:val="both"/>
               <w:rPr>
                 <w:rFonts w:ascii="Arial" w:hAnsi="Arial" w:cs="Arial"/>
                 <w:color w:val="000000"/>
@@ -10683,6 +11353,7 @@
                 <w:between w:val="nil"/>
               </w:pBdr>
               <w:spacing w:after="120"/>
+              <w:jc w:val="both"/>
               <w:rPr>
                 <w:rFonts w:ascii="Arial" w:hAnsi="Arial" w:cs="Arial"/>
                 <w:color w:val="000000"/>
@@ -10697,7 +11368,47 @@
                 <w:sz w:val="22"/>
                 <w:szCs w:val="22"/>
               </w:rPr>
-              <w:t>Integração do iText PDF, Tom Select, testes de consistência e homologação.</w:t>
+              <w:t xml:space="preserve">Integração do </w:t>
+            </w:r>
+            <w:proofErr w:type="spellStart"/>
+            <w:r>
+              <w:rPr>
+                <w:rFonts w:ascii="Arial" w:hAnsi="Arial" w:cs="Arial"/>
+                <w:color w:val="000000"/>
+                <w:sz w:val="22"/>
+                <w:szCs w:val="22"/>
+              </w:rPr>
+              <w:t>iText</w:t>
+            </w:r>
+            <w:proofErr w:type="spellEnd"/>
+            <w:r>
+              <w:rPr>
+                <w:rFonts w:ascii="Arial" w:hAnsi="Arial" w:cs="Arial"/>
+                <w:color w:val="000000"/>
+                <w:sz w:val="22"/>
+                <w:szCs w:val="22"/>
+              </w:rPr>
+              <w:t xml:space="preserve"> PDF, Tom </w:t>
+            </w:r>
+            <w:proofErr w:type="spellStart"/>
+            <w:r>
+              <w:rPr>
+                <w:rFonts w:ascii="Arial" w:hAnsi="Arial" w:cs="Arial"/>
+                <w:color w:val="000000"/>
+                <w:sz w:val="22"/>
+                <w:szCs w:val="22"/>
+              </w:rPr>
+              <w:t>Select</w:t>
+            </w:r>
+            <w:proofErr w:type="spellEnd"/>
+            <w:r>
+              <w:rPr>
+                <w:rFonts w:ascii="Arial" w:hAnsi="Arial" w:cs="Arial"/>
+                <w:color w:val="000000"/>
+                <w:sz w:val="22"/>
+                <w:szCs w:val="22"/>
+              </w:rPr>
+              <w:t>, testes de consistência e homologação.</w:t>
             </w:r>
           </w:p>
         </w:tc>
@@ -10721,6 +11432,7 @@
                 <w:between w:val="nil"/>
               </w:pBdr>
               <w:spacing w:after="120"/>
+              <w:jc w:val="both"/>
               <w:rPr>
                 <w:rFonts w:ascii="Arial" w:hAnsi="Arial" w:cs="Arial"/>
                 <w:color w:val="000000"/>
@@ -10759,6 +11471,7 @@
                 <w:between w:val="nil"/>
               </w:pBdr>
               <w:spacing w:after="120"/>
+              <w:jc w:val="both"/>
               <w:rPr>
                 <w:rFonts w:ascii="Arial" w:hAnsi="Arial" w:cs="Arial"/>
                 <w:color w:val="000000"/>
@@ -10793,6 +11506,7 @@
                 <w:between w:val="nil"/>
               </w:pBdr>
               <w:spacing w:after="120"/>
+              <w:jc w:val="both"/>
               <w:rPr>
                 <w:rFonts w:ascii="Arial" w:hAnsi="Arial" w:cs="Arial"/>
                 <w:color w:val="000000"/>
@@ -10872,22 +11586,16 @@
       <w:r>
         <w:rPr>
           <w:color w:val="000000"/>
-          <w:sz w:val="20"/>
-          <w:szCs w:val="20"/>
         </w:rPr>
         <w:t xml:space="preserve">- </w:t>
       </w:r>
       <w:r>
-        <w:rPr>
-          <w:color w:val="1F497D"/>
-          <w:sz w:val="20"/>
-          <w:szCs w:val="20"/>
-        </w:rPr>
         <w:t>&lt;Nome da Técnica e descrição dos procedimentos e resultados obtidos&gt;</w:t>
       </w:r>
     </w:p>
     <w:p>
       <w:pPr>
+        <w:jc w:val="both"/>
         <w:rPr>
           <w:color w:val="000000"/>
         </w:rPr>
@@ -10900,6 +11608,7 @@
           <w:ilvl w:val="0"/>
           <w:numId w:val="23"/>
         </w:numPr>
+        <w:jc w:val="both"/>
         <w:rPr>
           <w:rFonts w:ascii="Arial" w:hAnsi="Arial" w:cs="Arial"/>
           <w:color w:val="000000"/>
@@ -10920,6 +11629,7 @@
           <w:ilvl w:val="0"/>
           <w:numId w:val="23"/>
         </w:numPr>
+        <w:jc w:val="both"/>
         <w:rPr>
           <w:rFonts w:ascii="Arial" w:hAnsi="Arial" w:cs="Arial"/>
           <w:color w:val="000000"/>
@@ -10930,7 +11640,39 @@
           <w:rFonts w:ascii="Arial" w:hAnsi="Arial" w:cs="Arial"/>
           <w:color w:val="000000"/>
         </w:rPr>
-        <w:t xml:space="preserve">Descrição dos Procedimentos: O levantamento foi conduzido por meio da verificação sistemática de documentos comerciais reais e da observação do cotidiano da loja Prototech, visando mepear o fluxo passo a passo dos processos de negócio focados em suprimentos de vendas. </w:t>
+        <w:t xml:space="preserve">Descrição dos Procedimentos: O levantamento foi conduzido por meio da verificação sistemática de documentos comerciais reais e da observação do cotidiano da loja </w:t>
+      </w:r>
+      <w:proofErr w:type="spellStart"/>
+      <w:r>
+        <w:rPr>
+          <w:rFonts w:ascii="Arial" w:hAnsi="Arial" w:cs="Arial"/>
+          <w:color w:val="000000"/>
+        </w:rPr>
+        <w:t>Prototech</w:t>
+      </w:r>
+      <w:proofErr w:type="spellEnd"/>
+      <w:r>
+        <w:rPr>
+          <w:rFonts w:ascii="Arial" w:hAnsi="Arial" w:cs="Arial"/>
+          <w:color w:val="000000"/>
+        </w:rPr>
+        <w:t xml:space="preserve">, visando </w:t>
+      </w:r>
+      <w:proofErr w:type="spellStart"/>
+      <w:r>
+        <w:rPr>
+          <w:rFonts w:ascii="Arial" w:hAnsi="Arial" w:cs="Arial"/>
+          <w:color w:val="000000"/>
+        </w:rPr>
+        <w:t>mepear</w:t>
+      </w:r>
+      <w:proofErr w:type="spellEnd"/>
+      <w:r>
+        <w:rPr>
+          <w:rFonts w:ascii="Arial" w:hAnsi="Arial" w:cs="Arial"/>
+          <w:color w:val="000000"/>
+        </w:rPr>
+        <w:t xml:space="preserve"> o fluxo passo a passo dos processos de negócio focados em suprimentos de vendas. </w:t>
       </w:r>
     </w:p>
     <w:p>
@@ -10940,6 +11682,7 @@
           <w:ilvl w:val="0"/>
           <w:numId w:val="23"/>
         </w:numPr>
+        <w:jc w:val="both"/>
         <w:rPr>
           <w:rFonts w:ascii="Arial" w:eastAsia="Arial" w:hAnsi="Arial" w:cs="Arial"/>
         </w:rPr>
@@ -11171,7 +11914,6 @@
     <w:lvl w:ilvl="0">
       <w:start w:val="1"/>
       <w:numFmt w:val="decimal"/>
-      <w:pStyle w:val="Ttulo1"/>
       <w:lvlText w:val="%1."/>
       <w:lvlJc w:val="left"/>
       <w:pPr>
@@ -13979,12 +14721,11 @@
     <w:autoRedefine/>
     <w:uiPriority w:val="9"/>
     <w:qFormat/>
-    <w:rsid w:val="00883489"/>
+    <w:rsid w:val="00C1617D"/>
     <w:pPr>
       <w:keepNext/>
-      <w:numPr>
-        <w:numId w:val="18"/>
-      </w:numPr>
+      <w:ind w:left="720" w:hanging="360"/>
+      <w:jc w:val="both"/>
       <w:outlineLvl w:val="0"/>
     </w:pPr>
     <w:rPr>
@@ -14838,10 +15579,8 @@
     <w:rsid w:val="00596F5F"/>
     <w:pPr>
       <w:keepLines/>
-      <w:numPr>
-        <w:numId w:val="0"/>
-      </w:numPr>
       <w:spacing w:before="240" w:line="259" w:lineRule="auto"/>
+      <w:ind w:left="0" w:firstLine="0"/>
       <w:outlineLvl w:val="9"/>
     </w:pPr>
     <w:rPr>
